--- a/Сплит система Демкин Алексей.docx
+++ b/Сплит система Демкин Алексей.docx
@@ -3993,14 +3993,8731 @@
     </w:p>
     <w:p>
       <w:pPr>
-        <w:spacing w:line="360" w:lineRule="auto"/>
-        <w:rPr>
-          <w:rFonts w:ascii="Times New Roman" w:hAnsi="Times New Roman" w:cs="Times New Roman"/>
-          <w:color w:val="000000" w:themeColor="text1"/>
-          <w:sz w:val="28"/>
-          <w:szCs w:val="28"/>
-        </w:rPr>
-      </w:pPr>
+        <w:pStyle w:val="2"/>
+        <w:jc w:val="center"/>
+        <w:rPr>
+          <w:rFonts w:ascii="Times New Roman" w:hAnsi="Times New Roman" w:cs="Times New Roman"/>
+          <w:b/>
+          <w:bCs/>
+          <w:color w:val="000000" w:themeColor="text1"/>
+          <w:sz w:val="28"/>
+          <w:szCs w:val="28"/>
+        </w:rPr>
+      </w:pPr>
+      <w:r>
+        <w:rPr>
+          <w:rFonts w:ascii="Times New Roman" w:hAnsi="Times New Roman" w:cs="Times New Roman"/>
+          <w:b/>
+          <w:bCs/>
+          <w:color w:val="000000" w:themeColor="text1"/>
+          <w:sz w:val="28"/>
+          <w:szCs w:val="28"/>
+        </w:rPr>
+        <w:t>1.2. Экономическая сущность задачи</w:t>
+      </w:r>
+    </w:p>
+    <w:p>
+      <w:pPr>
+        <w:spacing w:line="360" w:lineRule="auto"/>
+        <w:rPr>
+          <w:rFonts w:ascii="Times New Roman" w:hAnsi="Times New Roman" w:cs="Times New Roman"/>
+          <w:color w:val="000000" w:themeColor="text1"/>
+          <w:sz w:val="28"/>
+          <w:szCs w:val="28"/>
+        </w:rPr>
+      </w:pPr>
+      <w:r>
+        <w:rPr>
+          <w:rFonts w:ascii="Times New Roman" w:hAnsi="Times New Roman" w:cs="Times New Roman"/>
+          <w:color w:val="000000" w:themeColor="text1"/>
+          <w:sz w:val="28"/>
+          <w:szCs w:val="28"/>
+        </w:rPr>
+        <w:t>В рамках рассматриваемой предметной области разработчик веб-приложения или HTML5-игры регулярно сталкивается с необходимостью проверки продуктовых гипотез. Подобные гипотезы связаны с изменением отдельных параметров приложения, которые могут влиять на поведение пользователей, вовлечённость, удержание и выполнение целевых действий.</w:t>
+      </w:r>
+    </w:p>
+    <w:p>
+      <w:pPr>
+        <w:spacing w:line="360" w:lineRule="auto"/>
+        <w:rPr>
+          <w:rFonts w:ascii="Times New Roman" w:hAnsi="Times New Roman" w:cs="Times New Roman"/>
+          <w:color w:val="000000" w:themeColor="text1"/>
+          <w:sz w:val="28"/>
+          <w:szCs w:val="28"/>
+        </w:rPr>
+      </w:pPr>
+      <w:r>
+        <w:rPr>
+          <w:rFonts w:ascii="Times New Roman" w:hAnsi="Times New Roman" w:cs="Times New Roman"/>
+          <w:color w:val="000000" w:themeColor="text1"/>
+          <w:sz w:val="28"/>
+          <w:szCs w:val="28"/>
+        </w:rPr>
+        <w:t>К таким параметрам могут относиться значения награды, сложность прохождения, стоимость игрового действия, количество доступных попыток, текст подсказки, длительность таймера или доступность отдельной функции. Изменение даже одного из таких параметров может повлиять на пользовательский опыт, поэтому разработчику необходимо не только внести изменение, но и оценить его результат на основе метрик.</w:t>
+      </w:r>
+    </w:p>
+    <w:p>
+      <w:pPr>
+        <w:spacing w:line="360" w:lineRule="auto"/>
+        <w:rPr>
+          <w:rFonts w:ascii="Times New Roman" w:hAnsi="Times New Roman" w:cs="Times New Roman"/>
+          <w:color w:val="000000" w:themeColor="text1"/>
+          <w:sz w:val="28"/>
+          <w:szCs w:val="28"/>
+        </w:rPr>
+      </w:pPr>
+      <w:r>
+        <w:rPr>
+          <w:rFonts w:ascii="Times New Roman" w:hAnsi="Times New Roman" w:cs="Times New Roman"/>
+          <w:color w:val="000000" w:themeColor="text1"/>
+          <w:sz w:val="28"/>
+          <w:szCs w:val="28"/>
+        </w:rPr>
+        <w:t xml:space="preserve">До внедрения проектируемой информационной системы проверка таких изменений выполняется вручную. Разработчик формирует гипотезу об </w:t>
+      </w:r>
+      <w:r>
+        <w:rPr>
+          <w:rFonts w:ascii="Times New Roman" w:hAnsi="Times New Roman" w:cs="Times New Roman"/>
+          <w:color w:val="000000" w:themeColor="text1"/>
+          <w:sz w:val="28"/>
+          <w:szCs w:val="28"/>
+        </w:rPr>
+        <w:lastRenderedPageBreak/>
+        <w:t xml:space="preserve">изменении параметров приложения, после чего подготавливает вариант изменений и вносит их непосредственно в проект </w:t>
+      </w:r>
+      <w:proofErr w:type="spellStart"/>
+      <w:r>
+        <w:rPr>
+          <w:rFonts w:ascii="Times New Roman" w:hAnsi="Times New Roman" w:cs="Times New Roman"/>
+          <w:color w:val="000000" w:themeColor="text1"/>
+          <w:sz w:val="28"/>
+          <w:szCs w:val="28"/>
+        </w:rPr>
+        <w:t>Unity</w:t>
+      </w:r>
+      <w:proofErr w:type="spellEnd"/>
+      <w:r>
+        <w:rPr>
+          <w:rFonts w:ascii="Times New Roman" w:hAnsi="Times New Roman" w:cs="Times New Roman"/>
+          <w:color w:val="000000" w:themeColor="text1"/>
+          <w:sz w:val="28"/>
+          <w:szCs w:val="28"/>
+        </w:rPr>
+        <w:t>. Далее выполняется сборка новой версии приложения, её загрузка на платформу публикации и последующая публикация для конечных пользователей.</w:t>
+      </w:r>
+    </w:p>
+    <w:p>
+      <w:pPr>
+        <w:spacing w:line="360" w:lineRule="auto"/>
+        <w:rPr>
+          <w:rFonts w:ascii="Times New Roman" w:hAnsi="Times New Roman" w:cs="Times New Roman"/>
+          <w:color w:val="000000" w:themeColor="text1"/>
+          <w:sz w:val="28"/>
+          <w:szCs w:val="28"/>
+        </w:rPr>
+      </w:pPr>
+      <w:r>
+        <w:rPr>
+          <w:rFonts w:ascii="Times New Roman" w:hAnsi="Times New Roman" w:cs="Times New Roman"/>
+          <w:color w:val="000000" w:themeColor="text1"/>
+          <w:sz w:val="28"/>
+          <w:szCs w:val="28"/>
+        </w:rPr>
+        <w:t>После публикации пользователи запускают доступную версию приложения и взаимодействуют с ней. В процессе использования приложения Яндекс Метрика фиксирует пользовательские события и показатели. Разработчик открывает отчёты Яндекс Метрики, анализирует показатели текущей версии и фиксирует полученные результаты. На этом этапе формируется база для последующего сравнения с другой версией приложения.</w:t>
+      </w:r>
+    </w:p>
+    <w:p>
+      <w:pPr>
+        <w:spacing w:line="360" w:lineRule="auto"/>
+        <w:rPr>
+          <w:rFonts w:ascii="Times New Roman" w:hAnsi="Times New Roman" w:cs="Times New Roman"/>
+          <w:color w:val="000000" w:themeColor="text1"/>
+          <w:sz w:val="28"/>
+          <w:szCs w:val="28"/>
+        </w:rPr>
+      </w:pPr>
+      <w:r>
+        <w:rPr>
+          <w:rFonts w:ascii="Times New Roman" w:hAnsi="Times New Roman" w:cs="Times New Roman"/>
+          <w:color w:val="000000" w:themeColor="text1"/>
+          <w:sz w:val="28"/>
+          <w:szCs w:val="28"/>
+        </w:rPr>
+        <w:t>Затем разработчик изменяет параметры приложения для второй версии. После внесения изменений снова выполняется сборка приложения, загрузка второй версии на платформу и её публикация. Конечные пользователи начинают использовать вторую опубликованную версию, а Яндекс Метрика повторно фиксирует пользовательские события и метрики уже для изменённого варианта приложения.</w:t>
+      </w:r>
+    </w:p>
+    <w:p>
+      <w:pPr>
+        <w:spacing w:line="360" w:lineRule="auto"/>
+        <w:rPr>
+          <w:rFonts w:ascii="Times New Roman" w:hAnsi="Times New Roman" w:cs="Times New Roman"/>
+          <w:color w:val="000000" w:themeColor="text1"/>
+          <w:sz w:val="28"/>
+          <w:szCs w:val="28"/>
+        </w:rPr>
+      </w:pPr>
+      <w:r>
+        <w:rPr>
+          <w:rFonts w:ascii="Times New Roman" w:hAnsi="Times New Roman" w:cs="Times New Roman"/>
+          <w:color w:val="000000" w:themeColor="text1"/>
+          <w:sz w:val="28"/>
+          <w:szCs w:val="28"/>
+        </w:rPr>
+        <w:t>После накопления данных разработчик снова открывает отчёты Яндекс Метрики и сравнивает показатели первой и второй версии. На основании сравнения принимается решение о том, какая версия приложения показывает лучшие метрики. Если новая версия демонстрирует более эффективные показатели, разработчик оставляет её опубликованной. Если же новая версия не даёт улучшения или ухудшает показатели, разработчик повторно публикует изначальную версию приложения.</w:t>
+      </w:r>
+    </w:p>
+    <w:p>
+      <w:pPr>
+        <w:spacing w:line="360" w:lineRule="auto"/>
+        <w:rPr>
+          <w:rFonts w:ascii="Times New Roman" w:hAnsi="Times New Roman" w:cs="Times New Roman"/>
+          <w:color w:val="000000" w:themeColor="text1"/>
+          <w:sz w:val="28"/>
+          <w:szCs w:val="28"/>
+        </w:rPr>
+      </w:pPr>
+      <w:r>
+        <w:rPr>
+          <w:rFonts w:ascii="Times New Roman" w:hAnsi="Times New Roman" w:cs="Times New Roman"/>
+          <w:color w:val="000000" w:themeColor="text1"/>
+          <w:sz w:val="28"/>
+          <w:szCs w:val="28"/>
+        </w:rPr>
+        <w:t>Таким образом, текущий процесс проверки изменения параметров фактически сводится к последовательной публикации разных версий приложения и последующему сравнению их показателей по данным аналитики. Обобщённый процесс проверки параметров веб-приложения до внедрения информационной системы представлен на рисунк</w:t>
+      </w:r>
+      <w:r>
+        <w:rPr>
+          <w:rFonts w:ascii="Times New Roman" w:hAnsi="Times New Roman" w:cs="Times New Roman"/>
+          <w:color w:val="000000" w:themeColor="text1"/>
+          <w:sz w:val="28"/>
+          <w:szCs w:val="28"/>
+        </w:rPr>
+        <w:t xml:space="preserve">ах </w:t>
+      </w:r>
+      <w:proofErr w:type="gramStart"/>
+      <w:r>
+        <w:rPr>
+          <w:rFonts w:ascii="Times New Roman" w:hAnsi="Times New Roman" w:cs="Times New Roman"/>
+          <w:color w:val="000000" w:themeColor="text1"/>
+          <w:sz w:val="28"/>
+          <w:szCs w:val="28"/>
+        </w:rPr>
+        <w:t>2-3</w:t>
+      </w:r>
+      <w:proofErr w:type="gramEnd"/>
+      <w:r>
+        <w:rPr>
+          <w:rFonts w:ascii="Times New Roman" w:hAnsi="Times New Roman" w:cs="Times New Roman"/>
+          <w:color w:val="000000" w:themeColor="text1"/>
+          <w:sz w:val="28"/>
+          <w:szCs w:val="28"/>
+        </w:rPr>
+        <w:t>.</w:t>
+      </w:r>
+    </w:p>
+    <w:p>
+      <w:pPr>
+        <w:keepNext/>
+        <w:spacing w:line="360" w:lineRule="auto"/>
+      </w:pPr>
+      <w:r>
+        <w:rPr>
+          <w:rFonts w:ascii="Times New Roman" w:hAnsi="Times New Roman" w:cs="Times New Roman"/>
+          <w:b/>
+          <w:bCs/>
+          <w:color w:val="000000" w:themeColor="text1"/>
+          <w:sz w:val="28"/>
+          <w:szCs w:val="28"/>
+        </w:rPr>
+        <w:lastRenderedPageBreak/>
+        <w:drawing>
+          <wp:inline distT="0" distB="0" distL="0" distR="0" wp14:anchorId="77550068" wp14:editId="121B3B01">
+            <wp:extent cx="5940425" cy="3533140"/>
+            <wp:effectExtent l="0" t="0" r="3175" b="0"/>
+            <wp:docPr id="1551160672" name="Рисунок 1"/>
+            <wp:cNvGraphicFramePr>
+              <a:graphicFrameLocks xmlns:a="http://schemas.openxmlformats.org/drawingml/2006/main" noChangeAspect="1"/>
+            </wp:cNvGraphicFramePr>
+            <a:graphic xmlns:a="http://schemas.openxmlformats.org/drawingml/2006/main">
+              <a:graphicData uri="http://schemas.openxmlformats.org/drawingml/2006/picture">
+                <pic:pic xmlns:pic="http://schemas.openxmlformats.org/drawingml/2006/picture">
+                  <pic:nvPicPr>
+                    <pic:cNvPr id="1551160672" name=""/>
+                    <pic:cNvPicPr/>
+                  </pic:nvPicPr>
+                  <pic:blipFill>
+                    <a:blip r:embed="rId7"/>
+                    <a:stretch>
+                      <a:fillRect/>
+                    </a:stretch>
+                  </pic:blipFill>
+                  <pic:spPr>
+                    <a:xfrm>
+                      <a:off x="0" y="0"/>
+                      <a:ext cx="5940425" cy="3533140"/>
+                    </a:xfrm>
+                    <a:prstGeom prst="rect">
+                      <a:avLst/>
+                    </a:prstGeom>
+                  </pic:spPr>
+                </pic:pic>
+              </a:graphicData>
+            </a:graphic>
+          </wp:inline>
+        </w:drawing>
+      </w:r>
+    </w:p>
+    <w:p>
+      <w:pPr>
+        <w:pStyle w:val="af"/>
+        <w:jc w:val="center"/>
+        <w:rPr>
+          <w:rFonts w:ascii="Times New Roman" w:hAnsi="Times New Roman" w:cs="Times New Roman"/>
+          <w:b/>
+          <w:bCs/>
+          <w:i w:val="0"/>
+          <w:iCs w:val="0"/>
+          <w:color w:val="auto"/>
+          <w:sz w:val="40"/>
+          <w:szCs w:val="40"/>
+        </w:rPr>
+      </w:pPr>
+      <w:r>
+        <w:rPr>
+          <w:rFonts w:ascii="Times New Roman" w:hAnsi="Times New Roman" w:cs="Times New Roman"/>
+          <w:i w:val="0"/>
+          <w:iCs w:val="0"/>
+          <w:color w:val="auto"/>
+          <w:sz w:val="24"/>
+          <w:szCs w:val="24"/>
+        </w:rPr>
+        <w:t xml:space="preserve">Рисунок </w:t>
+      </w:r>
+      <w:r>
+        <w:rPr>
+          <w:rFonts w:ascii="Times New Roman" w:hAnsi="Times New Roman" w:cs="Times New Roman"/>
+          <w:i w:val="0"/>
+          <w:iCs w:val="0"/>
+          <w:color w:val="auto"/>
+          <w:sz w:val="24"/>
+          <w:szCs w:val="24"/>
+        </w:rPr>
+        <w:fldChar w:fldCharType="begin"/>
+      </w:r>
+      <w:r>
+        <w:rPr>
+          <w:rFonts w:ascii="Times New Roman" w:hAnsi="Times New Roman" w:cs="Times New Roman"/>
+          <w:i w:val="0"/>
+          <w:iCs w:val="0"/>
+          <w:color w:val="auto"/>
+          <w:sz w:val="24"/>
+          <w:szCs w:val="24"/>
+        </w:rPr>
+        <w:instrText xml:space="preserve"> SEQ Рисунок \* ARABIC </w:instrText>
+      </w:r>
+      <w:r>
+        <w:rPr>
+          <w:rFonts w:ascii="Times New Roman" w:hAnsi="Times New Roman" w:cs="Times New Roman"/>
+          <w:i w:val="0"/>
+          <w:iCs w:val="0"/>
+          <w:color w:val="auto"/>
+          <w:sz w:val="24"/>
+          <w:szCs w:val="24"/>
+        </w:rPr>
+        <w:fldChar w:fldCharType="separate"/>
+      </w:r>
+      <w:r>
+        <w:rPr>
+          <w:rFonts w:ascii="Times New Roman" w:hAnsi="Times New Roman" w:cs="Times New Roman"/>
+          <w:i w:val="0"/>
+          <w:iCs w:val="0"/>
+          <w:noProof/>
+          <w:color w:val="auto"/>
+          <w:sz w:val="24"/>
+          <w:szCs w:val="24"/>
+        </w:rPr>
+        <w:t>2</w:t>
+      </w:r>
+      <w:r>
+        <w:rPr>
+          <w:rFonts w:ascii="Times New Roman" w:hAnsi="Times New Roman" w:cs="Times New Roman"/>
+          <w:i w:val="0"/>
+          <w:iCs w:val="0"/>
+          <w:color w:val="auto"/>
+          <w:sz w:val="24"/>
+          <w:szCs w:val="24"/>
+        </w:rPr>
+        <w:fldChar w:fldCharType="end"/>
+      </w:r>
+      <w:r>
+        <w:rPr>
+          <w:rFonts w:ascii="Times New Roman" w:hAnsi="Times New Roman" w:cs="Times New Roman"/>
+          <w:i w:val="0"/>
+          <w:iCs w:val="0"/>
+          <w:color w:val="auto"/>
+          <w:sz w:val="24"/>
+          <w:szCs w:val="24"/>
+        </w:rPr>
+        <w:t xml:space="preserve"> - Диаграмма </w:t>
+      </w:r>
+      <w:r>
+        <w:rPr>
+          <w:rFonts w:ascii="Times New Roman" w:hAnsi="Times New Roman" w:cs="Times New Roman"/>
+          <w:i w:val="0"/>
+          <w:iCs w:val="0"/>
+          <w:color w:val="auto"/>
+          <w:sz w:val="24"/>
+          <w:szCs w:val="24"/>
+          <w:lang w:val="en-US"/>
+        </w:rPr>
+        <w:t>as is</w:t>
+      </w:r>
+    </w:p>
+    <w:p>
+      <w:pPr>
+        <w:keepNext/>
+        <w:spacing w:line="360" w:lineRule="auto"/>
+      </w:pPr>
+      <w:r>
+        <w:rPr>
+          <w:rFonts w:ascii="Times New Roman" w:hAnsi="Times New Roman" w:cs="Times New Roman"/>
+          <w:b/>
+          <w:bCs/>
+          <w:color w:val="000000" w:themeColor="text1"/>
+          <w:sz w:val="28"/>
+          <w:szCs w:val="28"/>
+        </w:rPr>
+        <w:drawing>
+          <wp:inline distT="0" distB="0" distL="0" distR="0" wp14:anchorId="65E9DC57" wp14:editId="190A78D1">
+            <wp:extent cx="5940425" cy="3559175"/>
+            <wp:effectExtent l="0" t="0" r="3175" b="3175"/>
+            <wp:docPr id="110126012" name="Рисунок 1"/>
+            <wp:cNvGraphicFramePr>
+              <a:graphicFrameLocks xmlns:a="http://schemas.openxmlformats.org/drawingml/2006/main" noChangeAspect="1"/>
+            </wp:cNvGraphicFramePr>
+            <a:graphic xmlns:a="http://schemas.openxmlformats.org/drawingml/2006/main">
+              <a:graphicData uri="http://schemas.openxmlformats.org/drawingml/2006/picture">
+                <pic:pic xmlns:pic="http://schemas.openxmlformats.org/drawingml/2006/picture">
+                  <pic:nvPicPr>
+                    <pic:cNvPr id="110126012" name=""/>
+                    <pic:cNvPicPr/>
+                  </pic:nvPicPr>
+                  <pic:blipFill>
+                    <a:blip r:embed="rId8"/>
+                    <a:stretch>
+                      <a:fillRect/>
+                    </a:stretch>
+                  </pic:blipFill>
+                  <pic:spPr>
+                    <a:xfrm>
+                      <a:off x="0" y="0"/>
+                      <a:ext cx="5940425" cy="3559175"/>
+                    </a:xfrm>
+                    <a:prstGeom prst="rect">
+                      <a:avLst/>
+                    </a:prstGeom>
+                  </pic:spPr>
+                </pic:pic>
+              </a:graphicData>
+            </a:graphic>
+          </wp:inline>
+        </w:drawing>
+      </w:r>
+    </w:p>
+    <w:p>
+      <w:pPr>
+        <w:pStyle w:val="af"/>
+        <w:jc w:val="center"/>
+        <w:rPr>
+          <w:rFonts w:ascii="Times New Roman" w:hAnsi="Times New Roman" w:cs="Times New Roman"/>
+          <w:b/>
+          <w:bCs/>
+          <w:i w:val="0"/>
+          <w:iCs w:val="0"/>
+          <w:color w:val="auto"/>
+          <w:sz w:val="40"/>
+          <w:szCs w:val="40"/>
+        </w:rPr>
+      </w:pPr>
+      <w:r>
+        <w:rPr>
+          <w:rFonts w:ascii="Times New Roman" w:hAnsi="Times New Roman" w:cs="Times New Roman"/>
+          <w:i w:val="0"/>
+          <w:iCs w:val="0"/>
+          <w:color w:val="auto"/>
+          <w:sz w:val="24"/>
+          <w:szCs w:val="24"/>
+        </w:rPr>
+        <w:t xml:space="preserve">Рисунок </w:t>
+      </w:r>
+      <w:r>
+        <w:rPr>
+          <w:rFonts w:ascii="Times New Roman" w:hAnsi="Times New Roman" w:cs="Times New Roman"/>
+          <w:i w:val="0"/>
+          <w:iCs w:val="0"/>
+          <w:color w:val="auto"/>
+          <w:sz w:val="24"/>
+          <w:szCs w:val="24"/>
+        </w:rPr>
+        <w:fldChar w:fldCharType="begin"/>
+      </w:r>
+      <w:r>
+        <w:rPr>
+          <w:rFonts w:ascii="Times New Roman" w:hAnsi="Times New Roman" w:cs="Times New Roman"/>
+          <w:i w:val="0"/>
+          <w:iCs w:val="0"/>
+          <w:color w:val="auto"/>
+          <w:sz w:val="24"/>
+          <w:szCs w:val="24"/>
+        </w:rPr>
+        <w:instrText xml:space="preserve"> SEQ Рисунок \* ARABIC </w:instrText>
+      </w:r>
+      <w:r>
+        <w:rPr>
+          <w:rFonts w:ascii="Times New Roman" w:hAnsi="Times New Roman" w:cs="Times New Roman"/>
+          <w:i w:val="0"/>
+          <w:iCs w:val="0"/>
+          <w:color w:val="auto"/>
+          <w:sz w:val="24"/>
+          <w:szCs w:val="24"/>
+        </w:rPr>
+        <w:fldChar w:fldCharType="separate"/>
+      </w:r>
+      <w:r>
+        <w:rPr>
+          <w:rFonts w:ascii="Times New Roman" w:hAnsi="Times New Roman" w:cs="Times New Roman"/>
+          <w:i w:val="0"/>
+          <w:iCs w:val="0"/>
+          <w:noProof/>
+          <w:color w:val="auto"/>
+          <w:sz w:val="24"/>
+          <w:szCs w:val="24"/>
+        </w:rPr>
+        <w:t>3</w:t>
+      </w:r>
+      <w:r>
+        <w:rPr>
+          <w:rFonts w:ascii="Times New Roman" w:hAnsi="Times New Roman" w:cs="Times New Roman"/>
+          <w:i w:val="0"/>
+          <w:iCs w:val="0"/>
+          <w:color w:val="auto"/>
+          <w:sz w:val="24"/>
+          <w:szCs w:val="24"/>
+        </w:rPr>
+        <w:fldChar w:fldCharType="end"/>
+      </w:r>
+      <w:r>
+        <w:rPr>
+          <w:rFonts w:ascii="Times New Roman" w:hAnsi="Times New Roman" w:cs="Times New Roman"/>
+          <w:i w:val="0"/>
+          <w:iCs w:val="0"/>
+          <w:color w:val="auto"/>
+          <w:sz w:val="24"/>
+          <w:szCs w:val="24"/>
+        </w:rPr>
+        <w:t xml:space="preserve"> - Диаграмма </w:t>
+      </w:r>
+      <w:r>
+        <w:rPr>
+          <w:rFonts w:ascii="Times New Roman" w:hAnsi="Times New Roman" w:cs="Times New Roman"/>
+          <w:i w:val="0"/>
+          <w:iCs w:val="0"/>
+          <w:color w:val="auto"/>
+          <w:sz w:val="24"/>
+          <w:szCs w:val="24"/>
+          <w:lang w:val="en-US"/>
+        </w:rPr>
+        <w:t>as</w:t>
+      </w:r>
+      <w:r>
+        <w:rPr>
+          <w:rFonts w:ascii="Times New Roman" w:hAnsi="Times New Roman" w:cs="Times New Roman"/>
+          <w:i w:val="0"/>
+          <w:iCs w:val="0"/>
+          <w:color w:val="auto"/>
+          <w:sz w:val="24"/>
+          <w:szCs w:val="24"/>
+        </w:rPr>
+        <w:t xml:space="preserve"> </w:t>
+      </w:r>
+      <w:r>
+        <w:rPr>
+          <w:rFonts w:ascii="Times New Roman" w:hAnsi="Times New Roman" w:cs="Times New Roman"/>
+          <w:i w:val="0"/>
+          <w:iCs w:val="0"/>
+          <w:color w:val="auto"/>
+          <w:sz w:val="24"/>
+          <w:szCs w:val="24"/>
+          <w:lang w:val="en-US"/>
+        </w:rPr>
+        <w:t>is</w:t>
+      </w:r>
+    </w:p>
+    <w:p>
+      <w:pPr>
+        <w:spacing w:line="360" w:lineRule="auto"/>
+        <w:rPr>
+          <w:rFonts w:ascii="Times New Roman" w:hAnsi="Times New Roman" w:cs="Times New Roman"/>
+          <w:color w:val="000000" w:themeColor="text1"/>
+          <w:sz w:val="28"/>
+          <w:szCs w:val="28"/>
+        </w:rPr>
+      </w:pPr>
+      <w:r>
+        <w:rPr>
+          <w:rFonts w:ascii="Times New Roman" w:hAnsi="Times New Roman" w:cs="Times New Roman"/>
+          <w:color w:val="000000" w:themeColor="text1"/>
+          <w:sz w:val="28"/>
+          <w:szCs w:val="28"/>
+        </w:rPr>
+        <w:t>На рисунк</w:t>
+      </w:r>
+      <w:r>
+        <w:rPr>
+          <w:rFonts w:ascii="Times New Roman" w:hAnsi="Times New Roman" w:cs="Times New Roman"/>
+          <w:color w:val="000000" w:themeColor="text1"/>
+          <w:sz w:val="28"/>
+          <w:szCs w:val="28"/>
+        </w:rPr>
+        <w:t xml:space="preserve">ах </w:t>
+      </w:r>
+      <w:proofErr w:type="gramStart"/>
+      <w:r>
+        <w:rPr>
+          <w:rFonts w:ascii="Times New Roman" w:hAnsi="Times New Roman" w:cs="Times New Roman"/>
+          <w:color w:val="000000" w:themeColor="text1"/>
+          <w:sz w:val="28"/>
+          <w:szCs w:val="28"/>
+        </w:rPr>
+        <w:t>2-3</w:t>
+      </w:r>
+      <w:proofErr w:type="gramEnd"/>
+      <w:r>
+        <w:rPr>
+          <w:rFonts w:ascii="Times New Roman" w:hAnsi="Times New Roman" w:cs="Times New Roman"/>
+          <w:color w:val="000000" w:themeColor="text1"/>
+          <w:sz w:val="28"/>
+          <w:szCs w:val="28"/>
+        </w:rPr>
+        <w:t xml:space="preserve"> процесс представлен с участием четырёх основных дорожек:</w:t>
+      </w:r>
+    </w:p>
+    <w:p>
+      <w:pPr>
+        <w:numPr>
+          <w:ilvl w:val="0"/>
+          <w:numId w:val="7"/>
+        </w:numPr>
+        <w:spacing w:line="360" w:lineRule="auto"/>
+        <w:rPr>
+          <w:rFonts w:ascii="Times New Roman" w:hAnsi="Times New Roman" w:cs="Times New Roman"/>
+          <w:color w:val="000000" w:themeColor="text1"/>
+          <w:sz w:val="28"/>
+          <w:szCs w:val="28"/>
+        </w:rPr>
+      </w:pPr>
+      <w:r>
+        <w:rPr>
+          <w:rFonts w:ascii="Times New Roman" w:hAnsi="Times New Roman" w:cs="Times New Roman"/>
+          <w:b/>
+          <w:bCs/>
+          <w:color w:val="000000" w:themeColor="text1"/>
+          <w:sz w:val="28"/>
+          <w:szCs w:val="28"/>
+        </w:rPr>
+        <w:t>Разработчик</w:t>
+      </w:r>
+      <w:r>
+        <w:rPr>
+          <w:rFonts w:ascii="Times New Roman" w:hAnsi="Times New Roman" w:cs="Times New Roman"/>
+          <w:color w:val="000000" w:themeColor="text1"/>
+          <w:sz w:val="28"/>
+          <w:szCs w:val="28"/>
+        </w:rPr>
+        <w:t xml:space="preserve"> — формирует гипотезу, изменяет параметры в проекте </w:t>
+      </w:r>
+      <w:proofErr w:type="spellStart"/>
+      <w:r>
+        <w:rPr>
+          <w:rFonts w:ascii="Times New Roman" w:hAnsi="Times New Roman" w:cs="Times New Roman"/>
+          <w:color w:val="000000" w:themeColor="text1"/>
+          <w:sz w:val="28"/>
+          <w:szCs w:val="28"/>
+        </w:rPr>
+        <w:t>Unity</w:t>
+      </w:r>
+      <w:proofErr w:type="spellEnd"/>
+      <w:r>
+        <w:rPr>
+          <w:rFonts w:ascii="Times New Roman" w:hAnsi="Times New Roman" w:cs="Times New Roman"/>
+          <w:color w:val="000000" w:themeColor="text1"/>
+          <w:sz w:val="28"/>
+          <w:szCs w:val="28"/>
+        </w:rPr>
+        <w:t xml:space="preserve">, собирает версии приложения, загружает их на платформу, </w:t>
+      </w:r>
+      <w:r>
+        <w:rPr>
+          <w:rFonts w:ascii="Times New Roman" w:hAnsi="Times New Roman" w:cs="Times New Roman"/>
+          <w:color w:val="000000" w:themeColor="text1"/>
+          <w:sz w:val="28"/>
+          <w:szCs w:val="28"/>
+        </w:rPr>
+        <w:lastRenderedPageBreak/>
+        <w:t xml:space="preserve">анализирует отчёты Яндекс Метрики и принимает решение о лучшей версии; </w:t>
+      </w:r>
+    </w:p>
+    <w:p>
+      <w:pPr>
+        <w:numPr>
+          <w:ilvl w:val="0"/>
+          <w:numId w:val="7"/>
+        </w:numPr>
+        <w:spacing w:line="360" w:lineRule="auto"/>
+        <w:rPr>
+          <w:rFonts w:ascii="Times New Roman" w:hAnsi="Times New Roman" w:cs="Times New Roman"/>
+          <w:color w:val="000000" w:themeColor="text1"/>
+          <w:sz w:val="28"/>
+          <w:szCs w:val="28"/>
+        </w:rPr>
+      </w:pPr>
+      <w:r>
+        <w:rPr>
+          <w:rFonts w:ascii="Times New Roman" w:hAnsi="Times New Roman" w:cs="Times New Roman"/>
+          <w:b/>
+          <w:bCs/>
+          <w:color w:val="000000" w:themeColor="text1"/>
+          <w:sz w:val="28"/>
+          <w:szCs w:val="28"/>
+        </w:rPr>
+        <w:t>Платформа публикации</w:t>
+      </w:r>
+      <w:r>
+        <w:rPr>
+          <w:rFonts w:ascii="Times New Roman" w:hAnsi="Times New Roman" w:cs="Times New Roman"/>
+          <w:color w:val="000000" w:themeColor="text1"/>
+          <w:sz w:val="28"/>
+          <w:szCs w:val="28"/>
+        </w:rPr>
+        <w:t xml:space="preserve"> — обеспечивает публикацию первой и второй версии приложения для конечных пользователей; </w:t>
+      </w:r>
+    </w:p>
+    <w:p>
+      <w:pPr>
+        <w:numPr>
+          <w:ilvl w:val="0"/>
+          <w:numId w:val="7"/>
+        </w:numPr>
+        <w:spacing w:line="360" w:lineRule="auto"/>
+        <w:rPr>
+          <w:rFonts w:ascii="Times New Roman" w:hAnsi="Times New Roman" w:cs="Times New Roman"/>
+          <w:color w:val="000000" w:themeColor="text1"/>
+          <w:sz w:val="28"/>
+          <w:szCs w:val="28"/>
+        </w:rPr>
+      </w:pPr>
+      <w:r>
+        <w:rPr>
+          <w:rFonts w:ascii="Times New Roman" w:hAnsi="Times New Roman" w:cs="Times New Roman"/>
+          <w:b/>
+          <w:bCs/>
+          <w:color w:val="000000" w:themeColor="text1"/>
+          <w:sz w:val="28"/>
+          <w:szCs w:val="28"/>
+        </w:rPr>
+        <w:t>Конечный пользователь</w:t>
+      </w:r>
+      <w:r>
+        <w:rPr>
+          <w:rFonts w:ascii="Times New Roman" w:hAnsi="Times New Roman" w:cs="Times New Roman"/>
+          <w:color w:val="000000" w:themeColor="text1"/>
+          <w:sz w:val="28"/>
+          <w:szCs w:val="28"/>
+        </w:rPr>
+        <w:t xml:space="preserve"> — запускает опубликованную версию приложения и взаимодействует с ней; </w:t>
+      </w:r>
+    </w:p>
+    <w:p>
+      <w:pPr>
+        <w:numPr>
+          <w:ilvl w:val="0"/>
+          <w:numId w:val="7"/>
+        </w:numPr>
+        <w:spacing w:line="360" w:lineRule="auto"/>
+        <w:rPr>
+          <w:rFonts w:ascii="Times New Roman" w:hAnsi="Times New Roman" w:cs="Times New Roman"/>
+          <w:color w:val="000000" w:themeColor="text1"/>
+          <w:sz w:val="28"/>
+          <w:szCs w:val="28"/>
+        </w:rPr>
+      </w:pPr>
+      <w:r>
+        <w:rPr>
+          <w:rFonts w:ascii="Times New Roman" w:hAnsi="Times New Roman" w:cs="Times New Roman"/>
+          <w:b/>
+          <w:bCs/>
+          <w:color w:val="000000" w:themeColor="text1"/>
+          <w:sz w:val="28"/>
+          <w:szCs w:val="28"/>
+        </w:rPr>
+        <w:t>Яндекс Метрика</w:t>
+      </w:r>
+      <w:r>
+        <w:rPr>
+          <w:rFonts w:ascii="Times New Roman" w:hAnsi="Times New Roman" w:cs="Times New Roman"/>
+          <w:color w:val="000000" w:themeColor="text1"/>
+          <w:sz w:val="28"/>
+          <w:szCs w:val="28"/>
+        </w:rPr>
+        <w:t xml:space="preserve"> — фиксирует пользовательские события и метрики по каждой опубликованной версии приложения. </w:t>
+      </w:r>
+    </w:p>
+    <w:p>
+      <w:pPr>
+        <w:spacing w:line="360" w:lineRule="auto"/>
+        <w:rPr>
+          <w:rFonts w:ascii="Times New Roman" w:hAnsi="Times New Roman" w:cs="Times New Roman"/>
+          <w:color w:val="000000" w:themeColor="text1"/>
+          <w:sz w:val="28"/>
+          <w:szCs w:val="28"/>
+        </w:rPr>
+      </w:pPr>
+      <w:r>
+        <w:rPr>
+          <w:rFonts w:ascii="Times New Roman" w:hAnsi="Times New Roman" w:cs="Times New Roman"/>
+          <w:color w:val="000000" w:themeColor="text1"/>
+          <w:sz w:val="28"/>
+          <w:szCs w:val="28"/>
+        </w:rPr>
+        <w:t xml:space="preserve">Представленная модель отражает существующий процесс, при котором проверка гипотезы требует выполнения полного цикла публикации приложения. При этом изменение параметров не отделено от изменения версии приложения. Даже если разработчику необходимо проверить только одно значение, например множитель награды или стоимость игрового действия, он всё равно вынужден изменять проект </w:t>
+      </w:r>
+      <w:proofErr w:type="spellStart"/>
+      <w:r>
+        <w:rPr>
+          <w:rFonts w:ascii="Times New Roman" w:hAnsi="Times New Roman" w:cs="Times New Roman"/>
+          <w:color w:val="000000" w:themeColor="text1"/>
+          <w:sz w:val="28"/>
+          <w:szCs w:val="28"/>
+        </w:rPr>
+        <w:t>Unity</w:t>
+      </w:r>
+      <w:proofErr w:type="spellEnd"/>
+      <w:r>
+        <w:rPr>
+          <w:rFonts w:ascii="Times New Roman" w:hAnsi="Times New Roman" w:cs="Times New Roman"/>
+          <w:color w:val="000000" w:themeColor="text1"/>
+          <w:sz w:val="28"/>
+          <w:szCs w:val="28"/>
+        </w:rPr>
+        <w:t>, собирать новую версию и публиковать её на платформе.</w:t>
+      </w:r>
+    </w:p>
+    <w:p>
+      <w:pPr>
+        <w:spacing w:line="360" w:lineRule="auto"/>
+        <w:rPr>
+          <w:rFonts w:ascii="Times New Roman" w:hAnsi="Times New Roman" w:cs="Times New Roman"/>
+          <w:color w:val="000000" w:themeColor="text1"/>
+          <w:sz w:val="28"/>
+          <w:szCs w:val="28"/>
+        </w:rPr>
+      </w:pPr>
+      <w:r>
+        <w:rPr>
+          <w:rFonts w:ascii="Times New Roman" w:hAnsi="Times New Roman" w:cs="Times New Roman"/>
+          <w:color w:val="000000" w:themeColor="text1"/>
+          <w:sz w:val="28"/>
+          <w:szCs w:val="28"/>
+        </w:rPr>
+        <w:t>С экономической точки зрения такой подход приводит к увеличению трудозатрат разработчика. Время расходуется не только на анализ гипотезы, но и на технические операции: внесение изменений в проект, сборку, загрузку, публикацию, ожидание накопления статистики и возможный возврат к предыдущей версии. Если гипотез проверяется много, данный процесс становится повторяющимся и неэффективным.</w:t>
+      </w:r>
+    </w:p>
+    <w:p>
+      <w:pPr>
+        <w:spacing w:line="360" w:lineRule="auto"/>
+        <w:rPr>
+          <w:rFonts w:ascii="Times New Roman" w:hAnsi="Times New Roman" w:cs="Times New Roman"/>
+          <w:color w:val="000000" w:themeColor="text1"/>
+          <w:sz w:val="28"/>
+          <w:szCs w:val="28"/>
+        </w:rPr>
+      </w:pPr>
+      <w:r>
+        <w:rPr>
+          <w:rFonts w:ascii="Times New Roman" w:hAnsi="Times New Roman" w:cs="Times New Roman"/>
+          <w:color w:val="000000" w:themeColor="text1"/>
+          <w:sz w:val="28"/>
+          <w:szCs w:val="28"/>
+        </w:rPr>
+        <w:t>Кроме того, ручной процесс затрудняет корректное сравнение результатов. Первая и вторая версии приложения публикуются последовательно, а не одновременно для разных групп пользователей. Поэтому на показатели могут влиять внешние факторы: изменение состава аудитории, день недели, объём трафика, сезонность, рекламные источники и другие условия. В результате сравнение двух версий может быть менее точным, чем полноценное A/B-</w:t>
+      </w:r>
+      <w:r>
+        <w:rPr>
+          <w:rFonts w:ascii="Times New Roman" w:hAnsi="Times New Roman" w:cs="Times New Roman"/>
+          <w:color w:val="000000" w:themeColor="text1"/>
+          <w:sz w:val="28"/>
+          <w:szCs w:val="28"/>
+        </w:rPr>
+        <w:lastRenderedPageBreak/>
+        <w:t>тестирование, при котором варианты проверяются параллельно на сопоставимых группах пользователей.</w:t>
+      </w:r>
+    </w:p>
+    <w:p>
+      <w:pPr>
+        <w:spacing w:line="360" w:lineRule="auto"/>
+        <w:rPr>
+          <w:rFonts w:ascii="Times New Roman" w:hAnsi="Times New Roman" w:cs="Times New Roman"/>
+          <w:color w:val="000000" w:themeColor="text1"/>
+          <w:sz w:val="28"/>
+          <w:szCs w:val="28"/>
+        </w:rPr>
+      </w:pPr>
+      <w:r>
+        <w:rPr>
+          <w:rFonts w:ascii="Times New Roman" w:hAnsi="Times New Roman" w:cs="Times New Roman"/>
+          <w:color w:val="000000" w:themeColor="text1"/>
+          <w:sz w:val="28"/>
+          <w:szCs w:val="28"/>
+        </w:rPr>
+        <w:t xml:space="preserve">Также в существующем процессе отсутствует централизованное хранение параметров. Значения параметров находятся в проекте </w:t>
+      </w:r>
+      <w:proofErr w:type="spellStart"/>
+      <w:r>
+        <w:rPr>
+          <w:rFonts w:ascii="Times New Roman" w:hAnsi="Times New Roman" w:cs="Times New Roman"/>
+          <w:color w:val="000000" w:themeColor="text1"/>
+          <w:sz w:val="28"/>
+          <w:szCs w:val="28"/>
+        </w:rPr>
+        <w:t>Unity</w:t>
+      </w:r>
+      <w:proofErr w:type="spellEnd"/>
+      <w:r>
+        <w:rPr>
+          <w:rFonts w:ascii="Times New Roman" w:hAnsi="Times New Roman" w:cs="Times New Roman"/>
+          <w:color w:val="000000" w:themeColor="text1"/>
+          <w:sz w:val="28"/>
+          <w:szCs w:val="28"/>
+        </w:rPr>
+        <w:t xml:space="preserve"> или локальной конфигурации, а не в отдельной информационной системе. Это повышает риск ошибок при изменении значений и усложняет контроль того, какие параметры использовались в конкретной версии приложения.</w:t>
+      </w:r>
+    </w:p>
+    <w:p>
+      <w:pPr>
+        <w:spacing w:line="360" w:lineRule="auto"/>
+        <w:rPr>
+          <w:rFonts w:ascii="Times New Roman" w:hAnsi="Times New Roman" w:cs="Times New Roman"/>
+          <w:color w:val="000000" w:themeColor="text1"/>
+          <w:sz w:val="28"/>
+          <w:szCs w:val="28"/>
+        </w:rPr>
+      </w:pPr>
+      <w:r>
+        <w:rPr>
+          <w:rFonts w:ascii="Times New Roman" w:hAnsi="Times New Roman" w:cs="Times New Roman"/>
+          <w:color w:val="000000" w:themeColor="text1"/>
+          <w:sz w:val="28"/>
+          <w:szCs w:val="28"/>
+        </w:rPr>
+        <w:t>Отдельной проблемой является отсутствие стабильного назначения пользователей к вариантам. При последовательной публикации версий пользователь фактически получает ту версию, которая опубликована на платформе в момент запуска приложения. Это не позволяет гарантировать, что одна группа пользователей стабильно использует вариант A, а другая — вариант B. Следовательно, процесс больше похож на сравнение двух временных периодов, чем на полноценный A/B-тест.</w:t>
+      </w:r>
+    </w:p>
+    <w:p>
+      <w:pPr>
+        <w:spacing w:line="360" w:lineRule="auto"/>
+        <w:rPr>
+          <w:rFonts w:ascii="Times New Roman" w:hAnsi="Times New Roman" w:cs="Times New Roman"/>
+          <w:color w:val="000000" w:themeColor="text1"/>
+          <w:sz w:val="28"/>
+          <w:szCs w:val="28"/>
+        </w:rPr>
+      </w:pPr>
+      <w:r>
+        <w:rPr>
+          <w:rFonts w:ascii="Times New Roman" w:hAnsi="Times New Roman" w:cs="Times New Roman"/>
+          <w:color w:val="000000" w:themeColor="text1"/>
+          <w:sz w:val="28"/>
+          <w:szCs w:val="28"/>
+        </w:rPr>
+        <w:t>Ещё одним недостатком является то, что результат проверки не применяется автоматически. Если новая версия показывает лучшие метрики, она остаётся опубликованной. Если показатели хуже, разработчику приходится вручную возвращать изначальную версию. При этом отсутствует механизм, при котором победившее значение параметра автоматически становится рабочим значением приложения в централизованной системе.</w:t>
+      </w:r>
+    </w:p>
+    <w:p>
+      <w:pPr>
+        <w:spacing w:line="360" w:lineRule="auto"/>
+        <w:rPr>
+          <w:rFonts w:ascii="Times New Roman" w:hAnsi="Times New Roman" w:cs="Times New Roman"/>
+          <w:color w:val="000000" w:themeColor="text1"/>
+          <w:sz w:val="28"/>
+          <w:szCs w:val="28"/>
+        </w:rPr>
+      </w:pPr>
+      <w:r>
+        <w:rPr>
+          <w:rFonts w:ascii="Times New Roman" w:hAnsi="Times New Roman" w:cs="Times New Roman"/>
+          <w:color w:val="000000" w:themeColor="text1"/>
+          <w:sz w:val="28"/>
+          <w:szCs w:val="28"/>
+        </w:rPr>
+        <w:t>Таким образом, существующий процесс имеет следующие основные недостатки:</w:t>
+      </w:r>
+    </w:p>
+    <w:p>
+      <w:pPr>
+        <w:numPr>
+          <w:ilvl w:val="0"/>
+          <w:numId w:val="8"/>
+        </w:numPr>
+        <w:spacing w:line="360" w:lineRule="auto"/>
+        <w:rPr>
+          <w:rFonts w:ascii="Times New Roman" w:hAnsi="Times New Roman" w:cs="Times New Roman"/>
+          <w:color w:val="000000" w:themeColor="text1"/>
+          <w:sz w:val="28"/>
+          <w:szCs w:val="28"/>
+        </w:rPr>
+      </w:pPr>
+      <w:r>
+        <w:rPr>
+          <w:rFonts w:ascii="Times New Roman" w:hAnsi="Times New Roman" w:cs="Times New Roman"/>
+          <w:color w:val="000000" w:themeColor="text1"/>
+          <w:sz w:val="28"/>
+          <w:szCs w:val="28"/>
+        </w:rPr>
+        <w:t xml:space="preserve">изменение параметров требует внесения правок в проект </w:t>
+      </w:r>
+      <w:proofErr w:type="spellStart"/>
+      <w:r>
+        <w:rPr>
+          <w:rFonts w:ascii="Times New Roman" w:hAnsi="Times New Roman" w:cs="Times New Roman"/>
+          <w:color w:val="000000" w:themeColor="text1"/>
+          <w:sz w:val="28"/>
+          <w:szCs w:val="28"/>
+        </w:rPr>
+        <w:t>Unity</w:t>
+      </w:r>
+      <w:proofErr w:type="spellEnd"/>
+      <w:r>
+        <w:rPr>
+          <w:rFonts w:ascii="Times New Roman" w:hAnsi="Times New Roman" w:cs="Times New Roman"/>
+          <w:color w:val="000000" w:themeColor="text1"/>
+          <w:sz w:val="28"/>
+          <w:szCs w:val="28"/>
+        </w:rPr>
+        <w:t xml:space="preserve">; </w:t>
+      </w:r>
+    </w:p>
+    <w:p>
+      <w:pPr>
+        <w:numPr>
+          <w:ilvl w:val="0"/>
+          <w:numId w:val="8"/>
+        </w:numPr>
+        <w:spacing w:line="360" w:lineRule="auto"/>
+        <w:rPr>
+          <w:rFonts w:ascii="Times New Roman" w:hAnsi="Times New Roman" w:cs="Times New Roman"/>
+          <w:color w:val="000000" w:themeColor="text1"/>
+          <w:sz w:val="28"/>
+          <w:szCs w:val="28"/>
+        </w:rPr>
+      </w:pPr>
+      <w:r>
+        <w:rPr>
+          <w:rFonts w:ascii="Times New Roman" w:hAnsi="Times New Roman" w:cs="Times New Roman"/>
+          <w:color w:val="000000" w:themeColor="text1"/>
+          <w:sz w:val="28"/>
+          <w:szCs w:val="28"/>
+        </w:rPr>
+        <w:t xml:space="preserve">даже небольшое изменение параметра связано со сборкой и публикацией новой версии приложения; </w:t>
+      </w:r>
+    </w:p>
+    <w:p>
+      <w:pPr>
+        <w:numPr>
+          <w:ilvl w:val="0"/>
+          <w:numId w:val="8"/>
+        </w:numPr>
+        <w:spacing w:line="360" w:lineRule="auto"/>
+        <w:rPr>
+          <w:rFonts w:ascii="Times New Roman" w:hAnsi="Times New Roman" w:cs="Times New Roman"/>
+          <w:color w:val="000000" w:themeColor="text1"/>
+          <w:sz w:val="28"/>
+          <w:szCs w:val="28"/>
+        </w:rPr>
+      </w:pPr>
+      <w:r>
+        <w:rPr>
+          <w:rFonts w:ascii="Times New Roman" w:hAnsi="Times New Roman" w:cs="Times New Roman"/>
+          <w:color w:val="000000" w:themeColor="text1"/>
+          <w:sz w:val="28"/>
+          <w:szCs w:val="28"/>
+        </w:rPr>
+        <w:t xml:space="preserve">проверка гипотез занимает значительное время; </w:t>
+      </w:r>
+    </w:p>
+    <w:p>
+      <w:pPr>
+        <w:numPr>
+          <w:ilvl w:val="0"/>
+          <w:numId w:val="8"/>
+        </w:numPr>
+        <w:spacing w:line="360" w:lineRule="auto"/>
+        <w:rPr>
+          <w:rFonts w:ascii="Times New Roman" w:hAnsi="Times New Roman" w:cs="Times New Roman"/>
+          <w:color w:val="000000" w:themeColor="text1"/>
+          <w:sz w:val="28"/>
+          <w:szCs w:val="28"/>
+        </w:rPr>
+      </w:pPr>
+      <w:r>
+        <w:rPr>
+          <w:rFonts w:ascii="Times New Roman" w:hAnsi="Times New Roman" w:cs="Times New Roman"/>
+          <w:color w:val="000000" w:themeColor="text1"/>
+          <w:sz w:val="28"/>
+          <w:szCs w:val="28"/>
+        </w:rPr>
+        <w:lastRenderedPageBreak/>
+        <w:t xml:space="preserve">сравнение первой и второй версии выполняется последовательно, а не параллельно; </w:t>
+      </w:r>
+    </w:p>
+    <w:p>
+      <w:pPr>
+        <w:numPr>
+          <w:ilvl w:val="0"/>
+          <w:numId w:val="8"/>
+        </w:numPr>
+        <w:spacing w:line="360" w:lineRule="auto"/>
+        <w:rPr>
+          <w:rFonts w:ascii="Times New Roman" w:hAnsi="Times New Roman" w:cs="Times New Roman"/>
+          <w:color w:val="000000" w:themeColor="text1"/>
+          <w:sz w:val="28"/>
+          <w:szCs w:val="28"/>
+        </w:rPr>
+      </w:pPr>
+      <w:r>
+        <w:rPr>
+          <w:rFonts w:ascii="Times New Roman" w:hAnsi="Times New Roman" w:cs="Times New Roman"/>
+          <w:color w:val="000000" w:themeColor="text1"/>
+          <w:sz w:val="28"/>
+          <w:szCs w:val="28"/>
+        </w:rPr>
+        <w:t xml:space="preserve">результаты могут искажаться внешними факторами; </w:t>
+      </w:r>
+    </w:p>
+    <w:p>
+      <w:pPr>
+        <w:numPr>
+          <w:ilvl w:val="0"/>
+          <w:numId w:val="8"/>
+        </w:numPr>
+        <w:spacing w:line="360" w:lineRule="auto"/>
+        <w:rPr>
+          <w:rFonts w:ascii="Times New Roman" w:hAnsi="Times New Roman" w:cs="Times New Roman"/>
+          <w:color w:val="000000" w:themeColor="text1"/>
+          <w:sz w:val="28"/>
+          <w:szCs w:val="28"/>
+        </w:rPr>
+      </w:pPr>
+      <w:r>
+        <w:rPr>
+          <w:rFonts w:ascii="Times New Roman" w:hAnsi="Times New Roman" w:cs="Times New Roman"/>
+          <w:color w:val="000000" w:themeColor="text1"/>
+          <w:sz w:val="28"/>
+          <w:szCs w:val="28"/>
+        </w:rPr>
+        <w:t xml:space="preserve">отсутствует централизованное хранение рабочих параметров приложения; </w:t>
+      </w:r>
+    </w:p>
+    <w:p>
+      <w:pPr>
+        <w:numPr>
+          <w:ilvl w:val="0"/>
+          <w:numId w:val="8"/>
+        </w:numPr>
+        <w:spacing w:line="360" w:lineRule="auto"/>
+        <w:rPr>
+          <w:rFonts w:ascii="Times New Roman" w:hAnsi="Times New Roman" w:cs="Times New Roman"/>
+          <w:color w:val="000000" w:themeColor="text1"/>
+          <w:sz w:val="28"/>
+          <w:szCs w:val="28"/>
+        </w:rPr>
+      </w:pPr>
+      <w:r>
+        <w:rPr>
+          <w:rFonts w:ascii="Times New Roman" w:hAnsi="Times New Roman" w:cs="Times New Roman"/>
+          <w:color w:val="000000" w:themeColor="text1"/>
+          <w:sz w:val="28"/>
+          <w:szCs w:val="28"/>
+        </w:rPr>
+        <w:t xml:space="preserve">отсутствует стабильное распределение пользователей по вариантам A и B; </w:t>
+      </w:r>
+    </w:p>
+    <w:p>
+      <w:pPr>
+        <w:numPr>
+          <w:ilvl w:val="0"/>
+          <w:numId w:val="8"/>
+        </w:numPr>
+        <w:spacing w:line="360" w:lineRule="auto"/>
+        <w:rPr>
+          <w:rFonts w:ascii="Times New Roman" w:hAnsi="Times New Roman" w:cs="Times New Roman"/>
+          <w:color w:val="000000" w:themeColor="text1"/>
+          <w:sz w:val="28"/>
+          <w:szCs w:val="28"/>
+        </w:rPr>
+      </w:pPr>
+      <w:r>
+        <w:rPr>
+          <w:rFonts w:ascii="Times New Roman" w:hAnsi="Times New Roman" w:cs="Times New Roman"/>
+          <w:color w:val="000000" w:themeColor="text1"/>
+          <w:sz w:val="28"/>
+          <w:szCs w:val="28"/>
+        </w:rPr>
+        <w:t xml:space="preserve">сложно однозначно связать поведение пользователя с конкретным вариантом параметра; </w:t>
+      </w:r>
+    </w:p>
+    <w:p>
+      <w:pPr>
+        <w:numPr>
+          <w:ilvl w:val="0"/>
+          <w:numId w:val="8"/>
+        </w:numPr>
+        <w:spacing w:line="360" w:lineRule="auto"/>
+        <w:rPr>
+          <w:rFonts w:ascii="Times New Roman" w:hAnsi="Times New Roman" w:cs="Times New Roman"/>
+          <w:color w:val="000000" w:themeColor="text1"/>
+          <w:sz w:val="28"/>
+          <w:szCs w:val="28"/>
+        </w:rPr>
+      </w:pPr>
+      <w:r>
+        <w:rPr>
+          <w:rFonts w:ascii="Times New Roman" w:hAnsi="Times New Roman" w:cs="Times New Roman"/>
+          <w:color w:val="000000" w:themeColor="text1"/>
+          <w:sz w:val="28"/>
+          <w:szCs w:val="28"/>
+        </w:rPr>
+        <w:t xml:space="preserve">возврат к предыдущей версии или сохранение новой версии выполняется вручную; </w:t>
+      </w:r>
+    </w:p>
+    <w:p>
+      <w:pPr>
+        <w:numPr>
+          <w:ilvl w:val="0"/>
+          <w:numId w:val="8"/>
+        </w:numPr>
+        <w:spacing w:line="360" w:lineRule="auto"/>
+        <w:rPr>
+          <w:rFonts w:ascii="Times New Roman" w:hAnsi="Times New Roman" w:cs="Times New Roman"/>
+          <w:color w:val="000000" w:themeColor="text1"/>
+          <w:sz w:val="28"/>
+          <w:szCs w:val="28"/>
+        </w:rPr>
+      </w:pPr>
+      <w:r>
+        <w:rPr>
+          <w:rFonts w:ascii="Times New Roman" w:hAnsi="Times New Roman" w:cs="Times New Roman"/>
+          <w:color w:val="000000" w:themeColor="text1"/>
+          <w:sz w:val="28"/>
+          <w:szCs w:val="28"/>
+        </w:rPr>
+        <w:t xml:space="preserve">победившее значение параметра не применяется автоматически как рабочее значение. </w:t>
+      </w:r>
+    </w:p>
+    <w:p>
+      <w:pPr>
+        <w:spacing w:line="360" w:lineRule="auto"/>
+        <w:rPr>
+          <w:rFonts w:ascii="Times New Roman" w:hAnsi="Times New Roman" w:cs="Times New Roman"/>
+          <w:color w:val="000000" w:themeColor="text1"/>
+          <w:sz w:val="28"/>
+          <w:szCs w:val="28"/>
+        </w:rPr>
+      </w:pPr>
+      <w:r>
+        <w:rPr>
+          <w:rFonts w:ascii="Times New Roman" w:hAnsi="Times New Roman" w:cs="Times New Roman"/>
+          <w:color w:val="000000" w:themeColor="text1"/>
+          <w:sz w:val="28"/>
+          <w:szCs w:val="28"/>
+        </w:rPr>
+        <w:t>Следовательно, экономическая сущность задачи заключается в необходимости сократить трудозатраты на проверку продуктовых гипотез, уменьшить количество ручных операций и повысить точность сравнения изменений параметров приложения. Для этого требуется перейти от последовательной публикации разных версий приложения к централизованному управлению параметрами и A/B-тестированию через информационную систему.</w:t>
+      </w:r>
+    </w:p>
+    <w:p>
+      <w:pPr>
+        <w:spacing w:line="360" w:lineRule="auto"/>
+        <w:rPr>
+          <w:rFonts w:ascii="Times New Roman" w:hAnsi="Times New Roman" w:cs="Times New Roman"/>
+          <w:color w:val="000000" w:themeColor="text1"/>
+          <w:sz w:val="28"/>
+          <w:szCs w:val="28"/>
+        </w:rPr>
+      </w:pPr>
+      <w:r>
+        <w:rPr>
+          <w:rFonts w:ascii="Times New Roman" w:hAnsi="Times New Roman" w:cs="Times New Roman"/>
+          <w:color w:val="000000" w:themeColor="text1"/>
+          <w:sz w:val="28"/>
+          <w:szCs w:val="28"/>
+        </w:rPr>
+        <w:t xml:space="preserve">Проектируемая система должна позволить разработчику изменять параметры приложения без повторной публикации новой версии, хранить значения параметров в базе данных, выдавать их </w:t>
+      </w:r>
+      <w:proofErr w:type="spellStart"/>
+      <w:r>
+        <w:rPr>
+          <w:rFonts w:ascii="Times New Roman" w:hAnsi="Times New Roman" w:cs="Times New Roman"/>
+          <w:color w:val="000000" w:themeColor="text1"/>
+          <w:sz w:val="28"/>
+          <w:szCs w:val="28"/>
+        </w:rPr>
+        <w:t>Unity</w:t>
+      </w:r>
+      <w:proofErr w:type="spellEnd"/>
+      <w:r>
+        <w:rPr>
+          <w:rFonts w:ascii="Times New Roman" w:hAnsi="Times New Roman" w:cs="Times New Roman"/>
+          <w:color w:val="000000" w:themeColor="text1"/>
+          <w:sz w:val="28"/>
+          <w:szCs w:val="28"/>
+        </w:rPr>
+        <w:t xml:space="preserve"> HTML5-клиенту через серверный API, стабильно назначать пользователей к вариантам эксперимента и передавать в Яндекс Метрику контекст эксперимента для последующего анализа. За счёт этого процесс проверки гипотез становится </w:t>
+      </w:r>
+      <w:r>
+        <w:rPr>
+          <w:rFonts w:ascii="Times New Roman" w:hAnsi="Times New Roman" w:cs="Times New Roman"/>
+          <w:color w:val="000000" w:themeColor="text1"/>
+          <w:sz w:val="28"/>
+          <w:szCs w:val="28"/>
+        </w:rPr>
+        <w:lastRenderedPageBreak/>
+        <w:t>более управляемым, быстрым и менее зависимым от ручных действий разработчика.</w:t>
+      </w:r>
+    </w:p>
+    <w:p>
+      <w:pPr>
+        <w:pStyle w:val="2"/>
+        <w:rPr>
+          <w:rFonts w:ascii="Times New Roman" w:hAnsi="Times New Roman" w:cs="Times New Roman"/>
+          <w:b/>
+          <w:bCs/>
+          <w:color w:val="000000" w:themeColor="text1"/>
+          <w:sz w:val="28"/>
+          <w:szCs w:val="28"/>
+        </w:rPr>
+      </w:pPr>
+      <w:r>
+        <w:rPr>
+          <w:rFonts w:ascii="Times New Roman" w:hAnsi="Times New Roman" w:cs="Times New Roman"/>
+          <w:b/>
+          <w:bCs/>
+          <w:color w:val="000000" w:themeColor="text1"/>
+          <w:sz w:val="28"/>
+          <w:szCs w:val="28"/>
+        </w:rPr>
+        <w:t>1.3. Обоснование необходимости и цели использования вычислительной техники для решения задачи</w:t>
+      </w:r>
+    </w:p>
+    <w:p>
+      <w:pPr>
+        <w:spacing w:line="360" w:lineRule="auto"/>
+        <w:rPr>
+          <w:rFonts w:ascii="Times New Roman" w:hAnsi="Times New Roman" w:cs="Times New Roman"/>
+          <w:color w:val="000000" w:themeColor="text1"/>
+          <w:sz w:val="28"/>
+          <w:szCs w:val="28"/>
+        </w:rPr>
+      </w:pPr>
+      <w:r>
+        <w:rPr>
+          <w:rFonts w:ascii="Times New Roman" w:hAnsi="Times New Roman" w:cs="Times New Roman"/>
+          <w:color w:val="000000" w:themeColor="text1"/>
+          <w:sz w:val="28"/>
+          <w:szCs w:val="28"/>
+        </w:rPr>
+        <w:t xml:space="preserve">Рассмотренный ранее процесс проверки гипотез путём последовательной публикации различных версий приложения показывает, что решение задачи без специализированной информационной системы связано со значительными трудовыми и временными затратами. При ручном подходе разработчик вынужден изменять параметры непосредственно в проекте </w:t>
+      </w:r>
+      <w:proofErr w:type="spellStart"/>
+      <w:r>
+        <w:rPr>
+          <w:rFonts w:ascii="Times New Roman" w:hAnsi="Times New Roman" w:cs="Times New Roman"/>
+          <w:color w:val="000000" w:themeColor="text1"/>
+          <w:sz w:val="28"/>
+          <w:szCs w:val="28"/>
+        </w:rPr>
+        <w:t>Unity</w:t>
+      </w:r>
+      <w:proofErr w:type="spellEnd"/>
+      <w:r>
+        <w:rPr>
+          <w:rFonts w:ascii="Times New Roman" w:hAnsi="Times New Roman" w:cs="Times New Roman"/>
+          <w:color w:val="000000" w:themeColor="text1"/>
+          <w:sz w:val="28"/>
+          <w:szCs w:val="28"/>
+        </w:rPr>
+        <w:t>, выполнять повторную сборку приложения, публиковать новую версию, ожидать накопления статистики и только после этого анализировать результаты. Такой процесс неудобен, длителен и не позволяет организовать централизованное управление параметрами приложения.</w:t>
+      </w:r>
+    </w:p>
+    <w:p>
+      <w:pPr>
+        <w:spacing w:line="360" w:lineRule="auto"/>
+        <w:rPr>
+          <w:rFonts w:ascii="Times New Roman" w:hAnsi="Times New Roman" w:cs="Times New Roman"/>
+          <w:color w:val="000000" w:themeColor="text1"/>
+          <w:sz w:val="28"/>
+          <w:szCs w:val="28"/>
+        </w:rPr>
+      </w:pPr>
+      <w:r>
+        <w:rPr>
+          <w:rFonts w:ascii="Times New Roman" w:hAnsi="Times New Roman" w:cs="Times New Roman"/>
+          <w:color w:val="000000" w:themeColor="text1"/>
+          <w:sz w:val="28"/>
+          <w:szCs w:val="28"/>
+        </w:rPr>
+        <w:t xml:space="preserve">Использование вычислительной техники </w:t>
+      </w:r>
+      <w:proofErr w:type="gramStart"/>
+      <w:r>
+        <w:rPr>
+          <w:rFonts w:ascii="Times New Roman" w:hAnsi="Times New Roman" w:cs="Times New Roman"/>
+          <w:color w:val="000000" w:themeColor="text1"/>
+          <w:sz w:val="28"/>
+          <w:szCs w:val="28"/>
+        </w:rPr>
+        <w:t>для решения</w:t>
+      </w:r>
+      <w:proofErr w:type="gramEnd"/>
+      <w:r>
+        <w:rPr>
+          <w:rFonts w:ascii="Times New Roman" w:hAnsi="Times New Roman" w:cs="Times New Roman"/>
+          <w:color w:val="000000" w:themeColor="text1"/>
+          <w:sz w:val="28"/>
+          <w:szCs w:val="28"/>
+        </w:rPr>
+        <w:t xml:space="preserve"> поставленной задачи необходимо, поскольку в рамках проектируемой системы требуется автоматизировать сразу несколько взаимосвязанных функций. Во-первых, необходимо централизованно хранить параметры приложения, эксперименты, варианты и назначения пользователей. Во-вторых, необходимо обеспечить автоматизированную выдачу значений параметров </w:t>
+      </w:r>
+      <w:proofErr w:type="spellStart"/>
+      <w:r>
+        <w:rPr>
+          <w:rFonts w:ascii="Times New Roman" w:hAnsi="Times New Roman" w:cs="Times New Roman"/>
+          <w:color w:val="000000" w:themeColor="text1"/>
+          <w:sz w:val="28"/>
+          <w:szCs w:val="28"/>
+        </w:rPr>
+        <w:t>Unity</w:t>
+      </w:r>
+      <w:proofErr w:type="spellEnd"/>
+      <w:r>
+        <w:rPr>
+          <w:rFonts w:ascii="Times New Roman" w:hAnsi="Times New Roman" w:cs="Times New Roman"/>
+          <w:color w:val="000000" w:themeColor="text1"/>
+          <w:sz w:val="28"/>
+          <w:szCs w:val="28"/>
+        </w:rPr>
+        <w:t xml:space="preserve"> HTML5-клиенту через серверный API. В-третьих, требуется сохранять информацию о назначении вариантов пользователям, чтобы обеспечивать стабильность A/B-теста. В-четвёртых, необходимо связывать пользовательские события с контекстом эксперимента и варианта. В-пятых, важно обеспечить завершение эксперимента с возможностью принятия дальнейшего решения по его результатам.</w:t>
+      </w:r>
+    </w:p>
+    <w:p>
+      <w:pPr>
+        <w:spacing w:line="360" w:lineRule="auto"/>
+        <w:rPr>
+          <w:rFonts w:ascii="Times New Roman" w:hAnsi="Times New Roman" w:cs="Times New Roman"/>
+          <w:color w:val="000000" w:themeColor="text1"/>
+          <w:sz w:val="28"/>
+          <w:szCs w:val="28"/>
+        </w:rPr>
+      </w:pPr>
+      <w:r>
+        <w:rPr>
+          <w:rFonts w:ascii="Times New Roman" w:hAnsi="Times New Roman" w:cs="Times New Roman"/>
+          <w:color w:val="000000" w:themeColor="text1"/>
+          <w:sz w:val="28"/>
+          <w:szCs w:val="28"/>
+        </w:rPr>
+        <w:t xml:space="preserve">Одной из ключевых причин необходимости автоматизации является потребность в использовании базы данных. В проектируемой системе должны храниться данные об учётных записях администратора, приложениях, параметрах приложения, вариантах эксперимента, статусах </w:t>
+      </w:r>
+      <w:r>
+        <w:rPr>
+          <w:rFonts w:ascii="Times New Roman" w:hAnsi="Times New Roman" w:cs="Times New Roman"/>
+          <w:color w:val="000000" w:themeColor="text1"/>
+          <w:sz w:val="28"/>
+          <w:szCs w:val="28"/>
+        </w:rPr>
+        <w:lastRenderedPageBreak/>
+        <w:t>экспериментов, а также о назначениях вариантов конкретным пользователям. Без базы данных такие данные пришлось бы хранить разрозненно или вручную, что привело бы к потере целостности информации, невозможности поддерживать историю изменений и повышенному риску ошибок.</w:t>
+      </w:r>
+    </w:p>
+    <w:p>
+      <w:pPr>
+        <w:spacing w:line="360" w:lineRule="auto"/>
+        <w:rPr>
+          <w:rFonts w:ascii="Times New Roman" w:hAnsi="Times New Roman" w:cs="Times New Roman"/>
+          <w:color w:val="000000" w:themeColor="text1"/>
+          <w:sz w:val="28"/>
+          <w:szCs w:val="28"/>
+        </w:rPr>
+      </w:pPr>
+      <w:r>
+        <w:rPr>
+          <w:rFonts w:ascii="Times New Roman" w:hAnsi="Times New Roman" w:cs="Times New Roman"/>
+          <w:color w:val="000000" w:themeColor="text1"/>
+          <w:sz w:val="28"/>
+          <w:szCs w:val="28"/>
+        </w:rPr>
+        <w:t>База данных также необходима для хранения рабочих параметров приложения. Администратор должен иметь возможность создать приложение, задать для него параметры и управлять ими независимо от клиентского кода. Это позволяет изменить параметр в системе без необходимости пересобирать и публиковать новую версию приложения. Кроме того, база данных обеспечивает хранение значений вариантов A и B, а также результатов назначения варианта пользователю. Благодаря этому система способна не просто хранить параметры, а выступать единым источником актуальных значений для клиентского приложения.</w:t>
+      </w:r>
+    </w:p>
+    <w:p>
+      <w:pPr>
+        <w:spacing w:line="360" w:lineRule="auto"/>
+        <w:rPr>
+          <w:rFonts w:ascii="Times New Roman" w:hAnsi="Times New Roman" w:cs="Times New Roman"/>
+          <w:color w:val="000000" w:themeColor="text1"/>
+          <w:sz w:val="28"/>
+          <w:szCs w:val="28"/>
+        </w:rPr>
+      </w:pPr>
+      <w:r>
+        <w:rPr>
+          <w:rFonts w:ascii="Times New Roman" w:hAnsi="Times New Roman" w:cs="Times New Roman"/>
+          <w:color w:val="000000" w:themeColor="text1"/>
+          <w:sz w:val="28"/>
+          <w:szCs w:val="28"/>
+        </w:rPr>
+        <w:t xml:space="preserve">Необходимость серверного API обусловлена тем, что </w:t>
+      </w:r>
+      <w:proofErr w:type="spellStart"/>
+      <w:r>
+        <w:rPr>
+          <w:rFonts w:ascii="Times New Roman" w:hAnsi="Times New Roman" w:cs="Times New Roman"/>
+          <w:color w:val="000000" w:themeColor="text1"/>
+          <w:sz w:val="28"/>
+          <w:szCs w:val="28"/>
+        </w:rPr>
+        <w:t>Unity</w:t>
+      </w:r>
+      <w:proofErr w:type="spellEnd"/>
+      <w:r>
+        <w:rPr>
+          <w:rFonts w:ascii="Times New Roman" w:hAnsi="Times New Roman" w:cs="Times New Roman"/>
+          <w:color w:val="000000" w:themeColor="text1"/>
+          <w:sz w:val="28"/>
+          <w:szCs w:val="28"/>
+        </w:rPr>
+        <w:t xml:space="preserve"> HTML5-клиент должен получать параметры не из локально зашитых значений, а из централизованной системы. В соответствии с логикой проектируемого решения клиент при запуске приложения передаёт в систему идентификатор приложения и идентификатор пользователя. На основе этих данных серверная часть находит активный эксперимент для приложения либо определяет его отсутствие. Если активный эксперимент найден, система проверяет, существует ли уже назначение варианта для данного пользователя. Если такое назначение уже имеется, система использует ранее сохранённый вариант. Если назначения ещё нет, система выполняет назначение варианта пользователю. После этого система возвращает клиенту соответствующие значения параметров.</w:t>
+      </w:r>
+    </w:p>
+    <w:p>
+      <w:pPr>
+        <w:spacing w:line="360" w:lineRule="auto"/>
+        <w:rPr>
+          <w:rFonts w:ascii="Times New Roman" w:hAnsi="Times New Roman" w:cs="Times New Roman"/>
+          <w:color w:val="000000" w:themeColor="text1"/>
+          <w:sz w:val="28"/>
+          <w:szCs w:val="28"/>
+        </w:rPr>
+      </w:pPr>
+      <w:r>
+        <w:rPr>
+          <w:rFonts w:ascii="Times New Roman" w:hAnsi="Times New Roman" w:cs="Times New Roman"/>
+          <w:color w:val="000000" w:themeColor="text1"/>
+          <w:sz w:val="28"/>
+          <w:szCs w:val="28"/>
+        </w:rPr>
+        <w:t xml:space="preserve">Таким образом, серверный API является обязательным элементом решения, так как именно через него осуществляется взаимодействие </w:t>
+      </w:r>
+      <w:proofErr w:type="spellStart"/>
+      <w:r>
+        <w:rPr>
+          <w:rFonts w:ascii="Times New Roman" w:hAnsi="Times New Roman" w:cs="Times New Roman"/>
+          <w:color w:val="000000" w:themeColor="text1"/>
+          <w:sz w:val="28"/>
+          <w:szCs w:val="28"/>
+        </w:rPr>
+        <w:t>Unity</w:t>
+      </w:r>
+      <w:proofErr w:type="spellEnd"/>
+      <w:r>
+        <w:rPr>
+          <w:rFonts w:ascii="Times New Roman" w:hAnsi="Times New Roman" w:cs="Times New Roman"/>
+          <w:color w:val="000000" w:themeColor="text1"/>
+          <w:sz w:val="28"/>
+          <w:szCs w:val="28"/>
+        </w:rPr>
+        <w:t xml:space="preserve"> HTML5-клиента и проектируемой системы. Без серверного API клиент не смог бы </w:t>
+      </w:r>
+      <w:r>
+        <w:rPr>
+          <w:rFonts w:ascii="Times New Roman" w:hAnsi="Times New Roman" w:cs="Times New Roman"/>
+          <w:color w:val="000000" w:themeColor="text1"/>
+          <w:sz w:val="28"/>
+          <w:szCs w:val="28"/>
+        </w:rPr>
+        <w:lastRenderedPageBreak/>
+        <w:t>получать актуальные значения параметров, а значит, всё управление параметрами по-прежнему оставалось бы внутри клиентского кода.</w:t>
+      </w:r>
+    </w:p>
+    <w:p>
+      <w:pPr>
+        <w:spacing w:line="360" w:lineRule="auto"/>
+        <w:rPr>
+          <w:rFonts w:ascii="Times New Roman" w:hAnsi="Times New Roman" w:cs="Times New Roman"/>
+          <w:color w:val="000000" w:themeColor="text1"/>
+          <w:sz w:val="28"/>
+          <w:szCs w:val="28"/>
+        </w:rPr>
+      </w:pPr>
+      <w:r>
+        <w:rPr>
+          <w:rFonts w:ascii="Times New Roman" w:hAnsi="Times New Roman" w:cs="Times New Roman"/>
+          <w:color w:val="000000" w:themeColor="text1"/>
+          <w:sz w:val="28"/>
+          <w:szCs w:val="28"/>
+        </w:rPr>
+        <w:t>Следующей важной причиной необходимости автоматизации является использование веб-интерфейса администратора. В проектируемой системе администратор должен иметь возможность создавать приложения, создавать эксперименты, настраивать параметры вариантов, запускать эксперименты, анализировать результаты и завершать эксперименты. Если такого интерфейса не будет, все действия по управлению параметрами и экспериментами придётся выполнять либо напрямую через базу данных, либо путём изменения программного кода. Это значительно усложнит эксплуатацию системы, увеличит вероятность ошибок и снизит доступность решения для практического использования.</w:t>
+      </w:r>
+    </w:p>
+    <w:p>
+      <w:pPr>
+        <w:spacing w:line="360" w:lineRule="auto"/>
+        <w:rPr>
+          <w:rFonts w:ascii="Times New Roman" w:hAnsi="Times New Roman" w:cs="Times New Roman"/>
+          <w:color w:val="000000" w:themeColor="text1"/>
+          <w:sz w:val="28"/>
+          <w:szCs w:val="28"/>
+        </w:rPr>
+      </w:pPr>
+      <w:r>
+        <w:rPr>
+          <w:rFonts w:ascii="Times New Roman" w:hAnsi="Times New Roman" w:cs="Times New Roman"/>
+          <w:color w:val="000000" w:themeColor="text1"/>
+          <w:sz w:val="28"/>
+          <w:szCs w:val="28"/>
+        </w:rPr>
+        <w:t>Веб-интерфейс администратора делает процесс управления параметрами и экспериментами более прозрачным и удобным. Администратор работает не с техническими структурами хранения, а с прикладными сущностями предметной области: приложением, параметром, вариантом эксперимента и его статусом. Это позволяет сократить количество ручных операций и уменьшить зависимость от технических действий, связанных с публикацией новых версий приложения.</w:t>
+      </w:r>
+    </w:p>
+    <w:p>
+      <w:pPr>
+        <w:spacing w:line="360" w:lineRule="auto"/>
+        <w:rPr>
+          <w:rFonts w:ascii="Times New Roman" w:hAnsi="Times New Roman" w:cs="Times New Roman"/>
+          <w:color w:val="000000" w:themeColor="text1"/>
+          <w:sz w:val="28"/>
+          <w:szCs w:val="28"/>
+        </w:rPr>
+      </w:pPr>
+      <w:r>
+        <w:rPr>
+          <w:rFonts w:ascii="Times New Roman" w:hAnsi="Times New Roman" w:cs="Times New Roman"/>
+          <w:color w:val="000000" w:themeColor="text1"/>
+          <w:sz w:val="28"/>
+          <w:szCs w:val="28"/>
+        </w:rPr>
+        <w:t>Особое значение имеет необходимость сохранения назначений вариантов пользователям. В A/B-тестировании принципиально важно, чтобы пользователь, однажды попавший в определённый вариант эксперимента, продолжал получать тот же вариант на протяжении всего периода тестирования. Если не сохранять назначение варианта, при каждом новом обращении пользователя система могла бы назначать ему новый вариант, что привело бы к искажению результатов эксперимента. Поведение одного и того же пользователя оказалось бы связано сразу с несколькими вариантами, а значит, аналитика стала бы некорректной.</w:t>
+      </w:r>
+    </w:p>
+    <w:p>
+      <w:pPr>
+        <w:spacing w:line="360" w:lineRule="auto"/>
+        <w:rPr>
+          <w:rFonts w:ascii="Times New Roman" w:hAnsi="Times New Roman" w:cs="Times New Roman"/>
+          <w:color w:val="000000" w:themeColor="text1"/>
+          <w:sz w:val="28"/>
+          <w:szCs w:val="28"/>
+        </w:rPr>
+      </w:pPr>
+      <w:r>
+        <w:rPr>
+          <w:rFonts w:ascii="Times New Roman" w:hAnsi="Times New Roman" w:cs="Times New Roman"/>
+          <w:color w:val="000000" w:themeColor="text1"/>
+          <w:sz w:val="28"/>
+          <w:szCs w:val="28"/>
+        </w:rPr>
+        <w:lastRenderedPageBreak/>
+        <w:t xml:space="preserve">Поэтому проектируемая система должна не только уметь назначать вариант пользователю, но и сохранять это назначение в базе данных. Далее при повторных запросах система сначала проверяет наличие </w:t>
+      </w:r>
+      <w:proofErr w:type="gramStart"/>
+      <w:r>
+        <w:rPr>
+          <w:rFonts w:ascii="Times New Roman" w:hAnsi="Times New Roman" w:cs="Times New Roman"/>
+          <w:color w:val="000000" w:themeColor="text1"/>
+          <w:sz w:val="28"/>
+          <w:szCs w:val="28"/>
+        </w:rPr>
+        <w:t>уже существующего</w:t>
+      </w:r>
+      <w:proofErr w:type="gramEnd"/>
+      <w:r>
+        <w:rPr>
+          <w:rFonts w:ascii="Times New Roman" w:hAnsi="Times New Roman" w:cs="Times New Roman"/>
+          <w:color w:val="000000" w:themeColor="text1"/>
+          <w:sz w:val="28"/>
+          <w:szCs w:val="28"/>
+        </w:rPr>
+        <w:t xml:space="preserve"> назначения и только после этого принимает решение о возврате значений параметров. Такой механизм обеспечивает устойчивость выборки и позволяет корректно интерпретировать результаты A/B-тестирования.</w:t>
+      </w:r>
+    </w:p>
+    <w:p>
+      <w:pPr>
+        <w:spacing w:line="360" w:lineRule="auto"/>
+        <w:rPr>
+          <w:rFonts w:ascii="Times New Roman" w:hAnsi="Times New Roman" w:cs="Times New Roman"/>
+          <w:color w:val="000000" w:themeColor="text1"/>
+          <w:sz w:val="28"/>
+          <w:szCs w:val="28"/>
+        </w:rPr>
+      </w:pPr>
+      <w:r>
+        <w:rPr>
+          <w:rFonts w:ascii="Times New Roman" w:hAnsi="Times New Roman" w:cs="Times New Roman"/>
+          <w:color w:val="000000" w:themeColor="text1"/>
+          <w:sz w:val="28"/>
+          <w:szCs w:val="28"/>
+        </w:rPr>
+        <w:t>Яндекс Метрика при этом сохраняется как внешняя аналитическая система. Это также является обоснованным решением. Проектируемая информационная система предназначена прежде всего для управления приложениями, параметрами и экспериментами, а не для хранения и глубокого анализа всей поведенческой аналитики пользователей. Если попытаться полностью перенести функции аналитики внутрь собственной системы, это приведёт к существенному усложнению архитектуры, увеличению объёма хранимых данных и росту трудоёмкости разработки.</w:t>
+      </w:r>
+    </w:p>
+    <w:p>
+      <w:pPr>
+        <w:spacing w:line="360" w:lineRule="auto"/>
+        <w:rPr>
+          <w:rFonts w:ascii="Times New Roman" w:hAnsi="Times New Roman" w:cs="Times New Roman"/>
+          <w:color w:val="000000" w:themeColor="text1"/>
+          <w:sz w:val="28"/>
+          <w:szCs w:val="28"/>
+        </w:rPr>
+      </w:pPr>
+      <w:r>
+        <w:rPr>
+          <w:rFonts w:ascii="Times New Roman" w:hAnsi="Times New Roman" w:cs="Times New Roman"/>
+          <w:color w:val="000000" w:themeColor="text1"/>
+          <w:sz w:val="28"/>
+          <w:szCs w:val="28"/>
+        </w:rPr>
+        <w:t xml:space="preserve">В рамках проектируемого решения </w:t>
+      </w:r>
+      <w:proofErr w:type="spellStart"/>
+      <w:r>
+        <w:rPr>
+          <w:rFonts w:ascii="Times New Roman" w:hAnsi="Times New Roman" w:cs="Times New Roman"/>
+          <w:color w:val="000000" w:themeColor="text1"/>
+          <w:sz w:val="28"/>
+          <w:szCs w:val="28"/>
+        </w:rPr>
+        <w:t>Unity</w:t>
+      </w:r>
+      <w:proofErr w:type="spellEnd"/>
+      <w:r>
+        <w:rPr>
+          <w:rFonts w:ascii="Times New Roman" w:hAnsi="Times New Roman" w:cs="Times New Roman"/>
+          <w:color w:val="000000" w:themeColor="text1"/>
+          <w:sz w:val="28"/>
+          <w:szCs w:val="28"/>
+        </w:rPr>
+        <w:t xml:space="preserve"> HTML5-клиент после получения значений параметров и начала работы приложения отправляет события в Яндекс Метрику. Таким образом, аналитический контур остаётся внешним, а система выполняет роль контура управления параметрами и экспериментами. Такое разделение обязанностей является рациональным: проектируемая система управляет тем, какие значения получает приложение, а Яндекс Метрика отвечает за сбор, накопление и анализ пользовательских событий.</w:t>
+      </w:r>
+    </w:p>
+    <w:p>
+      <w:pPr>
+        <w:spacing w:line="360" w:lineRule="auto"/>
+        <w:rPr>
+          <w:rFonts w:ascii="Times New Roman" w:hAnsi="Times New Roman" w:cs="Times New Roman"/>
+          <w:color w:val="000000" w:themeColor="text1"/>
+          <w:sz w:val="28"/>
+          <w:szCs w:val="28"/>
+        </w:rPr>
+      </w:pPr>
+      <w:r>
+        <w:rPr>
+          <w:rFonts w:ascii="Times New Roman" w:hAnsi="Times New Roman" w:cs="Times New Roman"/>
+          <w:color w:val="000000" w:themeColor="text1"/>
+          <w:sz w:val="28"/>
+          <w:szCs w:val="28"/>
+        </w:rPr>
+        <w:t>После накопления достаточного объёма данных администратор анализирует отчёты и выбирает лучший вариант эксперимента. В соответствии с логикой проектируемой системы после этого статус эксперимента изменяется на «Завершен». Данный этап также подтверждает необходимость использования вычислительной техники, так как ручное завершение эксперимента и принятие решения без единой системы не обеспечивают целостности процесса. В автоматизированном варианте система фиксирует завершение эксперимента и сохраняет информацию о его результате.</w:t>
+      </w:r>
+    </w:p>
+    <w:p>
+      <w:pPr>
+        <w:spacing w:line="360" w:lineRule="auto"/>
+        <w:rPr>
+          <w:rFonts w:ascii="Times New Roman" w:hAnsi="Times New Roman" w:cs="Times New Roman"/>
+          <w:color w:val="000000" w:themeColor="text1"/>
+          <w:sz w:val="28"/>
+          <w:szCs w:val="28"/>
+        </w:rPr>
+      </w:pPr>
+      <w:r>
+        <w:rPr>
+          <w:rFonts w:ascii="Times New Roman" w:hAnsi="Times New Roman" w:cs="Times New Roman"/>
+          <w:color w:val="000000" w:themeColor="text1"/>
+          <w:sz w:val="28"/>
+          <w:szCs w:val="28"/>
+        </w:rPr>
+        <w:lastRenderedPageBreak/>
+        <w:t>С практической точки зрения логически важным продолжением данного этапа является использование победившего варианта как основы для дальнейших рабочих значений параметров приложения. Иначе проведение эксперимента не имело бы завершённого прикладного эффекта. Следовательно, проектируемая система должна не только поддерживать проведение A/B-теста, но и обеспечивать применение результата эксперимента в дальнейшей работе приложения.</w:t>
+      </w:r>
+    </w:p>
+    <w:p>
+      <w:pPr>
+        <w:spacing w:line="360" w:lineRule="auto"/>
+        <w:rPr>
+          <w:rFonts w:ascii="Times New Roman" w:hAnsi="Times New Roman" w:cs="Times New Roman"/>
+          <w:color w:val="000000" w:themeColor="text1"/>
+          <w:sz w:val="28"/>
+          <w:szCs w:val="28"/>
+        </w:rPr>
+      </w:pPr>
+      <w:r>
+        <w:rPr>
+          <w:rFonts w:ascii="Times New Roman" w:hAnsi="Times New Roman" w:cs="Times New Roman"/>
+          <w:color w:val="000000" w:themeColor="text1"/>
+          <w:sz w:val="28"/>
+          <w:szCs w:val="28"/>
+        </w:rPr>
+        <w:t>Таким образом, необходимость использования вычислительной техники объясняется следующими причинами:</w:t>
+      </w:r>
+    </w:p>
+    <w:p>
+      <w:pPr>
+        <w:numPr>
+          <w:ilvl w:val="0"/>
+          <w:numId w:val="9"/>
+        </w:numPr>
+        <w:spacing w:line="360" w:lineRule="auto"/>
+        <w:rPr>
+          <w:rFonts w:ascii="Times New Roman" w:hAnsi="Times New Roman" w:cs="Times New Roman"/>
+          <w:color w:val="000000" w:themeColor="text1"/>
+          <w:sz w:val="28"/>
+          <w:szCs w:val="28"/>
+        </w:rPr>
+      </w:pPr>
+      <w:r>
+        <w:rPr>
+          <w:rFonts w:ascii="Times New Roman" w:hAnsi="Times New Roman" w:cs="Times New Roman"/>
+          <w:color w:val="000000" w:themeColor="text1"/>
+          <w:sz w:val="28"/>
+          <w:szCs w:val="28"/>
+        </w:rPr>
+        <w:t xml:space="preserve">требуется централизованно хранить приложения, параметры, эксперименты, варианты и назначения пользователей; </w:t>
+      </w:r>
+    </w:p>
+    <w:p>
+      <w:pPr>
+        <w:numPr>
+          <w:ilvl w:val="0"/>
+          <w:numId w:val="9"/>
+        </w:numPr>
+        <w:spacing w:line="360" w:lineRule="auto"/>
+        <w:rPr>
+          <w:rFonts w:ascii="Times New Roman" w:hAnsi="Times New Roman" w:cs="Times New Roman"/>
+          <w:color w:val="000000" w:themeColor="text1"/>
+          <w:sz w:val="28"/>
+          <w:szCs w:val="28"/>
+        </w:rPr>
+      </w:pPr>
+      <w:r>
+        <w:rPr>
+          <w:rFonts w:ascii="Times New Roman" w:hAnsi="Times New Roman" w:cs="Times New Roman"/>
+          <w:color w:val="000000" w:themeColor="text1"/>
+          <w:sz w:val="28"/>
+          <w:szCs w:val="28"/>
+        </w:rPr>
+        <w:t xml:space="preserve">требуется автоматически выдавать значения параметров </w:t>
+      </w:r>
+      <w:proofErr w:type="spellStart"/>
+      <w:r>
+        <w:rPr>
+          <w:rFonts w:ascii="Times New Roman" w:hAnsi="Times New Roman" w:cs="Times New Roman"/>
+          <w:color w:val="000000" w:themeColor="text1"/>
+          <w:sz w:val="28"/>
+          <w:szCs w:val="28"/>
+        </w:rPr>
+        <w:t>Unity</w:t>
+      </w:r>
+      <w:proofErr w:type="spellEnd"/>
+      <w:r>
+        <w:rPr>
+          <w:rFonts w:ascii="Times New Roman" w:hAnsi="Times New Roman" w:cs="Times New Roman"/>
+          <w:color w:val="000000" w:themeColor="text1"/>
+          <w:sz w:val="28"/>
+          <w:szCs w:val="28"/>
+        </w:rPr>
+        <w:t xml:space="preserve"> HTML5-клиенту через серверный API; </w:t>
+      </w:r>
+    </w:p>
+    <w:p>
+      <w:pPr>
+        <w:numPr>
+          <w:ilvl w:val="0"/>
+          <w:numId w:val="9"/>
+        </w:numPr>
+        <w:spacing w:line="360" w:lineRule="auto"/>
+        <w:rPr>
+          <w:rFonts w:ascii="Times New Roman" w:hAnsi="Times New Roman" w:cs="Times New Roman"/>
+          <w:color w:val="000000" w:themeColor="text1"/>
+          <w:sz w:val="28"/>
+          <w:szCs w:val="28"/>
+        </w:rPr>
+      </w:pPr>
+      <w:r>
+        <w:rPr>
+          <w:rFonts w:ascii="Times New Roman" w:hAnsi="Times New Roman" w:cs="Times New Roman"/>
+          <w:color w:val="000000" w:themeColor="text1"/>
+          <w:sz w:val="28"/>
+          <w:szCs w:val="28"/>
+        </w:rPr>
+        <w:t xml:space="preserve">требуется обеспечить администратору удобный веб-интерфейс для управления приложениями и экспериментами; </w:t>
+      </w:r>
+    </w:p>
+    <w:p>
+      <w:pPr>
+        <w:numPr>
+          <w:ilvl w:val="0"/>
+          <w:numId w:val="9"/>
+        </w:numPr>
+        <w:spacing w:line="360" w:lineRule="auto"/>
+        <w:rPr>
+          <w:rFonts w:ascii="Times New Roman" w:hAnsi="Times New Roman" w:cs="Times New Roman"/>
+          <w:color w:val="000000" w:themeColor="text1"/>
+          <w:sz w:val="28"/>
+          <w:szCs w:val="28"/>
+        </w:rPr>
+      </w:pPr>
+      <w:r>
+        <w:rPr>
+          <w:rFonts w:ascii="Times New Roman" w:hAnsi="Times New Roman" w:cs="Times New Roman"/>
+          <w:color w:val="000000" w:themeColor="text1"/>
+          <w:sz w:val="28"/>
+          <w:szCs w:val="28"/>
+        </w:rPr>
+        <w:t xml:space="preserve">требуется сохранять назначения вариантов пользователям для обеспечения корректности A/B-тестирования; </w:t>
+      </w:r>
+    </w:p>
+    <w:p>
+      <w:pPr>
+        <w:numPr>
+          <w:ilvl w:val="0"/>
+          <w:numId w:val="9"/>
+        </w:numPr>
+        <w:spacing w:line="360" w:lineRule="auto"/>
+        <w:rPr>
+          <w:rFonts w:ascii="Times New Roman" w:hAnsi="Times New Roman" w:cs="Times New Roman"/>
+          <w:color w:val="000000" w:themeColor="text1"/>
+          <w:sz w:val="28"/>
+          <w:szCs w:val="28"/>
+        </w:rPr>
+      </w:pPr>
+      <w:r>
+        <w:rPr>
+          <w:rFonts w:ascii="Times New Roman" w:hAnsi="Times New Roman" w:cs="Times New Roman"/>
+          <w:color w:val="000000" w:themeColor="text1"/>
+          <w:sz w:val="28"/>
+          <w:szCs w:val="28"/>
+        </w:rPr>
+        <w:t xml:space="preserve">требуется использовать внешнюю аналитическую систему для сбора и анализа пользовательских событий; </w:t>
+      </w:r>
+    </w:p>
+    <w:p>
+      <w:pPr>
+        <w:numPr>
+          <w:ilvl w:val="0"/>
+          <w:numId w:val="9"/>
+        </w:numPr>
+        <w:spacing w:line="360" w:lineRule="auto"/>
+        <w:rPr>
+          <w:rFonts w:ascii="Times New Roman" w:hAnsi="Times New Roman" w:cs="Times New Roman"/>
+          <w:color w:val="000000" w:themeColor="text1"/>
+          <w:sz w:val="28"/>
+          <w:szCs w:val="28"/>
+        </w:rPr>
+      </w:pPr>
+      <w:r>
+        <w:rPr>
+          <w:rFonts w:ascii="Times New Roman" w:hAnsi="Times New Roman" w:cs="Times New Roman"/>
+          <w:color w:val="000000" w:themeColor="text1"/>
+          <w:sz w:val="28"/>
+          <w:szCs w:val="28"/>
+        </w:rPr>
+        <w:t xml:space="preserve">требуется фиксировать завершение эксперимента и использовать его результаты в дальнейшей работе приложения. </w:t>
+      </w:r>
+    </w:p>
+    <w:p>
+      <w:pPr>
+        <w:spacing w:line="360" w:lineRule="auto"/>
+        <w:rPr>
+          <w:rFonts w:ascii="Times New Roman" w:hAnsi="Times New Roman" w:cs="Times New Roman"/>
+          <w:color w:val="000000" w:themeColor="text1"/>
+          <w:sz w:val="28"/>
+          <w:szCs w:val="28"/>
+        </w:rPr>
+      </w:pPr>
+      <w:r>
+        <w:rPr>
+          <w:rFonts w:ascii="Times New Roman" w:hAnsi="Times New Roman" w:cs="Times New Roman"/>
+          <w:color w:val="000000" w:themeColor="text1"/>
+          <w:sz w:val="28"/>
+          <w:szCs w:val="28"/>
+        </w:rPr>
+        <w:t>Цель использования вычислительной техники в рамках данной задачи заключается в разработке информационной системы, обеспечивающей централизованное управление параметрами веб-приложений, автоматизацию проведения A/B-тестов и передачу клиентскому приложению актуальных значений параметров без необходимости публикации новой версии приложения при каждом изменении.</w:t>
+      </w:r>
+    </w:p>
+    <w:p>
+      <w:pPr>
+        <w:spacing w:line="360" w:lineRule="auto"/>
+        <w:rPr>
+          <w:rFonts w:ascii="Times New Roman" w:hAnsi="Times New Roman" w:cs="Times New Roman"/>
+          <w:color w:val="000000" w:themeColor="text1"/>
+          <w:sz w:val="28"/>
+          <w:szCs w:val="28"/>
+        </w:rPr>
+      </w:pPr>
+      <w:r>
+        <w:rPr>
+          <w:rFonts w:ascii="Times New Roman" w:hAnsi="Times New Roman" w:cs="Times New Roman"/>
+          <w:color w:val="000000" w:themeColor="text1"/>
+          <w:sz w:val="28"/>
+          <w:szCs w:val="28"/>
+        </w:rPr>
+        <w:lastRenderedPageBreak/>
+        <w:t>Внедрение проектируемой системы позволит получить следующие положительные эффекты:</w:t>
+      </w:r>
+    </w:p>
+    <w:p>
+      <w:pPr>
+        <w:numPr>
+          <w:ilvl w:val="0"/>
+          <w:numId w:val="10"/>
+        </w:numPr>
+        <w:spacing w:line="360" w:lineRule="auto"/>
+        <w:rPr>
+          <w:rFonts w:ascii="Times New Roman" w:hAnsi="Times New Roman" w:cs="Times New Roman"/>
+          <w:color w:val="000000" w:themeColor="text1"/>
+          <w:sz w:val="28"/>
+          <w:szCs w:val="28"/>
+        </w:rPr>
+      </w:pPr>
+      <w:r>
+        <w:rPr>
+          <w:rFonts w:ascii="Times New Roman" w:hAnsi="Times New Roman" w:cs="Times New Roman"/>
+          <w:color w:val="000000" w:themeColor="text1"/>
+          <w:sz w:val="28"/>
+          <w:szCs w:val="28"/>
+        </w:rPr>
+        <w:t xml:space="preserve">сократить время на изменение параметров приложения; </w:t>
+      </w:r>
+    </w:p>
+    <w:p>
+      <w:pPr>
+        <w:numPr>
+          <w:ilvl w:val="0"/>
+          <w:numId w:val="10"/>
+        </w:numPr>
+        <w:spacing w:line="360" w:lineRule="auto"/>
+        <w:rPr>
+          <w:rFonts w:ascii="Times New Roman" w:hAnsi="Times New Roman" w:cs="Times New Roman"/>
+          <w:color w:val="000000" w:themeColor="text1"/>
+          <w:sz w:val="28"/>
+          <w:szCs w:val="28"/>
+        </w:rPr>
+      </w:pPr>
+      <w:r>
+        <w:rPr>
+          <w:rFonts w:ascii="Times New Roman" w:hAnsi="Times New Roman" w:cs="Times New Roman"/>
+          <w:color w:val="000000" w:themeColor="text1"/>
+          <w:sz w:val="28"/>
+          <w:szCs w:val="28"/>
+        </w:rPr>
+        <w:t xml:space="preserve">исключить необходимость публикации новой версии приложения ради изменения отдельных параметров; </w:t>
+      </w:r>
+    </w:p>
+    <w:p>
+      <w:pPr>
+        <w:numPr>
+          <w:ilvl w:val="0"/>
+          <w:numId w:val="10"/>
+        </w:numPr>
+        <w:spacing w:line="360" w:lineRule="auto"/>
+        <w:rPr>
+          <w:rFonts w:ascii="Times New Roman" w:hAnsi="Times New Roman" w:cs="Times New Roman"/>
+          <w:color w:val="000000" w:themeColor="text1"/>
+          <w:sz w:val="28"/>
+          <w:szCs w:val="28"/>
+        </w:rPr>
+      </w:pPr>
+      <w:r>
+        <w:rPr>
+          <w:rFonts w:ascii="Times New Roman" w:hAnsi="Times New Roman" w:cs="Times New Roman"/>
+          <w:color w:val="000000" w:themeColor="text1"/>
+          <w:sz w:val="28"/>
+          <w:szCs w:val="28"/>
+        </w:rPr>
+        <w:t xml:space="preserve">централизовать хранение параметров и вариантов экспериментов; </w:t>
+      </w:r>
+    </w:p>
+    <w:p>
+      <w:pPr>
+        <w:numPr>
+          <w:ilvl w:val="0"/>
+          <w:numId w:val="10"/>
+        </w:numPr>
+        <w:spacing w:line="360" w:lineRule="auto"/>
+        <w:rPr>
+          <w:rFonts w:ascii="Times New Roman" w:hAnsi="Times New Roman" w:cs="Times New Roman"/>
+          <w:color w:val="000000" w:themeColor="text1"/>
+          <w:sz w:val="28"/>
+          <w:szCs w:val="28"/>
+        </w:rPr>
+      </w:pPr>
+      <w:r>
+        <w:rPr>
+          <w:rFonts w:ascii="Times New Roman" w:hAnsi="Times New Roman" w:cs="Times New Roman"/>
+          <w:color w:val="000000" w:themeColor="text1"/>
+          <w:sz w:val="28"/>
+          <w:szCs w:val="28"/>
+        </w:rPr>
+        <w:t xml:space="preserve">обеспечить устойчивое назначение вариантов пользователям; </w:t>
+      </w:r>
+    </w:p>
+    <w:p>
+      <w:pPr>
+        <w:numPr>
+          <w:ilvl w:val="0"/>
+          <w:numId w:val="10"/>
+        </w:numPr>
+        <w:spacing w:line="360" w:lineRule="auto"/>
+        <w:rPr>
+          <w:rFonts w:ascii="Times New Roman" w:hAnsi="Times New Roman" w:cs="Times New Roman"/>
+          <w:color w:val="000000" w:themeColor="text1"/>
+          <w:sz w:val="28"/>
+          <w:szCs w:val="28"/>
+        </w:rPr>
+      </w:pPr>
+      <w:r>
+        <w:rPr>
+          <w:rFonts w:ascii="Times New Roman" w:hAnsi="Times New Roman" w:cs="Times New Roman"/>
+          <w:color w:val="000000" w:themeColor="text1"/>
+          <w:sz w:val="28"/>
+          <w:szCs w:val="28"/>
+        </w:rPr>
+        <w:t xml:space="preserve">повысить точность проведения A/B-тестов; </w:t>
+      </w:r>
+    </w:p>
+    <w:p>
+      <w:pPr>
+        <w:numPr>
+          <w:ilvl w:val="0"/>
+          <w:numId w:val="10"/>
+        </w:numPr>
+        <w:spacing w:line="360" w:lineRule="auto"/>
+        <w:rPr>
+          <w:rFonts w:ascii="Times New Roman" w:hAnsi="Times New Roman" w:cs="Times New Roman"/>
+          <w:color w:val="000000" w:themeColor="text1"/>
+          <w:sz w:val="28"/>
+          <w:szCs w:val="28"/>
+        </w:rPr>
+      </w:pPr>
+      <w:r>
+        <w:rPr>
+          <w:rFonts w:ascii="Times New Roman" w:hAnsi="Times New Roman" w:cs="Times New Roman"/>
+          <w:color w:val="000000" w:themeColor="text1"/>
+          <w:sz w:val="28"/>
+          <w:szCs w:val="28"/>
+        </w:rPr>
+        <w:t xml:space="preserve">упростить анализ результатов за счёт связки параметров, экспериментов и пользовательских событий; </w:t>
+      </w:r>
+    </w:p>
+    <w:p>
+      <w:pPr>
+        <w:numPr>
+          <w:ilvl w:val="0"/>
+          <w:numId w:val="10"/>
+        </w:numPr>
+        <w:spacing w:line="360" w:lineRule="auto"/>
+        <w:rPr>
+          <w:rFonts w:ascii="Times New Roman" w:hAnsi="Times New Roman" w:cs="Times New Roman"/>
+          <w:color w:val="000000" w:themeColor="text1"/>
+          <w:sz w:val="28"/>
+          <w:szCs w:val="28"/>
+        </w:rPr>
+      </w:pPr>
+      <w:r>
+        <w:rPr>
+          <w:rFonts w:ascii="Times New Roman" w:hAnsi="Times New Roman" w:cs="Times New Roman"/>
+          <w:color w:val="000000" w:themeColor="text1"/>
+          <w:sz w:val="28"/>
+          <w:szCs w:val="28"/>
+        </w:rPr>
+        <w:t xml:space="preserve">снизить вероятность ошибок, связанных с ручным изменением параметров и последовательной публикацией версий; </w:t>
+      </w:r>
+    </w:p>
+    <w:p>
+      <w:pPr>
+        <w:numPr>
+          <w:ilvl w:val="0"/>
+          <w:numId w:val="10"/>
+        </w:numPr>
+        <w:spacing w:line="360" w:lineRule="auto"/>
+        <w:rPr>
+          <w:rFonts w:ascii="Times New Roman" w:hAnsi="Times New Roman" w:cs="Times New Roman"/>
+          <w:color w:val="000000" w:themeColor="text1"/>
+          <w:sz w:val="28"/>
+          <w:szCs w:val="28"/>
+        </w:rPr>
+      </w:pPr>
+      <w:r>
+        <w:rPr>
+          <w:rFonts w:ascii="Times New Roman" w:hAnsi="Times New Roman" w:cs="Times New Roman"/>
+          <w:color w:val="000000" w:themeColor="text1"/>
+          <w:sz w:val="28"/>
+          <w:szCs w:val="28"/>
+        </w:rPr>
+        <w:t xml:space="preserve">обеспечить более быстрый и управляемый цикл проверки продуктовых гипотез. </w:t>
+      </w:r>
+    </w:p>
+    <w:p>
+      <w:pPr>
+        <w:spacing w:line="360" w:lineRule="auto"/>
+        <w:rPr>
+          <w:rFonts w:ascii="Times New Roman" w:hAnsi="Times New Roman" w:cs="Times New Roman"/>
+          <w:color w:val="000000" w:themeColor="text1"/>
+          <w:sz w:val="28"/>
+          <w:szCs w:val="28"/>
+        </w:rPr>
+      </w:pPr>
+      <w:r>
+        <w:rPr>
+          <w:rFonts w:ascii="Times New Roman" w:hAnsi="Times New Roman" w:cs="Times New Roman"/>
+          <w:color w:val="000000" w:themeColor="text1"/>
+          <w:sz w:val="28"/>
+          <w:szCs w:val="28"/>
+        </w:rPr>
+        <w:t>Бизнес-процесс проведения A/B-теста с использованием проектируемой информационной системы представлен на рисунке 1.4.</w:t>
+      </w:r>
+    </w:p>
+    <w:p>
+      <w:pPr>
+        <w:keepNext/>
+        <w:spacing w:line="360" w:lineRule="auto"/>
+      </w:pPr>
+      <w:r>
+        <w:rPr>
+          <w:rFonts w:ascii="Times New Roman" w:hAnsi="Times New Roman" w:cs="Times New Roman"/>
+          <w:b/>
+          <w:bCs/>
+          <w:color w:val="000000" w:themeColor="text1"/>
+          <w:sz w:val="28"/>
+          <w:szCs w:val="28"/>
+        </w:rPr>
+        <w:lastRenderedPageBreak/>
+        <w:drawing>
+          <wp:inline distT="0" distB="0" distL="0" distR="0" wp14:anchorId="023C136F" wp14:editId="2C2B4C96">
+            <wp:extent cx="5940425" cy="3394710"/>
+            <wp:effectExtent l="0" t="0" r="3175" b="0"/>
+            <wp:docPr id="1975214947" name="Рисунок 1"/>
+            <wp:cNvGraphicFramePr>
+              <a:graphicFrameLocks xmlns:a="http://schemas.openxmlformats.org/drawingml/2006/main" noChangeAspect="1"/>
+            </wp:cNvGraphicFramePr>
+            <a:graphic xmlns:a="http://schemas.openxmlformats.org/drawingml/2006/main">
+              <a:graphicData uri="http://schemas.openxmlformats.org/drawingml/2006/picture">
+                <pic:pic xmlns:pic="http://schemas.openxmlformats.org/drawingml/2006/picture">
+                  <pic:nvPicPr>
+                    <pic:cNvPr id="1975214947" name=""/>
+                    <pic:cNvPicPr/>
+                  </pic:nvPicPr>
+                  <pic:blipFill>
+                    <a:blip r:embed="rId9"/>
+                    <a:stretch>
+                      <a:fillRect/>
+                    </a:stretch>
+                  </pic:blipFill>
+                  <pic:spPr>
+                    <a:xfrm>
+                      <a:off x="0" y="0"/>
+                      <a:ext cx="5940425" cy="3394710"/>
+                    </a:xfrm>
+                    <a:prstGeom prst="rect">
+                      <a:avLst/>
+                    </a:prstGeom>
+                  </pic:spPr>
+                </pic:pic>
+              </a:graphicData>
+            </a:graphic>
+          </wp:inline>
+        </w:drawing>
+      </w:r>
+    </w:p>
+    <w:p>
+      <w:pPr>
+        <w:pStyle w:val="af"/>
+        <w:jc w:val="center"/>
+        <w:rPr>
+          <w:rFonts w:ascii="Times New Roman" w:hAnsi="Times New Roman" w:cs="Times New Roman"/>
+          <w:b/>
+          <w:bCs/>
+          <w:i w:val="0"/>
+          <w:iCs w:val="0"/>
+          <w:color w:val="auto"/>
+          <w:sz w:val="44"/>
+          <w:szCs w:val="44"/>
+        </w:rPr>
+      </w:pPr>
+      <w:r>
+        <w:rPr>
+          <w:rFonts w:ascii="Times New Roman" w:hAnsi="Times New Roman" w:cs="Times New Roman"/>
+          <w:i w:val="0"/>
+          <w:iCs w:val="0"/>
+          <w:color w:val="auto"/>
+          <w:sz w:val="28"/>
+          <w:szCs w:val="28"/>
+        </w:rPr>
+        <w:t xml:space="preserve">Рисунок </w:t>
+      </w:r>
+      <w:r>
+        <w:rPr>
+          <w:rFonts w:ascii="Times New Roman" w:hAnsi="Times New Roman" w:cs="Times New Roman"/>
+          <w:i w:val="0"/>
+          <w:iCs w:val="0"/>
+          <w:color w:val="auto"/>
+          <w:sz w:val="28"/>
+          <w:szCs w:val="28"/>
+        </w:rPr>
+        <w:fldChar w:fldCharType="begin"/>
+      </w:r>
+      <w:r>
+        <w:rPr>
+          <w:rFonts w:ascii="Times New Roman" w:hAnsi="Times New Roman" w:cs="Times New Roman"/>
+          <w:i w:val="0"/>
+          <w:iCs w:val="0"/>
+          <w:color w:val="auto"/>
+          <w:sz w:val="28"/>
+          <w:szCs w:val="28"/>
+        </w:rPr>
+        <w:instrText xml:space="preserve"> SEQ Рисунок \* ARABIC </w:instrText>
+      </w:r>
+      <w:r>
+        <w:rPr>
+          <w:rFonts w:ascii="Times New Roman" w:hAnsi="Times New Roman" w:cs="Times New Roman"/>
+          <w:i w:val="0"/>
+          <w:iCs w:val="0"/>
+          <w:color w:val="auto"/>
+          <w:sz w:val="28"/>
+          <w:szCs w:val="28"/>
+        </w:rPr>
+        <w:fldChar w:fldCharType="separate"/>
+      </w:r>
+      <w:r>
+        <w:rPr>
+          <w:rFonts w:ascii="Times New Roman" w:hAnsi="Times New Roman" w:cs="Times New Roman"/>
+          <w:i w:val="0"/>
+          <w:iCs w:val="0"/>
+          <w:noProof/>
+          <w:color w:val="auto"/>
+          <w:sz w:val="28"/>
+          <w:szCs w:val="28"/>
+        </w:rPr>
+        <w:t>4</w:t>
+      </w:r>
+      <w:r>
+        <w:rPr>
+          <w:rFonts w:ascii="Times New Roman" w:hAnsi="Times New Roman" w:cs="Times New Roman"/>
+          <w:i w:val="0"/>
+          <w:iCs w:val="0"/>
+          <w:color w:val="auto"/>
+          <w:sz w:val="28"/>
+          <w:szCs w:val="28"/>
+        </w:rPr>
+        <w:fldChar w:fldCharType="end"/>
+      </w:r>
+      <w:r>
+        <w:rPr>
+          <w:rFonts w:ascii="Times New Roman" w:hAnsi="Times New Roman" w:cs="Times New Roman"/>
+          <w:i w:val="0"/>
+          <w:iCs w:val="0"/>
+          <w:color w:val="auto"/>
+          <w:sz w:val="28"/>
+          <w:szCs w:val="28"/>
+        </w:rPr>
+        <w:t xml:space="preserve"> - Диаграмма </w:t>
+      </w:r>
+      <w:r>
+        <w:rPr>
+          <w:rFonts w:ascii="Times New Roman" w:hAnsi="Times New Roman" w:cs="Times New Roman"/>
+          <w:i w:val="0"/>
+          <w:iCs w:val="0"/>
+          <w:color w:val="auto"/>
+          <w:sz w:val="28"/>
+          <w:szCs w:val="28"/>
+          <w:lang w:val="en-US"/>
+        </w:rPr>
+        <w:t>to be</w:t>
+      </w:r>
+    </w:p>
+    <w:p>
+      <w:pPr>
+        <w:keepNext/>
+        <w:spacing w:line="360" w:lineRule="auto"/>
+      </w:pPr>
+      <w:r>
+        <w:rPr>
+          <w:rFonts w:ascii="Times New Roman" w:hAnsi="Times New Roman" w:cs="Times New Roman"/>
+          <w:b/>
+          <w:bCs/>
+          <w:color w:val="000000" w:themeColor="text1"/>
+          <w:sz w:val="28"/>
+          <w:szCs w:val="28"/>
+        </w:rPr>
+        <w:drawing>
+          <wp:inline distT="0" distB="0" distL="0" distR="0" wp14:anchorId="4FBA2E62" wp14:editId="2F223FD7">
+            <wp:extent cx="5940425" cy="3325495"/>
+            <wp:effectExtent l="0" t="0" r="3175" b="8255"/>
+            <wp:docPr id="1901695053" name="Рисунок 1"/>
+            <wp:cNvGraphicFramePr>
+              <a:graphicFrameLocks xmlns:a="http://schemas.openxmlformats.org/drawingml/2006/main" noChangeAspect="1"/>
+            </wp:cNvGraphicFramePr>
+            <a:graphic xmlns:a="http://schemas.openxmlformats.org/drawingml/2006/main">
+              <a:graphicData uri="http://schemas.openxmlformats.org/drawingml/2006/picture">
+                <pic:pic xmlns:pic="http://schemas.openxmlformats.org/drawingml/2006/picture">
+                  <pic:nvPicPr>
+                    <pic:cNvPr id="1901695053" name=""/>
+                    <pic:cNvPicPr/>
+                  </pic:nvPicPr>
+                  <pic:blipFill>
+                    <a:blip r:embed="rId10"/>
+                    <a:stretch>
+                      <a:fillRect/>
+                    </a:stretch>
+                  </pic:blipFill>
+                  <pic:spPr>
+                    <a:xfrm>
+                      <a:off x="0" y="0"/>
+                      <a:ext cx="5940425" cy="3325495"/>
+                    </a:xfrm>
+                    <a:prstGeom prst="rect">
+                      <a:avLst/>
+                    </a:prstGeom>
+                  </pic:spPr>
+                </pic:pic>
+              </a:graphicData>
+            </a:graphic>
+          </wp:inline>
+        </w:drawing>
+      </w:r>
+    </w:p>
+    <w:p>
+      <w:pPr>
+        <w:pStyle w:val="af"/>
+        <w:jc w:val="center"/>
+        <w:rPr>
+          <w:rFonts w:ascii="Times New Roman" w:hAnsi="Times New Roman" w:cs="Times New Roman"/>
+          <w:b/>
+          <w:bCs/>
+          <w:i w:val="0"/>
+          <w:iCs w:val="0"/>
+          <w:color w:val="auto"/>
+          <w:sz w:val="44"/>
+          <w:szCs w:val="44"/>
+        </w:rPr>
+      </w:pPr>
+      <w:r>
+        <w:rPr>
+          <w:rFonts w:ascii="Times New Roman" w:hAnsi="Times New Roman" w:cs="Times New Roman"/>
+          <w:i w:val="0"/>
+          <w:iCs w:val="0"/>
+          <w:color w:val="auto"/>
+          <w:sz w:val="28"/>
+          <w:szCs w:val="28"/>
+        </w:rPr>
+        <w:t xml:space="preserve">Рисунок </w:t>
+      </w:r>
+      <w:r>
+        <w:rPr>
+          <w:rFonts w:ascii="Times New Roman" w:hAnsi="Times New Roman" w:cs="Times New Roman"/>
+          <w:i w:val="0"/>
+          <w:iCs w:val="0"/>
+          <w:color w:val="auto"/>
+          <w:sz w:val="28"/>
+          <w:szCs w:val="28"/>
+        </w:rPr>
+        <w:fldChar w:fldCharType="begin"/>
+      </w:r>
+      <w:r>
+        <w:rPr>
+          <w:rFonts w:ascii="Times New Roman" w:hAnsi="Times New Roman" w:cs="Times New Roman"/>
+          <w:i w:val="0"/>
+          <w:iCs w:val="0"/>
+          <w:color w:val="auto"/>
+          <w:sz w:val="28"/>
+          <w:szCs w:val="28"/>
+        </w:rPr>
+        <w:instrText xml:space="preserve"> SEQ Рисунок \* ARABIC </w:instrText>
+      </w:r>
+      <w:r>
+        <w:rPr>
+          <w:rFonts w:ascii="Times New Roman" w:hAnsi="Times New Roman" w:cs="Times New Roman"/>
+          <w:i w:val="0"/>
+          <w:iCs w:val="0"/>
+          <w:color w:val="auto"/>
+          <w:sz w:val="28"/>
+          <w:szCs w:val="28"/>
+        </w:rPr>
+        <w:fldChar w:fldCharType="separate"/>
+      </w:r>
+      <w:r>
+        <w:rPr>
+          <w:rFonts w:ascii="Times New Roman" w:hAnsi="Times New Roman" w:cs="Times New Roman"/>
+          <w:i w:val="0"/>
+          <w:iCs w:val="0"/>
+          <w:noProof/>
+          <w:color w:val="auto"/>
+          <w:sz w:val="28"/>
+          <w:szCs w:val="28"/>
+        </w:rPr>
+        <w:t>5</w:t>
+      </w:r>
+      <w:r>
+        <w:rPr>
+          <w:rFonts w:ascii="Times New Roman" w:hAnsi="Times New Roman" w:cs="Times New Roman"/>
+          <w:i w:val="0"/>
+          <w:iCs w:val="0"/>
+          <w:color w:val="auto"/>
+          <w:sz w:val="28"/>
+          <w:szCs w:val="28"/>
+        </w:rPr>
+        <w:fldChar w:fldCharType="end"/>
+      </w:r>
+      <w:r>
+        <w:rPr>
+          <w:rFonts w:ascii="Times New Roman" w:hAnsi="Times New Roman" w:cs="Times New Roman"/>
+          <w:i w:val="0"/>
+          <w:iCs w:val="0"/>
+          <w:color w:val="auto"/>
+          <w:sz w:val="28"/>
+          <w:szCs w:val="28"/>
+          <w:lang w:val="en-US"/>
+        </w:rPr>
+        <w:t xml:space="preserve"> - </w:t>
+      </w:r>
+      <w:r>
+        <w:rPr>
+          <w:rFonts w:ascii="Times New Roman" w:hAnsi="Times New Roman" w:cs="Times New Roman"/>
+          <w:i w:val="0"/>
+          <w:iCs w:val="0"/>
+          <w:color w:val="auto"/>
+          <w:sz w:val="28"/>
+          <w:szCs w:val="28"/>
+        </w:rPr>
+        <w:t xml:space="preserve">Диаграмма </w:t>
+      </w:r>
+      <w:r>
+        <w:rPr>
+          <w:rFonts w:ascii="Times New Roman" w:hAnsi="Times New Roman" w:cs="Times New Roman"/>
+          <w:i w:val="0"/>
+          <w:iCs w:val="0"/>
+          <w:color w:val="auto"/>
+          <w:sz w:val="28"/>
+          <w:szCs w:val="28"/>
+          <w:lang w:val="en-US"/>
+        </w:rPr>
+        <w:t>to be</w:t>
+      </w:r>
+    </w:p>
+    <w:p>
+      <w:pPr>
+        <w:keepNext/>
+        <w:spacing w:line="360" w:lineRule="auto"/>
+      </w:pPr>
+      <w:r>
+        <w:rPr>
+          <w:rFonts w:ascii="Times New Roman" w:hAnsi="Times New Roman" w:cs="Times New Roman"/>
+          <w:b/>
+          <w:bCs/>
+          <w:color w:val="000000" w:themeColor="text1"/>
+          <w:sz w:val="28"/>
+          <w:szCs w:val="28"/>
+        </w:rPr>
+        <w:lastRenderedPageBreak/>
+        <w:drawing>
+          <wp:inline distT="0" distB="0" distL="0" distR="0" wp14:anchorId="157529DE" wp14:editId="3D970755">
+            <wp:extent cx="5940425" cy="3869690"/>
+            <wp:effectExtent l="0" t="0" r="3175" b="0"/>
+            <wp:docPr id="466886510" name="Рисунок 1"/>
+            <wp:cNvGraphicFramePr>
+              <a:graphicFrameLocks xmlns:a="http://schemas.openxmlformats.org/drawingml/2006/main" noChangeAspect="1"/>
+            </wp:cNvGraphicFramePr>
+            <a:graphic xmlns:a="http://schemas.openxmlformats.org/drawingml/2006/main">
+              <a:graphicData uri="http://schemas.openxmlformats.org/drawingml/2006/picture">
+                <pic:pic xmlns:pic="http://schemas.openxmlformats.org/drawingml/2006/picture">
+                  <pic:nvPicPr>
+                    <pic:cNvPr id="466886510" name=""/>
+                    <pic:cNvPicPr/>
+                  </pic:nvPicPr>
+                  <pic:blipFill>
+                    <a:blip r:embed="rId11"/>
+                    <a:stretch>
+                      <a:fillRect/>
+                    </a:stretch>
+                  </pic:blipFill>
+                  <pic:spPr>
+                    <a:xfrm>
+                      <a:off x="0" y="0"/>
+                      <a:ext cx="5940425" cy="3869690"/>
+                    </a:xfrm>
+                    <a:prstGeom prst="rect">
+                      <a:avLst/>
+                    </a:prstGeom>
+                  </pic:spPr>
+                </pic:pic>
+              </a:graphicData>
+            </a:graphic>
+          </wp:inline>
+        </w:drawing>
+      </w:r>
+    </w:p>
+    <w:p>
+      <w:pPr>
+        <w:pStyle w:val="af"/>
+        <w:jc w:val="center"/>
+        <w:rPr>
+          <w:rFonts w:ascii="Times New Roman" w:hAnsi="Times New Roman" w:cs="Times New Roman"/>
+          <w:b/>
+          <w:bCs/>
+          <w:i w:val="0"/>
+          <w:iCs w:val="0"/>
+          <w:color w:val="auto"/>
+          <w:sz w:val="44"/>
+          <w:szCs w:val="44"/>
+        </w:rPr>
+      </w:pPr>
+      <w:r>
+        <w:rPr>
+          <w:rFonts w:ascii="Times New Roman" w:hAnsi="Times New Roman" w:cs="Times New Roman"/>
+          <w:i w:val="0"/>
+          <w:iCs w:val="0"/>
+          <w:color w:val="auto"/>
+          <w:sz w:val="28"/>
+          <w:szCs w:val="28"/>
+        </w:rPr>
+        <w:t xml:space="preserve">Рисунок </w:t>
+      </w:r>
+      <w:r>
+        <w:rPr>
+          <w:rFonts w:ascii="Times New Roman" w:hAnsi="Times New Roman" w:cs="Times New Roman"/>
+          <w:i w:val="0"/>
+          <w:iCs w:val="0"/>
+          <w:color w:val="auto"/>
+          <w:sz w:val="28"/>
+          <w:szCs w:val="28"/>
+        </w:rPr>
+        <w:fldChar w:fldCharType="begin"/>
+      </w:r>
+      <w:r>
+        <w:rPr>
+          <w:rFonts w:ascii="Times New Roman" w:hAnsi="Times New Roman" w:cs="Times New Roman"/>
+          <w:i w:val="0"/>
+          <w:iCs w:val="0"/>
+          <w:color w:val="auto"/>
+          <w:sz w:val="28"/>
+          <w:szCs w:val="28"/>
+        </w:rPr>
+        <w:instrText xml:space="preserve"> SEQ Рисунок \* ARABIC </w:instrText>
+      </w:r>
+      <w:r>
+        <w:rPr>
+          <w:rFonts w:ascii="Times New Roman" w:hAnsi="Times New Roman" w:cs="Times New Roman"/>
+          <w:i w:val="0"/>
+          <w:iCs w:val="0"/>
+          <w:color w:val="auto"/>
+          <w:sz w:val="28"/>
+          <w:szCs w:val="28"/>
+        </w:rPr>
+        <w:fldChar w:fldCharType="separate"/>
+      </w:r>
+      <w:r>
+        <w:rPr>
+          <w:rFonts w:ascii="Times New Roman" w:hAnsi="Times New Roman" w:cs="Times New Roman"/>
+          <w:i w:val="0"/>
+          <w:iCs w:val="0"/>
+          <w:noProof/>
+          <w:color w:val="auto"/>
+          <w:sz w:val="28"/>
+          <w:szCs w:val="28"/>
+        </w:rPr>
+        <w:t>6</w:t>
+      </w:r>
+      <w:r>
+        <w:rPr>
+          <w:rFonts w:ascii="Times New Roman" w:hAnsi="Times New Roman" w:cs="Times New Roman"/>
+          <w:i w:val="0"/>
+          <w:iCs w:val="0"/>
+          <w:color w:val="auto"/>
+          <w:sz w:val="28"/>
+          <w:szCs w:val="28"/>
+        </w:rPr>
+        <w:fldChar w:fldCharType="end"/>
+      </w:r>
+      <w:r>
+        <w:rPr>
+          <w:rFonts w:ascii="Times New Roman" w:hAnsi="Times New Roman" w:cs="Times New Roman"/>
+          <w:i w:val="0"/>
+          <w:iCs w:val="0"/>
+          <w:color w:val="auto"/>
+          <w:sz w:val="28"/>
+          <w:szCs w:val="28"/>
+        </w:rPr>
+        <w:t xml:space="preserve"> - Диаграмма </w:t>
+      </w:r>
+      <w:r>
+        <w:rPr>
+          <w:rFonts w:ascii="Times New Roman" w:hAnsi="Times New Roman" w:cs="Times New Roman"/>
+          <w:i w:val="0"/>
+          <w:iCs w:val="0"/>
+          <w:color w:val="auto"/>
+          <w:sz w:val="28"/>
+          <w:szCs w:val="28"/>
+          <w:lang w:val="en-US"/>
+        </w:rPr>
+        <w:t>to be</w:t>
+      </w:r>
+    </w:p>
+    <w:p>
+      <w:pPr>
+        <w:spacing w:line="360" w:lineRule="auto"/>
+        <w:rPr>
+          <w:rFonts w:ascii="Times New Roman" w:hAnsi="Times New Roman" w:cs="Times New Roman"/>
+          <w:color w:val="000000" w:themeColor="text1"/>
+          <w:sz w:val="28"/>
+          <w:szCs w:val="28"/>
+        </w:rPr>
+      </w:pPr>
+      <w:r>
+        <w:rPr>
+          <w:rFonts w:ascii="Times New Roman" w:hAnsi="Times New Roman" w:cs="Times New Roman"/>
+          <w:color w:val="000000" w:themeColor="text1"/>
+          <w:sz w:val="28"/>
+          <w:szCs w:val="28"/>
+        </w:rPr>
+        <w:t>На рисунке 1.4 показано, что после возникновения гипотезы администратор создаёт приложение, создаёт эксперимент и настраивает параметры вариантов. Система проверяет корректность типов параметров и сохраняет значения параметров. После нажатия команды запуска система проверяет наличие активного эксперимента у приложения. Если активного эксперимента нет, его статус переводится в состояние «Активен». Если активный эксперимент уже существует, система отображает ошибку запуска, а администратор ожидает завершения ранее запущенного эксперимента.</w:t>
+      </w:r>
+    </w:p>
+    <w:p>
+      <w:pPr>
+        <w:spacing w:line="360" w:lineRule="auto"/>
+        <w:rPr>
+          <w:rFonts w:ascii="Times New Roman" w:hAnsi="Times New Roman" w:cs="Times New Roman"/>
+          <w:color w:val="000000" w:themeColor="text1"/>
+          <w:sz w:val="28"/>
+          <w:szCs w:val="28"/>
+        </w:rPr>
+      </w:pPr>
+      <w:r>
+        <w:rPr>
+          <w:rFonts w:ascii="Times New Roman" w:hAnsi="Times New Roman" w:cs="Times New Roman"/>
+          <w:color w:val="000000" w:themeColor="text1"/>
+          <w:sz w:val="28"/>
+          <w:szCs w:val="28"/>
+        </w:rPr>
+        <w:t xml:space="preserve">После запуска эксперимента пользователь запускает приложение, а </w:t>
+      </w:r>
+      <w:proofErr w:type="spellStart"/>
+      <w:r>
+        <w:rPr>
+          <w:rFonts w:ascii="Times New Roman" w:hAnsi="Times New Roman" w:cs="Times New Roman"/>
+          <w:color w:val="000000" w:themeColor="text1"/>
+          <w:sz w:val="28"/>
+          <w:szCs w:val="28"/>
+        </w:rPr>
+        <w:t>Unity</w:t>
+      </w:r>
+      <w:proofErr w:type="spellEnd"/>
+      <w:r>
+        <w:rPr>
+          <w:rFonts w:ascii="Times New Roman" w:hAnsi="Times New Roman" w:cs="Times New Roman"/>
+          <w:color w:val="000000" w:themeColor="text1"/>
+          <w:sz w:val="28"/>
+          <w:szCs w:val="28"/>
+        </w:rPr>
+        <w:t xml:space="preserve"> HTML5-клиент отправляет в систему идентификатор приложения и идентификатор пользователя. Система находит активный эксперимент приложения и определяет, существует ли уже назначение варианта пользователю. Если назначение существует, система использует сохранённый вариант. Если назначения нет, система назначает пользователю вариант </w:t>
+      </w:r>
+      <w:r>
+        <w:rPr>
+          <w:rFonts w:ascii="Times New Roman" w:hAnsi="Times New Roman" w:cs="Times New Roman"/>
+          <w:color w:val="000000" w:themeColor="text1"/>
+          <w:sz w:val="28"/>
+          <w:szCs w:val="28"/>
+        </w:rPr>
+        <w:lastRenderedPageBreak/>
+        <w:t>эксперимента и сохраняет его. После этого клиент получает значения параметров и начинает работать с ними.</w:t>
+      </w:r>
+    </w:p>
+    <w:p>
+      <w:pPr>
+        <w:spacing w:line="360" w:lineRule="auto"/>
+        <w:rPr>
+          <w:rFonts w:ascii="Times New Roman" w:hAnsi="Times New Roman" w:cs="Times New Roman"/>
+          <w:color w:val="000000" w:themeColor="text1"/>
+          <w:sz w:val="28"/>
+          <w:szCs w:val="28"/>
+        </w:rPr>
+      </w:pPr>
+      <w:r>
+        <w:rPr>
+          <w:rFonts w:ascii="Times New Roman" w:hAnsi="Times New Roman" w:cs="Times New Roman"/>
+          <w:color w:val="000000" w:themeColor="text1"/>
+          <w:sz w:val="28"/>
+          <w:szCs w:val="28"/>
+        </w:rPr>
+        <w:t xml:space="preserve">Если активный эксперимент не найден, система пытается найти параметр вне эксперимента. Если параметр найден, </w:t>
+      </w:r>
+      <w:proofErr w:type="spellStart"/>
+      <w:r>
+        <w:rPr>
+          <w:rFonts w:ascii="Times New Roman" w:hAnsi="Times New Roman" w:cs="Times New Roman"/>
+          <w:color w:val="000000" w:themeColor="text1"/>
+          <w:sz w:val="28"/>
+          <w:szCs w:val="28"/>
+        </w:rPr>
+        <w:t>Unity</w:t>
+      </w:r>
+      <w:proofErr w:type="spellEnd"/>
+      <w:r>
+        <w:rPr>
+          <w:rFonts w:ascii="Times New Roman" w:hAnsi="Times New Roman" w:cs="Times New Roman"/>
+          <w:color w:val="000000" w:themeColor="text1"/>
+          <w:sz w:val="28"/>
+          <w:szCs w:val="28"/>
+        </w:rPr>
+        <w:t xml:space="preserve"> HTML5-клиент получает значения параметров из системы и использует их в приложении. Если параметр не найден, клиент использует стандартные значения, зашитые в коде приложения. После начала работы приложения клиент отправляет пользовательские события в Яндекс Метрику.</w:t>
+      </w:r>
+    </w:p>
+    <w:p>
+      <w:pPr>
+        <w:spacing w:line="360" w:lineRule="auto"/>
+        <w:rPr>
+          <w:rFonts w:ascii="Times New Roman" w:hAnsi="Times New Roman" w:cs="Times New Roman"/>
+          <w:color w:val="000000" w:themeColor="text1"/>
+          <w:sz w:val="28"/>
+          <w:szCs w:val="28"/>
+        </w:rPr>
+      </w:pPr>
+      <w:r>
+        <w:rPr>
+          <w:rFonts w:ascii="Times New Roman" w:hAnsi="Times New Roman" w:cs="Times New Roman"/>
+          <w:color w:val="000000" w:themeColor="text1"/>
+          <w:sz w:val="28"/>
+          <w:szCs w:val="28"/>
+        </w:rPr>
+        <w:t>После достаточного накопления данных администратор анализирует отчёты, выбирает лучший вариант, а система переводит эксперимент в статус «Завершен». Тем самым процесс A/B-тестирования завершается, а результаты эксперимента становятся основанием для дальнейшего применения наиболее эффективных параметров в работе приложения.</w:t>
+      </w:r>
+    </w:p>
+    <w:p>
+      <w:pPr>
+        <w:spacing w:line="360" w:lineRule="auto"/>
+        <w:rPr>
+          <w:rFonts w:ascii="Times New Roman" w:hAnsi="Times New Roman" w:cs="Times New Roman"/>
+          <w:color w:val="000000" w:themeColor="text1"/>
+          <w:sz w:val="28"/>
+          <w:szCs w:val="28"/>
+          <w:lang w:val="en-US"/>
+        </w:rPr>
+      </w:pPr>
+    </w:p>
+    <w:p>
+      <w:pPr>
+        <w:pStyle w:val="2"/>
+        <w:rPr>
+          <w:rFonts w:ascii="Times New Roman" w:hAnsi="Times New Roman" w:cs="Times New Roman"/>
+          <w:b/>
+          <w:bCs/>
+          <w:color w:val="000000" w:themeColor="text1"/>
+          <w:sz w:val="28"/>
+          <w:szCs w:val="28"/>
+        </w:rPr>
+      </w:pPr>
+      <w:r>
+        <w:rPr>
+          <w:rFonts w:ascii="Times New Roman" w:hAnsi="Times New Roman" w:cs="Times New Roman"/>
+          <w:b/>
+          <w:bCs/>
+          <w:color w:val="000000" w:themeColor="text1"/>
+          <w:sz w:val="28"/>
+          <w:szCs w:val="28"/>
+        </w:rPr>
+        <w:t>1.4. Постановка задачи</w:t>
+      </w:r>
+    </w:p>
+    <w:p>
+      <w:pPr>
+        <w:pStyle w:val="3"/>
+        <w:rPr>
+          <w:rFonts w:ascii="Times New Roman" w:hAnsi="Times New Roman" w:cs="Times New Roman"/>
+          <w:b/>
+          <w:bCs/>
+          <w:color w:val="000000" w:themeColor="text1"/>
+        </w:rPr>
+      </w:pPr>
+      <w:r>
+        <w:rPr>
+          <w:rFonts w:ascii="Times New Roman" w:hAnsi="Times New Roman" w:cs="Times New Roman"/>
+          <w:b/>
+          <w:bCs/>
+          <w:color w:val="000000" w:themeColor="text1"/>
+        </w:rPr>
+        <w:t>1.4.1. Цель и назначение автоматизированного варианта решения задачи</w:t>
+      </w:r>
+    </w:p>
+    <w:p>
+      <w:pPr>
+        <w:spacing w:line="360" w:lineRule="auto"/>
+        <w:rPr>
+          <w:rFonts w:ascii="Times New Roman" w:hAnsi="Times New Roman" w:cs="Times New Roman"/>
+          <w:color w:val="000000" w:themeColor="text1"/>
+          <w:sz w:val="28"/>
+          <w:szCs w:val="28"/>
+        </w:rPr>
+      </w:pPr>
+      <w:r>
+        <w:rPr>
+          <w:rFonts w:ascii="Times New Roman" w:hAnsi="Times New Roman" w:cs="Times New Roman"/>
+          <w:color w:val="000000" w:themeColor="text1"/>
+          <w:sz w:val="28"/>
+          <w:szCs w:val="28"/>
+        </w:rPr>
+        <w:t xml:space="preserve">Целью разработки автоматизированного варианта решения задачи является создание информационной системы для централизованного управления рабочими параметрами </w:t>
+      </w:r>
+      <w:proofErr w:type="spellStart"/>
+      <w:r>
+        <w:rPr>
+          <w:rFonts w:ascii="Times New Roman" w:hAnsi="Times New Roman" w:cs="Times New Roman"/>
+          <w:color w:val="000000" w:themeColor="text1"/>
+          <w:sz w:val="28"/>
+          <w:szCs w:val="28"/>
+        </w:rPr>
+        <w:t>Unity</w:t>
+      </w:r>
+      <w:proofErr w:type="spellEnd"/>
+      <w:r>
+        <w:rPr>
+          <w:rFonts w:ascii="Times New Roman" w:hAnsi="Times New Roman" w:cs="Times New Roman"/>
+          <w:color w:val="000000" w:themeColor="text1"/>
+          <w:sz w:val="28"/>
+          <w:szCs w:val="28"/>
+        </w:rPr>
+        <w:t xml:space="preserve"> HTML5-приложений и проведения A/B-тестирования этих параметров без необходимости публикации новой версии приложения при каждом изменении значения.</w:t>
+      </w:r>
+    </w:p>
+    <w:p>
+      <w:pPr>
+        <w:spacing w:line="360" w:lineRule="auto"/>
+        <w:rPr>
+          <w:rFonts w:ascii="Times New Roman" w:hAnsi="Times New Roman" w:cs="Times New Roman"/>
+          <w:color w:val="000000" w:themeColor="text1"/>
+          <w:sz w:val="28"/>
+          <w:szCs w:val="28"/>
+        </w:rPr>
+      </w:pPr>
+      <w:r>
+        <w:rPr>
+          <w:rFonts w:ascii="Times New Roman" w:hAnsi="Times New Roman" w:cs="Times New Roman"/>
+          <w:color w:val="000000" w:themeColor="text1"/>
+          <w:sz w:val="28"/>
+          <w:szCs w:val="28"/>
+        </w:rPr>
+        <w:t xml:space="preserve">Проектируемая система должна обеспечить возможность хранения параметров приложения на серверной стороне, настройки экспериментов через веб-интерфейс администратора, выдачи значений параметров </w:t>
+      </w:r>
+      <w:proofErr w:type="spellStart"/>
+      <w:r>
+        <w:rPr>
+          <w:rFonts w:ascii="Times New Roman" w:hAnsi="Times New Roman" w:cs="Times New Roman"/>
+          <w:color w:val="000000" w:themeColor="text1"/>
+          <w:sz w:val="28"/>
+          <w:szCs w:val="28"/>
+        </w:rPr>
+        <w:t>Unity</w:t>
+      </w:r>
+      <w:proofErr w:type="spellEnd"/>
+      <w:r>
+        <w:rPr>
+          <w:rFonts w:ascii="Times New Roman" w:hAnsi="Times New Roman" w:cs="Times New Roman"/>
+          <w:color w:val="000000" w:themeColor="text1"/>
+          <w:sz w:val="28"/>
+          <w:szCs w:val="28"/>
+        </w:rPr>
+        <w:t xml:space="preserve"> HTML5-клиенту через API, стабильного назначения вариантов пользователям, передачи аналитических событий во внешнюю систему аналитики и применения результатов эксперимента в дальнейшей работе приложения.</w:t>
+      </w:r>
+    </w:p>
+    <w:p>
+      <w:pPr>
+        <w:spacing w:line="360" w:lineRule="auto"/>
+        <w:rPr>
+          <w:rFonts w:ascii="Times New Roman" w:hAnsi="Times New Roman" w:cs="Times New Roman"/>
+          <w:color w:val="000000" w:themeColor="text1"/>
+          <w:sz w:val="28"/>
+          <w:szCs w:val="28"/>
+        </w:rPr>
+      </w:pPr>
+      <w:r>
+        <w:rPr>
+          <w:rFonts w:ascii="Times New Roman" w:hAnsi="Times New Roman" w:cs="Times New Roman"/>
+          <w:color w:val="000000" w:themeColor="text1"/>
+          <w:sz w:val="28"/>
+          <w:szCs w:val="28"/>
+        </w:rPr>
+        <w:lastRenderedPageBreak/>
+        <w:t>Назначение автоматизированной информационной системы состоит в том, чтобы заменить ручной процесс изменения параметров и последовательной публикации разных версий приложения на управляемый процесс настройки параметров и A/B-тестов. В автоматизированном варианте администратор может создать приложение, настроить рабочие параметры, подготовить эксперимент, задать значения вариантов A и B, запустить эксперимент, проанализировать результаты и завершить эксперимент с выбором лучшего варианта.</w:t>
+      </w:r>
+    </w:p>
+    <w:p>
+      <w:pPr>
+        <w:spacing w:line="360" w:lineRule="auto"/>
+        <w:rPr>
+          <w:rFonts w:ascii="Times New Roman" w:hAnsi="Times New Roman" w:cs="Times New Roman"/>
+          <w:color w:val="000000" w:themeColor="text1"/>
+          <w:sz w:val="28"/>
+          <w:szCs w:val="28"/>
+        </w:rPr>
+      </w:pPr>
+      <w:r>
+        <w:rPr>
+          <w:rFonts w:ascii="Times New Roman" w:hAnsi="Times New Roman" w:cs="Times New Roman"/>
+          <w:color w:val="000000" w:themeColor="text1"/>
+          <w:sz w:val="28"/>
+          <w:szCs w:val="28"/>
+        </w:rPr>
+        <w:t xml:space="preserve">Основной особенностью проектируемой системы является то, что значения параметров не должны быть жёстко закреплены только в клиентском коде. </w:t>
+      </w:r>
+      <w:proofErr w:type="spellStart"/>
+      <w:r>
+        <w:rPr>
+          <w:rFonts w:ascii="Times New Roman" w:hAnsi="Times New Roman" w:cs="Times New Roman"/>
+          <w:color w:val="000000" w:themeColor="text1"/>
+          <w:sz w:val="28"/>
+          <w:szCs w:val="28"/>
+        </w:rPr>
+        <w:t>Unity</w:t>
+      </w:r>
+      <w:proofErr w:type="spellEnd"/>
+      <w:r>
+        <w:rPr>
+          <w:rFonts w:ascii="Times New Roman" w:hAnsi="Times New Roman" w:cs="Times New Roman"/>
+          <w:color w:val="000000" w:themeColor="text1"/>
+          <w:sz w:val="28"/>
+          <w:szCs w:val="28"/>
+        </w:rPr>
+        <w:t xml:space="preserve"> HTML5-клиент должен обращаться к серверной части системы и получать актуальные значения параметров в зависимости от состояния эксперимента. Если пользователь участвует в активном A/B-тесте, клиент получает значения параметров своего варианта. Если активного эксперимента нет, клиент получает рабочие значения параметров приложения. Если серверное значение недоступно, клиент использует локальные стандартные значения, заданные в коде приложения.</w:t>
+      </w:r>
+    </w:p>
+    <w:p>
+      <w:pPr>
+        <w:spacing w:line="360" w:lineRule="auto"/>
+        <w:rPr>
+          <w:rFonts w:ascii="Times New Roman" w:hAnsi="Times New Roman" w:cs="Times New Roman"/>
+          <w:color w:val="000000" w:themeColor="text1"/>
+          <w:sz w:val="28"/>
+          <w:szCs w:val="28"/>
+        </w:rPr>
+      </w:pPr>
+      <w:r>
+        <w:rPr>
+          <w:rFonts w:ascii="Times New Roman" w:hAnsi="Times New Roman" w:cs="Times New Roman"/>
+          <w:color w:val="000000" w:themeColor="text1"/>
+          <w:sz w:val="28"/>
+          <w:szCs w:val="28"/>
+        </w:rPr>
+        <w:t>Таким образом, автоматизированный вариант решения задачи должен обеспечить выполнение полного цикла работы с параметрами: от настройки приложения и эксперимента до получения данных клиентом, передачи аналитических событий и анализа результатов эксперимента.</w:t>
+      </w:r>
+    </w:p>
+    <w:p>
+      <w:pPr>
+        <w:spacing w:line="360" w:lineRule="auto"/>
+        <w:rPr>
+          <w:rFonts w:ascii="Times New Roman" w:hAnsi="Times New Roman" w:cs="Times New Roman"/>
+          <w:color w:val="000000" w:themeColor="text1"/>
+          <w:sz w:val="28"/>
+          <w:szCs w:val="28"/>
+        </w:rPr>
+      </w:pPr>
+      <w:r>
+        <w:rPr>
+          <w:rFonts w:ascii="Times New Roman" w:hAnsi="Times New Roman" w:cs="Times New Roman"/>
+          <w:color w:val="000000" w:themeColor="text1"/>
+          <w:sz w:val="28"/>
+          <w:szCs w:val="28"/>
+        </w:rPr>
+        <w:t>Функциональные требования к проектируемой информационной системе представлены в таблице 1.</w:t>
+      </w:r>
+    </w:p>
+    <w:tbl>
+      <w:tblPr>
+        <w:tblStyle w:val="ad"/>
+        <w:tblW w:w="0" w:type="auto"/>
+        <w:tblLook w:val="04A0" w:firstRow="1" w:lastRow="0" w:firstColumn="1" w:lastColumn="0" w:noHBand="0" w:noVBand="1"/>
+      </w:tblPr>
+      <w:tblGrid>
+        <w:gridCol w:w="1863"/>
+        <w:gridCol w:w="7482"/>
+      </w:tblGrid>
+      <w:tr>
+        <w:tc>
+          <w:tcPr>
+            <w:tcW w:w="0" w:type="auto"/>
+            <w:hideMark/>
+          </w:tcPr>
+          <w:p>
+            <w:pPr>
+              <w:spacing w:after="160" w:line="360" w:lineRule="auto"/>
+              <w:rPr>
+                <w:rFonts w:ascii="Times New Roman" w:hAnsi="Times New Roman" w:cs="Times New Roman"/>
+                <w:b/>
+                <w:bCs/>
+                <w:color w:val="000000" w:themeColor="text1"/>
+                <w:sz w:val="28"/>
+                <w:szCs w:val="28"/>
+              </w:rPr>
+            </w:pPr>
+            <w:r>
+              <w:rPr>
+                <w:rFonts w:ascii="Times New Roman" w:hAnsi="Times New Roman" w:cs="Times New Roman"/>
+                <w:b/>
+                <w:bCs/>
+                <w:color w:val="000000" w:themeColor="text1"/>
+                <w:sz w:val="28"/>
+                <w:szCs w:val="28"/>
+              </w:rPr>
+              <w:t>Код требования</w:t>
+            </w:r>
+          </w:p>
+        </w:tc>
+        <w:tc>
+          <w:tcPr>
+            <w:tcW w:w="0" w:type="auto"/>
+            <w:hideMark/>
+          </w:tcPr>
+          <w:p>
+            <w:pPr>
+              <w:spacing w:after="160" w:line="360" w:lineRule="auto"/>
+              <w:rPr>
+                <w:rFonts w:ascii="Times New Roman" w:hAnsi="Times New Roman" w:cs="Times New Roman"/>
+                <w:b/>
+                <w:bCs/>
+                <w:color w:val="000000" w:themeColor="text1"/>
+                <w:sz w:val="28"/>
+                <w:szCs w:val="28"/>
+              </w:rPr>
+            </w:pPr>
+            <w:r>
+              <w:rPr>
+                <w:rFonts w:ascii="Times New Roman" w:hAnsi="Times New Roman" w:cs="Times New Roman"/>
+                <w:b/>
+                <w:bCs/>
+                <w:color w:val="000000" w:themeColor="text1"/>
+                <w:sz w:val="28"/>
+                <w:szCs w:val="28"/>
+              </w:rPr>
+              <w:t>Функциональное требование</w:t>
+            </w:r>
+          </w:p>
+        </w:tc>
+      </w:tr>
+      <w:tr>
+        <w:tc>
+          <w:tcPr>
+            <w:tcW w:w="0" w:type="auto"/>
+            <w:hideMark/>
+          </w:tcPr>
+          <w:p>
+            <w:pPr>
+              <w:spacing w:after="160" w:line="360" w:lineRule="auto"/>
+              <w:rPr>
+                <w:rFonts w:ascii="Times New Roman" w:hAnsi="Times New Roman" w:cs="Times New Roman"/>
+                <w:color w:val="000000" w:themeColor="text1"/>
+                <w:sz w:val="28"/>
+                <w:szCs w:val="28"/>
+              </w:rPr>
+            </w:pPr>
+            <w:r>
+              <w:rPr>
+                <w:rFonts w:ascii="Times New Roman" w:hAnsi="Times New Roman" w:cs="Times New Roman"/>
+                <w:color w:val="000000" w:themeColor="text1"/>
+                <w:sz w:val="28"/>
+                <w:szCs w:val="28"/>
+              </w:rPr>
+              <w:t>FR-01</w:t>
+            </w:r>
+          </w:p>
+        </w:tc>
+        <w:tc>
+          <w:tcPr>
+            <w:tcW w:w="0" w:type="auto"/>
+            <w:hideMark/>
+          </w:tcPr>
+          <w:p>
+            <w:pPr>
+              <w:spacing w:after="160" w:line="360" w:lineRule="auto"/>
+              <w:rPr>
+                <w:rFonts w:ascii="Times New Roman" w:hAnsi="Times New Roman" w:cs="Times New Roman"/>
+                <w:color w:val="000000" w:themeColor="text1"/>
+                <w:sz w:val="28"/>
+                <w:szCs w:val="28"/>
+              </w:rPr>
+            </w:pPr>
+            <w:r>
+              <w:rPr>
+                <w:rFonts w:ascii="Times New Roman" w:hAnsi="Times New Roman" w:cs="Times New Roman"/>
+                <w:color w:val="000000" w:themeColor="text1"/>
+                <w:sz w:val="28"/>
+                <w:szCs w:val="28"/>
+              </w:rPr>
+              <w:t>Система должна позволять администратору подключаться к системе управления A/B-тестированием.</w:t>
+            </w:r>
+          </w:p>
+        </w:tc>
+      </w:tr>
+      <w:tr>
+        <w:tc>
+          <w:tcPr>
+            <w:tcW w:w="0" w:type="auto"/>
+            <w:hideMark/>
+          </w:tcPr>
+          <w:p>
+            <w:pPr>
+              <w:spacing w:after="160" w:line="360" w:lineRule="auto"/>
+              <w:rPr>
+                <w:rFonts w:ascii="Times New Roman" w:hAnsi="Times New Roman" w:cs="Times New Roman"/>
+                <w:color w:val="000000" w:themeColor="text1"/>
+                <w:sz w:val="28"/>
+                <w:szCs w:val="28"/>
+              </w:rPr>
+            </w:pPr>
+            <w:r>
+              <w:rPr>
+                <w:rFonts w:ascii="Times New Roman" w:hAnsi="Times New Roman" w:cs="Times New Roman"/>
+                <w:color w:val="000000" w:themeColor="text1"/>
+                <w:sz w:val="28"/>
+                <w:szCs w:val="28"/>
+              </w:rPr>
+              <w:lastRenderedPageBreak/>
+              <w:t>FR-02</w:t>
+            </w:r>
+          </w:p>
+        </w:tc>
+        <w:tc>
+          <w:tcPr>
+            <w:tcW w:w="0" w:type="auto"/>
+            <w:hideMark/>
+          </w:tcPr>
+          <w:p>
+            <w:pPr>
+              <w:spacing w:after="160" w:line="360" w:lineRule="auto"/>
+              <w:rPr>
+                <w:rFonts w:ascii="Times New Roman" w:hAnsi="Times New Roman" w:cs="Times New Roman"/>
+                <w:color w:val="000000" w:themeColor="text1"/>
+                <w:sz w:val="28"/>
+                <w:szCs w:val="28"/>
+              </w:rPr>
+            </w:pPr>
+            <w:r>
+              <w:rPr>
+                <w:rFonts w:ascii="Times New Roman" w:hAnsi="Times New Roman" w:cs="Times New Roman"/>
+                <w:color w:val="000000" w:themeColor="text1"/>
+                <w:sz w:val="28"/>
+                <w:szCs w:val="28"/>
+              </w:rPr>
+              <w:t>Система должна обеспечивать авторизацию администратора.</w:t>
+            </w:r>
+          </w:p>
+        </w:tc>
+      </w:tr>
+      <w:tr>
+        <w:tc>
+          <w:tcPr>
+            <w:tcW w:w="0" w:type="auto"/>
+            <w:hideMark/>
+          </w:tcPr>
+          <w:p>
+            <w:pPr>
+              <w:spacing w:after="160" w:line="360" w:lineRule="auto"/>
+              <w:rPr>
+                <w:rFonts w:ascii="Times New Roman" w:hAnsi="Times New Roman" w:cs="Times New Roman"/>
+                <w:color w:val="000000" w:themeColor="text1"/>
+                <w:sz w:val="28"/>
+                <w:szCs w:val="28"/>
+              </w:rPr>
+            </w:pPr>
+            <w:r>
+              <w:rPr>
+                <w:rFonts w:ascii="Times New Roman" w:hAnsi="Times New Roman" w:cs="Times New Roman"/>
+                <w:color w:val="000000" w:themeColor="text1"/>
+                <w:sz w:val="28"/>
+                <w:szCs w:val="28"/>
+              </w:rPr>
+              <w:t>FR-03</w:t>
+            </w:r>
+          </w:p>
+        </w:tc>
+        <w:tc>
+          <w:tcPr>
+            <w:tcW w:w="0" w:type="auto"/>
+            <w:hideMark/>
+          </w:tcPr>
+          <w:p>
+            <w:pPr>
+              <w:spacing w:after="160" w:line="360" w:lineRule="auto"/>
+              <w:rPr>
+                <w:rFonts w:ascii="Times New Roman" w:hAnsi="Times New Roman" w:cs="Times New Roman"/>
+                <w:color w:val="000000" w:themeColor="text1"/>
+                <w:sz w:val="28"/>
+                <w:szCs w:val="28"/>
+              </w:rPr>
+            </w:pPr>
+            <w:r>
+              <w:rPr>
+                <w:rFonts w:ascii="Times New Roman" w:hAnsi="Times New Roman" w:cs="Times New Roman"/>
+                <w:color w:val="000000" w:themeColor="text1"/>
+                <w:sz w:val="28"/>
+                <w:szCs w:val="28"/>
+              </w:rPr>
+              <w:t>Система должна позволять вводить данные для авторизации.</w:t>
+            </w:r>
+          </w:p>
+        </w:tc>
+      </w:tr>
+      <w:tr>
+        <w:tc>
+          <w:tcPr>
+            <w:tcW w:w="0" w:type="auto"/>
+            <w:hideMark/>
+          </w:tcPr>
+          <w:p>
+            <w:pPr>
+              <w:spacing w:after="160" w:line="360" w:lineRule="auto"/>
+              <w:rPr>
+                <w:rFonts w:ascii="Times New Roman" w:hAnsi="Times New Roman" w:cs="Times New Roman"/>
+                <w:color w:val="000000" w:themeColor="text1"/>
+                <w:sz w:val="28"/>
+                <w:szCs w:val="28"/>
+              </w:rPr>
+            </w:pPr>
+            <w:r>
+              <w:rPr>
+                <w:rFonts w:ascii="Times New Roman" w:hAnsi="Times New Roman" w:cs="Times New Roman"/>
+                <w:color w:val="000000" w:themeColor="text1"/>
+                <w:sz w:val="28"/>
+                <w:szCs w:val="28"/>
+              </w:rPr>
+              <w:t>FR-04</w:t>
+            </w:r>
+          </w:p>
+        </w:tc>
+        <w:tc>
+          <w:tcPr>
+            <w:tcW w:w="0" w:type="auto"/>
+            <w:hideMark/>
+          </w:tcPr>
+          <w:p>
+            <w:pPr>
+              <w:spacing w:after="160" w:line="360" w:lineRule="auto"/>
+              <w:rPr>
+                <w:rFonts w:ascii="Times New Roman" w:hAnsi="Times New Roman" w:cs="Times New Roman"/>
+                <w:color w:val="000000" w:themeColor="text1"/>
+                <w:sz w:val="28"/>
+                <w:szCs w:val="28"/>
+              </w:rPr>
+            </w:pPr>
+            <w:r>
+              <w:rPr>
+                <w:rFonts w:ascii="Times New Roman" w:hAnsi="Times New Roman" w:cs="Times New Roman"/>
+                <w:color w:val="000000" w:themeColor="text1"/>
+                <w:sz w:val="28"/>
+                <w:szCs w:val="28"/>
+              </w:rPr>
+              <w:t>Система должна позволять администратору просматривать информацию о своих приложениях и экспериментах.</w:t>
+            </w:r>
+          </w:p>
+        </w:tc>
+      </w:tr>
+      <w:tr>
+        <w:tc>
+          <w:tcPr>
+            <w:tcW w:w="0" w:type="auto"/>
+            <w:hideMark/>
+          </w:tcPr>
+          <w:p>
+            <w:pPr>
+              <w:spacing w:after="160" w:line="360" w:lineRule="auto"/>
+              <w:rPr>
+                <w:rFonts w:ascii="Times New Roman" w:hAnsi="Times New Roman" w:cs="Times New Roman"/>
+                <w:color w:val="000000" w:themeColor="text1"/>
+                <w:sz w:val="28"/>
+                <w:szCs w:val="28"/>
+              </w:rPr>
+            </w:pPr>
+            <w:r>
+              <w:rPr>
+                <w:rFonts w:ascii="Times New Roman" w:hAnsi="Times New Roman" w:cs="Times New Roman"/>
+                <w:color w:val="000000" w:themeColor="text1"/>
+                <w:sz w:val="28"/>
+                <w:szCs w:val="28"/>
+              </w:rPr>
+              <w:t>FR-05</w:t>
+            </w:r>
+          </w:p>
+        </w:tc>
+        <w:tc>
+          <w:tcPr>
+            <w:tcW w:w="0" w:type="auto"/>
+            <w:hideMark/>
+          </w:tcPr>
+          <w:p>
+            <w:pPr>
+              <w:spacing w:after="160" w:line="360" w:lineRule="auto"/>
+              <w:rPr>
+                <w:rFonts w:ascii="Times New Roman" w:hAnsi="Times New Roman" w:cs="Times New Roman"/>
+                <w:color w:val="000000" w:themeColor="text1"/>
+                <w:sz w:val="28"/>
+                <w:szCs w:val="28"/>
+              </w:rPr>
+            </w:pPr>
+            <w:r>
+              <w:rPr>
+                <w:rFonts w:ascii="Times New Roman" w:hAnsi="Times New Roman" w:cs="Times New Roman"/>
+                <w:color w:val="000000" w:themeColor="text1"/>
+                <w:sz w:val="28"/>
+                <w:szCs w:val="28"/>
+              </w:rPr>
+              <w:t>Система должна позволять просматривать информацию о вариантах и параметрах эксперимента.</w:t>
+            </w:r>
+          </w:p>
+        </w:tc>
+      </w:tr>
+      <w:tr>
+        <w:tc>
+          <w:tcPr>
+            <w:tcW w:w="0" w:type="auto"/>
+            <w:hideMark/>
+          </w:tcPr>
+          <w:p>
+            <w:pPr>
+              <w:spacing w:after="160" w:line="360" w:lineRule="auto"/>
+              <w:rPr>
+                <w:rFonts w:ascii="Times New Roman" w:hAnsi="Times New Roman" w:cs="Times New Roman"/>
+                <w:color w:val="000000" w:themeColor="text1"/>
+                <w:sz w:val="28"/>
+                <w:szCs w:val="28"/>
+              </w:rPr>
+            </w:pPr>
+            <w:r>
+              <w:rPr>
+                <w:rFonts w:ascii="Times New Roman" w:hAnsi="Times New Roman" w:cs="Times New Roman"/>
+                <w:color w:val="000000" w:themeColor="text1"/>
+                <w:sz w:val="28"/>
+                <w:szCs w:val="28"/>
+              </w:rPr>
+              <w:t>FR-06</w:t>
+            </w:r>
+          </w:p>
+        </w:tc>
+        <w:tc>
+          <w:tcPr>
+            <w:tcW w:w="0" w:type="auto"/>
+            <w:hideMark/>
+          </w:tcPr>
+          <w:p>
+            <w:pPr>
+              <w:spacing w:after="160" w:line="360" w:lineRule="auto"/>
+              <w:rPr>
+                <w:rFonts w:ascii="Times New Roman" w:hAnsi="Times New Roman" w:cs="Times New Roman"/>
+                <w:color w:val="000000" w:themeColor="text1"/>
+                <w:sz w:val="28"/>
+                <w:szCs w:val="28"/>
+              </w:rPr>
+            </w:pPr>
+            <w:r>
+              <w:rPr>
+                <w:rFonts w:ascii="Times New Roman" w:hAnsi="Times New Roman" w:cs="Times New Roman"/>
+                <w:color w:val="000000" w:themeColor="text1"/>
+                <w:sz w:val="28"/>
+                <w:szCs w:val="28"/>
+              </w:rPr>
+              <w:t>Система должна позволять администратору подключать приложение к системе управления A/B-тестированием.</w:t>
+            </w:r>
+          </w:p>
+        </w:tc>
+      </w:tr>
+      <w:tr>
+        <w:tc>
+          <w:tcPr>
+            <w:tcW w:w="0" w:type="auto"/>
+            <w:hideMark/>
+          </w:tcPr>
+          <w:p>
+            <w:pPr>
+              <w:spacing w:after="160" w:line="360" w:lineRule="auto"/>
+              <w:rPr>
+                <w:rFonts w:ascii="Times New Roman" w:hAnsi="Times New Roman" w:cs="Times New Roman"/>
+                <w:color w:val="000000" w:themeColor="text1"/>
+                <w:sz w:val="28"/>
+                <w:szCs w:val="28"/>
+              </w:rPr>
+            </w:pPr>
+            <w:r>
+              <w:rPr>
+                <w:rFonts w:ascii="Times New Roman" w:hAnsi="Times New Roman" w:cs="Times New Roman"/>
+                <w:color w:val="000000" w:themeColor="text1"/>
+                <w:sz w:val="28"/>
+                <w:szCs w:val="28"/>
+              </w:rPr>
+              <w:t>FR-07</w:t>
+            </w:r>
+          </w:p>
+        </w:tc>
+        <w:tc>
+          <w:tcPr>
+            <w:tcW w:w="0" w:type="auto"/>
+            <w:hideMark/>
+          </w:tcPr>
+          <w:p>
+            <w:pPr>
+              <w:spacing w:after="160" w:line="360" w:lineRule="auto"/>
+              <w:rPr>
+                <w:rFonts w:ascii="Times New Roman" w:hAnsi="Times New Roman" w:cs="Times New Roman"/>
+                <w:color w:val="000000" w:themeColor="text1"/>
+                <w:sz w:val="28"/>
+                <w:szCs w:val="28"/>
+              </w:rPr>
+            </w:pPr>
+            <w:r>
+              <w:rPr>
+                <w:rFonts w:ascii="Times New Roman" w:hAnsi="Times New Roman" w:cs="Times New Roman"/>
+                <w:color w:val="000000" w:themeColor="text1"/>
+                <w:sz w:val="28"/>
+                <w:szCs w:val="28"/>
+              </w:rPr>
+              <w:t>Система должна позволять администратору подготавливать настройки A/B-эксперимента.</w:t>
+            </w:r>
+          </w:p>
+        </w:tc>
+      </w:tr>
+      <w:tr>
+        <w:tc>
+          <w:tcPr>
+            <w:tcW w:w="0" w:type="auto"/>
+            <w:hideMark/>
+          </w:tcPr>
+          <w:p>
+            <w:pPr>
+              <w:spacing w:after="160" w:line="360" w:lineRule="auto"/>
+              <w:rPr>
+                <w:rFonts w:ascii="Times New Roman" w:hAnsi="Times New Roman" w:cs="Times New Roman"/>
+                <w:color w:val="000000" w:themeColor="text1"/>
+                <w:sz w:val="28"/>
+                <w:szCs w:val="28"/>
+              </w:rPr>
+            </w:pPr>
+            <w:r>
+              <w:rPr>
+                <w:rFonts w:ascii="Times New Roman" w:hAnsi="Times New Roman" w:cs="Times New Roman"/>
+                <w:color w:val="000000" w:themeColor="text1"/>
+                <w:sz w:val="28"/>
+                <w:szCs w:val="28"/>
+              </w:rPr>
+              <w:t>FR-08</w:t>
+            </w:r>
+          </w:p>
+        </w:tc>
+        <w:tc>
+          <w:tcPr>
+            <w:tcW w:w="0" w:type="auto"/>
+            <w:hideMark/>
+          </w:tcPr>
+          <w:p>
+            <w:pPr>
+              <w:spacing w:after="160" w:line="360" w:lineRule="auto"/>
+              <w:rPr>
+                <w:rFonts w:ascii="Times New Roman" w:hAnsi="Times New Roman" w:cs="Times New Roman"/>
+                <w:color w:val="000000" w:themeColor="text1"/>
+                <w:sz w:val="28"/>
+                <w:szCs w:val="28"/>
+              </w:rPr>
+            </w:pPr>
+            <w:r>
+              <w:rPr>
+                <w:rFonts w:ascii="Times New Roman" w:hAnsi="Times New Roman" w:cs="Times New Roman"/>
+                <w:color w:val="000000" w:themeColor="text1"/>
+                <w:sz w:val="28"/>
+                <w:szCs w:val="28"/>
+              </w:rPr>
+              <w:t>Система должна позволять задавать параметры вариантов A и B для эксперимента.</w:t>
+            </w:r>
+          </w:p>
+        </w:tc>
+      </w:tr>
+      <w:tr>
+        <w:tc>
+          <w:tcPr>
+            <w:tcW w:w="0" w:type="auto"/>
+            <w:hideMark/>
+          </w:tcPr>
+          <w:p>
+            <w:pPr>
+              <w:spacing w:after="160" w:line="360" w:lineRule="auto"/>
+              <w:rPr>
+                <w:rFonts w:ascii="Times New Roman" w:hAnsi="Times New Roman" w:cs="Times New Roman"/>
+                <w:color w:val="000000" w:themeColor="text1"/>
+                <w:sz w:val="28"/>
+                <w:szCs w:val="28"/>
+              </w:rPr>
+            </w:pPr>
+            <w:r>
+              <w:rPr>
+                <w:rFonts w:ascii="Times New Roman" w:hAnsi="Times New Roman" w:cs="Times New Roman"/>
+                <w:color w:val="000000" w:themeColor="text1"/>
+                <w:sz w:val="28"/>
+                <w:szCs w:val="28"/>
+              </w:rPr>
+              <w:t>FR-09</w:t>
+            </w:r>
+          </w:p>
+        </w:tc>
+        <w:tc>
+          <w:tcPr>
+            <w:tcW w:w="0" w:type="auto"/>
+            <w:hideMark/>
+          </w:tcPr>
+          <w:p>
+            <w:pPr>
+              <w:spacing w:after="160" w:line="360" w:lineRule="auto"/>
+              <w:rPr>
+                <w:rFonts w:ascii="Times New Roman" w:hAnsi="Times New Roman" w:cs="Times New Roman"/>
+                <w:color w:val="000000" w:themeColor="text1"/>
+                <w:sz w:val="28"/>
+                <w:szCs w:val="28"/>
+              </w:rPr>
+            </w:pPr>
+            <w:r>
+              <w:rPr>
+                <w:rFonts w:ascii="Times New Roman" w:hAnsi="Times New Roman" w:cs="Times New Roman"/>
+                <w:color w:val="000000" w:themeColor="text1"/>
+                <w:sz w:val="28"/>
+                <w:szCs w:val="28"/>
+              </w:rPr>
+              <w:t>Система должна проверять корректность типов параметров, используемых в эксперименте.</w:t>
+            </w:r>
+          </w:p>
+        </w:tc>
+      </w:tr>
+      <w:tr>
+        <w:tc>
+          <w:tcPr>
+            <w:tcW w:w="0" w:type="auto"/>
+            <w:hideMark/>
+          </w:tcPr>
+          <w:p>
+            <w:pPr>
+              <w:spacing w:after="160" w:line="360" w:lineRule="auto"/>
+              <w:rPr>
+                <w:rFonts w:ascii="Times New Roman" w:hAnsi="Times New Roman" w:cs="Times New Roman"/>
+                <w:color w:val="000000" w:themeColor="text1"/>
+                <w:sz w:val="28"/>
+                <w:szCs w:val="28"/>
+              </w:rPr>
+            </w:pPr>
+            <w:r>
+              <w:rPr>
+                <w:rFonts w:ascii="Times New Roman" w:hAnsi="Times New Roman" w:cs="Times New Roman"/>
+                <w:color w:val="000000" w:themeColor="text1"/>
+                <w:sz w:val="28"/>
+                <w:szCs w:val="28"/>
+              </w:rPr>
+              <w:t>FR-10</w:t>
+            </w:r>
+          </w:p>
+        </w:tc>
+        <w:tc>
+          <w:tcPr>
+            <w:tcW w:w="0" w:type="auto"/>
+            <w:hideMark/>
+          </w:tcPr>
+          <w:p>
+            <w:pPr>
+              <w:spacing w:after="160" w:line="360" w:lineRule="auto"/>
+              <w:rPr>
+                <w:rFonts w:ascii="Times New Roman" w:hAnsi="Times New Roman" w:cs="Times New Roman"/>
+                <w:color w:val="000000" w:themeColor="text1"/>
+                <w:sz w:val="28"/>
+                <w:szCs w:val="28"/>
+              </w:rPr>
+            </w:pPr>
+            <w:r>
+              <w:rPr>
+                <w:rFonts w:ascii="Times New Roman" w:hAnsi="Times New Roman" w:cs="Times New Roman"/>
+                <w:color w:val="000000" w:themeColor="text1"/>
+                <w:sz w:val="28"/>
+                <w:szCs w:val="28"/>
+              </w:rPr>
+              <w:t>Система должна сохранять значения параметров эксперимента в базе данных.</w:t>
+            </w:r>
+          </w:p>
+        </w:tc>
+      </w:tr>
+      <w:tr>
+        <w:tc>
+          <w:tcPr>
+            <w:tcW w:w="0" w:type="auto"/>
+            <w:hideMark/>
+          </w:tcPr>
+          <w:p>
+            <w:pPr>
+              <w:spacing w:after="160" w:line="360" w:lineRule="auto"/>
+              <w:rPr>
+                <w:rFonts w:ascii="Times New Roman" w:hAnsi="Times New Roman" w:cs="Times New Roman"/>
+                <w:color w:val="000000" w:themeColor="text1"/>
+                <w:sz w:val="28"/>
+                <w:szCs w:val="28"/>
+              </w:rPr>
+            </w:pPr>
+            <w:r>
+              <w:rPr>
+                <w:rFonts w:ascii="Times New Roman" w:hAnsi="Times New Roman" w:cs="Times New Roman"/>
+                <w:color w:val="000000" w:themeColor="text1"/>
+                <w:sz w:val="28"/>
+                <w:szCs w:val="28"/>
+              </w:rPr>
+              <w:t>FR-11</w:t>
+            </w:r>
+          </w:p>
+        </w:tc>
+        <w:tc>
+          <w:tcPr>
+            <w:tcW w:w="0" w:type="auto"/>
+            <w:hideMark/>
+          </w:tcPr>
+          <w:p>
+            <w:pPr>
+              <w:spacing w:after="160" w:line="360" w:lineRule="auto"/>
+              <w:rPr>
+                <w:rFonts w:ascii="Times New Roman" w:hAnsi="Times New Roman" w:cs="Times New Roman"/>
+                <w:color w:val="000000" w:themeColor="text1"/>
+                <w:sz w:val="28"/>
+                <w:szCs w:val="28"/>
+              </w:rPr>
+            </w:pPr>
+            <w:r>
+              <w:rPr>
+                <w:rFonts w:ascii="Times New Roman" w:hAnsi="Times New Roman" w:cs="Times New Roman"/>
+                <w:color w:val="000000" w:themeColor="text1"/>
+                <w:sz w:val="28"/>
+                <w:szCs w:val="28"/>
+              </w:rPr>
+              <w:t>Система должна позволять администратору запускать эксперимент.</w:t>
+            </w:r>
+          </w:p>
+        </w:tc>
+      </w:tr>
+      <w:tr>
+        <w:tc>
+          <w:tcPr>
+            <w:tcW w:w="0" w:type="auto"/>
+            <w:hideMark/>
+          </w:tcPr>
+          <w:p>
+            <w:pPr>
+              <w:spacing w:after="160" w:line="360" w:lineRule="auto"/>
+              <w:rPr>
+                <w:rFonts w:ascii="Times New Roman" w:hAnsi="Times New Roman" w:cs="Times New Roman"/>
+                <w:color w:val="000000" w:themeColor="text1"/>
+                <w:sz w:val="28"/>
+                <w:szCs w:val="28"/>
+              </w:rPr>
+            </w:pPr>
+            <w:r>
+              <w:rPr>
+                <w:rFonts w:ascii="Times New Roman" w:hAnsi="Times New Roman" w:cs="Times New Roman"/>
+                <w:color w:val="000000" w:themeColor="text1"/>
+                <w:sz w:val="28"/>
+                <w:szCs w:val="28"/>
+              </w:rPr>
+              <w:t>FR-12</w:t>
+            </w:r>
+          </w:p>
+        </w:tc>
+        <w:tc>
+          <w:tcPr>
+            <w:tcW w:w="0" w:type="auto"/>
+            <w:hideMark/>
+          </w:tcPr>
+          <w:p>
+            <w:pPr>
+              <w:spacing w:after="160" w:line="360" w:lineRule="auto"/>
+              <w:rPr>
+                <w:rFonts w:ascii="Times New Roman" w:hAnsi="Times New Roman" w:cs="Times New Roman"/>
+                <w:color w:val="000000" w:themeColor="text1"/>
+                <w:sz w:val="28"/>
+                <w:szCs w:val="28"/>
+              </w:rPr>
+            </w:pPr>
+            <w:r>
+              <w:rPr>
+                <w:rFonts w:ascii="Times New Roman" w:hAnsi="Times New Roman" w:cs="Times New Roman"/>
+                <w:color w:val="000000" w:themeColor="text1"/>
+                <w:sz w:val="28"/>
+                <w:szCs w:val="28"/>
+              </w:rPr>
+              <w:t>Система должна запрещать запуск второго активного эксперимента для одного приложения.</w:t>
+            </w:r>
+          </w:p>
+        </w:tc>
+      </w:tr>
+      <w:tr>
+        <w:tc>
+          <w:tcPr>
+            <w:tcW w:w="0" w:type="auto"/>
+            <w:hideMark/>
+          </w:tcPr>
+          <w:p>
+            <w:pPr>
+              <w:spacing w:after="160" w:line="360" w:lineRule="auto"/>
+              <w:rPr>
+                <w:rFonts w:ascii="Times New Roman" w:hAnsi="Times New Roman" w:cs="Times New Roman"/>
+                <w:color w:val="000000" w:themeColor="text1"/>
+                <w:sz w:val="28"/>
+                <w:szCs w:val="28"/>
+              </w:rPr>
+            </w:pPr>
+            <w:r>
+              <w:rPr>
+                <w:rFonts w:ascii="Times New Roman" w:hAnsi="Times New Roman" w:cs="Times New Roman"/>
+                <w:color w:val="000000" w:themeColor="text1"/>
+                <w:sz w:val="28"/>
+                <w:szCs w:val="28"/>
+              </w:rPr>
+              <w:t>FR-13</w:t>
+            </w:r>
+          </w:p>
+        </w:tc>
+        <w:tc>
+          <w:tcPr>
+            <w:tcW w:w="0" w:type="auto"/>
+            <w:hideMark/>
+          </w:tcPr>
+          <w:p>
+            <w:pPr>
+              <w:spacing w:after="160" w:line="360" w:lineRule="auto"/>
+              <w:rPr>
+                <w:rFonts w:ascii="Times New Roman" w:hAnsi="Times New Roman" w:cs="Times New Roman"/>
+                <w:color w:val="000000" w:themeColor="text1"/>
+                <w:sz w:val="28"/>
+                <w:szCs w:val="28"/>
+              </w:rPr>
+            </w:pPr>
+            <w:r>
+              <w:rPr>
+                <w:rFonts w:ascii="Times New Roman" w:hAnsi="Times New Roman" w:cs="Times New Roman"/>
+                <w:color w:val="000000" w:themeColor="text1"/>
+                <w:sz w:val="28"/>
+                <w:szCs w:val="28"/>
+              </w:rPr>
+              <w:t>Система должна позволять администратору завершать активный эксперимент.</w:t>
+            </w:r>
+          </w:p>
+        </w:tc>
+      </w:tr>
+      <w:tr>
+        <w:tc>
+          <w:tcPr>
+            <w:tcW w:w="0" w:type="auto"/>
+            <w:hideMark/>
+          </w:tcPr>
+          <w:p>
+            <w:pPr>
+              <w:spacing w:after="160" w:line="360" w:lineRule="auto"/>
+              <w:rPr>
+                <w:rFonts w:ascii="Times New Roman" w:hAnsi="Times New Roman" w:cs="Times New Roman"/>
+                <w:color w:val="000000" w:themeColor="text1"/>
+                <w:sz w:val="28"/>
+                <w:szCs w:val="28"/>
+              </w:rPr>
+            </w:pPr>
+            <w:r>
+              <w:rPr>
+                <w:rFonts w:ascii="Times New Roman" w:hAnsi="Times New Roman" w:cs="Times New Roman"/>
+                <w:color w:val="000000" w:themeColor="text1"/>
+                <w:sz w:val="28"/>
+                <w:szCs w:val="28"/>
+              </w:rPr>
+              <w:lastRenderedPageBreak/>
+              <w:t>FR-14</w:t>
+            </w:r>
+          </w:p>
+        </w:tc>
+        <w:tc>
+          <w:tcPr>
+            <w:tcW w:w="0" w:type="auto"/>
+            <w:hideMark/>
+          </w:tcPr>
+          <w:p>
+            <w:pPr>
+              <w:spacing w:after="160" w:line="360" w:lineRule="auto"/>
+              <w:rPr>
+                <w:rFonts w:ascii="Times New Roman" w:hAnsi="Times New Roman" w:cs="Times New Roman"/>
+                <w:color w:val="000000" w:themeColor="text1"/>
+                <w:sz w:val="28"/>
+                <w:szCs w:val="28"/>
+              </w:rPr>
+            </w:pPr>
+            <w:r>
+              <w:rPr>
+                <w:rFonts w:ascii="Times New Roman" w:hAnsi="Times New Roman" w:cs="Times New Roman"/>
+                <w:color w:val="000000" w:themeColor="text1"/>
+                <w:sz w:val="28"/>
+                <w:szCs w:val="28"/>
+              </w:rPr>
+              <w:t>Система должна позволять администратору анализировать результаты эксперимента на основании данных Яндекс Метрики.</w:t>
+            </w:r>
+          </w:p>
+        </w:tc>
+      </w:tr>
+      <w:tr>
+        <w:tc>
+          <w:tcPr>
+            <w:tcW w:w="0" w:type="auto"/>
+            <w:hideMark/>
+          </w:tcPr>
+          <w:p>
+            <w:pPr>
+              <w:spacing w:after="160" w:line="360" w:lineRule="auto"/>
+              <w:rPr>
+                <w:rFonts w:ascii="Times New Roman" w:hAnsi="Times New Roman" w:cs="Times New Roman"/>
+                <w:color w:val="000000" w:themeColor="text1"/>
+                <w:sz w:val="28"/>
+                <w:szCs w:val="28"/>
+              </w:rPr>
+            </w:pPr>
+            <w:r>
+              <w:rPr>
+                <w:rFonts w:ascii="Times New Roman" w:hAnsi="Times New Roman" w:cs="Times New Roman"/>
+                <w:color w:val="000000" w:themeColor="text1"/>
+                <w:sz w:val="28"/>
+                <w:szCs w:val="28"/>
+              </w:rPr>
+              <w:t>FR-15</w:t>
+            </w:r>
+          </w:p>
+        </w:tc>
+        <w:tc>
+          <w:tcPr>
+            <w:tcW w:w="0" w:type="auto"/>
+            <w:hideMark/>
+          </w:tcPr>
+          <w:p>
+            <w:pPr>
+              <w:spacing w:after="160" w:line="360" w:lineRule="auto"/>
+              <w:rPr>
+                <w:rFonts w:ascii="Times New Roman" w:hAnsi="Times New Roman" w:cs="Times New Roman"/>
+                <w:color w:val="000000" w:themeColor="text1"/>
+                <w:sz w:val="28"/>
+                <w:szCs w:val="28"/>
+              </w:rPr>
+            </w:pPr>
+            <w:r>
+              <w:rPr>
+                <w:rFonts w:ascii="Times New Roman" w:hAnsi="Times New Roman" w:cs="Times New Roman"/>
+                <w:color w:val="000000" w:themeColor="text1"/>
+                <w:sz w:val="28"/>
+                <w:szCs w:val="28"/>
+              </w:rPr>
+              <w:t>Система должна позволять администратору формировать запрос на доработку системы при необходимости.</w:t>
+            </w:r>
+          </w:p>
+        </w:tc>
+      </w:tr>
+      <w:tr>
+        <w:tc>
+          <w:tcPr>
+            <w:tcW w:w="0" w:type="auto"/>
+            <w:hideMark/>
+          </w:tcPr>
+          <w:p>
+            <w:pPr>
+              <w:spacing w:after="160" w:line="360" w:lineRule="auto"/>
+              <w:rPr>
+                <w:rFonts w:ascii="Times New Roman" w:hAnsi="Times New Roman" w:cs="Times New Roman"/>
+                <w:color w:val="000000" w:themeColor="text1"/>
+                <w:sz w:val="28"/>
+                <w:szCs w:val="28"/>
+              </w:rPr>
+            </w:pPr>
+            <w:r>
+              <w:rPr>
+                <w:rFonts w:ascii="Times New Roman" w:hAnsi="Times New Roman" w:cs="Times New Roman"/>
+                <w:color w:val="000000" w:themeColor="text1"/>
+                <w:sz w:val="28"/>
+                <w:szCs w:val="28"/>
+              </w:rPr>
+              <w:t>FR-16</w:t>
+            </w:r>
+          </w:p>
+        </w:tc>
+        <w:tc>
+          <w:tcPr>
+            <w:tcW w:w="0" w:type="auto"/>
+            <w:hideMark/>
+          </w:tcPr>
+          <w:p>
+            <w:pPr>
+              <w:spacing w:after="160" w:line="360" w:lineRule="auto"/>
+              <w:rPr>
+                <w:rFonts w:ascii="Times New Roman" w:hAnsi="Times New Roman" w:cs="Times New Roman"/>
+                <w:color w:val="000000" w:themeColor="text1"/>
+                <w:sz w:val="28"/>
+                <w:szCs w:val="28"/>
+              </w:rPr>
+            </w:pPr>
+            <w:proofErr w:type="spellStart"/>
+            <w:r>
+              <w:rPr>
+                <w:rFonts w:ascii="Times New Roman" w:hAnsi="Times New Roman" w:cs="Times New Roman"/>
+                <w:color w:val="000000" w:themeColor="text1"/>
+                <w:sz w:val="28"/>
+                <w:szCs w:val="28"/>
+              </w:rPr>
+              <w:t>Unity</w:t>
+            </w:r>
+            <w:proofErr w:type="spellEnd"/>
+            <w:r>
+              <w:rPr>
+                <w:rFonts w:ascii="Times New Roman" w:hAnsi="Times New Roman" w:cs="Times New Roman"/>
+                <w:color w:val="000000" w:themeColor="text1"/>
+                <w:sz w:val="28"/>
+                <w:szCs w:val="28"/>
+              </w:rPr>
+              <w:t xml:space="preserve"> HTML5-клиент должен иметь возможность подключаться к API проектируемой системы.</w:t>
+            </w:r>
+          </w:p>
+        </w:tc>
+      </w:tr>
+      <w:tr>
+        <w:tc>
+          <w:tcPr>
+            <w:tcW w:w="0" w:type="auto"/>
+            <w:hideMark/>
+          </w:tcPr>
+          <w:p>
+            <w:pPr>
+              <w:spacing w:after="160" w:line="360" w:lineRule="auto"/>
+              <w:rPr>
+                <w:rFonts w:ascii="Times New Roman" w:hAnsi="Times New Roman" w:cs="Times New Roman"/>
+                <w:color w:val="000000" w:themeColor="text1"/>
+                <w:sz w:val="28"/>
+                <w:szCs w:val="28"/>
+              </w:rPr>
+            </w:pPr>
+            <w:r>
+              <w:rPr>
+                <w:rFonts w:ascii="Times New Roman" w:hAnsi="Times New Roman" w:cs="Times New Roman"/>
+                <w:color w:val="000000" w:themeColor="text1"/>
+                <w:sz w:val="28"/>
+                <w:szCs w:val="28"/>
+              </w:rPr>
+              <w:t>FR-17</w:t>
+            </w:r>
+          </w:p>
+        </w:tc>
+        <w:tc>
+          <w:tcPr>
+            <w:tcW w:w="0" w:type="auto"/>
+            <w:hideMark/>
+          </w:tcPr>
+          <w:p>
+            <w:pPr>
+              <w:spacing w:after="160" w:line="360" w:lineRule="auto"/>
+              <w:rPr>
+                <w:rFonts w:ascii="Times New Roman" w:hAnsi="Times New Roman" w:cs="Times New Roman"/>
+                <w:color w:val="000000" w:themeColor="text1"/>
+                <w:sz w:val="28"/>
+                <w:szCs w:val="28"/>
+              </w:rPr>
+            </w:pPr>
+            <w:proofErr w:type="spellStart"/>
+            <w:r>
+              <w:rPr>
+                <w:rFonts w:ascii="Times New Roman" w:hAnsi="Times New Roman" w:cs="Times New Roman"/>
+                <w:color w:val="000000" w:themeColor="text1"/>
+                <w:sz w:val="28"/>
+                <w:szCs w:val="28"/>
+              </w:rPr>
+              <w:t>Unity</w:t>
+            </w:r>
+            <w:proofErr w:type="spellEnd"/>
+            <w:r>
+              <w:rPr>
+                <w:rFonts w:ascii="Times New Roman" w:hAnsi="Times New Roman" w:cs="Times New Roman"/>
+                <w:color w:val="000000" w:themeColor="text1"/>
+                <w:sz w:val="28"/>
+                <w:szCs w:val="28"/>
+              </w:rPr>
+              <w:t xml:space="preserve"> HTML5-клиент должен передавать данные для подключения, включая идентификатор приложения и идентификатор пользователя.</w:t>
+            </w:r>
+          </w:p>
+        </w:tc>
+      </w:tr>
+      <w:tr>
+        <w:tc>
+          <w:tcPr>
+            <w:tcW w:w="0" w:type="auto"/>
+            <w:hideMark/>
+          </w:tcPr>
+          <w:p>
+            <w:pPr>
+              <w:spacing w:after="160" w:line="360" w:lineRule="auto"/>
+              <w:rPr>
+                <w:rFonts w:ascii="Times New Roman" w:hAnsi="Times New Roman" w:cs="Times New Roman"/>
+                <w:color w:val="000000" w:themeColor="text1"/>
+                <w:sz w:val="28"/>
+                <w:szCs w:val="28"/>
+              </w:rPr>
+            </w:pPr>
+            <w:r>
+              <w:rPr>
+                <w:rFonts w:ascii="Times New Roman" w:hAnsi="Times New Roman" w:cs="Times New Roman"/>
+                <w:color w:val="000000" w:themeColor="text1"/>
+                <w:sz w:val="28"/>
+                <w:szCs w:val="28"/>
+              </w:rPr>
+              <w:t>FR-18</w:t>
+            </w:r>
+          </w:p>
+        </w:tc>
+        <w:tc>
+          <w:tcPr>
+            <w:tcW w:w="0" w:type="auto"/>
+            <w:hideMark/>
+          </w:tcPr>
+          <w:p>
+            <w:pPr>
+              <w:spacing w:after="160" w:line="360" w:lineRule="auto"/>
+              <w:rPr>
+                <w:rFonts w:ascii="Times New Roman" w:hAnsi="Times New Roman" w:cs="Times New Roman"/>
+                <w:color w:val="000000" w:themeColor="text1"/>
+                <w:sz w:val="28"/>
+                <w:szCs w:val="28"/>
+              </w:rPr>
+            </w:pPr>
+            <w:proofErr w:type="spellStart"/>
+            <w:r>
+              <w:rPr>
+                <w:rFonts w:ascii="Times New Roman" w:hAnsi="Times New Roman" w:cs="Times New Roman"/>
+                <w:color w:val="000000" w:themeColor="text1"/>
+                <w:sz w:val="28"/>
+                <w:szCs w:val="28"/>
+              </w:rPr>
+              <w:t>Unity</w:t>
+            </w:r>
+            <w:proofErr w:type="spellEnd"/>
+            <w:r>
+              <w:rPr>
+                <w:rFonts w:ascii="Times New Roman" w:hAnsi="Times New Roman" w:cs="Times New Roman"/>
+                <w:color w:val="000000" w:themeColor="text1"/>
+                <w:sz w:val="28"/>
+                <w:szCs w:val="28"/>
+              </w:rPr>
+              <w:t xml:space="preserve"> HTML5-клиент должен получать информацию об активном эксперименте.</w:t>
+            </w:r>
+          </w:p>
+        </w:tc>
+      </w:tr>
+      <w:tr>
+        <w:tc>
+          <w:tcPr>
+            <w:tcW w:w="0" w:type="auto"/>
+            <w:hideMark/>
+          </w:tcPr>
+          <w:p>
+            <w:pPr>
+              <w:spacing w:after="160" w:line="360" w:lineRule="auto"/>
+              <w:rPr>
+                <w:rFonts w:ascii="Times New Roman" w:hAnsi="Times New Roman" w:cs="Times New Roman"/>
+                <w:color w:val="000000" w:themeColor="text1"/>
+                <w:sz w:val="28"/>
+                <w:szCs w:val="28"/>
+              </w:rPr>
+            </w:pPr>
+            <w:r>
+              <w:rPr>
+                <w:rFonts w:ascii="Times New Roman" w:hAnsi="Times New Roman" w:cs="Times New Roman"/>
+                <w:color w:val="000000" w:themeColor="text1"/>
+                <w:sz w:val="28"/>
+                <w:szCs w:val="28"/>
+              </w:rPr>
+              <w:t>FR-19</w:t>
+            </w:r>
+          </w:p>
+        </w:tc>
+        <w:tc>
+          <w:tcPr>
+            <w:tcW w:w="0" w:type="auto"/>
+            <w:hideMark/>
+          </w:tcPr>
+          <w:p>
+            <w:pPr>
+              <w:spacing w:after="160" w:line="360" w:lineRule="auto"/>
+              <w:rPr>
+                <w:rFonts w:ascii="Times New Roman" w:hAnsi="Times New Roman" w:cs="Times New Roman"/>
+                <w:color w:val="000000" w:themeColor="text1"/>
+                <w:sz w:val="28"/>
+                <w:szCs w:val="28"/>
+              </w:rPr>
+            </w:pPr>
+            <w:r>
+              <w:rPr>
+                <w:rFonts w:ascii="Times New Roman" w:hAnsi="Times New Roman" w:cs="Times New Roman"/>
+                <w:color w:val="000000" w:themeColor="text1"/>
+                <w:sz w:val="28"/>
+                <w:szCs w:val="28"/>
+              </w:rPr>
+              <w:t>Система должна определять назначенный пользователю вариант эксперимента.</w:t>
+            </w:r>
+          </w:p>
+        </w:tc>
+      </w:tr>
+      <w:tr>
+        <w:tc>
+          <w:tcPr>
+            <w:tcW w:w="0" w:type="auto"/>
+            <w:hideMark/>
+          </w:tcPr>
+          <w:p>
+            <w:pPr>
+              <w:spacing w:after="160" w:line="360" w:lineRule="auto"/>
+              <w:rPr>
+                <w:rFonts w:ascii="Times New Roman" w:hAnsi="Times New Roman" w:cs="Times New Roman"/>
+                <w:color w:val="000000" w:themeColor="text1"/>
+                <w:sz w:val="28"/>
+                <w:szCs w:val="28"/>
+              </w:rPr>
+            </w:pPr>
+            <w:r>
+              <w:rPr>
+                <w:rFonts w:ascii="Times New Roman" w:hAnsi="Times New Roman" w:cs="Times New Roman"/>
+                <w:color w:val="000000" w:themeColor="text1"/>
+                <w:sz w:val="28"/>
+                <w:szCs w:val="28"/>
+              </w:rPr>
+              <w:t>FR-20</w:t>
+            </w:r>
+          </w:p>
+        </w:tc>
+        <w:tc>
+          <w:tcPr>
+            <w:tcW w:w="0" w:type="auto"/>
+            <w:hideMark/>
+          </w:tcPr>
+          <w:p>
+            <w:pPr>
+              <w:spacing w:after="160" w:line="360" w:lineRule="auto"/>
+              <w:rPr>
+                <w:rFonts w:ascii="Times New Roman" w:hAnsi="Times New Roman" w:cs="Times New Roman"/>
+                <w:color w:val="000000" w:themeColor="text1"/>
+                <w:sz w:val="28"/>
+                <w:szCs w:val="28"/>
+              </w:rPr>
+            </w:pPr>
+            <w:r>
+              <w:rPr>
+                <w:rFonts w:ascii="Times New Roman" w:hAnsi="Times New Roman" w:cs="Times New Roman"/>
+                <w:color w:val="000000" w:themeColor="text1"/>
+                <w:sz w:val="28"/>
+                <w:szCs w:val="28"/>
+              </w:rPr>
+              <w:t>Система должна сохранять назначение варианта пользователю в базе данных.</w:t>
+            </w:r>
+          </w:p>
+        </w:tc>
+      </w:tr>
+      <w:tr>
+        <w:tc>
+          <w:tcPr>
+            <w:tcW w:w="0" w:type="auto"/>
+            <w:hideMark/>
+          </w:tcPr>
+          <w:p>
+            <w:pPr>
+              <w:spacing w:after="160" w:line="360" w:lineRule="auto"/>
+              <w:rPr>
+                <w:rFonts w:ascii="Times New Roman" w:hAnsi="Times New Roman" w:cs="Times New Roman"/>
+                <w:color w:val="000000" w:themeColor="text1"/>
+                <w:sz w:val="28"/>
+                <w:szCs w:val="28"/>
+              </w:rPr>
+            </w:pPr>
+            <w:r>
+              <w:rPr>
+                <w:rFonts w:ascii="Times New Roman" w:hAnsi="Times New Roman" w:cs="Times New Roman"/>
+                <w:color w:val="000000" w:themeColor="text1"/>
+                <w:sz w:val="28"/>
+                <w:szCs w:val="28"/>
+              </w:rPr>
+              <w:t>FR-21</w:t>
+            </w:r>
+          </w:p>
+        </w:tc>
+        <w:tc>
+          <w:tcPr>
+            <w:tcW w:w="0" w:type="auto"/>
+            <w:hideMark/>
+          </w:tcPr>
+          <w:p>
+            <w:pPr>
+              <w:spacing w:after="160" w:line="360" w:lineRule="auto"/>
+              <w:rPr>
+                <w:rFonts w:ascii="Times New Roman" w:hAnsi="Times New Roman" w:cs="Times New Roman"/>
+                <w:color w:val="000000" w:themeColor="text1"/>
+                <w:sz w:val="28"/>
+                <w:szCs w:val="28"/>
+              </w:rPr>
+            </w:pPr>
+            <w:proofErr w:type="spellStart"/>
+            <w:r>
+              <w:rPr>
+                <w:rFonts w:ascii="Times New Roman" w:hAnsi="Times New Roman" w:cs="Times New Roman"/>
+                <w:color w:val="000000" w:themeColor="text1"/>
+                <w:sz w:val="28"/>
+                <w:szCs w:val="28"/>
+              </w:rPr>
+              <w:t>Unity</w:t>
+            </w:r>
+            <w:proofErr w:type="spellEnd"/>
+            <w:r>
+              <w:rPr>
+                <w:rFonts w:ascii="Times New Roman" w:hAnsi="Times New Roman" w:cs="Times New Roman"/>
+                <w:color w:val="000000" w:themeColor="text1"/>
+                <w:sz w:val="28"/>
+                <w:szCs w:val="28"/>
+              </w:rPr>
+              <w:t xml:space="preserve"> HTML5-клиент должен получать значения параметров своего варианта.</w:t>
+            </w:r>
+          </w:p>
+        </w:tc>
+      </w:tr>
+      <w:tr>
+        <w:tc>
+          <w:tcPr>
+            <w:tcW w:w="0" w:type="auto"/>
+            <w:hideMark/>
+          </w:tcPr>
+          <w:p>
+            <w:pPr>
+              <w:spacing w:after="160" w:line="360" w:lineRule="auto"/>
+              <w:rPr>
+                <w:rFonts w:ascii="Times New Roman" w:hAnsi="Times New Roman" w:cs="Times New Roman"/>
+                <w:color w:val="000000" w:themeColor="text1"/>
+                <w:sz w:val="28"/>
+                <w:szCs w:val="28"/>
+              </w:rPr>
+            </w:pPr>
+            <w:r>
+              <w:rPr>
+                <w:rFonts w:ascii="Times New Roman" w:hAnsi="Times New Roman" w:cs="Times New Roman"/>
+                <w:color w:val="000000" w:themeColor="text1"/>
+                <w:sz w:val="28"/>
+                <w:szCs w:val="28"/>
+              </w:rPr>
+              <w:t>FR-22</w:t>
+            </w:r>
+          </w:p>
+        </w:tc>
+        <w:tc>
+          <w:tcPr>
+            <w:tcW w:w="0" w:type="auto"/>
+            <w:hideMark/>
+          </w:tcPr>
+          <w:p>
+            <w:pPr>
+              <w:spacing w:after="160" w:line="360" w:lineRule="auto"/>
+              <w:rPr>
+                <w:rFonts w:ascii="Times New Roman" w:hAnsi="Times New Roman" w:cs="Times New Roman"/>
+                <w:color w:val="000000" w:themeColor="text1"/>
+                <w:sz w:val="28"/>
+                <w:szCs w:val="28"/>
+              </w:rPr>
+            </w:pPr>
+            <w:r>
+              <w:rPr>
+                <w:rFonts w:ascii="Times New Roman" w:hAnsi="Times New Roman" w:cs="Times New Roman"/>
+                <w:color w:val="000000" w:themeColor="text1"/>
+                <w:sz w:val="28"/>
+                <w:szCs w:val="28"/>
+              </w:rPr>
+              <w:t>При отсутствии активного эксперимента система должна возвращать рабочие значения параметров приложения.</w:t>
+            </w:r>
+          </w:p>
+        </w:tc>
+      </w:tr>
+      <w:tr>
+        <w:tc>
+          <w:tcPr>
+            <w:tcW w:w="0" w:type="auto"/>
+            <w:hideMark/>
+          </w:tcPr>
+          <w:p>
+            <w:pPr>
+              <w:spacing w:after="160" w:line="360" w:lineRule="auto"/>
+              <w:rPr>
+                <w:rFonts w:ascii="Times New Roman" w:hAnsi="Times New Roman" w:cs="Times New Roman"/>
+                <w:color w:val="000000" w:themeColor="text1"/>
+                <w:sz w:val="28"/>
+                <w:szCs w:val="28"/>
+              </w:rPr>
+            </w:pPr>
+            <w:r>
+              <w:rPr>
+                <w:rFonts w:ascii="Times New Roman" w:hAnsi="Times New Roman" w:cs="Times New Roman"/>
+                <w:color w:val="000000" w:themeColor="text1"/>
+                <w:sz w:val="28"/>
+                <w:szCs w:val="28"/>
+              </w:rPr>
+              <w:t>FR-23</w:t>
+            </w:r>
+          </w:p>
+        </w:tc>
+        <w:tc>
+          <w:tcPr>
+            <w:tcW w:w="0" w:type="auto"/>
+            <w:hideMark/>
+          </w:tcPr>
+          <w:p>
+            <w:pPr>
+              <w:spacing w:after="160" w:line="360" w:lineRule="auto"/>
+              <w:rPr>
+                <w:rFonts w:ascii="Times New Roman" w:hAnsi="Times New Roman" w:cs="Times New Roman"/>
+                <w:color w:val="000000" w:themeColor="text1"/>
+                <w:sz w:val="28"/>
+                <w:szCs w:val="28"/>
+              </w:rPr>
+            </w:pPr>
+            <w:r>
+              <w:rPr>
+                <w:rFonts w:ascii="Times New Roman" w:hAnsi="Times New Roman" w:cs="Times New Roman"/>
+                <w:color w:val="000000" w:themeColor="text1"/>
+                <w:sz w:val="28"/>
+                <w:szCs w:val="28"/>
+              </w:rPr>
+              <w:t xml:space="preserve">При отсутствии серверного значения </w:t>
+            </w:r>
+            <w:proofErr w:type="spellStart"/>
+            <w:r>
+              <w:rPr>
+                <w:rFonts w:ascii="Times New Roman" w:hAnsi="Times New Roman" w:cs="Times New Roman"/>
+                <w:color w:val="000000" w:themeColor="text1"/>
+                <w:sz w:val="28"/>
+                <w:szCs w:val="28"/>
+              </w:rPr>
+              <w:t>Unity</w:t>
+            </w:r>
+            <w:proofErr w:type="spellEnd"/>
+            <w:r>
+              <w:rPr>
+                <w:rFonts w:ascii="Times New Roman" w:hAnsi="Times New Roman" w:cs="Times New Roman"/>
+                <w:color w:val="000000" w:themeColor="text1"/>
+                <w:sz w:val="28"/>
+                <w:szCs w:val="28"/>
+              </w:rPr>
+              <w:t xml:space="preserve"> HTML5-клиент должен использовать стандартные значения из кода приложения.</w:t>
+            </w:r>
+          </w:p>
+        </w:tc>
+      </w:tr>
+      <w:tr>
+        <w:tc>
+          <w:tcPr>
+            <w:tcW w:w="0" w:type="auto"/>
+            <w:hideMark/>
+          </w:tcPr>
+          <w:p>
+            <w:pPr>
+              <w:spacing w:after="160" w:line="360" w:lineRule="auto"/>
+              <w:rPr>
+                <w:rFonts w:ascii="Times New Roman" w:hAnsi="Times New Roman" w:cs="Times New Roman"/>
+                <w:color w:val="000000" w:themeColor="text1"/>
+                <w:sz w:val="28"/>
+                <w:szCs w:val="28"/>
+              </w:rPr>
+            </w:pPr>
+            <w:r>
+              <w:rPr>
+                <w:rFonts w:ascii="Times New Roman" w:hAnsi="Times New Roman" w:cs="Times New Roman"/>
+                <w:color w:val="000000" w:themeColor="text1"/>
+                <w:sz w:val="28"/>
+                <w:szCs w:val="28"/>
+              </w:rPr>
+              <w:t>FR-24</w:t>
+            </w:r>
+          </w:p>
+        </w:tc>
+        <w:tc>
+          <w:tcPr>
+            <w:tcW w:w="0" w:type="auto"/>
+            <w:hideMark/>
+          </w:tcPr>
+          <w:p>
+            <w:pPr>
+              <w:spacing w:after="160" w:line="360" w:lineRule="auto"/>
+              <w:rPr>
+                <w:rFonts w:ascii="Times New Roman" w:hAnsi="Times New Roman" w:cs="Times New Roman"/>
+                <w:color w:val="000000" w:themeColor="text1"/>
+                <w:sz w:val="28"/>
+                <w:szCs w:val="28"/>
+              </w:rPr>
+            </w:pPr>
+            <w:proofErr w:type="spellStart"/>
+            <w:r>
+              <w:rPr>
+                <w:rFonts w:ascii="Times New Roman" w:hAnsi="Times New Roman" w:cs="Times New Roman"/>
+                <w:color w:val="000000" w:themeColor="text1"/>
+                <w:sz w:val="28"/>
+                <w:szCs w:val="28"/>
+              </w:rPr>
+              <w:t>Unity</w:t>
+            </w:r>
+            <w:proofErr w:type="spellEnd"/>
+            <w:r>
+              <w:rPr>
+                <w:rFonts w:ascii="Times New Roman" w:hAnsi="Times New Roman" w:cs="Times New Roman"/>
+                <w:color w:val="000000" w:themeColor="text1"/>
+                <w:sz w:val="28"/>
+                <w:szCs w:val="28"/>
+              </w:rPr>
+              <w:t xml:space="preserve"> HTML5-клиент должен передавать аналитические события в Яндекс Метрику.</w:t>
+            </w:r>
+          </w:p>
+        </w:tc>
+      </w:tr>
+      <w:tr>
+        <w:tc>
+          <w:tcPr>
+            <w:tcW w:w="0" w:type="auto"/>
+            <w:hideMark/>
+          </w:tcPr>
+          <w:p>
+            <w:pPr>
+              <w:spacing w:after="160" w:line="360" w:lineRule="auto"/>
+              <w:rPr>
+                <w:rFonts w:ascii="Times New Roman" w:hAnsi="Times New Roman" w:cs="Times New Roman"/>
+                <w:color w:val="000000" w:themeColor="text1"/>
+                <w:sz w:val="28"/>
+                <w:szCs w:val="28"/>
+              </w:rPr>
+            </w:pPr>
+            <w:r>
+              <w:rPr>
+                <w:rFonts w:ascii="Times New Roman" w:hAnsi="Times New Roman" w:cs="Times New Roman"/>
+                <w:color w:val="000000" w:themeColor="text1"/>
+                <w:sz w:val="28"/>
+                <w:szCs w:val="28"/>
+              </w:rPr>
+              <w:lastRenderedPageBreak/>
+              <w:t>FR-25</w:t>
+            </w:r>
+          </w:p>
+        </w:tc>
+        <w:tc>
+          <w:tcPr>
+            <w:tcW w:w="0" w:type="auto"/>
+            <w:hideMark/>
+          </w:tcPr>
+          <w:p>
+            <w:pPr>
+              <w:spacing w:after="160" w:line="360" w:lineRule="auto"/>
+              <w:rPr>
+                <w:rFonts w:ascii="Times New Roman" w:hAnsi="Times New Roman" w:cs="Times New Roman"/>
+                <w:color w:val="000000" w:themeColor="text1"/>
+                <w:sz w:val="28"/>
+                <w:szCs w:val="28"/>
+              </w:rPr>
+            </w:pPr>
+            <w:r>
+              <w:rPr>
+                <w:rFonts w:ascii="Times New Roman" w:hAnsi="Times New Roman" w:cs="Times New Roman"/>
+                <w:color w:val="000000" w:themeColor="text1"/>
+                <w:sz w:val="28"/>
+                <w:szCs w:val="28"/>
+              </w:rPr>
+              <w:t>Яндекс Метрика должна получать события по эксперименту.</w:t>
+            </w:r>
+          </w:p>
+        </w:tc>
+      </w:tr>
+      <w:tr>
+        <w:tc>
+          <w:tcPr>
+            <w:tcW w:w="0" w:type="auto"/>
+            <w:hideMark/>
+          </w:tcPr>
+          <w:p>
+            <w:pPr>
+              <w:spacing w:after="160" w:line="360" w:lineRule="auto"/>
+              <w:rPr>
+                <w:rFonts w:ascii="Times New Roman" w:hAnsi="Times New Roman" w:cs="Times New Roman"/>
+                <w:color w:val="000000" w:themeColor="text1"/>
+                <w:sz w:val="28"/>
+                <w:szCs w:val="28"/>
+              </w:rPr>
+            </w:pPr>
+            <w:r>
+              <w:rPr>
+                <w:rFonts w:ascii="Times New Roman" w:hAnsi="Times New Roman" w:cs="Times New Roman"/>
+                <w:color w:val="000000" w:themeColor="text1"/>
+                <w:sz w:val="28"/>
+                <w:szCs w:val="28"/>
+              </w:rPr>
+              <w:t>FR-26</w:t>
+            </w:r>
+          </w:p>
+        </w:tc>
+        <w:tc>
+          <w:tcPr>
+            <w:tcW w:w="0" w:type="auto"/>
+            <w:hideMark/>
+          </w:tcPr>
+          <w:p>
+            <w:pPr>
+              <w:spacing w:after="160" w:line="360" w:lineRule="auto"/>
+              <w:rPr>
+                <w:rFonts w:ascii="Times New Roman" w:hAnsi="Times New Roman" w:cs="Times New Roman"/>
+                <w:color w:val="000000" w:themeColor="text1"/>
+                <w:sz w:val="28"/>
+                <w:szCs w:val="28"/>
+              </w:rPr>
+            </w:pPr>
+            <w:r>
+              <w:rPr>
+                <w:rFonts w:ascii="Times New Roman" w:hAnsi="Times New Roman" w:cs="Times New Roman"/>
+                <w:color w:val="000000" w:themeColor="text1"/>
+                <w:sz w:val="28"/>
+                <w:szCs w:val="28"/>
+              </w:rPr>
+              <w:t>Яндекс Метрика должна предоставлять данные для анализа результатов эксперимента.</w:t>
+            </w:r>
+          </w:p>
+        </w:tc>
+      </w:tr>
+      <w:tr>
+        <w:tc>
+          <w:tcPr>
+            <w:tcW w:w="0" w:type="auto"/>
+            <w:hideMark/>
+          </w:tcPr>
+          <w:p>
+            <w:pPr>
+              <w:spacing w:after="160" w:line="360" w:lineRule="auto"/>
+              <w:rPr>
+                <w:rFonts w:ascii="Times New Roman" w:hAnsi="Times New Roman" w:cs="Times New Roman"/>
+                <w:color w:val="000000" w:themeColor="text1"/>
+                <w:sz w:val="28"/>
+                <w:szCs w:val="28"/>
+              </w:rPr>
+            </w:pPr>
+            <w:r>
+              <w:rPr>
+                <w:rFonts w:ascii="Times New Roman" w:hAnsi="Times New Roman" w:cs="Times New Roman"/>
+                <w:color w:val="000000" w:themeColor="text1"/>
+                <w:sz w:val="28"/>
+                <w:szCs w:val="28"/>
+              </w:rPr>
+              <w:t>FR-27</w:t>
+            </w:r>
+          </w:p>
+        </w:tc>
+        <w:tc>
+          <w:tcPr>
+            <w:tcW w:w="0" w:type="auto"/>
+            <w:hideMark/>
+          </w:tcPr>
+          <w:p>
+            <w:pPr>
+              <w:spacing w:after="160" w:line="360" w:lineRule="auto"/>
+              <w:rPr>
+                <w:rFonts w:ascii="Times New Roman" w:hAnsi="Times New Roman" w:cs="Times New Roman"/>
+                <w:color w:val="000000" w:themeColor="text1"/>
+                <w:sz w:val="28"/>
+                <w:szCs w:val="28"/>
+              </w:rPr>
+            </w:pPr>
+            <w:r>
+              <w:rPr>
+                <w:rFonts w:ascii="Times New Roman" w:hAnsi="Times New Roman" w:cs="Times New Roman"/>
+                <w:color w:val="000000" w:themeColor="text1"/>
+                <w:sz w:val="28"/>
+                <w:szCs w:val="28"/>
+              </w:rPr>
+              <w:t>Система должна хранить историю завершённых экспериментов.</w:t>
+            </w:r>
+          </w:p>
+        </w:tc>
+      </w:tr>
+      <w:tr>
+        <w:tc>
+          <w:tcPr>
+            <w:tcW w:w="0" w:type="auto"/>
+            <w:hideMark/>
+          </w:tcPr>
+          <w:p>
+            <w:pPr>
+              <w:spacing w:after="160" w:line="360" w:lineRule="auto"/>
+              <w:rPr>
+                <w:rFonts w:ascii="Times New Roman" w:hAnsi="Times New Roman" w:cs="Times New Roman"/>
+                <w:color w:val="000000" w:themeColor="text1"/>
+                <w:sz w:val="28"/>
+                <w:szCs w:val="28"/>
+              </w:rPr>
+            </w:pPr>
+            <w:r>
+              <w:rPr>
+                <w:rFonts w:ascii="Times New Roman" w:hAnsi="Times New Roman" w:cs="Times New Roman"/>
+                <w:color w:val="000000" w:themeColor="text1"/>
+                <w:sz w:val="28"/>
+                <w:szCs w:val="28"/>
+              </w:rPr>
+              <w:t>FR-28</w:t>
+            </w:r>
+          </w:p>
+        </w:tc>
+        <w:tc>
+          <w:tcPr>
+            <w:tcW w:w="0" w:type="auto"/>
+            <w:hideMark/>
+          </w:tcPr>
+          <w:p>
+            <w:pPr>
+              <w:keepNext/>
+              <w:spacing w:after="160" w:line="360" w:lineRule="auto"/>
+              <w:rPr>
+                <w:rFonts w:ascii="Times New Roman" w:hAnsi="Times New Roman" w:cs="Times New Roman"/>
+                <w:color w:val="000000" w:themeColor="text1"/>
+                <w:sz w:val="28"/>
+                <w:szCs w:val="28"/>
+              </w:rPr>
+            </w:pPr>
+            <w:r>
+              <w:rPr>
+                <w:rFonts w:ascii="Times New Roman" w:hAnsi="Times New Roman" w:cs="Times New Roman"/>
+                <w:color w:val="000000" w:themeColor="text1"/>
+                <w:sz w:val="28"/>
+                <w:szCs w:val="28"/>
+              </w:rPr>
+              <w:t>После завершения эксперимента система должна фиксировать выбранный лучший вариант для дальнейшего применения результатов.</w:t>
+            </w:r>
+          </w:p>
+        </w:tc>
+      </w:tr>
+    </w:tbl>
+    <w:p>
+      <w:pPr>
+        <w:pStyle w:val="af"/>
+        <w:jc w:val="center"/>
+        <w:rPr>
+          <w:rFonts w:ascii="Times New Roman" w:hAnsi="Times New Roman" w:cs="Times New Roman"/>
+          <w:i w:val="0"/>
+          <w:iCs w:val="0"/>
+          <w:color w:val="auto"/>
+          <w:sz w:val="28"/>
+          <w:szCs w:val="28"/>
+        </w:rPr>
+      </w:pPr>
+      <w:r>
+        <w:rPr>
+          <w:rFonts w:ascii="Times New Roman" w:hAnsi="Times New Roman" w:cs="Times New Roman"/>
+          <w:i w:val="0"/>
+          <w:iCs w:val="0"/>
+          <w:color w:val="auto"/>
+          <w:sz w:val="28"/>
+          <w:szCs w:val="28"/>
+        </w:rPr>
+        <w:t xml:space="preserve">Таблица </w:t>
+      </w:r>
+      <w:r>
+        <w:rPr>
+          <w:rFonts w:ascii="Times New Roman" w:hAnsi="Times New Roman" w:cs="Times New Roman"/>
+          <w:i w:val="0"/>
+          <w:iCs w:val="0"/>
+          <w:color w:val="auto"/>
+          <w:sz w:val="28"/>
+          <w:szCs w:val="28"/>
+        </w:rPr>
+        <w:fldChar w:fldCharType="begin"/>
+      </w:r>
+      <w:r>
+        <w:rPr>
+          <w:rFonts w:ascii="Times New Roman" w:hAnsi="Times New Roman" w:cs="Times New Roman"/>
+          <w:i w:val="0"/>
+          <w:iCs w:val="0"/>
+          <w:color w:val="auto"/>
+          <w:sz w:val="28"/>
+          <w:szCs w:val="28"/>
+        </w:rPr>
+        <w:instrText xml:space="preserve"> SEQ Таблица \* ARABIC </w:instrText>
+      </w:r>
+      <w:r>
+        <w:rPr>
+          <w:rFonts w:ascii="Times New Roman" w:hAnsi="Times New Roman" w:cs="Times New Roman"/>
+          <w:i w:val="0"/>
+          <w:iCs w:val="0"/>
+          <w:color w:val="auto"/>
+          <w:sz w:val="28"/>
+          <w:szCs w:val="28"/>
+        </w:rPr>
+        <w:fldChar w:fldCharType="separate"/>
+      </w:r>
+      <w:r>
+        <w:rPr>
+          <w:rFonts w:ascii="Times New Roman" w:hAnsi="Times New Roman" w:cs="Times New Roman"/>
+          <w:i w:val="0"/>
+          <w:iCs w:val="0"/>
+          <w:noProof/>
+          <w:color w:val="auto"/>
+          <w:sz w:val="28"/>
+          <w:szCs w:val="28"/>
+        </w:rPr>
+        <w:t>1</w:t>
+      </w:r>
+      <w:r>
+        <w:rPr>
+          <w:rFonts w:ascii="Times New Roman" w:hAnsi="Times New Roman" w:cs="Times New Roman"/>
+          <w:i w:val="0"/>
+          <w:iCs w:val="0"/>
+          <w:color w:val="auto"/>
+          <w:sz w:val="28"/>
+          <w:szCs w:val="28"/>
+        </w:rPr>
+        <w:fldChar w:fldCharType="end"/>
+      </w:r>
+      <w:r>
+        <w:rPr>
+          <w:rFonts w:ascii="Times New Roman" w:hAnsi="Times New Roman" w:cs="Times New Roman"/>
+          <w:i w:val="0"/>
+          <w:iCs w:val="0"/>
+          <w:color w:val="auto"/>
+          <w:sz w:val="28"/>
+          <w:szCs w:val="28"/>
+        </w:rPr>
+        <w:t xml:space="preserve"> - Функциональные требования к проектируемой системе</w:t>
+      </w:r>
+    </w:p>
+    <w:p>
+      <w:pPr>
+        <w:spacing w:line="360" w:lineRule="auto"/>
+        <w:rPr>
+          <w:rFonts w:ascii="Times New Roman" w:hAnsi="Times New Roman" w:cs="Times New Roman"/>
+          <w:color w:val="000000" w:themeColor="text1"/>
+          <w:sz w:val="28"/>
+          <w:szCs w:val="28"/>
+        </w:rPr>
+      </w:pPr>
+      <w:r>
+        <w:rPr>
+          <w:rFonts w:ascii="Times New Roman" w:hAnsi="Times New Roman" w:cs="Times New Roman"/>
+          <w:color w:val="000000" w:themeColor="text1"/>
+          <w:sz w:val="28"/>
+          <w:szCs w:val="28"/>
+        </w:rPr>
+        <w:t xml:space="preserve">Нефункциональные требования определяют не отдельные действия системы, а качественные характеристики её работы. Они связаны с безопасностью, надёжностью, ограничениями доступа, корректностью хранения данных и устойчивостью работы клиентского приложения. Нефункциональные требования к проектируемой системе представлены в таблице </w:t>
+      </w:r>
+      <w:r>
+        <w:rPr>
+          <w:rFonts w:ascii="Times New Roman" w:hAnsi="Times New Roman" w:cs="Times New Roman"/>
+          <w:color w:val="000000" w:themeColor="text1"/>
+          <w:sz w:val="28"/>
+          <w:szCs w:val="28"/>
+          <w:lang w:val="en-US"/>
+        </w:rPr>
+        <w:t>2</w:t>
+      </w:r>
+      <w:r>
+        <w:rPr>
+          <w:rFonts w:ascii="Times New Roman" w:hAnsi="Times New Roman" w:cs="Times New Roman"/>
+          <w:color w:val="000000" w:themeColor="text1"/>
+          <w:sz w:val="28"/>
+          <w:szCs w:val="28"/>
+        </w:rPr>
+        <w:t>.</w:t>
+      </w:r>
+    </w:p>
+    <w:tbl>
+      <w:tblPr>
+        <w:tblStyle w:val="ad"/>
+        <w:tblW w:w="0" w:type="auto"/>
+        <w:tblLook w:val="04A0" w:firstRow="1" w:lastRow="0" w:firstColumn="1" w:lastColumn="0" w:noHBand="0" w:noVBand="1"/>
+      </w:tblPr>
+      <w:tblGrid>
+        <w:gridCol w:w="1823"/>
+        <w:gridCol w:w="7522"/>
+      </w:tblGrid>
+      <w:tr>
+        <w:tc>
+          <w:tcPr>
+            <w:tcW w:w="0" w:type="auto"/>
+            <w:hideMark/>
+          </w:tcPr>
+          <w:p>
+            <w:pPr>
+              <w:spacing w:after="160" w:line="360" w:lineRule="auto"/>
+              <w:rPr>
+                <w:rFonts w:ascii="Times New Roman" w:hAnsi="Times New Roman" w:cs="Times New Roman"/>
+                <w:b/>
+                <w:bCs/>
+                <w:color w:val="000000" w:themeColor="text1"/>
+                <w:sz w:val="28"/>
+                <w:szCs w:val="28"/>
+              </w:rPr>
+            </w:pPr>
+            <w:r>
+              <w:rPr>
+                <w:rFonts w:ascii="Times New Roman" w:hAnsi="Times New Roman" w:cs="Times New Roman"/>
+                <w:b/>
+                <w:bCs/>
+                <w:color w:val="000000" w:themeColor="text1"/>
+                <w:sz w:val="28"/>
+                <w:szCs w:val="28"/>
+              </w:rPr>
+              <w:t>Код требования</w:t>
+            </w:r>
+          </w:p>
+        </w:tc>
+        <w:tc>
+          <w:tcPr>
+            <w:tcW w:w="0" w:type="auto"/>
+            <w:hideMark/>
+          </w:tcPr>
+          <w:p>
+            <w:pPr>
+              <w:spacing w:after="160" w:line="360" w:lineRule="auto"/>
+              <w:rPr>
+                <w:rFonts w:ascii="Times New Roman" w:hAnsi="Times New Roman" w:cs="Times New Roman"/>
+                <w:b/>
+                <w:bCs/>
+                <w:color w:val="000000" w:themeColor="text1"/>
+                <w:sz w:val="28"/>
+                <w:szCs w:val="28"/>
+              </w:rPr>
+            </w:pPr>
+            <w:r>
+              <w:rPr>
+                <w:rFonts w:ascii="Times New Roman" w:hAnsi="Times New Roman" w:cs="Times New Roman"/>
+                <w:b/>
+                <w:bCs/>
+                <w:color w:val="000000" w:themeColor="text1"/>
+                <w:sz w:val="28"/>
+                <w:szCs w:val="28"/>
+              </w:rPr>
+              <w:t>Нефункциональное требование</w:t>
+            </w:r>
+          </w:p>
+        </w:tc>
+      </w:tr>
+      <w:tr>
+        <w:tc>
+          <w:tcPr>
+            <w:tcW w:w="0" w:type="auto"/>
+            <w:hideMark/>
+          </w:tcPr>
+          <w:p>
+            <w:pPr>
+              <w:spacing w:after="160" w:line="360" w:lineRule="auto"/>
+              <w:rPr>
+                <w:rFonts w:ascii="Times New Roman" w:hAnsi="Times New Roman" w:cs="Times New Roman"/>
+                <w:color w:val="000000" w:themeColor="text1"/>
+                <w:sz w:val="28"/>
+                <w:szCs w:val="28"/>
+              </w:rPr>
+            </w:pPr>
+            <w:r>
+              <w:rPr>
+                <w:rFonts w:ascii="Times New Roman" w:hAnsi="Times New Roman" w:cs="Times New Roman"/>
+                <w:color w:val="000000" w:themeColor="text1"/>
+                <w:sz w:val="28"/>
+                <w:szCs w:val="28"/>
+              </w:rPr>
+              <w:t>NFR-01</w:t>
+            </w:r>
+          </w:p>
+        </w:tc>
+        <w:tc>
+          <w:tcPr>
+            <w:tcW w:w="0" w:type="auto"/>
+            <w:hideMark/>
+          </w:tcPr>
+          <w:p>
+            <w:pPr>
+              <w:spacing w:after="160" w:line="360" w:lineRule="auto"/>
+              <w:rPr>
+                <w:rFonts w:ascii="Times New Roman" w:hAnsi="Times New Roman" w:cs="Times New Roman"/>
+                <w:color w:val="000000" w:themeColor="text1"/>
+                <w:sz w:val="28"/>
+                <w:szCs w:val="28"/>
+              </w:rPr>
+            </w:pPr>
+            <w:r>
+              <w:rPr>
+                <w:rFonts w:ascii="Times New Roman" w:hAnsi="Times New Roman" w:cs="Times New Roman"/>
+                <w:color w:val="000000" w:themeColor="text1"/>
+                <w:sz w:val="28"/>
+                <w:szCs w:val="28"/>
+              </w:rPr>
+              <w:t>Доступ администратора к веб-интерфейсу должен выполняться только после успешной авторизации.</w:t>
+            </w:r>
+          </w:p>
+        </w:tc>
+      </w:tr>
+      <w:tr>
+        <w:tc>
+          <w:tcPr>
+            <w:tcW w:w="0" w:type="auto"/>
+            <w:hideMark/>
+          </w:tcPr>
+          <w:p>
+            <w:pPr>
+              <w:spacing w:after="160" w:line="360" w:lineRule="auto"/>
+              <w:rPr>
+                <w:rFonts w:ascii="Times New Roman" w:hAnsi="Times New Roman" w:cs="Times New Roman"/>
+                <w:color w:val="000000" w:themeColor="text1"/>
+                <w:sz w:val="28"/>
+                <w:szCs w:val="28"/>
+              </w:rPr>
+            </w:pPr>
+            <w:r>
+              <w:rPr>
+                <w:rFonts w:ascii="Times New Roman" w:hAnsi="Times New Roman" w:cs="Times New Roman"/>
+                <w:color w:val="000000" w:themeColor="text1"/>
+                <w:sz w:val="28"/>
+                <w:szCs w:val="28"/>
+              </w:rPr>
+              <w:t>NFR-02</w:t>
+            </w:r>
+          </w:p>
+        </w:tc>
+        <w:tc>
+          <w:tcPr>
+            <w:tcW w:w="0" w:type="auto"/>
+            <w:hideMark/>
+          </w:tcPr>
+          <w:p>
+            <w:pPr>
+              <w:spacing w:after="160" w:line="360" w:lineRule="auto"/>
+              <w:rPr>
+                <w:rFonts w:ascii="Times New Roman" w:hAnsi="Times New Roman" w:cs="Times New Roman"/>
+                <w:color w:val="000000" w:themeColor="text1"/>
+                <w:sz w:val="28"/>
+                <w:szCs w:val="28"/>
+              </w:rPr>
+            </w:pPr>
+            <w:r>
+              <w:rPr>
+                <w:rFonts w:ascii="Times New Roman" w:hAnsi="Times New Roman" w:cs="Times New Roman"/>
+                <w:color w:val="000000" w:themeColor="text1"/>
+                <w:sz w:val="28"/>
+                <w:szCs w:val="28"/>
+              </w:rPr>
+              <w:t>Администратор должен иметь доступ только к своим приложениям и экспериментам.</w:t>
+            </w:r>
+          </w:p>
+        </w:tc>
+      </w:tr>
+      <w:tr>
+        <w:tc>
+          <w:tcPr>
+            <w:tcW w:w="0" w:type="auto"/>
+            <w:hideMark/>
+          </w:tcPr>
+          <w:p>
+            <w:pPr>
+              <w:spacing w:after="160" w:line="360" w:lineRule="auto"/>
+              <w:rPr>
+                <w:rFonts w:ascii="Times New Roman" w:hAnsi="Times New Roman" w:cs="Times New Roman"/>
+                <w:color w:val="000000" w:themeColor="text1"/>
+                <w:sz w:val="28"/>
+                <w:szCs w:val="28"/>
+              </w:rPr>
+            </w:pPr>
+            <w:r>
+              <w:rPr>
+                <w:rFonts w:ascii="Times New Roman" w:hAnsi="Times New Roman" w:cs="Times New Roman"/>
+                <w:color w:val="000000" w:themeColor="text1"/>
+                <w:sz w:val="28"/>
+                <w:szCs w:val="28"/>
+              </w:rPr>
+              <w:t>NFR-03</w:t>
+            </w:r>
+          </w:p>
+        </w:tc>
+        <w:tc>
+          <w:tcPr>
+            <w:tcW w:w="0" w:type="auto"/>
+            <w:hideMark/>
+          </w:tcPr>
+          <w:p>
+            <w:pPr>
+              <w:spacing w:after="160" w:line="360" w:lineRule="auto"/>
+              <w:rPr>
+                <w:rFonts w:ascii="Times New Roman" w:hAnsi="Times New Roman" w:cs="Times New Roman"/>
+                <w:color w:val="000000" w:themeColor="text1"/>
+                <w:sz w:val="28"/>
+                <w:szCs w:val="28"/>
+              </w:rPr>
+            </w:pPr>
+            <w:r>
+              <w:rPr>
+                <w:rFonts w:ascii="Times New Roman" w:hAnsi="Times New Roman" w:cs="Times New Roman"/>
+                <w:color w:val="000000" w:themeColor="text1"/>
+                <w:sz w:val="28"/>
+                <w:szCs w:val="28"/>
+              </w:rPr>
+              <w:t xml:space="preserve">Значения параметров должны храниться в соответствии с их типом: </w:t>
+            </w:r>
+            <w:proofErr w:type="spellStart"/>
+            <w:r>
+              <w:rPr>
+                <w:rFonts w:ascii="Times New Roman" w:hAnsi="Times New Roman" w:cs="Times New Roman"/>
+                <w:color w:val="000000" w:themeColor="text1"/>
+                <w:sz w:val="28"/>
+                <w:szCs w:val="28"/>
+              </w:rPr>
+              <w:t>int</w:t>
+            </w:r>
+            <w:proofErr w:type="spellEnd"/>
+            <w:r>
+              <w:rPr>
+                <w:rFonts w:ascii="Times New Roman" w:hAnsi="Times New Roman" w:cs="Times New Roman"/>
+                <w:color w:val="000000" w:themeColor="text1"/>
+                <w:sz w:val="28"/>
+                <w:szCs w:val="28"/>
+              </w:rPr>
+              <w:t xml:space="preserve">, </w:t>
+            </w:r>
+            <w:proofErr w:type="spellStart"/>
+            <w:r>
+              <w:rPr>
+                <w:rFonts w:ascii="Times New Roman" w:hAnsi="Times New Roman" w:cs="Times New Roman"/>
+                <w:color w:val="000000" w:themeColor="text1"/>
+                <w:sz w:val="28"/>
+                <w:szCs w:val="28"/>
+              </w:rPr>
+              <w:t>float</w:t>
+            </w:r>
+            <w:proofErr w:type="spellEnd"/>
+            <w:r>
+              <w:rPr>
+                <w:rFonts w:ascii="Times New Roman" w:hAnsi="Times New Roman" w:cs="Times New Roman"/>
+                <w:color w:val="000000" w:themeColor="text1"/>
+                <w:sz w:val="28"/>
+                <w:szCs w:val="28"/>
+              </w:rPr>
+              <w:t xml:space="preserve">, </w:t>
+            </w:r>
+            <w:proofErr w:type="spellStart"/>
+            <w:r>
+              <w:rPr>
+                <w:rFonts w:ascii="Times New Roman" w:hAnsi="Times New Roman" w:cs="Times New Roman"/>
+                <w:color w:val="000000" w:themeColor="text1"/>
+                <w:sz w:val="28"/>
+                <w:szCs w:val="28"/>
+              </w:rPr>
+              <w:t>bool</w:t>
+            </w:r>
+            <w:proofErr w:type="spellEnd"/>
+            <w:r>
+              <w:rPr>
+                <w:rFonts w:ascii="Times New Roman" w:hAnsi="Times New Roman" w:cs="Times New Roman"/>
+                <w:color w:val="000000" w:themeColor="text1"/>
+                <w:sz w:val="28"/>
+                <w:szCs w:val="28"/>
+              </w:rPr>
+              <w:t xml:space="preserve"> или </w:t>
+            </w:r>
+            <w:proofErr w:type="spellStart"/>
+            <w:r>
+              <w:rPr>
+                <w:rFonts w:ascii="Times New Roman" w:hAnsi="Times New Roman" w:cs="Times New Roman"/>
+                <w:color w:val="000000" w:themeColor="text1"/>
+                <w:sz w:val="28"/>
+                <w:szCs w:val="28"/>
+              </w:rPr>
+              <w:t>string</w:t>
+            </w:r>
+            <w:proofErr w:type="spellEnd"/>
+            <w:r>
+              <w:rPr>
+                <w:rFonts w:ascii="Times New Roman" w:hAnsi="Times New Roman" w:cs="Times New Roman"/>
+                <w:color w:val="000000" w:themeColor="text1"/>
+                <w:sz w:val="28"/>
+                <w:szCs w:val="28"/>
+              </w:rPr>
+              <w:t>.</w:t>
+            </w:r>
+          </w:p>
+        </w:tc>
+      </w:tr>
+      <w:tr>
+        <w:tc>
+          <w:tcPr>
+            <w:tcW w:w="0" w:type="auto"/>
+            <w:hideMark/>
+          </w:tcPr>
+          <w:p>
+            <w:pPr>
+              <w:spacing w:after="160" w:line="360" w:lineRule="auto"/>
+              <w:rPr>
+                <w:rFonts w:ascii="Times New Roman" w:hAnsi="Times New Roman" w:cs="Times New Roman"/>
+                <w:color w:val="000000" w:themeColor="text1"/>
+                <w:sz w:val="28"/>
+                <w:szCs w:val="28"/>
+              </w:rPr>
+            </w:pPr>
+            <w:r>
+              <w:rPr>
+                <w:rFonts w:ascii="Times New Roman" w:hAnsi="Times New Roman" w:cs="Times New Roman"/>
+                <w:color w:val="000000" w:themeColor="text1"/>
+                <w:sz w:val="28"/>
+                <w:szCs w:val="28"/>
+              </w:rPr>
+              <w:t>NFR-04</w:t>
+            </w:r>
+          </w:p>
+        </w:tc>
+        <w:tc>
+          <w:tcPr>
+            <w:tcW w:w="0" w:type="auto"/>
+            <w:hideMark/>
+          </w:tcPr>
+          <w:p>
+            <w:pPr>
+              <w:spacing w:after="160" w:line="360" w:lineRule="auto"/>
+              <w:rPr>
+                <w:rFonts w:ascii="Times New Roman" w:hAnsi="Times New Roman" w:cs="Times New Roman"/>
+                <w:color w:val="000000" w:themeColor="text1"/>
+                <w:sz w:val="28"/>
+                <w:szCs w:val="28"/>
+              </w:rPr>
+            </w:pPr>
+            <w:r>
+              <w:rPr>
+                <w:rFonts w:ascii="Times New Roman" w:hAnsi="Times New Roman" w:cs="Times New Roman"/>
+                <w:color w:val="000000" w:themeColor="text1"/>
+                <w:sz w:val="28"/>
+                <w:szCs w:val="28"/>
+              </w:rPr>
+              <w:t xml:space="preserve">В пределах одного приложения не должно быть двух параметров с одинаковым ключом </w:t>
+            </w:r>
+            <w:proofErr w:type="spellStart"/>
+            <w:r>
+              <w:rPr>
+                <w:rFonts w:ascii="Times New Roman" w:hAnsi="Times New Roman" w:cs="Times New Roman"/>
+                <w:color w:val="000000" w:themeColor="text1"/>
+                <w:sz w:val="28"/>
+                <w:szCs w:val="28"/>
+              </w:rPr>
+              <w:t>parameter_key</w:t>
+            </w:r>
+            <w:proofErr w:type="spellEnd"/>
+            <w:r>
+              <w:rPr>
+                <w:rFonts w:ascii="Times New Roman" w:hAnsi="Times New Roman" w:cs="Times New Roman"/>
+                <w:color w:val="000000" w:themeColor="text1"/>
+                <w:sz w:val="28"/>
+                <w:szCs w:val="28"/>
+              </w:rPr>
+              <w:t>.</w:t>
+            </w:r>
+          </w:p>
+        </w:tc>
+      </w:tr>
+      <w:tr>
+        <w:tc>
+          <w:tcPr>
+            <w:tcW w:w="0" w:type="auto"/>
+            <w:hideMark/>
+          </w:tcPr>
+          <w:p>
+            <w:pPr>
+              <w:spacing w:after="160" w:line="360" w:lineRule="auto"/>
+              <w:rPr>
+                <w:rFonts w:ascii="Times New Roman" w:hAnsi="Times New Roman" w:cs="Times New Roman"/>
+                <w:color w:val="000000" w:themeColor="text1"/>
+                <w:sz w:val="28"/>
+                <w:szCs w:val="28"/>
+              </w:rPr>
+            </w:pPr>
+            <w:r>
+              <w:rPr>
+                <w:rFonts w:ascii="Times New Roman" w:hAnsi="Times New Roman" w:cs="Times New Roman"/>
+                <w:color w:val="000000" w:themeColor="text1"/>
+                <w:sz w:val="28"/>
+                <w:szCs w:val="28"/>
+              </w:rPr>
+              <w:t>NFR-05</w:t>
+            </w:r>
+          </w:p>
+        </w:tc>
+        <w:tc>
+          <w:tcPr>
+            <w:tcW w:w="0" w:type="auto"/>
+            <w:hideMark/>
+          </w:tcPr>
+          <w:p>
+            <w:pPr>
+              <w:spacing w:after="160" w:line="360" w:lineRule="auto"/>
+              <w:rPr>
+                <w:rFonts w:ascii="Times New Roman" w:hAnsi="Times New Roman" w:cs="Times New Roman"/>
+                <w:color w:val="000000" w:themeColor="text1"/>
+                <w:sz w:val="28"/>
+                <w:szCs w:val="28"/>
+              </w:rPr>
+            </w:pPr>
+            <w:r>
+              <w:rPr>
+                <w:rFonts w:ascii="Times New Roman" w:hAnsi="Times New Roman" w:cs="Times New Roman"/>
+                <w:color w:val="000000" w:themeColor="text1"/>
+                <w:sz w:val="28"/>
+                <w:szCs w:val="28"/>
+              </w:rPr>
+              <w:t>Интерфейс настройки эксперимента должен предотвращать ввод параметров с некорректным типом значения.</w:t>
+            </w:r>
+          </w:p>
+        </w:tc>
+      </w:tr>
+      <w:tr>
+        <w:tc>
+          <w:tcPr>
+            <w:tcW w:w="0" w:type="auto"/>
+            <w:hideMark/>
+          </w:tcPr>
+          <w:p>
+            <w:pPr>
+              <w:spacing w:after="160" w:line="360" w:lineRule="auto"/>
+              <w:rPr>
+                <w:rFonts w:ascii="Times New Roman" w:hAnsi="Times New Roman" w:cs="Times New Roman"/>
+                <w:color w:val="000000" w:themeColor="text1"/>
+                <w:sz w:val="28"/>
+                <w:szCs w:val="28"/>
+              </w:rPr>
+            </w:pPr>
+            <w:r>
+              <w:rPr>
+                <w:rFonts w:ascii="Times New Roman" w:hAnsi="Times New Roman" w:cs="Times New Roman"/>
+                <w:color w:val="000000" w:themeColor="text1"/>
+                <w:sz w:val="28"/>
+                <w:szCs w:val="28"/>
+              </w:rPr>
+              <w:lastRenderedPageBreak/>
+              <w:t>NFR-06</w:t>
+            </w:r>
+          </w:p>
+        </w:tc>
+        <w:tc>
+          <w:tcPr>
+            <w:tcW w:w="0" w:type="auto"/>
+            <w:hideMark/>
+          </w:tcPr>
+          <w:p>
+            <w:pPr>
+              <w:spacing w:after="160" w:line="360" w:lineRule="auto"/>
+              <w:rPr>
+                <w:rFonts w:ascii="Times New Roman" w:hAnsi="Times New Roman" w:cs="Times New Roman"/>
+                <w:color w:val="000000" w:themeColor="text1"/>
+                <w:sz w:val="28"/>
+                <w:szCs w:val="28"/>
+              </w:rPr>
+            </w:pPr>
+            <w:r>
+              <w:rPr>
+                <w:rFonts w:ascii="Times New Roman" w:hAnsi="Times New Roman" w:cs="Times New Roman"/>
+                <w:color w:val="000000" w:themeColor="text1"/>
+                <w:sz w:val="28"/>
+                <w:szCs w:val="28"/>
+              </w:rPr>
+              <w:t>Система должна сохранять историю завершённых экспериментов для последующего просмотра.</w:t>
+            </w:r>
+          </w:p>
+        </w:tc>
+      </w:tr>
+      <w:tr>
+        <w:tc>
+          <w:tcPr>
+            <w:tcW w:w="0" w:type="auto"/>
+            <w:hideMark/>
+          </w:tcPr>
+          <w:p>
+            <w:pPr>
+              <w:spacing w:after="160" w:line="360" w:lineRule="auto"/>
+              <w:rPr>
+                <w:rFonts w:ascii="Times New Roman" w:hAnsi="Times New Roman" w:cs="Times New Roman"/>
+                <w:color w:val="000000" w:themeColor="text1"/>
+                <w:sz w:val="28"/>
+                <w:szCs w:val="28"/>
+              </w:rPr>
+            </w:pPr>
+            <w:r>
+              <w:rPr>
+                <w:rFonts w:ascii="Times New Roman" w:hAnsi="Times New Roman" w:cs="Times New Roman"/>
+                <w:color w:val="000000" w:themeColor="text1"/>
+                <w:sz w:val="28"/>
+                <w:szCs w:val="28"/>
+              </w:rPr>
+              <w:t>NFR-07</w:t>
+            </w:r>
+          </w:p>
+        </w:tc>
+        <w:tc>
+          <w:tcPr>
+            <w:tcW w:w="0" w:type="auto"/>
+            <w:hideMark/>
+          </w:tcPr>
+          <w:p>
+            <w:pPr>
+              <w:spacing w:after="160" w:line="360" w:lineRule="auto"/>
+              <w:rPr>
+                <w:rFonts w:ascii="Times New Roman" w:hAnsi="Times New Roman" w:cs="Times New Roman"/>
+                <w:color w:val="000000" w:themeColor="text1"/>
+                <w:sz w:val="28"/>
+                <w:szCs w:val="28"/>
+              </w:rPr>
+            </w:pPr>
+            <w:r>
+              <w:rPr>
+                <w:rFonts w:ascii="Times New Roman" w:hAnsi="Times New Roman" w:cs="Times New Roman"/>
+                <w:color w:val="000000" w:themeColor="text1"/>
+                <w:sz w:val="28"/>
+                <w:szCs w:val="28"/>
+              </w:rPr>
+              <w:t>Назначение варианта пользователю должно сохраняться и не изменяться в рамках одного активного эксперимента.</w:t>
+            </w:r>
+          </w:p>
+        </w:tc>
+      </w:tr>
+      <w:tr>
+        <w:tc>
+          <w:tcPr>
+            <w:tcW w:w="0" w:type="auto"/>
+            <w:hideMark/>
+          </w:tcPr>
+          <w:p>
+            <w:pPr>
+              <w:spacing w:after="160" w:line="360" w:lineRule="auto"/>
+              <w:rPr>
+                <w:rFonts w:ascii="Times New Roman" w:hAnsi="Times New Roman" w:cs="Times New Roman"/>
+                <w:color w:val="000000" w:themeColor="text1"/>
+                <w:sz w:val="28"/>
+                <w:szCs w:val="28"/>
+              </w:rPr>
+            </w:pPr>
+            <w:r>
+              <w:rPr>
+                <w:rFonts w:ascii="Times New Roman" w:hAnsi="Times New Roman" w:cs="Times New Roman"/>
+                <w:color w:val="000000" w:themeColor="text1"/>
+                <w:sz w:val="28"/>
+                <w:szCs w:val="28"/>
+              </w:rPr>
+              <w:t>NFR-08</w:t>
+            </w:r>
+          </w:p>
+        </w:tc>
+        <w:tc>
+          <w:tcPr>
+            <w:tcW w:w="0" w:type="auto"/>
+            <w:hideMark/>
+          </w:tcPr>
+          <w:p>
+            <w:pPr>
+              <w:spacing w:after="160" w:line="360" w:lineRule="auto"/>
+              <w:rPr>
+                <w:rFonts w:ascii="Times New Roman" w:hAnsi="Times New Roman" w:cs="Times New Roman"/>
+                <w:color w:val="000000" w:themeColor="text1"/>
+                <w:sz w:val="28"/>
+                <w:szCs w:val="28"/>
+              </w:rPr>
+            </w:pPr>
+            <w:r>
+              <w:rPr>
+                <w:rFonts w:ascii="Times New Roman" w:hAnsi="Times New Roman" w:cs="Times New Roman"/>
+                <w:color w:val="000000" w:themeColor="text1"/>
+                <w:sz w:val="28"/>
+                <w:szCs w:val="28"/>
+              </w:rPr>
+              <w:t xml:space="preserve">API выдачи параметров должен возвращать структурированный ответ, пригодный для обработки </w:t>
+            </w:r>
+            <w:proofErr w:type="spellStart"/>
+            <w:r>
+              <w:rPr>
+                <w:rFonts w:ascii="Times New Roman" w:hAnsi="Times New Roman" w:cs="Times New Roman"/>
+                <w:color w:val="000000" w:themeColor="text1"/>
+                <w:sz w:val="28"/>
+                <w:szCs w:val="28"/>
+              </w:rPr>
+              <w:t>Unity</w:t>
+            </w:r>
+            <w:proofErr w:type="spellEnd"/>
+            <w:r>
+              <w:rPr>
+                <w:rFonts w:ascii="Times New Roman" w:hAnsi="Times New Roman" w:cs="Times New Roman"/>
+                <w:color w:val="000000" w:themeColor="text1"/>
+                <w:sz w:val="28"/>
+                <w:szCs w:val="28"/>
+              </w:rPr>
+              <w:t xml:space="preserve"> HTML5-клиентом.</w:t>
+            </w:r>
+          </w:p>
+        </w:tc>
+      </w:tr>
+      <w:tr>
+        <w:tc>
+          <w:tcPr>
+            <w:tcW w:w="0" w:type="auto"/>
+            <w:hideMark/>
+          </w:tcPr>
+          <w:p>
+            <w:pPr>
+              <w:spacing w:after="160" w:line="360" w:lineRule="auto"/>
+              <w:rPr>
+                <w:rFonts w:ascii="Times New Roman" w:hAnsi="Times New Roman" w:cs="Times New Roman"/>
+                <w:color w:val="000000" w:themeColor="text1"/>
+                <w:sz w:val="28"/>
+                <w:szCs w:val="28"/>
+              </w:rPr>
+            </w:pPr>
+            <w:r>
+              <w:rPr>
+                <w:rFonts w:ascii="Times New Roman" w:hAnsi="Times New Roman" w:cs="Times New Roman"/>
+                <w:color w:val="000000" w:themeColor="text1"/>
+                <w:sz w:val="28"/>
+                <w:szCs w:val="28"/>
+              </w:rPr>
+              <w:t>NFR-09</w:t>
+            </w:r>
+          </w:p>
+        </w:tc>
+        <w:tc>
+          <w:tcPr>
+            <w:tcW w:w="0" w:type="auto"/>
+            <w:hideMark/>
+          </w:tcPr>
+          <w:p>
+            <w:pPr>
+              <w:spacing w:after="160" w:line="360" w:lineRule="auto"/>
+              <w:rPr>
+                <w:rFonts w:ascii="Times New Roman" w:hAnsi="Times New Roman" w:cs="Times New Roman"/>
+                <w:color w:val="000000" w:themeColor="text1"/>
+                <w:sz w:val="28"/>
+                <w:szCs w:val="28"/>
+              </w:rPr>
+            </w:pPr>
+            <w:r>
+              <w:rPr>
+                <w:rFonts w:ascii="Times New Roman" w:hAnsi="Times New Roman" w:cs="Times New Roman"/>
+                <w:color w:val="000000" w:themeColor="text1"/>
+                <w:sz w:val="28"/>
+                <w:szCs w:val="28"/>
+              </w:rPr>
+              <w:t>При отсутствии серверного значения клиентское приложение должно продолжать работу со стандартными значениями из кода приложения.</w:t>
+            </w:r>
+          </w:p>
+        </w:tc>
+      </w:tr>
+      <w:tr>
+        <w:tc>
+          <w:tcPr>
+            <w:tcW w:w="0" w:type="auto"/>
+            <w:hideMark/>
+          </w:tcPr>
+          <w:p>
+            <w:pPr>
+              <w:spacing w:after="160" w:line="360" w:lineRule="auto"/>
+              <w:rPr>
+                <w:rFonts w:ascii="Times New Roman" w:hAnsi="Times New Roman" w:cs="Times New Roman"/>
+                <w:color w:val="000000" w:themeColor="text1"/>
+                <w:sz w:val="28"/>
+                <w:szCs w:val="28"/>
+              </w:rPr>
+            </w:pPr>
+            <w:r>
+              <w:rPr>
+                <w:rFonts w:ascii="Times New Roman" w:hAnsi="Times New Roman" w:cs="Times New Roman"/>
+                <w:color w:val="000000" w:themeColor="text1"/>
+                <w:sz w:val="28"/>
+                <w:szCs w:val="28"/>
+              </w:rPr>
+              <w:t>NFR-10</w:t>
+            </w:r>
+          </w:p>
+        </w:tc>
+        <w:tc>
+          <w:tcPr>
+            <w:tcW w:w="0" w:type="auto"/>
+            <w:hideMark/>
+          </w:tcPr>
+          <w:p>
+            <w:pPr>
+              <w:spacing w:after="160" w:line="360" w:lineRule="auto"/>
+              <w:rPr>
+                <w:rFonts w:ascii="Times New Roman" w:hAnsi="Times New Roman" w:cs="Times New Roman"/>
+                <w:color w:val="000000" w:themeColor="text1"/>
+                <w:sz w:val="28"/>
+                <w:szCs w:val="28"/>
+              </w:rPr>
+            </w:pPr>
+            <w:r>
+              <w:rPr>
+                <w:rFonts w:ascii="Times New Roman" w:hAnsi="Times New Roman" w:cs="Times New Roman"/>
+                <w:color w:val="000000" w:themeColor="text1"/>
+                <w:sz w:val="28"/>
+                <w:szCs w:val="28"/>
+              </w:rPr>
+              <w:t>Система должна отделять контур управления параметрами от контура аналитики: полная поведенческая аналитика хранится во внешней системе Яндекс Метрики.</w:t>
+            </w:r>
+          </w:p>
+        </w:tc>
+      </w:tr>
+      <w:tr>
+        <w:tc>
+          <w:tcPr>
+            <w:tcW w:w="0" w:type="auto"/>
+            <w:hideMark/>
+          </w:tcPr>
+          <w:p>
+            <w:pPr>
+              <w:spacing w:after="160" w:line="360" w:lineRule="auto"/>
+              <w:rPr>
+                <w:rFonts w:ascii="Times New Roman" w:hAnsi="Times New Roman" w:cs="Times New Roman"/>
+                <w:color w:val="000000" w:themeColor="text1"/>
+                <w:sz w:val="28"/>
+                <w:szCs w:val="28"/>
+              </w:rPr>
+            </w:pPr>
+            <w:r>
+              <w:rPr>
+                <w:rFonts w:ascii="Times New Roman" w:hAnsi="Times New Roman" w:cs="Times New Roman"/>
+                <w:color w:val="000000" w:themeColor="text1"/>
+                <w:sz w:val="28"/>
+                <w:szCs w:val="28"/>
+              </w:rPr>
+              <w:t>NFR-11</w:t>
+            </w:r>
+          </w:p>
+        </w:tc>
+        <w:tc>
+          <w:tcPr>
+            <w:tcW w:w="0" w:type="auto"/>
+            <w:hideMark/>
+          </w:tcPr>
+          <w:p>
+            <w:pPr>
+              <w:spacing w:after="160" w:line="360" w:lineRule="auto"/>
+              <w:rPr>
+                <w:rFonts w:ascii="Times New Roman" w:hAnsi="Times New Roman" w:cs="Times New Roman"/>
+                <w:color w:val="000000" w:themeColor="text1"/>
+                <w:sz w:val="28"/>
+                <w:szCs w:val="28"/>
+              </w:rPr>
+            </w:pPr>
+            <w:r>
+              <w:rPr>
+                <w:rFonts w:ascii="Times New Roman" w:hAnsi="Times New Roman" w:cs="Times New Roman"/>
+                <w:color w:val="000000" w:themeColor="text1"/>
+                <w:sz w:val="28"/>
+                <w:szCs w:val="28"/>
+              </w:rPr>
+              <w:t>Основные ошибки настройки эксперимента должны отображаться администратору в интерфейсе системы.</w:t>
+            </w:r>
+          </w:p>
+        </w:tc>
+      </w:tr>
+      <w:tr>
+        <w:tc>
+          <w:tcPr>
+            <w:tcW w:w="0" w:type="auto"/>
+            <w:hideMark/>
+          </w:tcPr>
+          <w:p>
+            <w:pPr>
+              <w:spacing w:after="160" w:line="360" w:lineRule="auto"/>
+              <w:rPr>
+                <w:rFonts w:ascii="Times New Roman" w:hAnsi="Times New Roman" w:cs="Times New Roman"/>
+                <w:color w:val="000000" w:themeColor="text1"/>
+                <w:sz w:val="28"/>
+                <w:szCs w:val="28"/>
+              </w:rPr>
+            </w:pPr>
+            <w:r>
+              <w:rPr>
+                <w:rFonts w:ascii="Times New Roman" w:hAnsi="Times New Roman" w:cs="Times New Roman"/>
+                <w:color w:val="000000" w:themeColor="text1"/>
+                <w:sz w:val="28"/>
+                <w:szCs w:val="28"/>
+              </w:rPr>
+              <w:t>NFR-12</w:t>
+            </w:r>
+          </w:p>
+        </w:tc>
+        <w:tc>
+          <w:tcPr>
+            <w:tcW w:w="0" w:type="auto"/>
+            <w:hideMark/>
+          </w:tcPr>
+          <w:p>
+            <w:pPr>
+              <w:spacing w:after="160" w:line="360" w:lineRule="auto"/>
+              <w:rPr>
+                <w:rFonts w:ascii="Times New Roman" w:hAnsi="Times New Roman" w:cs="Times New Roman"/>
+                <w:color w:val="000000" w:themeColor="text1"/>
+                <w:sz w:val="28"/>
+                <w:szCs w:val="28"/>
+              </w:rPr>
+            </w:pPr>
+            <w:r>
+              <w:rPr>
+                <w:rFonts w:ascii="Times New Roman" w:hAnsi="Times New Roman" w:cs="Times New Roman"/>
+                <w:color w:val="000000" w:themeColor="text1"/>
+                <w:sz w:val="28"/>
+                <w:szCs w:val="28"/>
+              </w:rPr>
+              <w:t>Система должна обеспечивать целостность данных при запуске и завершении эксперимента.</w:t>
+            </w:r>
+          </w:p>
+        </w:tc>
+      </w:tr>
+      <w:tr>
+        <w:tc>
+          <w:tcPr>
+            <w:tcW w:w="0" w:type="auto"/>
+            <w:hideMark/>
+          </w:tcPr>
+          <w:p>
+            <w:pPr>
+              <w:spacing w:after="160" w:line="360" w:lineRule="auto"/>
+              <w:rPr>
+                <w:rFonts w:ascii="Times New Roman" w:hAnsi="Times New Roman" w:cs="Times New Roman"/>
+                <w:color w:val="000000" w:themeColor="text1"/>
+                <w:sz w:val="28"/>
+                <w:szCs w:val="28"/>
+              </w:rPr>
+            </w:pPr>
+            <w:r>
+              <w:rPr>
+                <w:rFonts w:ascii="Times New Roman" w:hAnsi="Times New Roman" w:cs="Times New Roman"/>
+                <w:color w:val="000000" w:themeColor="text1"/>
+                <w:sz w:val="28"/>
+                <w:szCs w:val="28"/>
+              </w:rPr>
+              <w:t>NFR-13</w:t>
+            </w:r>
+          </w:p>
+        </w:tc>
+        <w:tc>
+          <w:tcPr>
+            <w:tcW w:w="0" w:type="auto"/>
+            <w:hideMark/>
+          </w:tcPr>
+          <w:p>
+            <w:pPr>
+              <w:spacing w:after="160" w:line="360" w:lineRule="auto"/>
+              <w:rPr>
+                <w:rFonts w:ascii="Times New Roman" w:hAnsi="Times New Roman" w:cs="Times New Roman"/>
+                <w:color w:val="000000" w:themeColor="text1"/>
+                <w:sz w:val="28"/>
+                <w:szCs w:val="28"/>
+              </w:rPr>
+            </w:pPr>
+            <w:r>
+              <w:rPr>
+                <w:rFonts w:ascii="Times New Roman" w:hAnsi="Times New Roman" w:cs="Times New Roman"/>
+                <w:color w:val="000000" w:themeColor="text1"/>
+                <w:sz w:val="28"/>
+                <w:szCs w:val="28"/>
+              </w:rPr>
+              <w:t xml:space="preserve">Данные, передаваемые </w:t>
+            </w:r>
+            <w:proofErr w:type="spellStart"/>
+            <w:r>
+              <w:rPr>
+                <w:rFonts w:ascii="Times New Roman" w:hAnsi="Times New Roman" w:cs="Times New Roman"/>
+                <w:color w:val="000000" w:themeColor="text1"/>
+                <w:sz w:val="28"/>
+                <w:szCs w:val="28"/>
+              </w:rPr>
+              <w:t>Unity</w:t>
+            </w:r>
+            <w:proofErr w:type="spellEnd"/>
+            <w:r>
+              <w:rPr>
+                <w:rFonts w:ascii="Times New Roman" w:hAnsi="Times New Roman" w:cs="Times New Roman"/>
+                <w:color w:val="000000" w:themeColor="text1"/>
+                <w:sz w:val="28"/>
+                <w:szCs w:val="28"/>
+              </w:rPr>
+              <w:t xml:space="preserve"> HTML5-клиентом в API, должны позволять однозначно определить приложение и пользователя.</w:t>
+            </w:r>
+          </w:p>
+        </w:tc>
+      </w:tr>
+      <w:tr>
+        <w:tc>
+          <w:tcPr>
+            <w:tcW w:w="0" w:type="auto"/>
+            <w:hideMark/>
+          </w:tcPr>
+          <w:p>
+            <w:pPr>
+              <w:spacing w:after="160" w:line="360" w:lineRule="auto"/>
+              <w:rPr>
+                <w:rFonts w:ascii="Times New Roman" w:hAnsi="Times New Roman" w:cs="Times New Roman"/>
+                <w:color w:val="000000" w:themeColor="text1"/>
+                <w:sz w:val="28"/>
+                <w:szCs w:val="28"/>
+              </w:rPr>
+            </w:pPr>
+            <w:r>
+              <w:rPr>
+                <w:rFonts w:ascii="Times New Roman" w:hAnsi="Times New Roman" w:cs="Times New Roman"/>
+                <w:color w:val="000000" w:themeColor="text1"/>
+                <w:sz w:val="28"/>
+                <w:szCs w:val="28"/>
+              </w:rPr>
+              <w:t>NFR-14</w:t>
+            </w:r>
+          </w:p>
+        </w:tc>
+        <w:tc>
+          <w:tcPr>
+            <w:tcW w:w="0" w:type="auto"/>
+            <w:hideMark/>
+          </w:tcPr>
+          <w:p>
+            <w:pPr>
+              <w:keepNext/>
+              <w:spacing w:after="160" w:line="360" w:lineRule="auto"/>
+              <w:rPr>
+                <w:rFonts w:ascii="Times New Roman" w:hAnsi="Times New Roman" w:cs="Times New Roman"/>
+                <w:color w:val="000000" w:themeColor="text1"/>
+                <w:sz w:val="28"/>
+                <w:szCs w:val="28"/>
+              </w:rPr>
+            </w:pPr>
+            <w:r>
+              <w:rPr>
+                <w:rFonts w:ascii="Times New Roman" w:hAnsi="Times New Roman" w:cs="Times New Roman"/>
+                <w:color w:val="000000" w:themeColor="text1"/>
+                <w:sz w:val="28"/>
+                <w:szCs w:val="28"/>
+              </w:rPr>
+              <w:t>Система должна быть спроектирована с возможностью дальнейшей доработки по запросам администратора или разработчика.</w:t>
+            </w:r>
+          </w:p>
+        </w:tc>
+      </w:tr>
+    </w:tbl>
+    <w:p>
+      <w:pPr>
+        <w:pStyle w:val="af"/>
+        <w:jc w:val="center"/>
+        <w:rPr>
+          <w:rFonts w:ascii="Times New Roman" w:hAnsi="Times New Roman" w:cs="Times New Roman"/>
+          <w:i w:val="0"/>
+          <w:iCs w:val="0"/>
+          <w:color w:val="auto"/>
+          <w:sz w:val="28"/>
+          <w:szCs w:val="28"/>
+        </w:rPr>
+      </w:pPr>
+      <w:r>
+        <w:rPr>
+          <w:rFonts w:ascii="Times New Roman" w:hAnsi="Times New Roman" w:cs="Times New Roman"/>
+          <w:i w:val="0"/>
+          <w:iCs w:val="0"/>
+          <w:color w:val="auto"/>
+          <w:sz w:val="28"/>
+          <w:szCs w:val="28"/>
+        </w:rPr>
+        <w:t xml:space="preserve">Таблица </w:t>
+      </w:r>
+      <w:r>
+        <w:rPr>
+          <w:rFonts w:ascii="Times New Roman" w:hAnsi="Times New Roman" w:cs="Times New Roman"/>
+          <w:i w:val="0"/>
+          <w:iCs w:val="0"/>
+          <w:color w:val="auto"/>
+          <w:sz w:val="28"/>
+          <w:szCs w:val="28"/>
+        </w:rPr>
+        <w:fldChar w:fldCharType="begin"/>
+      </w:r>
+      <w:r>
+        <w:rPr>
+          <w:rFonts w:ascii="Times New Roman" w:hAnsi="Times New Roman" w:cs="Times New Roman"/>
+          <w:i w:val="0"/>
+          <w:iCs w:val="0"/>
+          <w:color w:val="auto"/>
+          <w:sz w:val="28"/>
+          <w:szCs w:val="28"/>
+        </w:rPr>
+        <w:instrText xml:space="preserve"> SEQ Таблица \* ARABIC </w:instrText>
+      </w:r>
+      <w:r>
+        <w:rPr>
+          <w:rFonts w:ascii="Times New Roman" w:hAnsi="Times New Roman" w:cs="Times New Roman"/>
+          <w:i w:val="0"/>
+          <w:iCs w:val="0"/>
+          <w:color w:val="auto"/>
+          <w:sz w:val="28"/>
+          <w:szCs w:val="28"/>
+        </w:rPr>
+        <w:fldChar w:fldCharType="separate"/>
+      </w:r>
+      <w:r>
+        <w:rPr>
+          <w:rFonts w:ascii="Times New Roman" w:hAnsi="Times New Roman" w:cs="Times New Roman"/>
+          <w:i w:val="0"/>
+          <w:iCs w:val="0"/>
+          <w:noProof/>
+          <w:color w:val="auto"/>
+          <w:sz w:val="28"/>
+          <w:szCs w:val="28"/>
+        </w:rPr>
+        <w:t>2</w:t>
+      </w:r>
+      <w:r>
+        <w:rPr>
+          <w:rFonts w:ascii="Times New Roman" w:hAnsi="Times New Roman" w:cs="Times New Roman"/>
+          <w:i w:val="0"/>
+          <w:iCs w:val="0"/>
+          <w:color w:val="auto"/>
+          <w:sz w:val="28"/>
+          <w:szCs w:val="28"/>
+        </w:rPr>
+        <w:fldChar w:fldCharType="end"/>
+      </w:r>
+      <w:r>
+        <w:rPr>
+          <w:rFonts w:ascii="Times New Roman" w:hAnsi="Times New Roman" w:cs="Times New Roman"/>
+          <w:i w:val="0"/>
+          <w:iCs w:val="0"/>
+          <w:color w:val="auto"/>
+          <w:sz w:val="28"/>
+          <w:szCs w:val="28"/>
+        </w:rPr>
+        <w:t xml:space="preserve"> - Нефункциональные требования к проектируемой системе</w:t>
+      </w:r>
+    </w:p>
+    <w:p>
+      <w:pPr>
+        <w:spacing w:line="360" w:lineRule="auto"/>
+        <w:rPr>
+          <w:rFonts w:ascii="Times New Roman" w:hAnsi="Times New Roman" w:cs="Times New Roman"/>
+          <w:color w:val="000000" w:themeColor="text1"/>
+          <w:sz w:val="28"/>
+          <w:szCs w:val="28"/>
+        </w:rPr>
+      </w:pPr>
+    </w:p>
+    <w:p>
+      <w:pPr>
+        <w:spacing w:line="360" w:lineRule="auto"/>
+        <w:rPr>
+          <w:rFonts w:ascii="Times New Roman" w:hAnsi="Times New Roman" w:cs="Times New Roman"/>
+          <w:color w:val="000000" w:themeColor="text1"/>
+          <w:sz w:val="28"/>
+          <w:szCs w:val="28"/>
+        </w:rPr>
+      </w:pPr>
+      <w:r>
+        <w:rPr>
+          <w:rFonts w:ascii="Times New Roman" w:hAnsi="Times New Roman" w:cs="Times New Roman"/>
+          <w:color w:val="000000" w:themeColor="text1"/>
+          <w:sz w:val="28"/>
+          <w:szCs w:val="28"/>
+        </w:rPr>
+        <w:lastRenderedPageBreak/>
+        <w:t xml:space="preserve">Помимо функциональных и нефункциональных требований, для проектируемой системы необходимо определить бизнес-правила. Бизнес-правила фиксируют ограничения и принципы работы предметной области, которые должны сохраняться независимо от конкретной технической реализации. Бизнес-правила проектируемой системы представлены в таблице </w:t>
+      </w:r>
+      <w:r>
+        <w:rPr>
+          <w:rFonts w:ascii="Times New Roman" w:hAnsi="Times New Roman" w:cs="Times New Roman"/>
+          <w:color w:val="000000" w:themeColor="text1"/>
+          <w:sz w:val="28"/>
+          <w:szCs w:val="28"/>
+          <w:lang w:val="en-US"/>
+        </w:rPr>
+        <w:t>3</w:t>
+      </w:r>
+      <w:r>
+        <w:rPr>
+          <w:rFonts w:ascii="Times New Roman" w:hAnsi="Times New Roman" w:cs="Times New Roman"/>
+          <w:color w:val="000000" w:themeColor="text1"/>
+          <w:sz w:val="28"/>
+          <w:szCs w:val="28"/>
+        </w:rPr>
+        <w:t>.</w:t>
+      </w:r>
+    </w:p>
+    <w:tbl>
+      <w:tblPr>
+        <w:tblStyle w:val="ad"/>
+        <w:tblW w:w="0" w:type="auto"/>
+        <w:tblLook w:val="04A0" w:firstRow="1" w:lastRow="0" w:firstColumn="1" w:lastColumn="0" w:noHBand="0" w:noVBand="1"/>
+      </w:tblPr>
+      <w:tblGrid>
+        <w:gridCol w:w="1494"/>
+        <w:gridCol w:w="7851"/>
+      </w:tblGrid>
+      <w:tr>
+        <w:tc>
+          <w:tcPr>
+            <w:tcW w:w="0" w:type="auto"/>
+            <w:hideMark/>
+          </w:tcPr>
+          <w:p>
+            <w:pPr>
+              <w:spacing w:after="160" w:line="360" w:lineRule="auto"/>
+              <w:rPr>
+                <w:rFonts w:ascii="Times New Roman" w:hAnsi="Times New Roman" w:cs="Times New Roman"/>
+                <w:b/>
+                <w:bCs/>
+                <w:color w:val="000000" w:themeColor="text1"/>
+                <w:sz w:val="28"/>
+                <w:szCs w:val="28"/>
+              </w:rPr>
+            </w:pPr>
+            <w:r>
+              <w:rPr>
+                <w:rFonts w:ascii="Times New Roman" w:hAnsi="Times New Roman" w:cs="Times New Roman"/>
+                <w:b/>
+                <w:bCs/>
+                <w:color w:val="000000" w:themeColor="text1"/>
+                <w:sz w:val="28"/>
+                <w:szCs w:val="28"/>
+              </w:rPr>
+              <w:t>Код правила</w:t>
+            </w:r>
+          </w:p>
+        </w:tc>
+        <w:tc>
+          <w:tcPr>
+            <w:tcW w:w="0" w:type="auto"/>
+            <w:hideMark/>
+          </w:tcPr>
+          <w:p>
+            <w:pPr>
+              <w:spacing w:after="160" w:line="360" w:lineRule="auto"/>
+              <w:rPr>
+                <w:rFonts w:ascii="Times New Roman" w:hAnsi="Times New Roman" w:cs="Times New Roman"/>
+                <w:b/>
+                <w:bCs/>
+                <w:color w:val="000000" w:themeColor="text1"/>
+                <w:sz w:val="28"/>
+                <w:szCs w:val="28"/>
+              </w:rPr>
+            </w:pPr>
+            <w:r>
+              <w:rPr>
+                <w:rFonts w:ascii="Times New Roman" w:hAnsi="Times New Roman" w:cs="Times New Roman"/>
+                <w:b/>
+                <w:bCs/>
+                <w:color w:val="000000" w:themeColor="text1"/>
+                <w:sz w:val="28"/>
+                <w:szCs w:val="28"/>
+              </w:rPr>
+              <w:t>Бизнес-правило</w:t>
+            </w:r>
+          </w:p>
+        </w:tc>
+      </w:tr>
+      <w:tr>
+        <w:tc>
+          <w:tcPr>
+            <w:tcW w:w="0" w:type="auto"/>
+            <w:hideMark/>
+          </w:tcPr>
+          <w:p>
+            <w:pPr>
+              <w:spacing w:after="160" w:line="360" w:lineRule="auto"/>
+              <w:rPr>
+                <w:rFonts w:ascii="Times New Roman" w:hAnsi="Times New Roman" w:cs="Times New Roman"/>
+                <w:color w:val="000000" w:themeColor="text1"/>
+                <w:sz w:val="28"/>
+                <w:szCs w:val="28"/>
+              </w:rPr>
+            </w:pPr>
+            <w:r>
+              <w:rPr>
+                <w:rFonts w:ascii="Times New Roman" w:hAnsi="Times New Roman" w:cs="Times New Roman"/>
+                <w:color w:val="000000" w:themeColor="text1"/>
+                <w:sz w:val="28"/>
+                <w:szCs w:val="28"/>
+              </w:rPr>
+              <w:t>BR-01</w:t>
+            </w:r>
+          </w:p>
+        </w:tc>
+        <w:tc>
+          <w:tcPr>
+            <w:tcW w:w="0" w:type="auto"/>
+            <w:hideMark/>
+          </w:tcPr>
+          <w:p>
+            <w:pPr>
+              <w:spacing w:after="160" w:line="360" w:lineRule="auto"/>
+              <w:rPr>
+                <w:rFonts w:ascii="Times New Roman" w:hAnsi="Times New Roman" w:cs="Times New Roman"/>
+                <w:color w:val="000000" w:themeColor="text1"/>
+                <w:sz w:val="28"/>
+                <w:szCs w:val="28"/>
+              </w:rPr>
+            </w:pPr>
+            <w:r>
+              <w:rPr>
+                <w:rFonts w:ascii="Times New Roman" w:hAnsi="Times New Roman" w:cs="Times New Roman"/>
+                <w:color w:val="000000" w:themeColor="text1"/>
+                <w:sz w:val="28"/>
+                <w:szCs w:val="28"/>
+              </w:rPr>
+              <w:t>Каждый администратор управляет только своими приложениями и экспериментами.</w:t>
+            </w:r>
+          </w:p>
+        </w:tc>
+      </w:tr>
+      <w:tr>
+        <w:tc>
+          <w:tcPr>
+            <w:tcW w:w="0" w:type="auto"/>
+            <w:hideMark/>
+          </w:tcPr>
+          <w:p>
+            <w:pPr>
+              <w:spacing w:after="160" w:line="360" w:lineRule="auto"/>
+              <w:rPr>
+                <w:rFonts w:ascii="Times New Roman" w:hAnsi="Times New Roman" w:cs="Times New Roman"/>
+                <w:color w:val="000000" w:themeColor="text1"/>
+                <w:sz w:val="28"/>
+                <w:szCs w:val="28"/>
+              </w:rPr>
+            </w:pPr>
+            <w:r>
+              <w:rPr>
+                <w:rFonts w:ascii="Times New Roman" w:hAnsi="Times New Roman" w:cs="Times New Roman"/>
+                <w:color w:val="000000" w:themeColor="text1"/>
+                <w:sz w:val="28"/>
+                <w:szCs w:val="28"/>
+              </w:rPr>
+              <w:t>BR-02</w:t>
+            </w:r>
+          </w:p>
+        </w:tc>
+        <w:tc>
+          <w:tcPr>
+            <w:tcW w:w="0" w:type="auto"/>
+            <w:hideMark/>
+          </w:tcPr>
+          <w:p>
+            <w:pPr>
+              <w:spacing w:after="160" w:line="360" w:lineRule="auto"/>
+              <w:rPr>
+                <w:rFonts w:ascii="Times New Roman" w:hAnsi="Times New Roman" w:cs="Times New Roman"/>
+                <w:color w:val="000000" w:themeColor="text1"/>
+                <w:sz w:val="28"/>
+                <w:szCs w:val="28"/>
+              </w:rPr>
+            </w:pPr>
+            <w:r>
+              <w:rPr>
+                <w:rFonts w:ascii="Times New Roman" w:hAnsi="Times New Roman" w:cs="Times New Roman"/>
+                <w:color w:val="000000" w:themeColor="text1"/>
+                <w:sz w:val="28"/>
+                <w:szCs w:val="28"/>
+              </w:rPr>
+              <w:t>Одно приложение может иметь несколько параметров.</w:t>
+            </w:r>
+          </w:p>
+        </w:tc>
+      </w:tr>
+      <w:tr>
+        <w:tc>
+          <w:tcPr>
+            <w:tcW w:w="0" w:type="auto"/>
+            <w:hideMark/>
+          </w:tcPr>
+          <w:p>
+            <w:pPr>
+              <w:spacing w:after="160" w:line="360" w:lineRule="auto"/>
+              <w:rPr>
+                <w:rFonts w:ascii="Times New Roman" w:hAnsi="Times New Roman" w:cs="Times New Roman"/>
+                <w:color w:val="000000" w:themeColor="text1"/>
+                <w:sz w:val="28"/>
+                <w:szCs w:val="28"/>
+              </w:rPr>
+            </w:pPr>
+            <w:r>
+              <w:rPr>
+                <w:rFonts w:ascii="Times New Roman" w:hAnsi="Times New Roman" w:cs="Times New Roman"/>
+                <w:color w:val="000000" w:themeColor="text1"/>
+                <w:sz w:val="28"/>
+                <w:szCs w:val="28"/>
+              </w:rPr>
+              <w:t>BR-03</w:t>
+            </w:r>
+          </w:p>
+        </w:tc>
+        <w:tc>
+          <w:tcPr>
+            <w:tcW w:w="0" w:type="auto"/>
+            <w:hideMark/>
+          </w:tcPr>
+          <w:p>
+            <w:pPr>
+              <w:spacing w:after="160" w:line="360" w:lineRule="auto"/>
+              <w:rPr>
+                <w:rFonts w:ascii="Times New Roman" w:hAnsi="Times New Roman" w:cs="Times New Roman"/>
+                <w:color w:val="000000" w:themeColor="text1"/>
+                <w:sz w:val="28"/>
+                <w:szCs w:val="28"/>
+              </w:rPr>
+            </w:pPr>
+            <w:r>
+              <w:rPr>
+                <w:rFonts w:ascii="Times New Roman" w:hAnsi="Times New Roman" w:cs="Times New Roman"/>
+                <w:color w:val="000000" w:themeColor="text1"/>
+                <w:sz w:val="28"/>
+                <w:szCs w:val="28"/>
+              </w:rPr>
+              <w:t xml:space="preserve">Каждый параметр приложения должен иметь уникальный строковый ключ </w:t>
+            </w:r>
+            <w:proofErr w:type="spellStart"/>
+            <w:r>
+              <w:rPr>
+                <w:rFonts w:ascii="Times New Roman" w:hAnsi="Times New Roman" w:cs="Times New Roman"/>
+                <w:color w:val="000000" w:themeColor="text1"/>
+                <w:sz w:val="28"/>
+                <w:szCs w:val="28"/>
+              </w:rPr>
+              <w:t>parameter_key</w:t>
+            </w:r>
+            <w:proofErr w:type="spellEnd"/>
+            <w:r>
+              <w:rPr>
+                <w:rFonts w:ascii="Times New Roman" w:hAnsi="Times New Roman" w:cs="Times New Roman"/>
+                <w:color w:val="000000" w:themeColor="text1"/>
+                <w:sz w:val="28"/>
+                <w:szCs w:val="28"/>
+              </w:rPr>
+              <w:t xml:space="preserve"> в пределах данного приложения.</w:t>
+            </w:r>
+          </w:p>
+        </w:tc>
+      </w:tr>
+      <w:tr>
+        <w:tc>
+          <w:tcPr>
+            <w:tcW w:w="0" w:type="auto"/>
+            <w:hideMark/>
+          </w:tcPr>
+          <w:p>
+            <w:pPr>
+              <w:spacing w:after="160" w:line="360" w:lineRule="auto"/>
+              <w:rPr>
+                <w:rFonts w:ascii="Times New Roman" w:hAnsi="Times New Roman" w:cs="Times New Roman"/>
+                <w:color w:val="000000" w:themeColor="text1"/>
+                <w:sz w:val="28"/>
+                <w:szCs w:val="28"/>
+              </w:rPr>
+            </w:pPr>
+            <w:r>
+              <w:rPr>
+                <w:rFonts w:ascii="Times New Roman" w:hAnsi="Times New Roman" w:cs="Times New Roman"/>
+                <w:color w:val="000000" w:themeColor="text1"/>
+                <w:sz w:val="28"/>
+                <w:szCs w:val="28"/>
+              </w:rPr>
+              <w:t>BR-04</w:t>
+            </w:r>
+          </w:p>
+        </w:tc>
+        <w:tc>
+          <w:tcPr>
+            <w:tcW w:w="0" w:type="auto"/>
+            <w:hideMark/>
+          </w:tcPr>
+          <w:p>
+            <w:pPr>
+              <w:spacing w:after="160" w:line="360" w:lineRule="auto"/>
+              <w:rPr>
+                <w:rFonts w:ascii="Times New Roman" w:hAnsi="Times New Roman" w:cs="Times New Roman"/>
+                <w:color w:val="000000" w:themeColor="text1"/>
+                <w:sz w:val="28"/>
+                <w:szCs w:val="28"/>
+              </w:rPr>
+            </w:pPr>
+            <w:proofErr w:type="spellStart"/>
+            <w:r>
+              <w:rPr>
+                <w:rFonts w:ascii="Times New Roman" w:hAnsi="Times New Roman" w:cs="Times New Roman"/>
+                <w:color w:val="000000" w:themeColor="text1"/>
+                <w:sz w:val="28"/>
+                <w:szCs w:val="28"/>
+              </w:rPr>
+              <w:t>Unity</w:t>
+            </w:r>
+            <w:proofErr w:type="spellEnd"/>
+            <w:r>
+              <w:rPr>
+                <w:rFonts w:ascii="Times New Roman" w:hAnsi="Times New Roman" w:cs="Times New Roman"/>
+                <w:color w:val="000000" w:themeColor="text1"/>
+                <w:sz w:val="28"/>
+                <w:szCs w:val="28"/>
+              </w:rPr>
+              <w:t xml:space="preserve"> HTML5-клиент обращается к параметру по строковому ключу </w:t>
+            </w:r>
+            <w:proofErr w:type="spellStart"/>
+            <w:r>
+              <w:rPr>
+                <w:rFonts w:ascii="Times New Roman" w:hAnsi="Times New Roman" w:cs="Times New Roman"/>
+                <w:color w:val="000000" w:themeColor="text1"/>
+                <w:sz w:val="28"/>
+                <w:szCs w:val="28"/>
+              </w:rPr>
+              <w:t>parameter_key</w:t>
+            </w:r>
+            <w:proofErr w:type="spellEnd"/>
+            <w:r>
+              <w:rPr>
+                <w:rFonts w:ascii="Times New Roman" w:hAnsi="Times New Roman" w:cs="Times New Roman"/>
+                <w:color w:val="000000" w:themeColor="text1"/>
+                <w:sz w:val="28"/>
+                <w:szCs w:val="28"/>
+              </w:rPr>
+              <w:t>, а не по внутреннему идентификатору базы данных.</w:t>
+            </w:r>
+          </w:p>
+        </w:tc>
+      </w:tr>
+      <w:tr>
+        <w:tc>
+          <w:tcPr>
+            <w:tcW w:w="0" w:type="auto"/>
+            <w:hideMark/>
+          </w:tcPr>
+          <w:p>
+            <w:pPr>
+              <w:spacing w:after="160" w:line="360" w:lineRule="auto"/>
+              <w:rPr>
+                <w:rFonts w:ascii="Times New Roman" w:hAnsi="Times New Roman" w:cs="Times New Roman"/>
+                <w:color w:val="000000" w:themeColor="text1"/>
+                <w:sz w:val="28"/>
+                <w:szCs w:val="28"/>
+              </w:rPr>
+            </w:pPr>
+            <w:r>
+              <w:rPr>
+                <w:rFonts w:ascii="Times New Roman" w:hAnsi="Times New Roman" w:cs="Times New Roman"/>
+                <w:color w:val="000000" w:themeColor="text1"/>
+                <w:sz w:val="28"/>
+                <w:szCs w:val="28"/>
+              </w:rPr>
+              <w:t>BR-05</w:t>
+            </w:r>
+          </w:p>
+        </w:tc>
+        <w:tc>
+          <w:tcPr>
+            <w:tcW w:w="0" w:type="auto"/>
+            <w:hideMark/>
+          </w:tcPr>
+          <w:p>
+            <w:pPr>
+              <w:spacing w:after="160" w:line="360" w:lineRule="auto"/>
+              <w:rPr>
+                <w:rFonts w:ascii="Times New Roman" w:hAnsi="Times New Roman" w:cs="Times New Roman"/>
+                <w:color w:val="000000" w:themeColor="text1"/>
+                <w:sz w:val="28"/>
+                <w:szCs w:val="28"/>
+              </w:rPr>
+            </w:pPr>
+            <w:r>
+              <w:rPr>
+                <w:rFonts w:ascii="Times New Roman" w:hAnsi="Times New Roman" w:cs="Times New Roman"/>
+                <w:color w:val="000000" w:themeColor="text1"/>
+                <w:sz w:val="28"/>
+                <w:szCs w:val="28"/>
+              </w:rPr>
+              <w:t xml:space="preserve">Система должна поддерживать параметры типов </w:t>
+            </w:r>
+            <w:proofErr w:type="spellStart"/>
+            <w:r>
+              <w:rPr>
+                <w:rFonts w:ascii="Times New Roman" w:hAnsi="Times New Roman" w:cs="Times New Roman"/>
+                <w:color w:val="000000" w:themeColor="text1"/>
+                <w:sz w:val="28"/>
+                <w:szCs w:val="28"/>
+              </w:rPr>
+              <w:t>int</w:t>
+            </w:r>
+            <w:proofErr w:type="spellEnd"/>
+            <w:r>
+              <w:rPr>
+                <w:rFonts w:ascii="Times New Roman" w:hAnsi="Times New Roman" w:cs="Times New Roman"/>
+                <w:color w:val="000000" w:themeColor="text1"/>
+                <w:sz w:val="28"/>
+                <w:szCs w:val="28"/>
+              </w:rPr>
+              <w:t xml:space="preserve">, </w:t>
+            </w:r>
+            <w:proofErr w:type="spellStart"/>
+            <w:r>
+              <w:rPr>
+                <w:rFonts w:ascii="Times New Roman" w:hAnsi="Times New Roman" w:cs="Times New Roman"/>
+                <w:color w:val="000000" w:themeColor="text1"/>
+                <w:sz w:val="28"/>
+                <w:szCs w:val="28"/>
+              </w:rPr>
+              <w:t>float</w:t>
+            </w:r>
+            <w:proofErr w:type="spellEnd"/>
+            <w:r>
+              <w:rPr>
+                <w:rFonts w:ascii="Times New Roman" w:hAnsi="Times New Roman" w:cs="Times New Roman"/>
+                <w:color w:val="000000" w:themeColor="text1"/>
+                <w:sz w:val="28"/>
+                <w:szCs w:val="28"/>
+              </w:rPr>
+              <w:t xml:space="preserve">, </w:t>
+            </w:r>
+            <w:proofErr w:type="spellStart"/>
+            <w:r>
+              <w:rPr>
+                <w:rFonts w:ascii="Times New Roman" w:hAnsi="Times New Roman" w:cs="Times New Roman"/>
+                <w:color w:val="000000" w:themeColor="text1"/>
+                <w:sz w:val="28"/>
+                <w:szCs w:val="28"/>
+              </w:rPr>
+              <w:t>bool</w:t>
+            </w:r>
+            <w:proofErr w:type="spellEnd"/>
+            <w:r>
+              <w:rPr>
+                <w:rFonts w:ascii="Times New Roman" w:hAnsi="Times New Roman" w:cs="Times New Roman"/>
+                <w:color w:val="000000" w:themeColor="text1"/>
+                <w:sz w:val="28"/>
+                <w:szCs w:val="28"/>
+              </w:rPr>
+              <w:t xml:space="preserve"> и </w:t>
+            </w:r>
+            <w:proofErr w:type="spellStart"/>
+            <w:r>
+              <w:rPr>
+                <w:rFonts w:ascii="Times New Roman" w:hAnsi="Times New Roman" w:cs="Times New Roman"/>
+                <w:color w:val="000000" w:themeColor="text1"/>
+                <w:sz w:val="28"/>
+                <w:szCs w:val="28"/>
+              </w:rPr>
+              <w:t>string</w:t>
+            </w:r>
+            <w:proofErr w:type="spellEnd"/>
+            <w:r>
+              <w:rPr>
+                <w:rFonts w:ascii="Times New Roman" w:hAnsi="Times New Roman" w:cs="Times New Roman"/>
+                <w:color w:val="000000" w:themeColor="text1"/>
+                <w:sz w:val="28"/>
+                <w:szCs w:val="28"/>
+              </w:rPr>
+              <w:t>.</w:t>
+            </w:r>
+          </w:p>
+        </w:tc>
+      </w:tr>
+      <w:tr>
+        <w:tc>
+          <w:tcPr>
+            <w:tcW w:w="0" w:type="auto"/>
+            <w:hideMark/>
+          </w:tcPr>
+          <w:p>
+            <w:pPr>
+              <w:spacing w:after="160" w:line="360" w:lineRule="auto"/>
+              <w:rPr>
+                <w:rFonts w:ascii="Times New Roman" w:hAnsi="Times New Roman" w:cs="Times New Roman"/>
+                <w:color w:val="000000" w:themeColor="text1"/>
+                <w:sz w:val="28"/>
+                <w:szCs w:val="28"/>
+              </w:rPr>
+            </w:pPr>
+            <w:r>
+              <w:rPr>
+                <w:rFonts w:ascii="Times New Roman" w:hAnsi="Times New Roman" w:cs="Times New Roman"/>
+                <w:color w:val="000000" w:themeColor="text1"/>
+                <w:sz w:val="28"/>
+                <w:szCs w:val="28"/>
+              </w:rPr>
+              <w:t>BR-06</w:t>
+            </w:r>
+          </w:p>
+        </w:tc>
+        <w:tc>
+          <w:tcPr>
+            <w:tcW w:w="0" w:type="auto"/>
+            <w:hideMark/>
+          </w:tcPr>
+          <w:p>
+            <w:pPr>
+              <w:spacing w:after="160" w:line="360" w:lineRule="auto"/>
+              <w:rPr>
+                <w:rFonts w:ascii="Times New Roman" w:hAnsi="Times New Roman" w:cs="Times New Roman"/>
+                <w:color w:val="000000" w:themeColor="text1"/>
+                <w:sz w:val="28"/>
+                <w:szCs w:val="28"/>
+              </w:rPr>
+            </w:pPr>
+            <w:r>
+              <w:rPr>
+                <w:rFonts w:ascii="Times New Roman" w:hAnsi="Times New Roman" w:cs="Times New Roman"/>
+                <w:color w:val="000000" w:themeColor="text1"/>
+                <w:sz w:val="28"/>
+                <w:szCs w:val="28"/>
+              </w:rPr>
+              <w:t>Администратор может изменять рабочие параметры приложения без создания A/B-эксперимента.</w:t>
+            </w:r>
+          </w:p>
+        </w:tc>
+      </w:tr>
+      <w:tr>
+        <w:tc>
+          <w:tcPr>
+            <w:tcW w:w="0" w:type="auto"/>
+            <w:hideMark/>
+          </w:tcPr>
+          <w:p>
+            <w:pPr>
+              <w:spacing w:after="160" w:line="360" w:lineRule="auto"/>
+              <w:rPr>
+                <w:rFonts w:ascii="Times New Roman" w:hAnsi="Times New Roman" w:cs="Times New Roman"/>
+                <w:color w:val="000000" w:themeColor="text1"/>
+                <w:sz w:val="28"/>
+                <w:szCs w:val="28"/>
+              </w:rPr>
+            </w:pPr>
+            <w:r>
+              <w:rPr>
+                <w:rFonts w:ascii="Times New Roman" w:hAnsi="Times New Roman" w:cs="Times New Roman"/>
+                <w:color w:val="000000" w:themeColor="text1"/>
+                <w:sz w:val="28"/>
+                <w:szCs w:val="28"/>
+              </w:rPr>
+              <w:t>BR-07</w:t>
+            </w:r>
+          </w:p>
+        </w:tc>
+        <w:tc>
+          <w:tcPr>
+            <w:tcW w:w="0" w:type="auto"/>
+            <w:hideMark/>
+          </w:tcPr>
+          <w:p>
+            <w:pPr>
+              <w:spacing w:after="160" w:line="360" w:lineRule="auto"/>
+              <w:rPr>
+                <w:rFonts w:ascii="Times New Roman" w:hAnsi="Times New Roman" w:cs="Times New Roman"/>
+                <w:color w:val="000000" w:themeColor="text1"/>
+                <w:sz w:val="28"/>
+                <w:szCs w:val="28"/>
+              </w:rPr>
+            </w:pPr>
+            <w:r>
+              <w:rPr>
+                <w:rFonts w:ascii="Times New Roman" w:hAnsi="Times New Roman" w:cs="Times New Roman"/>
+                <w:color w:val="000000" w:themeColor="text1"/>
+                <w:sz w:val="28"/>
+                <w:szCs w:val="28"/>
+              </w:rPr>
+              <w:t xml:space="preserve">A/B-эксперимент проводится над </w:t>
+            </w:r>
+            <w:proofErr w:type="gramStart"/>
+            <w:r>
+              <w:rPr>
+                <w:rFonts w:ascii="Times New Roman" w:hAnsi="Times New Roman" w:cs="Times New Roman"/>
+                <w:color w:val="000000" w:themeColor="text1"/>
+                <w:sz w:val="28"/>
+                <w:szCs w:val="28"/>
+              </w:rPr>
+              <w:t>уже существующими</w:t>
+            </w:r>
+            <w:proofErr w:type="gramEnd"/>
+            <w:r>
+              <w:rPr>
+                <w:rFonts w:ascii="Times New Roman" w:hAnsi="Times New Roman" w:cs="Times New Roman"/>
+                <w:color w:val="000000" w:themeColor="text1"/>
+                <w:sz w:val="28"/>
+                <w:szCs w:val="28"/>
+              </w:rPr>
+              <w:t xml:space="preserve"> параметрами приложения.</w:t>
+            </w:r>
+          </w:p>
+        </w:tc>
+      </w:tr>
+      <w:tr>
+        <w:tc>
+          <w:tcPr>
+            <w:tcW w:w="0" w:type="auto"/>
+            <w:hideMark/>
+          </w:tcPr>
+          <w:p>
+            <w:pPr>
+              <w:spacing w:after="160" w:line="360" w:lineRule="auto"/>
+              <w:rPr>
+                <w:rFonts w:ascii="Times New Roman" w:hAnsi="Times New Roman" w:cs="Times New Roman"/>
+                <w:color w:val="000000" w:themeColor="text1"/>
+                <w:sz w:val="28"/>
+                <w:szCs w:val="28"/>
+              </w:rPr>
+            </w:pPr>
+            <w:r>
+              <w:rPr>
+                <w:rFonts w:ascii="Times New Roman" w:hAnsi="Times New Roman" w:cs="Times New Roman"/>
+                <w:color w:val="000000" w:themeColor="text1"/>
+                <w:sz w:val="28"/>
+                <w:szCs w:val="28"/>
+              </w:rPr>
+              <w:t>BR-08</w:t>
+            </w:r>
+          </w:p>
+        </w:tc>
+        <w:tc>
+          <w:tcPr>
+            <w:tcW w:w="0" w:type="auto"/>
+            <w:hideMark/>
+          </w:tcPr>
+          <w:p>
+            <w:pPr>
+              <w:spacing w:after="160" w:line="360" w:lineRule="auto"/>
+              <w:rPr>
+                <w:rFonts w:ascii="Times New Roman" w:hAnsi="Times New Roman" w:cs="Times New Roman"/>
+                <w:color w:val="000000" w:themeColor="text1"/>
+                <w:sz w:val="28"/>
+                <w:szCs w:val="28"/>
+              </w:rPr>
+            </w:pPr>
+            <w:r>
+              <w:rPr>
+                <w:rFonts w:ascii="Times New Roman" w:hAnsi="Times New Roman" w:cs="Times New Roman"/>
+                <w:color w:val="000000" w:themeColor="text1"/>
+                <w:sz w:val="28"/>
+                <w:szCs w:val="28"/>
+              </w:rPr>
+              <w:t>Каждый A/B-эксперимент содержит два варианта: A и B.</w:t>
+            </w:r>
+          </w:p>
+        </w:tc>
+      </w:tr>
+      <w:tr>
+        <w:tc>
+          <w:tcPr>
+            <w:tcW w:w="0" w:type="auto"/>
+            <w:hideMark/>
+          </w:tcPr>
+          <w:p>
+            <w:pPr>
+              <w:spacing w:after="160" w:line="360" w:lineRule="auto"/>
+              <w:rPr>
+                <w:rFonts w:ascii="Times New Roman" w:hAnsi="Times New Roman" w:cs="Times New Roman"/>
+                <w:color w:val="000000" w:themeColor="text1"/>
+                <w:sz w:val="28"/>
+                <w:szCs w:val="28"/>
+              </w:rPr>
+            </w:pPr>
+            <w:r>
+              <w:rPr>
+                <w:rFonts w:ascii="Times New Roman" w:hAnsi="Times New Roman" w:cs="Times New Roman"/>
+                <w:color w:val="000000" w:themeColor="text1"/>
+                <w:sz w:val="28"/>
+                <w:szCs w:val="28"/>
+              </w:rPr>
+              <w:t>BR-09</w:t>
+            </w:r>
+          </w:p>
+        </w:tc>
+        <w:tc>
+          <w:tcPr>
+            <w:tcW w:w="0" w:type="auto"/>
+            <w:hideMark/>
+          </w:tcPr>
+          <w:p>
+            <w:pPr>
+              <w:spacing w:after="160" w:line="360" w:lineRule="auto"/>
+              <w:rPr>
+                <w:rFonts w:ascii="Times New Roman" w:hAnsi="Times New Roman" w:cs="Times New Roman"/>
+                <w:color w:val="000000" w:themeColor="text1"/>
+                <w:sz w:val="28"/>
+                <w:szCs w:val="28"/>
+              </w:rPr>
+            </w:pPr>
+            <w:r>
+              <w:rPr>
+                <w:rFonts w:ascii="Times New Roman" w:hAnsi="Times New Roman" w:cs="Times New Roman"/>
+                <w:color w:val="000000" w:themeColor="text1"/>
+                <w:sz w:val="28"/>
+                <w:szCs w:val="28"/>
+              </w:rPr>
+              <w:t>Для одного приложения одновременно может быть активен только один эксперимент.</w:t>
+            </w:r>
+          </w:p>
+        </w:tc>
+      </w:tr>
+      <w:tr>
+        <w:tc>
+          <w:tcPr>
+            <w:tcW w:w="0" w:type="auto"/>
+            <w:hideMark/>
+          </w:tcPr>
+          <w:p>
+            <w:pPr>
+              <w:spacing w:after="160" w:line="360" w:lineRule="auto"/>
+              <w:rPr>
+                <w:rFonts w:ascii="Times New Roman" w:hAnsi="Times New Roman" w:cs="Times New Roman"/>
+                <w:color w:val="000000" w:themeColor="text1"/>
+                <w:sz w:val="28"/>
+                <w:szCs w:val="28"/>
+              </w:rPr>
+            </w:pPr>
+            <w:r>
+              <w:rPr>
+                <w:rFonts w:ascii="Times New Roman" w:hAnsi="Times New Roman" w:cs="Times New Roman"/>
+                <w:color w:val="000000" w:themeColor="text1"/>
+                <w:sz w:val="28"/>
+                <w:szCs w:val="28"/>
+              </w:rPr>
+              <w:lastRenderedPageBreak/>
+              <w:t>BR-10</w:t>
+            </w:r>
+          </w:p>
+        </w:tc>
+        <w:tc>
+          <w:tcPr>
+            <w:tcW w:w="0" w:type="auto"/>
+            <w:hideMark/>
+          </w:tcPr>
+          <w:p>
+            <w:pPr>
+              <w:spacing w:after="160" w:line="360" w:lineRule="auto"/>
+              <w:rPr>
+                <w:rFonts w:ascii="Times New Roman" w:hAnsi="Times New Roman" w:cs="Times New Roman"/>
+                <w:color w:val="000000" w:themeColor="text1"/>
+                <w:sz w:val="28"/>
+                <w:szCs w:val="28"/>
+              </w:rPr>
+            </w:pPr>
+            <w:r>
+              <w:rPr>
+                <w:rFonts w:ascii="Times New Roman" w:hAnsi="Times New Roman" w:cs="Times New Roman"/>
+                <w:color w:val="000000" w:themeColor="text1"/>
+                <w:sz w:val="28"/>
+                <w:szCs w:val="28"/>
+              </w:rPr>
+              <w:t xml:space="preserve">Пользователь получает вариант эксперимента на основании </w:t>
+            </w:r>
+            <w:proofErr w:type="spellStart"/>
+            <w:r>
+              <w:rPr>
+                <w:rFonts w:ascii="Times New Roman" w:hAnsi="Times New Roman" w:cs="Times New Roman"/>
+                <w:color w:val="000000" w:themeColor="text1"/>
+                <w:sz w:val="28"/>
+                <w:szCs w:val="28"/>
+              </w:rPr>
+              <w:t>user_id</w:t>
+            </w:r>
+            <w:proofErr w:type="spellEnd"/>
+            <w:r>
+              <w:rPr>
+                <w:rFonts w:ascii="Times New Roman" w:hAnsi="Times New Roman" w:cs="Times New Roman"/>
+                <w:color w:val="000000" w:themeColor="text1"/>
+                <w:sz w:val="28"/>
+                <w:szCs w:val="28"/>
+              </w:rPr>
+              <w:t>.</w:t>
+            </w:r>
+          </w:p>
+        </w:tc>
+      </w:tr>
+      <w:tr>
+        <w:tc>
+          <w:tcPr>
+            <w:tcW w:w="0" w:type="auto"/>
+            <w:hideMark/>
+          </w:tcPr>
+          <w:p>
+            <w:pPr>
+              <w:spacing w:after="160" w:line="360" w:lineRule="auto"/>
+              <w:rPr>
+                <w:rFonts w:ascii="Times New Roman" w:hAnsi="Times New Roman" w:cs="Times New Roman"/>
+                <w:color w:val="000000" w:themeColor="text1"/>
+                <w:sz w:val="28"/>
+                <w:szCs w:val="28"/>
+              </w:rPr>
+            </w:pPr>
+            <w:r>
+              <w:rPr>
+                <w:rFonts w:ascii="Times New Roman" w:hAnsi="Times New Roman" w:cs="Times New Roman"/>
+                <w:color w:val="000000" w:themeColor="text1"/>
+                <w:sz w:val="28"/>
+                <w:szCs w:val="28"/>
+              </w:rPr>
+              <w:t>BR-11</w:t>
+            </w:r>
+          </w:p>
+        </w:tc>
+        <w:tc>
+          <w:tcPr>
+            <w:tcW w:w="0" w:type="auto"/>
+            <w:hideMark/>
+          </w:tcPr>
+          <w:p>
+            <w:pPr>
+              <w:spacing w:after="160" w:line="360" w:lineRule="auto"/>
+              <w:rPr>
+                <w:rFonts w:ascii="Times New Roman" w:hAnsi="Times New Roman" w:cs="Times New Roman"/>
+                <w:color w:val="000000" w:themeColor="text1"/>
+                <w:sz w:val="28"/>
+                <w:szCs w:val="28"/>
+              </w:rPr>
+            </w:pPr>
+            <w:r>
+              <w:rPr>
+                <w:rFonts w:ascii="Times New Roman" w:hAnsi="Times New Roman" w:cs="Times New Roman"/>
+                <w:color w:val="000000" w:themeColor="text1"/>
+                <w:sz w:val="28"/>
+                <w:szCs w:val="28"/>
+              </w:rPr>
+              <w:t>Назначение варианта пользователю должно сохраняться и повторно использоваться при следующих обращениях.</w:t>
+            </w:r>
+          </w:p>
+        </w:tc>
+      </w:tr>
+      <w:tr>
+        <w:tc>
+          <w:tcPr>
+            <w:tcW w:w="0" w:type="auto"/>
+            <w:hideMark/>
+          </w:tcPr>
+          <w:p>
+            <w:pPr>
+              <w:spacing w:after="160" w:line="360" w:lineRule="auto"/>
+              <w:rPr>
+                <w:rFonts w:ascii="Times New Roman" w:hAnsi="Times New Roman" w:cs="Times New Roman"/>
+                <w:color w:val="000000" w:themeColor="text1"/>
+                <w:sz w:val="28"/>
+                <w:szCs w:val="28"/>
+              </w:rPr>
+            </w:pPr>
+            <w:r>
+              <w:rPr>
+                <w:rFonts w:ascii="Times New Roman" w:hAnsi="Times New Roman" w:cs="Times New Roman"/>
+                <w:color w:val="000000" w:themeColor="text1"/>
+                <w:sz w:val="28"/>
+                <w:szCs w:val="28"/>
+              </w:rPr>
+              <w:t>BR-12</w:t>
+            </w:r>
+          </w:p>
+        </w:tc>
+        <w:tc>
+          <w:tcPr>
+            <w:tcW w:w="0" w:type="auto"/>
+            <w:hideMark/>
+          </w:tcPr>
+          <w:p>
+            <w:pPr>
+              <w:spacing w:after="160" w:line="360" w:lineRule="auto"/>
+              <w:rPr>
+                <w:rFonts w:ascii="Times New Roman" w:hAnsi="Times New Roman" w:cs="Times New Roman"/>
+                <w:color w:val="000000" w:themeColor="text1"/>
+                <w:sz w:val="28"/>
+                <w:szCs w:val="28"/>
+              </w:rPr>
+            </w:pPr>
+            <w:r>
+              <w:rPr>
+                <w:rFonts w:ascii="Times New Roman" w:hAnsi="Times New Roman" w:cs="Times New Roman"/>
+                <w:color w:val="000000" w:themeColor="text1"/>
+                <w:sz w:val="28"/>
+                <w:szCs w:val="28"/>
+              </w:rPr>
+              <w:t>Если активный эксперимент найден, система возвращает пользователю значения параметров назначенного варианта.</w:t>
+            </w:r>
+          </w:p>
+        </w:tc>
+      </w:tr>
+      <w:tr>
+        <w:tc>
+          <w:tcPr>
+            <w:tcW w:w="0" w:type="auto"/>
+            <w:hideMark/>
+          </w:tcPr>
+          <w:p>
+            <w:pPr>
+              <w:spacing w:after="160" w:line="360" w:lineRule="auto"/>
+              <w:rPr>
+                <w:rFonts w:ascii="Times New Roman" w:hAnsi="Times New Roman" w:cs="Times New Roman"/>
+                <w:color w:val="000000" w:themeColor="text1"/>
+                <w:sz w:val="28"/>
+                <w:szCs w:val="28"/>
+              </w:rPr>
+            </w:pPr>
+            <w:r>
+              <w:rPr>
+                <w:rFonts w:ascii="Times New Roman" w:hAnsi="Times New Roman" w:cs="Times New Roman"/>
+                <w:color w:val="000000" w:themeColor="text1"/>
+                <w:sz w:val="28"/>
+                <w:szCs w:val="28"/>
+              </w:rPr>
+              <w:t>BR-13</w:t>
+            </w:r>
+          </w:p>
+        </w:tc>
+        <w:tc>
+          <w:tcPr>
+            <w:tcW w:w="0" w:type="auto"/>
+            <w:hideMark/>
+          </w:tcPr>
+          <w:p>
+            <w:pPr>
+              <w:spacing w:after="160" w:line="360" w:lineRule="auto"/>
+              <w:rPr>
+                <w:rFonts w:ascii="Times New Roman" w:hAnsi="Times New Roman" w:cs="Times New Roman"/>
+                <w:color w:val="000000" w:themeColor="text1"/>
+                <w:sz w:val="28"/>
+                <w:szCs w:val="28"/>
+              </w:rPr>
+            </w:pPr>
+            <w:r>
+              <w:rPr>
+                <w:rFonts w:ascii="Times New Roman" w:hAnsi="Times New Roman" w:cs="Times New Roman"/>
+                <w:color w:val="000000" w:themeColor="text1"/>
+                <w:sz w:val="28"/>
+                <w:szCs w:val="28"/>
+              </w:rPr>
+              <w:t>Если активный эксперимент не найден, система возвращает рабочие значения параметров приложения.</w:t>
+            </w:r>
+          </w:p>
+        </w:tc>
+      </w:tr>
+      <w:tr>
+        <w:tc>
+          <w:tcPr>
+            <w:tcW w:w="0" w:type="auto"/>
+            <w:hideMark/>
+          </w:tcPr>
+          <w:p>
+            <w:pPr>
+              <w:spacing w:after="160" w:line="360" w:lineRule="auto"/>
+              <w:rPr>
+                <w:rFonts w:ascii="Times New Roman" w:hAnsi="Times New Roman" w:cs="Times New Roman"/>
+                <w:color w:val="000000" w:themeColor="text1"/>
+                <w:sz w:val="28"/>
+                <w:szCs w:val="28"/>
+              </w:rPr>
+            </w:pPr>
+            <w:r>
+              <w:rPr>
+                <w:rFonts w:ascii="Times New Roman" w:hAnsi="Times New Roman" w:cs="Times New Roman"/>
+                <w:color w:val="000000" w:themeColor="text1"/>
+                <w:sz w:val="28"/>
+                <w:szCs w:val="28"/>
+              </w:rPr>
+              <w:t>BR-14</w:t>
+            </w:r>
+          </w:p>
+        </w:tc>
+        <w:tc>
+          <w:tcPr>
+            <w:tcW w:w="0" w:type="auto"/>
+            <w:hideMark/>
+          </w:tcPr>
+          <w:p>
+            <w:pPr>
+              <w:spacing w:after="160" w:line="360" w:lineRule="auto"/>
+              <w:rPr>
+                <w:rFonts w:ascii="Times New Roman" w:hAnsi="Times New Roman" w:cs="Times New Roman"/>
+                <w:color w:val="000000" w:themeColor="text1"/>
+                <w:sz w:val="28"/>
+                <w:szCs w:val="28"/>
+              </w:rPr>
+            </w:pPr>
+            <w:r>
+              <w:rPr>
+                <w:rFonts w:ascii="Times New Roman" w:hAnsi="Times New Roman" w:cs="Times New Roman"/>
+                <w:color w:val="000000" w:themeColor="text1"/>
+                <w:sz w:val="28"/>
+                <w:szCs w:val="28"/>
+              </w:rPr>
+              <w:t xml:space="preserve">Если серверное значение параметра не найдено, </w:t>
+            </w:r>
+            <w:proofErr w:type="spellStart"/>
+            <w:r>
+              <w:rPr>
+                <w:rFonts w:ascii="Times New Roman" w:hAnsi="Times New Roman" w:cs="Times New Roman"/>
+                <w:color w:val="000000" w:themeColor="text1"/>
+                <w:sz w:val="28"/>
+                <w:szCs w:val="28"/>
+              </w:rPr>
+              <w:t>Unity</w:t>
+            </w:r>
+            <w:proofErr w:type="spellEnd"/>
+            <w:r>
+              <w:rPr>
+                <w:rFonts w:ascii="Times New Roman" w:hAnsi="Times New Roman" w:cs="Times New Roman"/>
+                <w:color w:val="000000" w:themeColor="text1"/>
+                <w:sz w:val="28"/>
+                <w:szCs w:val="28"/>
+              </w:rPr>
+              <w:t xml:space="preserve"> HTML5-клиент использует стандартные значения из кода приложения.</w:t>
+            </w:r>
+          </w:p>
+        </w:tc>
+      </w:tr>
+      <w:tr>
+        <w:tc>
+          <w:tcPr>
+            <w:tcW w:w="0" w:type="auto"/>
+            <w:hideMark/>
+          </w:tcPr>
+          <w:p>
+            <w:pPr>
+              <w:spacing w:after="160" w:line="360" w:lineRule="auto"/>
+              <w:rPr>
+                <w:rFonts w:ascii="Times New Roman" w:hAnsi="Times New Roman" w:cs="Times New Roman"/>
+                <w:color w:val="000000" w:themeColor="text1"/>
+                <w:sz w:val="28"/>
+                <w:szCs w:val="28"/>
+              </w:rPr>
+            </w:pPr>
+            <w:r>
+              <w:rPr>
+                <w:rFonts w:ascii="Times New Roman" w:hAnsi="Times New Roman" w:cs="Times New Roman"/>
+                <w:color w:val="000000" w:themeColor="text1"/>
+                <w:sz w:val="28"/>
+                <w:szCs w:val="28"/>
+              </w:rPr>
+              <w:t>BR-15</w:t>
+            </w:r>
+          </w:p>
+        </w:tc>
+        <w:tc>
+          <w:tcPr>
+            <w:tcW w:w="0" w:type="auto"/>
+            <w:hideMark/>
+          </w:tcPr>
+          <w:p>
+            <w:pPr>
+              <w:spacing w:after="160" w:line="360" w:lineRule="auto"/>
+              <w:rPr>
+                <w:rFonts w:ascii="Times New Roman" w:hAnsi="Times New Roman" w:cs="Times New Roman"/>
+                <w:color w:val="000000" w:themeColor="text1"/>
+                <w:sz w:val="28"/>
+                <w:szCs w:val="28"/>
+              </w:rPr>
+            </w:pPr>
+            <w:proofErr w:type="spellStart"/>
+            <w:r>
+              <w:rPr>
+                <w:rFonts w:ascii="Times New Roman" w:hAnsi="Times New Roman" w:cs="Times New Roman"/>
+                <w:color w:val="000000" w:themeColor="text1"/>
+                <w:sz w:val="28"/>
+                <w:szCs w:val="28"/>
+              </w:rPr>
+              <w:t>Unity</w:t>
+            </w:r>
+            <w:proofErr w:type="spellEnd"/>
+            <w:r>
+              <w:rPr>
+                <w:rFonts w:ascii="Times New Roman" w:hAnsi="Times New Roman" w:cs="Times New Roman"/>
+                <w:color w:val="000000" w:themeColor="text1"/>
+                <w:sz w:val="28"/>
+                <w:szCs w:val="28"/>
+              </w:rPr>
+              <w:t xml:space="preserve"> HTML5-клиент передаёт события поведения в Яндекс Метрику для последующего анализа эксперимента.</w:t>
+            </w:r>
+          </w:p>
+        </w:tc>
+      </w:tr>
+      <w:tr>
+        <w:tc>
+          <w:tcPr>
+            <w:tcW w:w="0" w:type="auto"/>
+            <w:hideMark/>
+          </w:tcPr>
+          <w:p>
+            <w:pPr>
+              <w:spacing w:after="160" w:line="360" w:lineRule="auto"/>
+              <w:rPr>
+                <w:rFonts w:ascii="Times New Roman" w:hAnsi="Times New Roman" w:cs="Times New Roman"/>
+                <w:color w:val="000000" w:themeColor="text1"/>
+                <w:sz w:val="28"/>
+                <w:szCs w:val="28"/>
+              </w:rPr>
+            </w:pPr>
+            <w:r>
+              <w:rPr>
+                <w:rFonts w:ascii="Times New Roman" w:hAnsi="Times New Roman" w:cs="Times New Roman"/>
+                <w:color w:val="000000" w:themeColor="text1"/>
+                <w:sz w:val="28"/>
+                <w:szCs w:val="28"/>
+              </w:rPr>
+              <w:t>BR-16</w:t>
+            </w:r>
+          </w:p>
+        </w:tc>
+        <w:tc>
+          <w:tcPr>
+            <w:tcW w:w="0" w:type="auto"/>
+            <w:hideMark/>
+          </w:tcPr>
+          <w:p>
+            <w:pPr>
+              <w:spacing w:after="160" w:line="360" w:lineRule="auto"/>
+              <w:rPr>
+                <w:rFonts w:ascii="Times New Roman" w:hAnsi="Times New Roman" w:cs="Times New Roman"/>
+                <w:color w:val="000000" w:themeColor="text1"/>
+                <w:sz w:val="28"/>
+                <w:szCs w:val="28"/>
+              </w:rPr>
+            </w:pPr>
+            <w:r>
+              <w:rPr>
+                <w:rFonts w:ascii="Times New Roman" w:hAnsi="Times New Roman" w:cs="Times New Roman"/>
+                <w:color w:val="000000" w:themeColor="text1"/>
+                <w:sz w:val="28"/>
+                <w:szCs w:val="28"/>
+              </w:rPr>
+              <w:t>Яндекс Метрика используется как внешняя аналитическая система и не хранит управляющие сущности проектируемой системы.</w:t>
+            </w:r>
+          </w:p>
+        </w:tc>
+      </w:tr>
+      <w:tr>
+        <w:tc>
+          <w:tcPr>
+            <w:tcW w:w="0" w:type="auto"/>
+            <w:hideMark/>
+          </w:tcPr>
+          <w:p>
+            <w:pPr>
+              <w:spacing w:after="160" w:line="360" w:lineRule="auto"/>
+              <w:rPr>
+                <w:rFonts w:ascii="Times New Roman" w:hAnsi="Times New Roman" w:cs="Times New Roman"/>
+                <w:color w:val="000000" w:themeColor="text1"/>
+                <w:sz w:val="28"/>
+                <w:szCs w:val="28"/>
+              </w:rPr>
+            </w:pPr>
+            <w:r>
+              <w:rPr>
+                <w:rFonts w:ascii="Times New Roman" w:hAnsi="Times New Roman" w:cs="Times New Roman"/>
+                <w:color w:val="000000" w:themeColor="text1"/>
+                <w:sz w:val="28"/>
+                <w:szCs w:val="28"/>
+              </w:rPr>
+              <w:t>BR-17</w:t>
+            </w:r>
+          </w:p>
+        </w:tc>
+        <w:tc>
+          <w:tcPr>
+            <w:tcW w:w="0" w:type="auto"/>
+            <w:hideMark/>
+          </w:tcPr>
+          <w:p>
+            <w:pPr>
+              <w:spacing w:after="160" w:line="360" w:lineRule="auto"/>
+              <w:rPr>
+                <w:rFonts w:ascii="Times New Roman" w:hAnsi="Times New Roman" w:cs="Times New Roman"/>
+                <w:color w:val="000000" w:themeColor="text1"/>
+                <w:sz w:val="28"/>
+                <w:szCs w:val="28"/>
+              </w:rPr>
+            </w:pPr>
+            <w:r>
+              <w:rPr>
+                <w:rFonts w:ascii="Times New Roman" w:hAnsi="Times New Roman" w:cs="Times New Roman"/>
+                <w:color w:val="000000" w:themeColor="text1"/>
+                <w:sz w:val="28"/>
+                <w:szCs w:val="28"/>
+              </w:rPr>
+              <w:t>После завершения эксперимента его результат должен сохраняться в системе.</w:t>
+            </w:r>
+          </w:p>
+        </w:tc>
+      </w:tr>
+      <w:tr>
+        <w:tc>
+          <w:tcPr>
+            <w:tcW w:w="0" w:type="auto"/>
+            <w:hideMark/>
+          </w:tcPr>
+          <w:p>
+            <w:pPr>
+              <w:spacing w:after="160" w:line="360" w:lineRule="auto"/>
+              <w:rPr>
+                <w:rFonts w:ascii="Times New Roman" w:hAnsi="Times New Roman" w:cs="Times New Roman"/>
+                <w:color w:val="000000" w:themeColor="text1"/>
+                <w:sz w:val="28"/>
+                <w:szCs w:val="28"/>
+              </w:rPr>
+            </w:pPr>
+            <w:r>
+              <w:rPr>
+                <w:rFonts w:ascii="Times New Roman" w:hAnsi="Times New Roman" w:cs="Times New Roman"/>
+                <w:color w:val="000000" w:themeColor="text1"/>
+                <w:sz w:val="28"/>
+                <w:szCs w:val="28"/>
+              </w:rPr>
+              <w:t>BR-18</w:t>
+            </w:r>
+          </w:p>
+        </w:tc>
+        <w:tc>
+          <w:tcPr>
+            <w:tcW w:w="0" w:type="auto"/>
+            <w:hideMark/>
+          </w:tcPr>
+          <w:p>
+            <w:pPr>
+              <w:keepNext/>
+              <w:spacing w:after="160" w:line="360" w:lineRule="auto"/>
+              <w:rPr>
+                <w:rFonts w:ascii="Times New Roman" w:hAnsi="Times New Roman" w:cs="Times New Roman"/>
+                <w:color w:val="000000" w:themeColor="text1"/>
+                <w:sz w:val="28"/>
+                <w:szCs w:val="28"/>
+              </w:rPr>
+            </w:pPr>
+            <w:r>
+              <w:rPr>
+                <w:rFonts w:ascii="Times New Roman" w:hAnsi="Times New Roman" w:cs="Times New Roman"/>
+                <w:color w:val="000000" w:themeColor="text1"/>
+                <w:sz w:val="28"/>
+                <w:szCs w:val="28"/>
+              </w:rPr>
+              <w:t>При необходимости администратор может сформировать запрос на доработку системы.</w:t>
+            </w:r>
+          </w:p>
+        </w:tc>
+      </w:tr>
+    </w:tbl>
+    <w:p>
+      <w:pPr>
+        <w:pStyle w:val="af"/>
+        <w:jc w:val="center"/>
+        <w:rPr>
+          <w:rFonts w:ascii="Times New Roman" w:hAnsi="Times New Roman" w:cs="Times New Roman"/>
+          <w:i w:val="0"/>
+          <w:iCs w:val="0"/>
+          <w:color w:val="auto"/>
+          <w:sz w:val="28"/>
+          <w:szCs w:val="28"/>
+        </w:rPr>
+      </w:pPr>
+      <w:r>
+        <w:rPr>
+          <w:rFonts w:ascii="Times New Roman" w:hAnsi="Times New Roman" w:cs="Times New Roman"/>
+          <w:i w:val="0"/>
+          <w:iCs w:val="0"/>
+          <w:color w:val="auto"/>
+          <w:sz w:val="28"/>
+          <w:szCs w:val="28"/>
+        </w:rPr>
+        <w:t xml:space="preserve">Таблица </w:t>
+      </w:r>
+      <w:r>
+        <w:rPr>
+          <w:rFonts w:ascii="Times New Roman" w:hAnsi="Times New Roman" w:cs="Times New Roman"/>
+          <w:i w:val="0"/>
+          <w:iCs w:val="0"/>
+          <w:color w:val="auto"/>
+          <w:sz w:val="28"/>
+          <w:szCs w:val="28"/>
+        </w:rPr>
+        <w:fldChar w:fldCharType="begin"/>
+      </w:r>
+      <w:r>
+        <w:rPr>
+          <w:rFonts w:ascii="Times New Roman" w:hAnsi="Times New Roman" w:cs="Times New Roman"/>
+          <w:i w:val="0"/>
+          <w:iCs w:val="0"/>
+          <w:color w:val="auto"/>
+          <w:sz w:val="28"/>
+          <w:szCs w:val="28"/>
+        </w:rPr>
+        <w:instrText xml:space="preserve"> SEQ Таблица \* ARABIC </w:instrText>
+      </w:r>
+      <w:r>
+        <w:rPr>
+          <w:rFonts w:ascii="Times New Roman" w:hAnsi="Times New Roman" w:cs="Times New Roman"/>
+          <w:i w:val="0"/>
+          <w:iCs w:val="0"/>
+          <w:color w:val="auto"/>
+          <w:sz w:val="28"/>
+          <w:szCs w:val="28"/>
+        </w:rPr>
+        <w:fldChar w:fldCharType="separate"/>
+      </w:r>
+      <w:r>
+        <w:rPr>
+          <w:rFonts w:ascii="Times New Roman" w:hAnsi="Times New Roman" w:cs="Times New Roman"/>
+          <w:i w:val="0"/>
+          <w:iCs w:val="0"/>
+          <w:noProof/>
+          <w:color w:val="auto"/>
+          <w:sz w:val="28"/>
+          <w:szCs w:val="28"/>
+        </w:rPr>
+        <w:t>3</w:t>
+      </w:r>
+      <w:r>
+        <w:rPr>
+          <w:rFonts w:ascii="Times New Roman" w:hAnsi="Times New Roman" w:cs="Times New Roman"/>
+          <w:i w:val="0"/>
+          <w:iCs w:val="0"/>
+          <w:color w:val="auto"/>
+          <w:sz w:val="28"/>
+          <w:szCs w:val="28"/>
+        </w:rPr>
+        <w:fldChar w:fldCharType="end"/>
+      </w:r>
+      <w:r>
+        <w:rPr>
+          <w:rFonts w:ascii="Times New Roman" w:hAnsi="Times New Roman" w:cs="Times New Roman"/>
+          <w:i w:val="0"/>
+          <w:iCs w:val="0"/>
+          <w:color w:val="auto"/>
+          <w:sz w:val="28"/>
+          <w:szCs w:val="28"/>
+        </w:rPr>
+        <w:t xml:space="preserve"> - Бизнес-правила проектируемой системы</w:t>
+      </w:r>
+    </w:p>
+    <w:p>
+      <w:pPr>
+        <w:spacing w:line="360" w:lineRule="auto"/>
+        <w:rPr>
+          <w:rFonts w:ascii="Times New Roman" w:hAnsi="Times New Roman" w:cs="Times New Roman"/>
+          <w:color w:val="000000" w:themeColor="text1"/>
+          <w:sz w:val="28"/>
+          <w:szCs w:val="28"/>
+        </w:rPr>
+      </w:pPr>
+      <w:r>
+        <w:rPr>
+          <w:rFonts w:ascii="Times New Roman" w:hAnsi="Times New Roman" w:cs="Times New Roman"/>
+          <w:color w:val="000000" w:themeColor="text1"/>
+          <w:sz w:val="28"/>
+          <w:szCs w:val="28"/>
+        </w:rPr>
+        <w:t>Назначением реализации дипломного проекта является:</w:t>
+      </w:r>
+    </w:p>
+    <w:p>
+      <w:pPr>
+        <w:numPr>
+          <w:ilvl w:val="0"/>
+          <w:numId w:val="11"/>
+        </w:numPr>
+        <w:spacing w:line="360" w:lineRule="auto"/>
+        <w:rPr>
+          <w:rFonts w:ascii="Times New Roman" w:hAnsi="Times New Roman" w:cs="Times New Roman"/>
+          <w:color w:val="000000" w:themeColor="text1"/>
+          <w:sz w:val="28"/>
+          <w:szCs w:val="28"/>
+        </w:rPr>
+      </w:pPr>
+      <w:r>
+        <w:rPr>
+          <w:rFonts w:ascii="Times New Roman" w:hAnsi="Times New Roman" w:cs="Times New Roman"/>
+          <w:color w:val="000000" w:themeColor="text1"/>
+          <w:sz w:val="28"/>
+          <w:szCs w:val="28"/>
+        </w:rPr>
+        <w:t xml:space="preserve">сокращение времени на изменение параметров </w:t>
+      </w:r>
+      <w:proofErr w:type="spellStart"/>
+      <w:r>
+        <w:rPr>
+          <w:rFonts w:ascii="Times New Roman" w:hAnsi="Times New Roman" w:cs="Times New Roman"/>
+          <w:color w:val="000000" w:themeColor="text1"/>
+          <w:sz w:val="28"/>
+          <w:szCs w:val="28"/>
+        </w:rPr>
+        <w:t>Unity</w:t>
+      </w:r>
+      <w:proofErr w:type="spellEnd"/>
+      <w:r>
+        <w:rPr>
+          <w:rFonts w:ascii="Times New Roman" w:hAnsi="Times New Roman" w:cs="Times New Roman"/>
+          <w:color w:val="000000" w:themeColor="text1"/>
+          <w:sz w:val="28"/>
+          <w:szCs w:val="28"/>
+        </w:rPr>
+        <w:t xml:space="preserve"> HTML5-приложения; </w:t>
+      </w:r>
+    </w:p>
+    <w:p>
+      <w:pPr>
+        <w:numPr>
+          <w:ilvl w:val="0"/>
+          <w:numId w:val="11"/>
+        </w:numPr>
+        <w:spacing w:line="360" w:lineRule="auto"/>
+        <w:rPr>
+          <w:rFonts w:ascii="Times New Roman" w:hAnsi="Times New Roman" w:cs="Times New Roman"/>
+          <w:color w:val="000000" w:themeColor="text1"/>
+          <w:sz w:val="28"/>
+          <w:szCs w:val="28"/>
+        </w:rPr>
+      </w:pPr>
+      <w:r>
+        <w:rPr>
+          <w:rFonts w:ascii="Times New Roman" w:hAnsi="Times New Roman" w:cs="Times New Roman"/>
+          <w:color w:val="000000" w:themeColor="text1"/>
+          <w:sz w:val="28"/>
+          <w:szCs w:val="28"/>
+        </w:rPr>
+        <w:t xml:space="preserve">исключение необходимости публикации новой версии приложения при каждом изменении значения параметра; </w:t>
+      </w:r>
+    </w:p>
+    <w:p>
+      <w:pPr>
+        <w:numPr>
+          <w:ilvl w:val="0"/>
+          <w:numId w:val="11"/>
+        </w:numPr>
+        <w:spacing w:line="360" w:lineRule="auto"/>
+        <w:rPr>
+          <w:rFonts w:ascii="Times New Roman" w:hAnsi="Times New Roman" w:cs="Times New Roman"/>
+          <w:color w:val="000000" w:themeColor="text1"/>
+          <w:sz w:val="28"/>
+          <w:szCs w:val="28"/>
+        </w:rPr>
+      </w:pPr>
+      <w:r>
+        <w:rPr>
+          <w:rFonts w:ascii="Times New Roman" w:hAnsi="Times New Roman" w:cs="Times New Roman"/>
+          <w:color w:val="000000" w:themeColor="text1"/>
+          <w:sz w:val="28"/>
+          <w:szCs w:val="28"/>
+        </w:rPr>
+        <w:lastRenderedPageBreak/>
+        <w:t xml:space="preserve">централизованное хранение параметров, экспериментов и назначений вариантов; </w:t>
+      </w:r>
+    </w:p>
+    <w:p>
+      <w:pPr>
+        <w:numPr>
+          <w:ilvl w:val="0"/>
+          <w:numId w:val="11"/>
+        </w:numPr>
+        <w:spacing w:line="360" w:lineRule="auto"/>
+        <w:rPr>
+          <w:rFonts w:ascii="Times New Roman" w:hAnsi="Times New Roman" w:cs="Times New Roman"/>
+          <w:color w:val="000000" w:themeColor="text1"/>
+          <w:sz w:val="28"/>
+          <w:szCs w:val="28"/>
+        </w:rPr>
+      </w:pPr>
+      <w:r>
+        <w:rPr>
+          <w:rFonts w:ascii="Times New Roman" w:hAnsi="Times New Roman" w:cs="Times New Roman"/>
+          <w:color w:val="000000" w:themeColor="text1"/>
+          <w:sz w:val="28"/>
+          <w:szCs w:val="28"/>
+        </w:rPr>
+        <w:t xml:space="preserve">обеспечение стабильного назначения пользователей к вариантам A/B-эксперимента; </w:t>
+      </w:r>
+    </w:p>
+    <w:p>
+      <w:pPr>
+        <w:numPr>
+          <w:ilvl w:val="0"/>
+          <w:numId w:val="11"/>
+        </w:numPr>
+        <w:spacing w:line="360" w:lineRule="auto"/>
+        <w:rPr>
+          <w:rFonts w:ascii="Times New Roman" w:hAnsi="Times New Roman" w:cs="Times New Roman"/>
+          <w:color w:val="000000" w:themeColor="text1"/>
+          <w:sz w:val="28"/>
+          <w:szCs w:val="28"/>
+        </w:rPr>
+      </w:pPr>
+      <w:r>
+        <w:rPr>
+          <w:rFonts w:ascii="Times New Roman" w:hAnsi="Times New Roman" w:cs="Times New Roman"/>
+          <w:color w:val="000000" w:themeColor="text1"/>
+          <w:sz w:val="28"/>
+          <w:szCs w:val="28"/>
+        </w:rPr>
+        <w:t xml:space="preserve">автоматизация выдачи значений параметров </w:t>
+      </w:r>
+      <w:proofErr w:type="spellStart"/>
+      <w:r>
+        <w:rPr>
+          <w:rFonts w:ascii="Times New Roman" w:hAnsi="Times New Roman" w:cs="Times New Roman"/>
+          <w:color w:val="000000" w:themeColor="text1"/>
+          <w:sz w:val="28"/>
+          <w:szCs w:val="28"/>
+        </w:rPr>
+        <w:t>Unity</w:t>
+      </w:r>
+      <w:proofErr w:type="spellEnd"/>
+      <w:r>
+        <w:rPr>
+          <w:rFonts w:ascii="Times New Roman" w:hAnsi="Times New Roman" w:cs="Times New Roman"/>
+          <w:color w:val="000000" w:themeColor="text1"/>
+          <w:sz w:val="28"/>
+          <w:szCs w:val="28"/>
+        </w:rPr>
+        <w:t xml:space="preserve"> HTML5-клиенту через API; </w:t>
+      </w:r>
+    </w:p>
+    <w:p>
+      <w:pPr>
+        <w:numPr>
+          <w:ilvl w:val="0"/>
+          <w:numId w:val="11"/>
+        </w:numPr>
+        <w:spacing w:line="360" w:lineRule="auto"/>
+        <w:rPr>
+          <w:rFonts w:ascii="Times New Roman" w:hAnsi="Times New Roman" w:cs="Times New Roman"/>
+          <w:color w:val="000000" w:themeColor="text1"/>
+          <w:sz w:val="28"/>
+          <w:szCs w:val="28"/>
+        </w:rPr>
+      </w:pPr>
+      <w:r>
+        <w:rPr>
+          <w:rFonts w:ascii="Times New Roman" w:hAnsi="Times New Roman" w:cs="Times New Roman"/>
+          <w:color w:val="000000" w:themeColor="text1"/>
+          <w:sz w:val="28"/>
+          <w:szCs w:val="28"/>
+        </w:rPr>
+        <w:t xml:space="preserve">обеспечение возможности анализа результатов эксперимента с использованием Яндекс Метрики; </w:t>
+      </w:r>
+    </w:p>
+    <w:p>
+      <w:pPr>
+        <w:numPr>
+          <w:ilvl w:val="0"/>
+          <w:numId w:val="11"/>
+        </w:numPr>
+        <w:spacing w:line="360" w:lineRule="auto"/>
+        <w:rPr>
+          <w:rFonts w:ascii="Times New Roman" w:hAnsi="Times New Roman" w:cs="Times New Roman"/>
+          <w:color w:val="000000" w:themeColor="text1"/>
+          <w:sz w:val="28"/>
+          <w:szCs w:val="28"/>
+        </w:rPr>
+      </w:pPr>
+      <w:r>
+        <w:rPr>
+          <w:rFonts w:ascii="Times New Roman" w:hAnsi="Times New Roman" w:cs="Times New Roman"/>
+          <w:color w:val="000000" w:themeColor="text1"/>
+          <w:sz w:val="28"/>
+          <w:szCs w:val="28"/>
+        </w:rPr>
+        <w:t xml:space="preserve">снижение вероятности ошибок, связанных с ручной настройкой параметров; </w:t>
+      </w:r>
+    </w:p>
+    <w:p>
+      <w:pPr>
+        <w:numPr>
+          <w:ilvl w:val="0"/>
+          <w:numId w:val="11"/>
+        </w:numPr>
+        <w:spacing w:line="360" w:lineRule="auto"/>
+        <w:rPr>
+          <w:rFonts w:ascii="Times New Roman" w:hAnsi="Times New Roman" w:cs="Times New Roman"/>
+          <w:color w:val="000000" w:themeColor="text1"/>
+          <w:sz w:val="28"/>
+          <w:szCs w:val="28"/>
+        </w:rPr>
+      </w:pPr>
+      <w:r>
+        <w:rPr>
+          <w:rFonts w:ascii="Times New Roman" w:hAnsi="Times New Roman" w:cs="Times New Roman"/>
+          <w:color w:val="000000" w:themeColor="text1"/>
+          <w:sz w:val="28"/>
+          <w:szCs w:val="28"/>
+        </w:rPr>
+        <w:t xml:space="preserve">создание основы для дальнейшего развития системы управления экспериментами. </w:t>
+      </w:r>
+    </w:p>
+    <w:p>
+      <w:pPr>
+        <w:spacing w:line="360" w:lineRule="auto"/>
+        <w:rPr>
+          <w:rFonts w:ascii="Times New Roman" w:hAnsi="Times New Roman" w:cs="Times New Roman"/>
+          <w:color w:val="000000" w:themeColor="text1"/>
+          <w:sz w:val="28"/>
+          <w:szCs w:val="28"/>
+        </w:rPr>
+      </w:pPr>
+    </w:p>
+    <w:p>
+      <w:pPr>
+        <w:pStyle w:val="3"/>
+        <w:rPr>
+          <w:rFonts w:ascii="Times New Roman" w:hAnsi="Times New Roman" w:cs="Times New Roman"/>
+          <w:b/>
+          <w:bCs/>
+          <w:color w:val="000000" w:themeColor="text1"/>
+        </w:rPr>
+      </w:pPr>
+      <w:r>
+        <w:rPr>
+          <w:rFonts w:ascii="Times New Roman" w:hAnsi="Times New Roman" w:cs="Times New Roman"/>
+          <w:b/>
+          <w:bCs/>
+          <w:color w:val="000000" w:themeColor="text1"/>
+        </w:rPr>
+        <w:t>1.4.2. Общая характеристика организации решения задачи на ЭВМ</w:t>
+      </w:r>
+    </w:p>
+    <w:p>
+      <w:pPr>
+        <w:spacing w:line="360" w:lineRule="auto"/>
+        <w:rPr>
+          <w:rFonts w:ascii="Times New Roman" w:hAnsi="Times New Roman" w:cs="Times New Roman"/>
+          <w:color w:val="000000" w:themeColor="text1"/>
+          <w:sz w:val="28"/>
+          <w:szCs w:val="28"/>
+        </w:rPr>
+      </w:pPr>
+      <w:r>
+        <w:rPr>
+          <w:rFonts w:ascii="Times New Roman" w:hAnsi="Times New Roman" w:cs="Times New Roman"/>
+          <w:color w:val="000000" w:themeColor="text1"/>
+          <w:sz w:val="28"/>
+          <w:szCs w:val="28"/>
+        </w:rPr>
+        <w:t>В данном разделе рассматривается организация автоматизированного решения задачи на ЭВМ, а также взаимодействие пользователей и внешних программных участников с проектируемой информационной системой.</w:t>
+      </w:r>
+    </w:p>
+    <w:p>
+      <w:pPr>
+        <w:spacing w:line="360" w:lineRule="auto"/>
+        <w:rPr>
+          <w:rFonts w:ascii="Times New Roman" w:hAnsi="Times New Roman" w:cs="Times New Roman"/>
+          <w:color w:val="000000" w:themeColor="text1"/>
+          <w:sz w:val="28"/>
+          <w:szCs w:val="28"/>
+        </w:rPr>
+      </w:pPr>
+      <w:r>
+        <w:rPr>
+          <w:rFonts w:ascii="Times New Roman" w:hAnsi="Times New Roman" w:cs="Times New Roman"/>
+          <w:color w:val="000000" w:themeColor="text1"/>
+          <w:sz w:val="28"/>
+          <w:szCs w:val="28"/>
+        </w:rPr>
+        <w:t xml:space="preserve">Проектируемая информационная система предназначена для работы с тремя основными участниками: администратором, </w:t>
+      </w:r>
+      <w:proofErr w:type="spellStart"/>
+      <w:r>
+        <w:rPr>
+          <w:rFonts w:ascii="Times New Roman" w:hAnsi="Times New Roman" w:cs="Times New Roman"/>
+          <w:color w:val="000000" w:themeColor="text1"/>
+          <w:sz w:val="28"/>
+          <w:szCs w:val="28"/>
+        </w:rPr>
+        <w:t>Unity</w:t>
+      </w:r>
+      <w:proofErr w:type="spellEnd"/>
+      <w:r>
+        <w:rPr>
+          <w:rFonts w:ascii="Times New Roman" w:hAnsi="Times New Roman" w:cs="Times New Roman"/>
+          <w:color w:val="000000" w:themeColor="text1"/>
+          <w:sz w:val="28"/>
+          <w:szCs w:val="28"/>
+        </w:rPr>
+        <w:t xml:space="preserve"> HTML5-клиентом и Яндекс Метрикой. Администратор является основным пользователем системы и выполняет действия по подключению приложения, настройке экспериментов, запуску и завершению A/B-тестов, анализу результатов и формированию запросов на доработку. </w:t>
+      </w:r>
+      <w:proofErr w:type="spellStart"/>
+      <w:r>
+        <w:rPr>
+          <w:rFonts w:ascii="Times New Roman" w:hAnsi="Times New Roman" w:cs="Times New Roman"/>
+          <w:color w:val="000000" w:themeColor="text1"/>
+          <w:sz w:val="28"/>
+          <w:szCs w:val="28"/>
+        </w:rPr>
+        <w:t>Unity</w:t>
+      </w:r>
+      <w:proofErr w:type="spellEnd"/>
+      <w:r>
+        <w:rPr>
+          <w:rFonts w:ascii="Times New Roman" w:hAnsi="Times New Roman" w:cs="Times New Roman"/>
+          <w:color w:val="000000" w:themeColor="text1"/>
+          <w:sz w:val="28"/>
+          <w:szCs w:val="28"/>
+        </w:rPr>
+        <w:t xml:space="preserve"> HTML5-клиент является внешним программным участником, который подключается к API системы, получает информацию об активном эксперименте, получает назначенный вариант и значения параметров. Яндекс Метрика выступает внешней </w:t>
+      </w:r>
+      <w:r>
+        <w:rPr>
+          <w:rFonts w:ascii="Times New Roman" w:hAnsi="Times New Roman" w:cs="Times New Roman"/>
+          <w:color w:val="000000" w:themeColor="text1"/>
+          <w:sz w:val="28"/>
+          <w:szCs w:val="28"/>
+        </w:rPr>
+        <w:lastRenderedPageBreak/>
+        <w:t>аналитической системой, принимающей события по эксперименту и предоставляющей данные для анализа результатов.</w:t>
+      </w:r>
+    </w:p>
+    <w:p>
+      <w:pPr>
+        <w:spacing w:line="360" w:lineRule="auto"/>
+        <w:rPr>
+          <w:rFonts w:ascii="Times New Roman" w:hAnsi="Times New Roman" w:cs="Times New Roman"/>
+          <w:color w:val="000000" w:themeColor="text1"/>
+          <w:sz w:val="28"/>
+          <w:szCs w:val="28"/>
+        </w:rPr>
+      </w:pPr>
+      <w:r>
+        <w:rPr>
+          <w:rFonts w:ascii="Times New Roman" w:hAnsi="Times New Roman" w:cs="Times New Roman"/>
+          <w:color w:val="000000" w:themeColor="text1"/>
+          <w:sz w:val="28"/>
+          <w:szCs w:val="28"/>
+        </w:rPr>
+        <w:t xml:space="preserve">Внутри проектируемой системы находятся веб-интерфейс администратора, серверная часть, API и база данных. Веб-интерфейс используется администратором для выполнения пользовательских сценариев. Серверная часть обрабатывает запросы администратора и </w:t>
+      </w:r>
+      <w:proofErr w:type="spellStart"/>
+      <w:r>
+        <w:rPr>
+          <w:rFonts w:ascii="Times New Roman" w:hAnsi="Times New Roman" w:cs="Times New Roman"/>
+          <w:color w:val="000000" w:themeColor="text1"/>
+          <w:sz w:val="28"/>
+          <w:szCs w:val="28"/>
+        </w:rPr>
+        <w:t>Unity</w:t>
+      </w:r>
+      <w:proofErr w:type="spellEnd"/>
+      <w:r>
+        <w:rPr>
+          <w:rFonts w:ascii="Times New Roman" w:hAnsi="Times New Roman" w:cs="Times New Roman"/>
+          <w:color w:val="000000" w:themeColor="text1"/>
+          <w:sz w:val="28"/>
+          <w:szCs w:val="28"/>
+        </w:rPr>
+        <w:t xml:space="preserve"> HTML5-клиента, проверяет права доступа, обращается к базе данных, определяет активные эксперименты и возвращает необходимые значения. API обеспечивает обмен данными между </w:t>
+      </w:r>
+      <w:proofErr w:type="spellStart"/>
+      <w:r>
+        <w:rPr>
+          <w:rFonts w:ascii="Times New Roman" w:hAnsi="Times New Roman" w:cs="Times New Roman"/>
+          <w:color w:val="000000" w:themeColor="text1"/>
+          <w:sz w:val="28"/>
+          <w:szCs w:val="28"/>
+        </w:rPr>
+        <w:t>Unity</w:t>
+      </w:r>
+      <w:proofErr w:type="spellEnd"/>
+      <w:r>
+        <w:rPr>
+          <w:rFonts w:ascii="Times New Roman" w:hAnsi="Times New Roman" w:cs="Times New Roman"/>
+          <w:color w:val="000000" w:themeColor="text1"/>
+          <w:sz w:val="28"/>
+          <w:szCs w:val="28"/>
+        </w:rPr>
+        <w:t xml:space="preserve"> HTML5-клиентом и серверной частью. База данных хранит приложения, параметры, эксперименты, варианты и назначения пользователей.</w:t>
+      </w:r>
+    </w:p>
+    <w:p>
+      <w:pPr>
+        <w:spacing w:line="360" w:lineRule="auto"/>
+        <w:rPr>
+          <w:rFonts w:ascii="Times New Roman" w:hAnsi="Times New Roman" w:cs="Times New Roman"/>
+          <w:color w:val="000000" w:themeColor="text1"/>
+          <w:sz w:val="28"/>
+          <w:szCs w:val="28"/>
+        </w:rPr>
+      </w:pPr>
+      <w:proofErr w:type="spellStart"/>
+      <w:r>
+        <w:rPr>
+          <w:rFonts w:ascii="Times New Roman" w:hAnsi="Times New Roman" w:cs="Times New Roman"/>
+          <w:color w:val="000000" w:themeColor="text1"/>
+          <w:sz w:val="28"/>
+          <w:szCs w:val="28"/>
+        </w:rPr>
+        <w:t>Unity</w:t>
+      </w:r>
+      <w:proofErr w:type="spellEnd"/>
+      <w:r>
+        <w:rPr>
+          <w:rFonts w:ascii="Times New Roman" w:hAnsi="Times New Roman" w:cs="Times New Roman"/>
+          <w:color w:val="000000" w:themeColor="text1"/>
+          <w:sz w:val="28"/>
+          <w:szCs w:val="28"/>
+        </w:rPr>
+        <w:t xml:space="preserve"> HTML5-клиент и Яндекс Метрика не являются внутренними модулями проектируемой системы. </w:t>
+      </w:r>
+      <w:proofErr w:type="spellStart"/>
+      <w:r>
+        <w:rPr>
+          <w:rFonts w:ascii="Times New Roman" w:hAnsi="Times New Roman" w:cs="Times New Roman"/>
+          <w:color w:val="000000" w:themeColor="text1"/>
+          <w:sz w:val="28"/>
+          <w:szCs w:val="28"/>
+        </w:rPr>
+        <w:t>Unity</w:t>
+      </w:r>
+      <w:proofErr w:type="spellEnd"/>
+      <w:r>
+        <w:rPr>
+          <w:rFonts w:ascii="Times New Roman" w:hAnsi="Times New Roman" w:cs="Times New Roman"/>
+          <w:color w:val="000000" w:themeColor="text1"/>
+          <w:sz w:val="28"/>
+          <w:szCs w:val="28"/>
+        </w:rPr>
+        <w:t xml:space="preserve"> HTML5-клиент взаимодействует с системой через API, а Яндекс Метрика используется для аналитики пользовательских событий. Таким образом, проектируемая система отвечает за управление параметрами и экспериментами, а сбор и анализ поведения пользователей выполняется во внешней аналитической системе.</w:t>
+      </w:r>
+    </w:p>
+    <w:p>
+      <w:pPr>
+        <w:spacing w:line="360" w:lineRule="auto"/>
+        <w:rPr>
+          <w:rFonts w:ascii="Times New Roman" w:hAnsi="Times New Roman" w:cs="Times New Roman"/>
+          <w:color w:val="000000" w:themeColor="text1"/>
+          <w:sz w:val="28"/>
+          <w:szCs w:val="28"/>
+        </w:rPr>
+      </w:pPr>
+      <w:r>
+        <w:rPr>
+          <w:rFonts w:ascii="Times New Roman" w:hAnsi="Times New Roman" w:cs="Times New Roman"/>
+          <w:color w:val="000000" w:themeColor="text1"/>
+          <w:sz w:val="28"/>
+          <w:szCs w:val="28"/>
+        </w:rPr>
+        <w:t xml:space="preserve">Основные сценарии взаимодействия участников с проектируемой системой представлены на рисунке </w:t>
+      </w:r>
+      <w:r>
+        <w:rPr>
+          <w:rFonts w:ascii="Times New Roman" w:hAnsi="Times New Roman" w:cs="Times New Roman"/>
+          <w:color w:val="000000" w:themeColor="text1"/>
+          <w:sz w:val="28"/>
+          <w:szCs w:val="28"/>
+        </w:rPr>
+        <w:t>7</w:t>
+      </w:r>
+      <w:r>
+        <w:rPr>
+          <w:rFonts w:ascii="Times New Roman" w:hAnsi="Times New Roman" w:cs="Times New Roman"/>
+          <w:color w:val="000000" w:themeColor="text1"/>
+          <w:sz w:val="28"/>
+          <w:szCs w:val="28"/>
+        </w:rPr>
+        <w:t>.</w:t>
+      </w:r>
+    </w:p>
+    <w:p>
+      <w:pPr>
+        <w:keepNext/>
+        <w:spacing w:line="360" w:lineRule="auto"/>
+      </w:pPr>
+      <w:r>
+        <w:rPr>
+          <w:rFonts w:ascii="Times New Roman" w:hAnsi="Times New Roman" w:cs="Times New Roman"/>
+          <w:noProof/>
+          <w:color w:val="000000" w:themeColor="text1"/>
+          <w:sz w:val="28"/>
+          <w:szCs w:val="28"/>
+        </w:rPr>
+        <w:lastRenderedPageBreak/>
+        <w:drawing>
+          <wp:inline distT="0" distB="0" distL="0" distR="0" wp14:anchorId="43A564D7" wp14:editId="048D4779">
+            <wp:extent cx="5930900" cy="5194300"/>
+            <wp:effectExtent l="0" t="0" r="0" b="6350"/>
+            <wp:docPr id="1137167339" name="Рисунок 2"/>
+            <wp:cNvGraphicFramePr>
+              <a:graphicFrameLocks xmlns:a="http://schemas.openxmlformats.org/drawingml/2006/main" noChangeAspect="1"/>
+            </wp:cNvGraphicFramePr>
+            <a:graphic xmlns:a="http://schemas.openxmlformats.org/drawingml/2006/main">
+              <a:graphicData uri="http://schemas.openxmlformats.org/drawingml/2006/picture">
+                <pic:pic xmlns:pic="http://schemas.openxmlformats.org/drawingml/2006/picture">
+                  <pic:nvPicPr>
+                    <pic:cNvPr id="0" name="Picture 46"/>
+                    <pic:cNvPicPr>
+                      <a:picLocks noChangeAspect="1" noChangeArrowheads="1"/>
+                    </pic:cNvPicPr>
+                  </pic:nvPicPr>
+                  <pic:blipFill>
+                    <a:blip r:embed="rId12">
+                      <a:extLst>
+                        <a:ext uri="{28A0092B-C50C-407E-A947-70E740481C1C}">
+                          <a14:useLocalDpi xmlns:a14="http://schemas.microsoft.com/office/drawing/2010/main" val="0"/>
+                        </a:ext>
+                      </a:extLst>
+                    </a:blip>
+                    <a:srcRect/>
+                    <a:stretch>
+                      <a:fillRect/>
+                    </a:stretch>
+                  </pic:blipFill>
+                  <pic:spPr bwMode="auto">
+                    <a:xfrm>
+                      <a:off x="0" y="0"/>
+                      <a:ext cx="5930900" cy="5194300"/>
+                    </a:xfrm>
+                    <a:prstGeom prst="rect">
+                      <a:avLst/>
+                    </a:prstGeom>
+                    <a:noFill/>
+                    <a:ln>
+                      <a:noFill/>
+                    </a:ln>
+                  </pic:spPr>
+                </pic:pic>
+              </a:graphicData>
+            </a:graphic>
+          </wp:inline>
+        </w:drawing>
+      </w:r>
+    </w:p>
+    <w:p>
+      <w:pPr>
+        <w:pStyle w:val="af"/>
+        <w:jc w:val="center"/>
+        <w:rPr>
+          <w:rFonts w:ascii="Times New Roman" w:hAnsi="Times New Roman" w:cs="Times New Roman"/>
+          <w:i w:val="0"/>
+          <w:iCs w:val="0"/>
+          <w:color w:val="auto"/>
+          <w:sz w:val="44"/>
+          <w:szCs w:val="44"/>
+        </w:rPr>
+      </w:pPr>
+      <w:r>
+        <w:rPr>
+          <w:rFonts w:ascii="Times New Roman" w:hAnsi="Times New Roman" w:cs="Times New Roman"/>
+          <w:i w:val="0"/>
+          <w:iCs w:val="0"/>
+          <w:color w:val="auto"/>
+          <w:sz w:val="28"/>
+          <w:szCs w:val="28"/>
+        </w:rPr>
+        <w:t xml:space="preserve">Рисунок </w:t>
+      </w:r>
+      <w:r>
+        <w:rPr>
+          <w:rFonts w:ascii="Times New Roman" w:hAnsi="Times New Roman" w:cs="Times New Roman"/>
+          <w:i w:val="0"/>
+          <w:iCs w:val="0"/>
+          <w:color w:val="auto"/>
+          <w:sz w:val="28"/>
+          <w:szCs w:val="28"/>
+        </w:rPr>
+        <w:fldChar w:fldCharType="begin"/>
+      </w:r>
+      <w:r>
+        <w:rPr>
+          <w:rFonts w:ascii="Times New Roman" w:hAnsi="Times New Roman" w:cs="Times New Roman"/>
+          <w:i w:val="0"/>
+          <w:iCs w:val="0"/>
+          <w:color w:val="auto"/>
+          <w:sz w:val="28"/>
+          <w:szCs w:val="28"/>
+        </w:rPr>
+        <w:instrText xml:space="preserve"> SEQ Рисунок \* ARABIC </w:instrText>
+      </w:r>
+      <w:r>
+        <w:rPr>
+          <w:rFonts w:ascii="Times New Roman" w:hAnsi="Times New Roman" w:cs="Times New Roman"/>
+          <w:i w:val="0"/>
+          <w:iCs w:val="0"/>
+          <w:color w:val="auto"/>
+          <w:sz w:val="28"/>
+          <w:szCs w:val="28"/>
+        </w:rPr>
+        <w:fldChar w:fldCharType="separate"/>
+      </w:r>
+      <w:r>
+        <w:rPr>
+          <w:rFonts w:ascii="Times New Roman" w:hAnsi="Times New Roman" w:cs="Times New Roman"/>
+          <w:i w:val="0"/>
+          <w:iCs w:val="0"/>
+          <w:noProof/>
+          <w:color w:val="auto"/>
+          <w:sz w:val="28"/>
+          <w:szCs w:val="28"/>
+        </w:rPr>
+        <w:t>7</w:t>
+      </w:r>
+      <w:r>
+        <w:rPr>
+          <w:rFonts w:ascii="Times New Roman" w:hAnsi="Times New Roman" w:cs="Times New Roman"/>
+          <w:i w:val="0"/>
+          <w:iCs w:val="0"/>
+          <w:color w:val="auto"/>
+          <w:sz w:val="28"/>
+          <w:szCs w:val="28"/>
+        </w:rPr>
+        <w:fldChar w:fldCharType="end"/>
+      </w:r>
+      <w:r>
+        <w:rPr>
+          <w:rFonts w:ascii="Times New Roman" w:hAnsi="Times New Roman" w:cs="Times New Roman"/>
+          <w:i w:val="0"/>
+          <w:iCs w:val="0"/>
+          <w:color w:val="auto"/>
+          <w:sz w:val="28"/>
+          <w:szCs w:val="28"/>
+        </w:rPr>
+        <w:t xml:space="preserve"> - Диаграмма </w:t>
+      </w:r>
+      <w:r>
+        <w:rPr>
+          <w:rFonts w:ascii="Times New Roman" w:hAnsi="Times New Roman" w:cs="Times New Roman"/>
+          <w:i w:val="0"/>
+          <w:iCs w:val="0"/>
+          <w:color w:val="auto"/>
+          <w:sz w:val="28"/>
+          <w:szCs w:val="28"/>
+          <w:lang w:val="en-US"/>
+        </w:rPr>
+        <w:t>Use</w:t>
+      </w:r>
+      <w:r>
+        <w:rPr>
+          <w:rFonts w:ascii="Times New Roman" w:hAnsi="Times New Roman" w:cs="Times New Roman"/>
+          <w:i w:val="0"/>
+          <w:iCs w:val="0"/>
+          <w:color w:val="auto"/>
+          <w:sz w:val="28"/>
+          <w:szCs w:val="28"/>
+        </w:rPr>
+        <w:t xml:space="preserve"> </w:t>
+      </w:r>
+      <w:r>
+        <w:rPr>
+          <w:rFonts w:ascii="Times New Roman" w:hAnsi="Times New Roman" w:cs="Times New Roman"/>
+          <w:i w:val="0"/>
+          <w:iCs w:val="0"/>
+          <w:color w:val="auto"/>
+          <w:sz w:val="28"/>
+          <w:szCs w:val="28"/>
+          <w:lang w:val="en-US"/>
+        </w:rPr>
+        <w:t>Case</w:t>
+      </w:r>
+    </w:p>
+    <w:p>
+      <w:pPr>
+        <w:spacing w:line="360" w:lineRule="auto"/>
+        <w:rPr>
+          <w:rFonts w:ascii="Times New Roman" w:hAnsi="Times New Roman" w:cs="Times New Roman"/>
+          <w:color w:val="000000" w:themeColor="text1"/>
+          <w:sz w:val="28"/>
+          <w:szCs w:val="28"/>
+        </w:rPr>
+      </w:pPr>
+      <w:r>
+        <w:rPr>
+          <w:rFonts w:ascii="Times New Roman" w:hAnsi="Times New Roman" w:cs="Times New Roman"/>
+          <w:color w:val="000000" w:themeColor="text1"/>
+          <w:sz w:val="28"/>
+          <w:szCs w:val="28"/>
+        </w:rPr>
+        <w:t xml:space="preserve">На рисунке </w:t>
+      </w:r>
+      <w:r>
+        <w:rPr>
+          <w:rFonts w:ascii="Times New Roman" w:hAnsi="Times New Roman" w:cs="Times New Roman"/>
+          <w:color w:val="000000" w:themeColor="text1"/>
+          <w:sz w:val="28"/>
+          <w:szCs w:val="28"/>
+        </w:rPr>
+        <w:t>7</w:t>
+      </w:r>
+      <w:r>
+        <w:rPr>
+          <w:rFonts w:ascii="Times New Roman" w:hAnsi="Times New Roman" w:cs="Times New Roman"/>
+          <w:color w:val="000000" w:themeColor="text1"/>
+          <w:sz w:val="28"/>
+          <w:szCs w:val="28"/>
+        </w:rPr>
+        <w:t xml:space="preserve"> отражены следующие акторы:</w:t>
+      </w:r>
+    </w:p>
+    <w:p>
+      <w:pPr>
+        <w:numPr>
+          <w:ilvl w:val="0"/>
+          <w:numId w:val="12"/>
+        </w:numPr>
+        <w:spacing w:line="360" w:lineRule="auto"/>
+        <w:rPr>
+          <w:rFonts w:ascii="Times New Roman" w:hAnsi="Times New Roman" w:cs="Times New Roman"/>
+          <w:color w:val="000000" w:themeColor="text1"/>
+          <w:sz w:val="28"/>
+          <w:szCs w:val="28"/>
+        </w:rPr>
+      </w:pPr>
+      <w:r>
+        <w:rPr>
+          <w:rFonts w:ascii="Times New Roman" w:hAnsi="Times New Roman" w:cs="Times New Roman"/>
+          <w:b/>
+          <w:bCs/>
+          <w:color w:val="000000" w:themeColor="text1"/>
+          <w:sz w:val="28"/>
+          <w:szCs w:val="28"/>
+        </w:rPr>
+        <w:t>Администратор</w:t>
+      </w:r>
+      <w:r>
+        <w:rPr>
+          <w:rFonts w:ascii="Times New Roman" w:hAnsi="Times New Roman" w:cs="Times New Roman"/>
+          <w:color w:val="000000" w:themeColor="text1"/>
+          <w:sz w:val="28"/>
+          <w:szCs w:val="28"/>
+        </w:rPr>
+        <w:t xml:space="preserve"> — пользователь, управляющий системой A/B-тестирования; </w:t>
+      </w:r>
+    </w:p>
+    <w:p>
+      <w:pPr>
+        <w:numPr>
+          <w:ilvl w:val="0"/>
+          <w:numId w:val="12"/>
+        </w:numPr>
+        <w:spacing w:line="360" w:lineRule="auto"/>
+        <w:rPr>
+          <w:rFonts w:ascii="Times New Roman" w:hAnsi="Times New Roman" w:cs="Times New Roman"/>
+          <w:color w:val="000000" w:themeColor="text1"/>
+          <w:sz w:val="28"/>
+          <w:szCs w:val="28"/>
+        </w:rPr>
+      </w:pPr>
+      <w:proofErr w:type="spellStart"/>
+      <w:r>
+        <w:rPr>
+          <w:rFonts w:ascii="Times New Roman" w:hAnsi="Times New Roman" w:cs="Times New Roman"/>
+          <w:b/>
+          <w:bCs/>
+          <w:color w:val="000000" w:themeColor="text1"/>
+          <w:sz w:val="28"/>
+          <w:szCs w:val="28"/>
+        </w:rPr>
+        <w:t>Unity</w:t>
+      </w:r>
+      <w:proofErr w:type="spellEnd"/>
+      <w:r>
+        <w:rPr>
+          <w:rFonts w:ascii="Times New Roman" w:hAnsi="Times New Roman" w:cs="Times New Roman"/>
+          <w:b/>
+          <w:bCs/>
+          <w:color w:val="000000" w:themeColor="text1"/>
+          <w:sz w:val="28"/>
+          <w:szCs w:val="28"/>
+        </w:rPr>
+        <w:t xml:space="preserve"> HTML5-клиент</w:t>
+      </w:r>
+      <w:r>
+        <w:rPr>
+          <w:rFonts w:ascii="Times New Roman" w:hAnsi="Times New Roman" w:cs="Times New Roman"/>
+          <w:color w:val="000000" w:themeColor="text1"/>
+          <w:sz w:val="28"/>
+          <w:szCs w:val="28"/>
+        </w:rPr>
+        <w:t xml:space="preserve"> — клиентское приложение, получающее параметры через API системы; </w:t>
+      </w:r>
+    </w:p>
+    <w:p>
+      <w:pPr>
+        <w:numPr>
+          <w:ilvl w:val="0"/>
+          <w:numId w:val="12"/>
+        </w:numPr>
+        <w:spacing w:line="360" w:lineRule="auto"/>
+        <w:rPr>
+          <w:rFonts w:ascii="Times New Roman" w:hAnsi="Times New Roman" w:cs="Times New Roman"/>
+          <w:color w:val="000000" w:themeColor="text1"/>
+          <w:sz w:val="28"/>
+          <w:szCs w:val="28"/>
+        </w:rPr>
+      </w:pPr>
+      <w:r>
+        <w:rPr>
+          <w:rFonts w:ascii="Times New Roman" w:hAnsi="Times New Roman" w:cs="Times New Roman"/>
+          <w:b/>
+          <w:bCs/>
+          <w:color w:val="000000" w:themeColor="text1"/>
+          <w:sz w:val="28"/>
+          <w:szCs w:val="28"/>
+        </w:rPr>
+        <w:t>Яндекс Метрика</w:t>
+      </w:r>
+      <w:r>
+        <w:rPr>
+          <w:rFonts w:ascii="Times New Roman" w:hAnsi="Times New Roman" w:cs="Times New Roman"/>
+          <w:color w:val="000000" w:themeColor="text1"/>
+          <w:sz w:val="28"/>
+          <w:szCs w:val="28"/>
+        </w:rPr>
+        <w:t xml:space="preserve"> — внешняя аналитическая система, принимающая события и предоставляющая данные для анализа. </w:t>
+      </w:r>
+    </w:p>
+    <w:p>
+      <w:pPr>
+        <w:spacing w:line="360" w:lineRule="auto"/>
+        <w:rPr>
+          <w:rFonts w:ascii="Times New Roman" w:hAnsi="Times New Roman" w:cs="Times New Roman"/>
+          <w:color w:val="000000" w:themeColor="text1"/>
+          <w:sz w:val="28"/>
+          <w:szCs w:val="28"/>
+        </w:rPr>
+      </w:pPr>
+      <w:r>
+        <w:rPr>
+          <w:rFonts w:ascii="Times New Roman" w:hAnsi="Times New Roman" w:cs="Times New Roman"/>
+          <w:color w:val="000000" w:themeColor="text1"/>
+          <w:sz w:val="28"/>
+          <w:szCs w:val="28"/>
+        </w:rPr>
+        <w:t xml:space="preserve">Для администратора на диаграмме предусмотрены следующие основные сценарии использования. Перед началом работы администратор выполняет подключение к системе управления A/B-тестированием. Данный сценарий </w:t>
+      </w:r>
+      <w:r>
+        <w:rPr>
+          <w:rFonts w:ascii="Times New Roman" w:hAnsi="Times New Roman" w:cs="Times New Roman"/>
+          <w:color w:val="000000" w:themeColor="text1"/>
+          <w:sz w:val="28"/>
+          <w:szCs w:val="28"/>
+        </w:rPr>
+        <w:lastRenderedPageBreak/>
+        <w:t>связан с прохождением авторизации и вводом данных для авторизации. После входа в систему администратор может просматривать информацию о своих приложениях и экспериментах, а также получать информацию о вариантах и параметрах конкретного эксперимента.</w:t>
+      </w:r>
+    </w:p>
+    <w:p>
+      <w:pPr>
+        <w:spacing w:line="360" w:lineRule="auto"/>
+        <w:rPr>
+          <w:rFonts w:ascii="Times New Roman" w:hAnsi="Times New Roman" w:cs="Times New Roman"/>
+          <w:color w:val="000000" w:themeColor="text1"/>
+          <w:sz w:val="28"/>
+          <w:szCs w:val="28"/>
+        </w:rPr>
+      </w:pPr>
+      <w:r>
+        <w:rPr>
+          <w:rFonts w:ascii="Times New Roman" w:hAnsi="Times New Roman" w:cs="Times New Roman"/>
+          <w:color w:val="000000" w:themeColor="text1"/>
+          <w:sz w:val="28"/>
+          <w:szCs w:val="28"/>
+        </w:rPr>
+        <w:t>Ключевым сценарием администратора является подготовка настроек A/B-эксперимента. В рамках этого сценария администратор определяет параметры, которые будут участвовать в эксперименте, и задаёт значения для вариантов. После подготовки настроек администратор может запустить эксперимент. При необходимости он также может завершить эксперимент после накопления достаточного количества данных.</w:t>
+      </w:r>
+    </w:p>
+    <w:p>
+      <w:pPr>
+        <w:spacing w:line="360" w:lineRule="auto"/>
+        <w:rPr>
+          <w:rFonts w:ascii="Times New Roman" w:hAnsi="Times New Roman" w:cs="Times New Roman"/>
+          <w:color w:val="000000" w:themeColor="text1"/>
+          <w:sz w:val="28"/>
+          <w:szCs w:val="28"/>
+        </w:rPr>
+      </w:pPr>
+      <w:r>
+        <w:rPr>
+          <w:rFonts w:ascii="Times New Roman" w:hAnsi="Times New Roman" w:cs="Times New Roman"/>
+          <w:color w:val="000000" w:themeColor="text1"/>
+          <w:sz w:val="28"/>
+          <w:szCs w:val="28"/>
+        </w:rPr>
+        <w:t>После запуска эксперимента администратор анализирует его результаты. Для этого используется Яндекс Метрика, предоставляющая данные для анализа. На основании полученных результатов администратор принимает решение о дальнейших действиях. Если в процессе эксплуатации системы выявляются новые требования или необходимость изменения функциональности, администратор может сформировать запрос на доработку системы.</w:t>
+      </w:r>
+    </w:p>
+    <w:p>
+      <w:pPr>
+        <w:spacing w:line="360" w:lineRule="auto"/>
+        <w:rPr>
+          <w:rFonts w:ascii="Times New Roman" w:hAnsi="Times New Roman" w:cs="Times New Roman"/>
+          <w:color w:val="000000" w:themeColor="text1"/>
+          <w:sz w:val="28"/>
+          <w:szCs w:val="28"/>
+        </w:rPr>
+      </w:pPr>
+      <w:r>
+        <w:rPr>
+          <w:rFonts w:ascii="Times New Roman" w:hAnsi="Times New Roman" w:cs="Times New Roman"/>
+          <w:color w:val="000000" w:themeColor="text1"/>
+          <w:sz w:val="28"/>
+          <w:szCs w:val="28"/>
+        </w:rPr>
+        <w:t xml:space="preserve">Для </w:t>
+      </w:r>
+      <w:proofErr w:type="spellStart"/>
+      <w:r>
+        <w:rPr>
+          <w:rFonts w:ascii="Times New Roman" w:hAnsi="Times New Roman" w:cs="Times New Roman"/>
+          <w:color w:val="000000" w:themeColor="text1"/>
+          <w:sz w:val="28"/>
+          <w:szCs w:val="28"/>
+        </w:rPr>
+        <w:t>Unity</w:t>
+      </w:r>
+      <w:proofErr w:type="spellEnd"/>
+      <w:r>
+        <w:rPr>
+          <w:rFonts w:ascii="Times New Roman" w:hAnsi="Times New Roman" w:cs="Times New Roman"/>
+          <w:color w:val="000000" w:themeColor="text1"/>
+          <w:sz w:val="28"/>
+          <w:szCs w:val="28"/>
+        </w:rPr>
+        <w:t xml:space="preserve"> HTML5-клиента основным сценарием является подключение клиентского приложения к API системы. Для этого клиент передаёт данные для подключения. После подключения клиент может получить информацию об активном эксперименте. Если активный эксперимент найден, система определяет назначенный пользователю вариант. Далее </w:t>
+      </w:r>
+      <w:proofErr w:type="spellStart"/>
+      <w:r>
+        <w:rPr>
+          <w:rFonts w:ascii="Times New Roman" w:hAnsi="Times New Roman" w:cs="Times New Roman"/>
+          <w:color w:val="000000" w:themeColor="text1"/>
+          <w:sz w:val="28"/>
+          <w:szCs w:val="28"/>
+        </w:rPr>
+        <w:t>Unity</w:t>
+      </w:r>
+      <w:proofErr w:type="spellEnd"/>
+      <w:r>
+        <w:rPr>
+          <w:rFonts w:ascii="Times New Roman" w:hAnsi="Times New Roman" w:cs="Times New Roman"/>
+          <w:color w:val="000000" w:themeColor="text1"/>
+          <w:sz w:val="28"/>
+          <w:szCs w:val="28"/>
+        </w:rPr>
+        <w:t xml:space="preserve"> HTML5-клиент получает значения параметров своего варианта и применяет их в логике приложения.</w:t>
+      </w:r>
+    </w:p>
+    <w:p>
+      <w:pPr>
+        <w:spacing w:line="360" w:lineRule="auto"/>
+        <w:rPr>
+          <w:rFonts w:ascii="Times New Roman" w:hAnsi="Times New Roman" w:cs="Times New Roman"/>
+          <w:color w:val="000000" w:themeColor="text1"/>
+          <w:sz w:val="28"/>
+          <w:szCs w:val="28"/>
+        </w:rPr>
+      </w:pPr>
+      <w:r>
+        <w:rPr>
+          <w:rFonts w:ascii="Times New Roman" w:hAnsi="Times New Roman" w:cs="Times New Roman"/>
+          <w:color w:val="000000" w:themeColor="text1"/>
+          <w:sz w:val="28"/>
+          <w:szCs w:val="28"/>
+        </w:rPr>
+        <w:t>Если активный эксперимент отсутствует или серверное значение параметра недоступно, клиентское приложение должно продолжить работу со стандартными значениями, заданными в коде приложения. Такой подход позволяет обеспечить устойчивость работы приложения и избежать критических ошибок при отсутствии серверного ответа.</w:t>
+      </w:r>
+    </w:p>
+    <w:p>
+      <w:pPr>
+        <w:spacing w:line="360" w:lineRule="auto"/>
+        <w:rPr>
+          <w:rFonts w:ascii="Times New Roman" w:hAnsi="Times New Roman" w:cs="Times New Roman"/>
+          <w:color w:val="000000" w:themeColor="text1"/>
+          <w:sz w:val="28"/>
+          <w:szCs w:val="28"/>
+        </w:rPr>
+      </w:pPr>
+      <w:r>
+        <w:rPr>
+          <w:rFonts w:ascii="Times New Roman" w:hAnsi="Times New Roman" w:cs="Times New Roman"/>
+          <w:color w:val="000000" w:themeColor="text1"/>
+          <w:sz w:val="28"/>
+          <w:szCs w:val="28"/>
+        </w:rPr>
+        <w:lastRenderedPageBreak/>
+        <w:t xml:space="preserve">Отдельным сценарием </w:t>
+      </w:r>
+      <w:proofErr w:type="spellStart"/>
+      <w:r>
+        <w:rPr>
+          <w:rFonts w:ascii="Times New Roman" w:hAnsi="Times New Roman" w:cs="Times New Roman"/>
+          <w:color w:val="000000" w:themeColor="text1"/>
+          <w:sz w:val="28"/>
+          <w:szCs w:val="28"/>
+        </w:rPr>
+        <w:t>Unity</w:t>
+      </w:r>
+      <w:proofErr w:type="spellEnd"/>
+      <w:r>
+        <w:rPr>
+          <w:rFonts w:ascii="Times New Roman" w:hAnsi="Times New Roman" w:cs="Times New Roman"/>
+          <w:color w:val="000000" w:themeColor="text1"/>
+          <w:sz w:val="28"/>
+          <w:szCs w:val="28"/>
+        </w:rPr>
+        <w:t xml:space="preserve"> HTML5-клиента является передача аналитических событий. После применения параметров и взаимодействия пользователя с приложением клиент отправляет события в Яндекс Метрику. Эти события используются для анализа результатов эксперимента и позволяют сопоставлять поведение пользователей с конкретным вариантом теста.</w:t>
+      </w:r>
+    </w:p>
+    <w:p>
+      <w:pPr>
+        <w:spacing w:line="360" w:lineRule="auto"/>
+        <w:rPr>
+          <w:rFonts w:ascii="Times New Roman" w:hAnsi="Times New Roman" w:cs="Times New Roman"/>
+          <w:color w:val="000000" w:themeColor="text1"/>
+          <w:sz w:val="28"/>
+          <w:szCs w:val="28"/>
+        </w:rPr>
+      </w:pPr>
+      <w:r>
+        <w:rPr>
+          <w:rFonts w:ascii="Times New Roman" w:hAnsi="Times New Roman" w:cs="Times New Roman"/>
+          <w:color w:val="000000" w:themeColor="text1"/>
+          <w:sz w:val="28"/>
+          <w:szCs w:val="28"/>
+        </w:rPr>
+        <w:t>Яндекс Метрика на диаграмме выполняет два основных сценария: получение событий по эксперименту и предоставление данных для анализа результатов. При этом Яндекс Метрика не управляет параметрами, экспериментами или назначениями вариантов. Она используется как внешний аналитический инструмент, необходимый для оценки эффективности вариантов A и B.</w:t>
+      </w:r>
+    </w:p>
+    <w:p>
+      <w:pPr>
+        <w:spacing w:line="360" w:lineRule="auto"/>
+        <w:rPr>
+          <w:rFonts w:ascii="Times New Roman" w:hAnsi="Times New Roman" w:cs="Times New Roman"/>
+          <w:color w:val="000000" w:themeColor="text1"/>
+          <w:sz w:val="28"/>
+          <w:szCs w:val="28"/>
+        </w:rPr>
+      </w:pPr>
+      <w:r>
+        <w:rPr>
+          <w:rFonts w:ascii="Times New Roman" w:hAnsi="Times New Roman" w:cs="Times New Roman"/>
+          <w:color w:val="000000" w:themeColor="text1"/>
+          <w:sz w:val="28"/>
+          <w:szCs w:val="28"/>
+        </w:rPr>
+        <w:t xml:space="preserve">С точки зрения организации решения задачи на ЭВМ процесс работы системы можно описать следующим образом. Администратор проходит авторизацию в веб-интерфейсе, подключает приложение к системе, подготавливает настройки A/B-эксперимента и запускает эксперимент. После запуска эксперимента </w:t>
+      </w:r>
+      <w:proofErr w:type="spellStart"/>
+      <w:r>
+        <w:rPr>
+          <w:rFonts w:ascii="Times New Roman" w:hAnsi="Times New Roman" w:cs="Times New Roman"/>
+          <w:color w:val="000000" w:themeColor="text1"/>
+          <w:sz w:val="28"/>
+          <w:szCs w:val="28"/>
+        </w:rPr>
+        <w:t>Unity</w:t>
+      </w:r>
+      <w:proofErr w:type="spellEnd"/>
+      <w:r>
+        <w:rPr>
+          <w:rFonts w:ascii="Times New Roman" w:hAnsi="Times New Roman" w:cs="Times New Roman"/>
+          <w:color w:val="000000" w:themeColor="text1"/>
+          <w:sz w:val="28"/>
+          <w:szCs w:val="28"/>
+        </w:rPr>
+        <w:t xml:space="preserve"> HTML5-клиент при работе приложения обращается к API системы, получает информацию об активном эксперименте, получает назначенный вариант и значения параметров. Далее клиент применяет полученные параметры и передаёт аналитические события в Яндекс Метрику. После накопления данных администратор анализирует результаты эксперимента, завершает эксперимент и при необходимости формирует запрос на доработку системы.</w:t>
+      </w:r>
+    </w:p>
+    <w:p>
+      <w:pPr>
+        <w:spacing w:line="360" w:lineRule="auto"/>
+        <w:rPr>
+          <w:rFonts w:ascii="Times New Roman" w:hAnsi="Times New Roman" w:cs="Times New Roman"/>
+          <w:color w:val="000000" w:themeColor="text1"/>
+          <w:sz w:val="28"/>
+          <w:szCs w:val="28"/>
+        </w:rPr>
+      </w:pPr>
+      <w:r>
+        <w:rPr>
+          <w:rFonts w:ascii="Times New Roman" w:hAnsi="Times New Roman" w:cs="Times New Roman"/>
+          <w:color w:val="000000" w:themeColor="text1"/>
+          <w:sz w:val="28"/>
+          <w:szCs w:val="28"/>
+        </w:rPr>
+        <w:t xml:space="preserve">Использование </w:t>
+      </w:r>
+      <w:proofErr w:type="spellStart"/>
+      <w:r>
+        <w:rPr>
+          <w:rFonts w:ascii="Times New Roman" w:hAnsi="Times New Roman" w:cs="Times New Roman"/>
+          <w:color w:val="000000" w:themeColor="text1"/>
+          <w:sz w:val="28"/>
+          <w:szCs w:val="28"/>
+        </w:rPr>
+        <w:t>Use</w:t>
+      </w:r>
+      <w:proofErr w:type="spellEnd"/>
+      <w:r>
+        <w:rPr>
+          <w:rFonts w:ascii="Times New Roman" w:hAnsi="Times New Roman" w:cs="Times New Roman"/>
+          <w:color w:val="000000" w:themeColor="text1"/>
+          <w:sz w:val="28"/>
+          <w:szCs w:val="28"/>
+        </w:rPr>
+        <w:t xml:space="preserve"> Case диаграммы позволяет зафиксировать границы проектируемой системы и определить, какие функции должны быть реализованы в рамках дипломного проекта. Диаграмма показывает, что система должна обеспечивать не только настройку экспериментов со стороны администратора, но и программное взаимодействие с </w:t>
+      </w:r>
+      <w:proofErr w:type="spellStart"/>
+      <w:r>
+        <w:rPr>
+          <w:rFonts w:ascii="Times New Roman" w:hAnsi="Times New Roman" w:cs="Times New Roman"/>
+          <w:color w:val="000000" w:themeColor="text1"/>
+          <w:sz w:val="28"/>
+          <w:szCs w:val="28"/>
+        </w:rPr>
+        <w:t>Unity</w:t>
+      </w:r>
+      <w:proofErr w:type="spellEnd"/>
+      <w:r>
+        <w:rPr>
+          <w:rFonts w:ascii="Times New Roman" w:hAnsi="Times New Roman" w:cs="Times New Roman"/>
+          <w:color w:val="000000" w:themeColor="text1"/>
+          <w:sz w:val="28"/>
+          <w:szCs w:val="28"/>
+        </w:rPr>
+        <w:t xml:space="preserve"> HTML5-клиентом, а также связь с внешней аналитической системой.</w:t>
+      </w:r>
+    </w:p>
+    <w:p>
+      <w:pPr>
+        <w:spacing w:line="360" w:lineRule="auto"/>
+        <w:rPr>
+          <w:rFonts w:ascii="Times New Roman" w:hAnsi="Times New Roman" w:cs="Times New Roman"/>
+          <w:color w:val="000000" w:themeColor="text1"/>
+          <w:sz w:val="28"/>
+          <w:szCs w:val="28"/>
+        </w:rPr>
+      </w:pPr>
+      <w:r>
+        <w:rPr>
+          <w:rFonts w:ascii="Times New Roman" w:hAnsi="Times New Roman" w:cs="Times New Roman"/>
+          <w:color w:val="000000" w:themeColor="text1"/>
+          <w:sz w:val="28"/>
+          <w:szCs w:val="28"/>
+        </w:rPr>
+        <w:lastRenderedPageBreak/>
+        <w:t>Внедрение проектируемой системы позволит получить следующие преимущества:</w:t>
+      </w:r>
+    </w:p>
+    <w:p>
+      <w:pPr>
+        <w:numPr>
+          <w:ilvl w:val="0"/>
+          <w:numId w:val="13"/>
+        </w:numPr>
+        <w:spacing w:line="360" w:lineRule="auto"/>
+        <w:rPr>
+          <w:rFonts w:ascii="Times New Roman" w:hAnsi="Times New Roman" w:cs="Times New Roman"/>
+          <w:color w:val="000000" w:themeColor="text1"/>
+          <w:sz w:val="28"/>
+          <w:szCs w:val="28"/>
+        </w:rPr>
+      </w:pPr>
+      <w:r>
+        <w:rPr>
+          <w:rFonts w:ascii="Times New Roman" w:hAnsi="Times New Roman" w:cs="Times New Roman"/>
+          <w:color w:val="000000" w:themeColor="text1"/>
+          <w:sz w:val="28"/>
+          <w:szCs w:val="28"/>
+        </w:rPr>
+        <w:t xml:space="preserve">администратор сможет управлять параметрами и экспериментами через единый веб-интерфейс; </w:t>
+      </w:r>
+    </w:p>
+    <w:p>
+      <w:pPr>
+        <w:numPr>
+          <w:ilvl w:val="0"/>
+          <w:numId w:val="13"/>
+        </w:numPr>
+        <w:spacing w:line="360" w:lineRule="auto"/>
+        <w:rPr>
+          <w:rFonts w:ascii="Times New Roman" w:hAnsi="Times New Roman" w:cs="Times New Roman"/>
+          <w:color w:val="000000" w:themeColor="text1"/>
+          <w:sz w:val="28"/>
+          <w:szCs w:val="28"/>
+        </w:rPr>
+      </w:pPr>
+      <w:proofErr w:type="spellStart"/>
+      <w:r>
+        <w:rPr>
+          <w:rFonts w:ascii="Times New Roman" w:hAnsi="Times New Roman" w:cs="Times New Roman"/>
+          <w:color w:val="000000" w:themeColor="text1"/>
+          <w:sz w:val="28"/>
+          <w:szCs w:val="28"/>
+        </w:rPr>
+        <w:t>Unity</w:t>
+      </w:r>
+      <w:proofErr w:type="spellEnd"/>
+      <w:r>
+        <w:rPr>
+          <w:rFonts w:ascii="Times New Roman" w:hAnsi="Times New Roman" w:cs="Times New Roman"/>
+          <w:color w:val="000000" w:themeColor="text1"/>
+          <w:sz w:val="28"/>
+          <w:szCs w:val="28"/>
+        </w:rPr>
+        <w:t xml:space="preserve"> HTML5-клиент сможет получать актуальные значения параметров через API; </w:t>
+      </w:r>
+    </w:p>
+    <w:p>
+      <w:pPr>
+        <w:numPr>
+          <w:ilvl w:val="0"/>
+          <w:numId w:val="13"/>
+        </w:numPr>
+        <w:spacing w:line="360" w:lineRule="auto"/>
+        <w:rPr>
+          <w:rFonts w:ascii="Times New Roman" w:hAnsi="Times New Roman" w:cs="Times New Roman"/>
+          <w:color w:val="000000" w:themeColor="text1"/>
+          <w:sz w:val="28"/>
+          <w:szCs w:val="28"/>
+        </w:rPr>
+      </w:pPr>
+      <w:r>
+        <w:rPr>
+          <w:rFonts w:ascii="Times New Roman" w:hAnsi="Times New Roman" w:cs="Times New Roman"/>
+          <w:color w:val="000000" w:themeColor="text1"/>
+          <w:sz w:val="28"/>
+          <w:szCs w:val="28"/>
+        </w:rPr>
+        <w:t xml:space="preserve">пользователи приложения смогут стабильно попадать в назначенный вариант эксперимента; </w:t>
+      </w:r>
+    </w:p>
+    <w:p>
+      <w:pPr>
+        <w:numPr>
+          <w:ilvl w:val="0"/>
+          <w:numId w:val="13"/>
+        </w:numPr>
+        <w:spacing w:line="360" w:lineRule="auto"/>
+        <w:rPr>
+          <w:rFonts w:ascii="Times New Roman" w:hAnsi="Times New Roman" w:cs="Times New Roman"/>
+          <w:color w:val="000000" w:themeColor="text1"/>
+          <w:sz w:val="28"/>
+          <w:szCs w:val="28"/>
+        </w:rPr>
+      </w:pPr>
+      <w:r>
+        <w:rPr>
+          <w:rFonts w:ascii="Times New Roman" w:hAnsi="Times New Roman" w:cs="Times New Roman"/>
+          <w:color w:val="000000" w:themeColor="text1"/>
+          <w:sz w:val="28"/>
+          <w:szCs w:val="28"/>
+        </w:rPr>
+        <w:t xml:space="preserve">данные о поведении пользователей смогут передаваться в Яндекс Метрику для анализа; </w:t>
+      </w:r>
+    </w:p>
+    <w:p>
+      <w:pPr>
+        <w:numPr>
+          <w:ilvl w:val="0"/>
+          <w:numId w:val="13"/>
+        </w:numPr>
+        <w:spacing w:line="360" w:lineRule="auto"/>
+        <w:rPr>
+          <w:rFonts w:ascii="Times New Roman" w:hAnsi="Times New Roman" w:cs="Times New Roman"/>
+          <w:color w:val="000000" w:themeColor="text1"/>
+          <w:sz w:val="28"/>
+          <w:szCs w:val="28"/>
+        </w:rPr>
+      </w:pPr>
+      <w:r>
+        <w:rPr>
+          <w:rFonts w:ascii="Times New Roman" w:hAnsi="Times New Roman" w:cs="Times New Roman"/>
+          <w:color w:val="000000" w:themeColor="text1"/>
+          <w:sz w:val="28"/>
+          <w:szCs w:val="28"/>
+        </w:rPr>
+        <w:t xml:space="preserve">процесс проверки гипотез станет более быстрым и управляемым; </w:t>
+      </w:r>
+    </w:p>
+    <w:p>
+      <w:pPr>
+        <w:numPr>
+          <w:ilvl w:val="0"/>
+          <w:numId w:val="13"/>
+        </w:numPr>
+        <w:spacing w:line="360" w:lineRule="auto"/>
+        <w:rPr>
+          <w:rFonts w:ascii="Times New Roman" w:hAnsi="Times New Roman" w:cs="Times New Roman"/>
+          <w:color w:val="000000" w:themeColor="text1"/>
+          <w:sz w:val="28"/>
+          <w:szCs w:val="28"/>
+        </w:rPr>
+      </w:pPr>
+      <w:r>
+        <w:rPr>
+          <w:rFonts w:ascii="Times New Roman" w:hAnsi="Times New Roman" w:cs="Times New Roman"/>
+          <w:color w:val="000000" w:themeColor="text1"/>
+          <w:sz w:val="28"/>
+          <w:szCs w:val="28"/>
+        </w:rPr>
+        <w:t xml:space="preserve">снизится зависимость изменения параметров от публикации новых версий приложения; </w:t>
+      </w:r>
+    </w:p>
+    <w:p>
+      <w:pPr>
+        <w:numPr>
+          <w:ilvl w:val="0"/>
+          <w:numId w:val="13"/>
+        </w:numPr>
+        <w:spacing w:line="360" w:lineRule="auto"/>
+        <w:rPr>
+          <w:rFonts w:ascii="Times New Roman" w:hAnsi="Times New Roman" w:cs="Times New Roman"/>
+          <w:color w:val="000000" w:themeColor="text1"/>
+          <w:sz w:val="28"/>
+          <w:szCs w:val="28"/>
+        </w:rPr>
+      </w:pPr>
+      <w:r>
+        <w:rPr>
+          <w:rFonts w:ascii="Times New Roman" w:hAnsi="Times New Roman" w:cs="Times New Roman"/>
+          <w:color w:val="000000" w:themeColor="text1"/>
+          <w:sz w:val="28"/>
+          <w:szCs w:val="28"/>
+        </w:rPr>
+        <w:t xml:space="preserve">результаты экспериментов смогут использоваться для дальнейшего развития приложения. </w:t>
+      </w:r>
+    </w:p>
+    <w:p>
+      <w:pPr>
+        <w:spacing w:line="360" w:lineRule="auto"/>
+        <w:rPr>
+          <w:rFonts w:ascii="Times New Roman" w:hAnsi="Times New Roman" w:cs="Times New Roman"/>
+          <w:color w:val="000000" w:themeColor="text1"/>
+          <w:sz w:val="28"/>
+          <w:szCs w:val="28"/>
+        </w:rPr>
+      </w:pPr>
+      <w:r>
+        <w:rPr>
+          <w:rFonts w:ascii="Times New Roman" w:hAnsi="Times New Roman" w:cs="Times New Roman"/>
+          <w:color w:val="000000" w:themeColor="text1"/>
+          <w:sz w:val="28"/>
+          <w:szCs w:val="28"/>
+        </w:rPr>
+        <w:t xml:space="preserve">Подводя итог, проектируемая информационная система должна обеспечить автоматизированное взаимодействие администратора, </w:t>
+      </w:r>
+      <w:proofErr w:type="spellStart"/>
+      <w:r>
+        <w:rPr>
+          <w:rFonts w:ascii="Times New Roman" w:hAnsi="Times New Roman" w:cs="Times New Roman"/>
+          <w:color w:val="000000" w:themeColor="text1"/>
+          <w:sz w:val="28"/>
+          <w:szCs w:val="28"/>
+        </w:rPr>
+        <w:t>Unity</w:t>
+      </w:r>
+      <w:proofErr w:type="spellEnd"/>
+      <w:r>
+        <w:rPr>
+          <w:rFonts w:ascii="Times New Roman" w:hAnsi="Times New Roman" w:cs="Times New Roman"/>
+          <w:color w:val="000000" w:themeColor="text1"/>
+          <w:sz w:val="28"/>
+          <w:szCs w:val="28"/>
+        </w:rPr>
+        <w:t xml:space="preserve"> HTML5-клиента и Яндекс Метрики в рамках процесса проведения A/B-тестирования параметров веб-приложения. Основной результат внедрения системы заключается в переходе от ручного изменения параметров и последовательной публикации версий к централизованному управлению параметрами и экспериментами через программную систему.</w:t>
+      </w:r>
     </w:p>
     <w:sectPr>
       <w:pgSz w:w="11906" w:h="16838"/>
@@ -4241,6 +12958,232 @@
     </w:lvl>
   </w:abstractNum>
   <w:abstractNum w:abstractNumId="2" w15:restartNumberingAfterBreak="0">
+    <w:nsid w:val="196447FB"/>
+    <w:multiLevelType w:val="multilevel"/>
+    <w:tmpl w:val="3536B92C"/>
+    <w:lvl w:ilvl="0">
+      <w:start w:val="1"/>
+      <w:numFmt w:val="decimal"/>
+      <w:lvlText w:val="%1."/>
+      <w:lvlJc w:val="left"/>
+      <w:pPr>
+        <w:tabs>
+          <w:tab w:val="num" w:pos="720"/>
+        </w:tabs>
+        <w:ind w:left="720" w:hanging="360"/>
+      </w:pPr>
+    </w:lvl>
+    <w:lvl w:ilvl="1" w:tentative="1">
+      <w:start w:val="1"/>
+      <w:numFmt w:val="decimal"/>
+      <w:lvlText w:val="%2."/>
+      <w:lvlJc w:val="left"/>
+      <w:pPr>
+        <w:tabs>
+          <w:tab w:val="num" w:pos="1440"/>
+        </w:tabs>
+        <w:ind w:left="1440" w:hanging="360"/>
+      </w:pPr>
+    </w:lvl>
+    <w:lvl w:ilvl="2" w:tentative="1">
+      <w:start w:val="1"/>
+      <w:numFmt w:val="decimal"/>
+      <w:lvlText w:val="%3."/>
+      <w:lvlJc w:val="left"/>
+      <w:pPr>
+        <w:tabs>
+          <w:tab w:val="num" w:pos="2160"/>
+        </w:tabs>
+        <w:ind w:left="2160" w:hanging="360"/>
+      </w:pPr>
+    </w:lvl>
+    <w:lvl w:ilvl="3" w:tentative="1">
+      <w:start w:val="1"/>
+      <w:numFmt w:val="decimal"/>
+      <w:lvlText w:val="%4."/>
+      <w:lvlJc w:val="left"/>
+      <w:pPr>
+        <w:tabs>
+          <w:tab w:val="num" w:pos="2880"/>
+        </w:tabs>
+        <w:ind w:left="2880" w:hanging="360"/>
+      </w:pPr>
+    </w:lvl>
+    <w:lvl w:ilvl="4" w:tentative="1">
+      <w:start w:val="1"/>
+      <w:numFmt w:val="decimal"/>
+      <w:lvlText w:val="%5."/>
+      <w:lvlJc w:val="left"/>
+      <w:pPr>
+        <w:tabs>
+          <w:tab w:val="num" w:pos="3600"/>
+        </w:tabs>
+        <w:ind w:left="3600" w:hanging="360"/>
+      </w:pPr>
+    </w:lvl>
+    <w:lvl w:ilvl="5" w:tentative="1">
+      <w:start w:val="1"/>
+      <w:numFmt w:val="decimal"/>
+      <w:lvlText w:val="%6."/>
+      <w:lvlJc w:val="left"/>
+      <w:pPr>
+        <w:tabs>
+          <w:tab w:val="num" w:pos="4320"/>
+        </w:tabs>
+        <w:ind w:left="4320" w:hanging="360"/>
+      </w:pPr>
+    </w:lvl>
+    <w:lvl w:ilvl="6" w:tentative="1">
+      <w:start w:val="1"/>
+      <w:numFmt w:val="decimal"/>
+      <w:lvlText w:val="%7."/>
+      <w:lvlJc w:val="left"/>
+      <w:pPr>
+        <w:tabs>
+          <w:tab w:val="num" w:pos="5040"/>
+        </w:tabs>
+        <w:ind w:left="5040" w:hanging="360"/>
+      </w:pPr>
+    </w:lvl>
+    <w:lvl w:ilvl="7" w:tentative="1">
+      <w:start w:val="1"/>
+      <w:numFmt w:val="decimal"/>
+      <w:lvlText w:val="%8."/>
+      <w:lvlJc w:val="left"/>
+      <w:pPr>
+        <w:tabs>
+          <w:tab w:val="num" w:pos="5760"/>
+        </w:tabs>
+        <w:ind w:left="5760" w:hanging="360"/>
+      </w:pPr>
+    </w:lvl>
+    <w:lvl w:ilvl="8" w:tentative="1">
+      <w:start w:val="1"/>
+      <w:numFmt w:val="decimal"/>
+      <w:lvlText w:val="%9."/>
+      <w:lvlJc w:val="left"/>
+      <w:pPr>
+        <w:tabs>
+          <w:tab w:val="num" w:pos="6480"/>
+        </w:tabs>
+        <w:ind w:left="6480" w:hanging="360"/>
+      </w:pPr>
+    </w:lvl>
+  </w:abstractNum>
+  <w:abstractNum w:abstractNumId="3" w15:restartNumberingAfterBreak="0">
+    <w:nsid w:val="26652DE0"/>
+    <w:multiLevelType w:val="multilevel"/>
+    <w:tmpl w:val="47E6D7F8"/>
+    <w:lvl w:ilvl="0">
+      <w:start w:val="1"/>
+      <w:numFmt w:val="decimal"/>
+      <w:lvlText w:val="%1."/>
+      <w:lvlJc w:val="left"/>
+      <w:pPr>
+        <w:tabs>
+          <w:tab w:val="num" w:pos="720"/>
+        </w:tabs>
+        <w:ind w:left="720" w:hanging="360"/>
+      </w:pPr>
+    </w:lvl>
+    <w:lvl w:ilvl="1" w:tentative="1">
+      <w:start w:val="1"/>
+      <w:numFmt w:val="decimal"/>
+      <w:lvlText w:val="%2."/>
+      <w:lvlJc w:val="left"/>
+      <w:pPr>
+        <w:tabs>
+          <w:tab w:val="num" w:pos="1440"/>
+        </w:tabs>
+        <w:ind w:left="1440" w:hanging="360"/>
+      </w:pPr>
+    </w:lvl>
+    <w:lvl w:ilvl="2" w:tentative="1">
+      <w:start w:val="1"/>
+      <w:numFmt w:val="decimal"/>
+      <w:lvlText w:val="%3."/>
+      <w:lvlJc w:val="left"/>
+      <w:pPr>
+        <w:tabs>
+          <w:tab w:val="num" w:pos="2160"/>
+        </w:tabs>
+        <w:ind w:left="2160" w:hanging="360"/>
+      </w:pPr>
+    </w:lvl>
+    <w:lvl w:ilvl="3" w:tentative="1">
+      <w:start w:val="1"/>
+      <w:numFmt w:val="decimal"/>
+      <w:lvlText w:val="%4."/>
+      <w:lvlJc w:val="left"/>
+      <w:pPr>
+        <w:tabs>
+          <w:tab w:val="num" w:pos="2880"/>
+        </w:tabs>
+        <w:ind w:left="2880" w:hanging="360"/>
+      </w:pPr>
+    </w:lvl>
+    <w:lvl w:ilvl="4" w:tentative="1">
+      <w:start w:val="1"/>
+      <w:numFmt w:val="decimal"/>
+      <w:lvlText w:val="%5."/>
+      <w:lvlJc w:val="left"/>
+      <w:pPr>
+        <w:tabs>
+          <w:tab w:val="num" w:pos="3600"/>
+        </w:tabs>
+        <w:ind w:left="3600" w:hanging="360"/>
+      </w:pPr>
+    </w:lvl>
+    <w:lvl w:ilvl="5" w:tentative="1">
+      <w:start w:val="1"/>
+      <w:numFmt w:val="decimal"/>
+      <w:lvlText w:val="%6."/>
+      <w:lvlJc w:val="left"/>
+      <w:pPr>
+        <w:tabs>
+          <w:tab w:val="num" w:pos="4320"/>
+        </w:tabs>
+        <w:ind w:left="4320" w:hanging="360"/>
+      </w:pPr>
+    </w:lvl>
+    <w:lvl w:ilvl="6" w:tentative="1">
+      <w:start w:val="1"/>
+      <w:numFmt w:val="decimal"/>
+      <w:lvlText w:val="%7."/>
+      <w:lvlJc w:val="left"/>
+      <w:pPr>
+        <w:tabs>
+          <w:tab w:val="num" w:pos="5040"/>
+        </w:tabs>
+        <w:ind w:left="5040" w:hanging="360"/>
+      </w:pPr>
+    </w:lvl>
+    <w:lvl w:ilvl="7" w:tentative="1">
+      <w:start w:val="1"/>
+      <w:numFmt w:val="decimal"/>
+      <w:lvlText w:val="%8."/>
+      <w:lvlJc w:val="left"/>
+      <w:pPr>
+        <w:tabs>
+          <w:tab w:val="num" w:pos="5760"/>
+        </w:tabs>
+        <w:ind w:left="5760" w:hanging="360"/>
+      </w:pPr>
+    </w:lvl>
+    <w:lvl w:ilvl="8" w:tentative="1">
+      <w:start w:val="1"/>
+      <w:numFmt w:val="decimal"/>
+      <w:lvlText w:val="%9."/>
+      <w:lvlJc w:val="left"/>
+      <w:pPr>
+        <w:tabs>
+          <w:tab w:val="num" w:pos="6480"/>
+        </w:tabs>
+        <w:ind w:left="6480" w:hanging="360"/>
+      </w:pPr>
+    </w:lvl>
+  </w:abstractNum>
+  <w:abstractNum w:abstractNumId="4" w15:restartNumberingAfterBreak="0">
     <w:nsid w:val="2A46004D"/>
     <w:multiLevelType w:val="multilevel"/>
     <w:tmpl w:val="84681360"/>
@@ -4353,7 +13296,7 @@
       </w:pPr>
     </w:lvl>
   </w:abstractNum>
-  <w:abstractNum w:abstractNumId="3" w15:restartNumberingAfterBreak="0">
+  <w:abstractNum w:abstractNumId="5" w15:restartNumberingAfterBreak="0">
     <w:nsid w:val="48022770"/>
     <w:multiLevelType w:val="multilevel"/>
     <w:tmpl w:val="4B10398E"/>
@@ -4466,7 +13409,233 @@
       </w:pPr>
     </w:lvl>
   </w:abstractNum>
-  <w:abstractNum w:abstractNumId="4" w15:restartNumberingAfterBreak="0">
+  <w:abstractNum w:abstractNumId="6" w15:restartNumberingAfterBreak="0">
+    <w:nsid w:val="48E2413E"/>
+    <w:multiLevelType w:val="multilevel"/>
+    <w:tmpl w:val="2E2A8EB4"/>
+    <w:lvl w:ilvl="0">
+      <w:start w:val="1"/>
+      <w:numFmt w:val="decimal"/>
+      <w:lvlText w:val="%1."/>
+      <w:lvlJc w:val="left"/>
+      <w:pPr>
+        <w:tabs>
+          <w:tab w:val="num" w:pos="720"/>
+        </w:tabs>
+        <w:ind w:left="720" w:hanging="360"/>
+      </w:pPr>
+    </w:lvl>
+    <w:lvl w:ilvl="1" w:tentative="1">
+      <w:start w:val="1"/>
+      <w:numFmt w:val="decimal"/>
+      <w:lvlText w:val="%2."/>
+      <w:lvlJc w:val="left"/>
+      <w:pPr>
+        <w:tabs>
+          <w:tab w:val="num" w:pos="1440"/>
+        </w:tabs>
+        <w:ind w:left="1440" w:hanging="360"/>
+      </w:pPr>
+    </w:lvl>
+    <w:lvl w:ilvl="2" w:tentative="1">
+      <w:start w:val="1"/>
+      <w:numFmt w:val="decimal"/>
+      <w:lvlText w:val="%3."/>
+      <w:lvlJc w:val="left"/>
+      <w:pPr>
+        <w:tabs>
+          <w:tab w:val="num" w:pos="2160"/>
+        </w:tabs>
+        <w:ind w:left="2160" w:hanging="360"/>
+      </w:pPr>
+    </w:lvl>
+    <w:lvl w:ilvl="3" w:tentative="1">
+      <w:start w:val="1"/>
+      <w:numFmt w:val="decimal"/>
+      <w:lvlText w:val="%4."/>
+      <w:lvlJc w:val="left"/>
+      <w:pPr>
+        <w:tabs>
+          <w:tab w:val="num" w:pos="2880"/>
+        </w:tabs>
+        <w:ind w:left="2880" w:hanging="360"/>
+      </w:pPr>
+    </w:lvl>
+    <w:lvl w:ilvl="4" w:tentative="1">
+      <w:start w:val="1"/>
+      <w:numFmt w:val="decimal"/>
+      <w:lvlText w:val="%5."/>
+      <w:lvlJc w:val="left"/>
+      <w:pPr>
+        <w:tabs>
+          <w:tab w:val="num" w:pos="3600"/>
+        </w:tabs>
+        <w:ind w:left="3600" w:hanging="360"/>
+      </w:pPr>
+    </w:lvl>
+    <w:lvl w:ilvl="5" w:tentative="1">
+      <w:start w:val="1"/>
+      <w:numFmt w:val="decimal"/>
+      <w:lvlText w:val="%6."/>
+      <w:lvlJc w:val="left"/>
+      <w:pPr>
+        <w:tabs>
+          <w:tab w:val="num" w:pos="4320"/>
+        </w:tabs>
+        <w:ind w:left="4320" w:hanging="360"/>
+      </w:pPr>
+    </w:lvl>
+    <w:lvl w:ilvl="6" w:tentative="1">
+      <w:start w:val="1"/>
+      <w:numFmt w:val="decimal"/>
+      <w:lvlText w:val="%7."/>
+      <w:lvlJc w:val="left"/>
+      <w:pPr>
+        <w:tabs>
+          <w:tab w:val="num" w:pos="5040"/>
+        </w:tabs>
+        <w:ind w:left="5040" w:hanging="360"/>
+      </w:pPr>
+    </w:lvl>
+    <w:lvl w:ilvl="7" w:tentative="1">
+      <w:start w:val="1"/>
+      <w:numFmt w:val="decimal"/>
+      <w:lvlText w:val="%8."/>
+      <w:lvlJc w:val="left"/>
+      <w:pPr>
+        <w:tabs>
+          <w:tab w:val="num" w:pos="5760"/>
+        </w:tabs>
+        <w:ind w:left="5760" w:hanging="360"/>
+      </w:pPr>
+    </w:lvl>
+    <w:lvl w:ilvl="8" w:tentative="1">
+      <w:start w:val="1"/>
+      <w:numFmt w:val="decimal"/>
+      <w:lvlText w:val="%9."/>
+      <w:lvlJc w:val="left"/>
+      <w:pPr>
+        <w:tabs>
+          <w:tab w:val="num" w:pos="6480"/>
+        </w:tabs>
+        <w:ind w:left="6480" w:hanging="360"/>
+      </w:pPr>
+    </w:lvl>
+  </w:abstractNum>
+  <w:abstractNum w:abstractNumId="7" w15:restartNumberingAfterBreak="0">
+    <w:nsid w:val="4A490CD6"/>
+    <w:multiLevelType w:val="multilevel"/>
+    <w:tmpl w:val="4E5C8F60"/>
+    <w:lvl w:ilvl="0">
+      <w:start w:val="1"/>
+      <w:numFmt w:val="decimal"/>
+      <w:lvlText w:val="%1."/>
+      <w:lvlJc w:val="left"/>
+      <w:pPr>
+        <w:tabs>
+          <w:tab w:val="num" w:pos="720"/>
+        </w:tabs>
+        <w:ind w:left="720" w:hanging="360"/>
+      </w:pPr>
+    </w:lvl>
+    <w:lvl w:ilvl="1" w:tentative="1">
+      <w:start w:val="1"/>
+      <w:numFmt w:val="decimal"/>
+      <w:lvlText w:val="%2."/>
+      <w:lvlJc w:val="left"/>
+      <w:pPr>
+        <w:tabs>
+          <w:tab w:val="num" w:pos="1440"/>
+        </w:tabs>
+        <w:ind w:left="1440" w:hanging="360"/>
+      </w:pPr>
+    </w:lvl>
+    <w:lvl w:ilvl="2" w:tentative="1">
+      <w:start w:val="1"/>
+      <w:numFmt w:val="decimal"/>
+      <w:lvlText w:val="%3."/>
+      <w:lvlJc w:val="left"/>
+      <w:pPr>
+        <w:tabs>
+          <w:tab w:val="num" w:pos="2160"/>
+        </w:tabs>
+        <w:ind w:left="2160" w:hanging="360"/>
+      </w:pPr>
+    </w:lvl>
+    <w:lvl w:ilvl="3" w:tentative="1">
+      <w:start w:val="1"/>
+      <w:numFmt w:val="decimal"/>
+      <w:lvlText w:val="%4."/>
+      <w:lvlJc w:val="left"/>
+      <w:pPr>
+        <w:tabs>
+          <w:tab w:val="num" w:pos="2880"/>
+        </w:tabs>
+        <w:ind w:left="2880" w:hanging="360"/>
+      </w:pPr>
+    </w:lvl>
+    <w:lvl w:ilvl="4" w:tentative="1">
+      <w:start w:val="1"/>
+      <w:numFmt w:val="decimal"/>
+      <w:lvlText w:val="%5."/>
+      <w:lvlJc w:val="left"/>
+      <w:pPr>
+        <w:tabs>
+          <w:tab w:val="num" w:pos="3600"/>
+        </w:tabs>
+        <w:ind w:left="3600" w:hanging="360"/>
+      </w:pPr>
+    </w:lvl>
+    <w:lvl w:ilvl="5" w:tentative="1">
+      <w:start w:val="1"/>
+      <w:numFmt w:val="decimal"/>
+      <w:lvlText w:val="%6."/>
+      <w:lvlJc w:val="left"/>
+      <w:pPr>
+        <w:tabs>
+          <w:tab w:val="num" w:pos="4320"/>
+        </w:tabs>
+        <w:ind w:left="4320" w:hanging="360"/>
+      </w:pPr>
+    </w:lvl>
+    <w:lvl w:ilvl="6" w:tentative="1">
+      <w:start w:val="1"/>
+      <w:numFmt w:val="decimal"/>
+      <w:lvlText w:val="%7."/>
+      <w:lvlJc w:val="left"/>
+      <w:pPr>
+        <w:tabs>
+          <w:tab w:val="num" w:pos="5040"/>
+        </w:tabs>
+        <w:ind w:left="5040" w:hanging="360"/>
+      </w:pPr>
+    </w:lvl>
+    <w:lvl w:ilvl="7" w:tentative="1">
+      <w:start w:val="1"/>
+      <w:numFmt w:val="decimal"/>
+      <w:lvlText w:val="%8."/>
+      <w:lvlJc w:val="left"/>
+      <w:pPr>
+        <w:tabs>
+          <w:tab w:val="num" w:pos="5760"/>
+        </w:tabs>
+        <w:ind w:left="5760" w:hanging="360"/>
+      </w:pPr>
+    </w:lvl>
+    <w:lvl w:ilvl="8" w:tentative="1">
+      <w:start w:val="1"/>
+      <w:numFmt w:val="decimal"/>
+      <w:lvlText w:val="%9."/>
+      <w:lvlJc w:val="left"/>
+      <w:pPr>
+        <w:tabs>
+          <w:tab w:val="num" w:pos="6480"/>
+        </w:tabs>
+        <w:ind w:left="6480" w:hanging="360"/>
+      </w:pPr>
+    </w:lvl>
+  </w:abstractNum>
+  <w:abstractNum w:abstractNumId="8" w15:restartNumberingAfterBreak="0">
     <w:nsid w:val="4B3D1E02"/>
     <w:multiLevelType w:val="multilevel"/>
     <w:tmpl w:val="E14A8BCC"/>
@@ -4579,7 +13748,233 @@
       </w:pPr>
     </w:lvl>
   </w:abstractNum>
-  <w:abstractNum w:abstractNumId="5" w15:restartNumberingAfterBreak="0">
+  <w:abstractNum w:abstractNumId="9" w15:restartNumberingAfterBreak="0">
+    <w:nsid w:val="5A3974A0"/>
+    <w:multiLevelType w:val="multilevel"/>
+    <w:tmpl w:val="F0B6FBFE"/>
+    <w:lvl w:ilvl="0">
+      <w:start w:val="1"/>
+      <w:numFmt w:val="decimal"/>
+      <w:lvlText w:val="%1."/>
+      <w:lvlJc w:val="left"/>
+      <w:pPr>
+        <w:tabs>
+          <w:tab w:val="num" w:pos="720"/>
+        </w:tabs>
+        <w:ind w:left="720" w:hanging="360"/>
+      </w:pPr>
+    </w:lvl>
+    <w:lvl w:ilvl="1" w:tentative="1">
+      <w:start w:val="1"/>
+      <w:numFmt w:val="decimal"/>
+      <w:lvlText w:val="%2."/>
+      <w:lvlJc w:val="left"/>
+      <w:pPr>
+        <w:tabs>
+          <w:tab w:val="num" w:pos="1440"/>
+        </w:tabs>
+        <w:ind w:left="1440" w:hanging="360"/>
+      </w:pPr>
+    </w:lvl>
+    <w:lvl w:ilvl="2" w:tentative="1">
+      <w:start w:val="1"/>
+      <w:numFmt w:val="decimal"/>
+      <w:lvlText w:val="%3."/>
+      <w:lvlJc w:val="left"/>
+      <w:pPr>
+        <w:tabs>
+          <w:tab w:val="num" w:pos="2160"/>
+        </w:tabs>
+        <w:ind w:left="2160" w:hanging="360"/>
+      </w:pPr>
+    </w:lvl>
+    <w:lvl w:ilvl="3" w:tentative="1">
+      <w:start w:val="1"/>
+      <w:numFmt w:val="decimal"/>
+      <w:lvlText w:val="%4."/>
+      <w:lvlJc w:val="left"/>
+      <w:pPr>
+        <w:tabs>
+          <w:tab w:val="num" w:pos="2880"/>
+        </w:tabs>
+        <w:ind w:left="2880" w:hanging="360"/>
+      </w:pPr>
+    </w:lvl>
+    <w:lvl w:ilvl="4" w:tentative="1">
+      <w:start w:val="1"/>
+      <w:numFmt w:val="decimal"/>
+      <w:lvlText w:val="%5."/>
+      <w:lvlJc w:val="left"/>
+      <w:pPr>
+        <w:tabs>
+          <w:tab w:val="num" w:pos="3600"/>
+        </w:tabs>
+        <w:ind w:left="3600" w:hanging="360"/>
+      </w:pPr>
+    </w:lvl>
+    <w:lvl w:ilvl="5" w:tentative="1">
+      <w:start w:val="1"/>
+      <w:numFmt w:val="decimal"/>
+      <w:lvlText w:val="%6."/>
+      <w:lvlJc w:val="left"/>
+      <w:pPr>
+        <w:tabs>
+          <w:tab w:val="num" w:pos="4320"/>
+        </w:tabs>
+        <w:ind w:left="4320" w:hanging="360"/>
+      </w:pPr>
+    </w:lvl>
+    <w:lvl w:ilvl="6" w:tentative="1">
+      <w:start w:val="1"/>
+      <w:numFmt w:val="decimal"/>
+      <w:lvlText w:val="%7."/>
+      <w:lvlJc w:val="left"/>
+      <w:pPr>
+        <w:tabs>
+          <w:tab w:val="num" w:pos="5040"/>
+        </w:tabs>
+        <w:ind w:left="5040" w:hanging="360"/>
+      </w:pPr>
+    </w:lvl>
+    <w:lvl w:ilvl="7" w:tentative="1">
+      <w:start w:val="1"/>
+      <w:numFmt w:val="decimal"/>
+      <w:lvlText w:val="%8."/>
+      <w:lvlJc w:val="left"/>
+      <w:pPr>
+        <w:tabs>
+          <w:tab w:val="num" w:pos="5760"/>
+        </w:tabs>
+        <w:ind w:left="5760" w:hanging="360"/>
+      </w:pPr>
+    </w:lvl>
+    <w:lvl w:ilvl="8" w:tentative="1">
+      <w:start w:val="1"/>
+      <w:numFmt w:val="decimal"/>
+      <w:lvlText w:val="%9."/>
+      <w:lvlJc w:val="left"/>
+      <w:pPr>
+        <w:tabs>
+          <w:tab w:val="num" w:pos="6480"/>
+        </w:tabs>
+        <w:ind w:left="6480" w:hanging="360"/>
+      </w:pPr>
+    </w:lvl>
+  </w:abstractNum>
+  <w:abstractNum w:abstractNumId="10" w15:restartNumberingAfterBreak="0">
+    <w:nsid w:val="617356AD"/>
+    <w:multiLevelType w:val="multilevel"/>
+    <w:tmpl w:val="E42C2B8E"/>
+    <w:lvl w:ilvl="0">
+      <w:start w:val="1"/>
+      <w:numFmt w:val="decimal"/>
+      <w:lvlText w:val="%1."/>
+      <w:lvlJc w:val="left"/>
+      <w:pPr>
+        <w:tabs>
+          <w:tab w:val="num" w:pos="720"/>
+        </w:tabs>
+        <w:ind w:left="720" w:hanging="360"/>
+      </w:pPr>
+    </w:lvl>
+    <w:lvl w:ilvl="1" w:tentative="1">
+      <w:start w:val="1"/>
+      <w:numFmt w:val="decimal"/>
+      <w:lvlText w:val="%2."/>
+      <w:lvlJc w:val="left"/>
+      <w:pPr>
+        <w:tabs>
+          <w:tab w:val="num" w:pos="1440"/>
+        </w:tabs>
+        <w:ind w:left="1440" w:hanging="360"/>
+      </w:pPr>
+    </w:lvl>
+    <w:lvl w:ilvl="2" w:tentative="1">
+      <w:start w:val="1"/>
+      <w:numFmt w:val="decimal"/>
+      <w:lvlText w:val="%3."/>
+      <w:lvlJc w:val="left"/>
+      <w:pPr>
+        <w:tabs>
+          <w:tab w:val="num" w:pos="2160"/>
+        </w:tabs>
+        <w:ind w:left="2160" w:hanging="360"/>
+      </w:pPr>
+    </w:lvl>
+    <w:lvl w:ilvl="3" w:tentative="1">
+      <w:start w:val="1"/>
+      <w:numFmt w:val="decimal"/>
+      <w:lvlText w:val="%4."/>
+      <w:lvlJc w:val="left"/>
+      <w:pPr>
+        <w:tabs>
+          <w:tab w:val="num" w:pos="2880"/>
+        </w:tabs>
+        <w:ind w:left="2880" w:hanging="360"/>
+      </w:pPr>
+    </w:lvl>
+    <w:lvl w:ilvl="4" w:tentative="1">
+      <w:start w:val="1"/>
+      <w:numFmt w:val="decimal"/>
+      <w:lvlText w:val="%5."/>
+      <w:lvlJc w:val="left"/>
+      <w:pPr>
+        <w:tabs>
+          <w:tab w:val="num" w:pos="3600"/>
+        </w:tabs>
+        <w:ind w:left="3600" w:hanging="360"/>
+      </w:pPr>
+    </w:lvl>
+    <w:lvl w:ilvl="5" w:tentative="1">
+      <w:start w:val="1"/>
+      <w:numFmt w:val="decimal"/>
+      <w:lvlText w:val="%6."/>
+      <w:lvlJc w:val="left"/>
+      <w:pPr>
+        <w:tabs>
+          <w:tab w:val="num" w:pos="4320"/>
+        </w:tabs>
+        <w:ind w:left="4320" w:hanging="360"/>
+      </w:pPr>
+    </w:lvl>
+    <w:lvl w:ilvl="6" w:tentative="1">
+      <w:start w:val="1"/>
+      <w:numFmt w:val="decimal"/>
+      <w:lvlText w:val="%7."/>
+      <w:lvlJc w:val="left"/>
+      <w:pPr>
+        <w:tabs>
+          <w:tab w:val="num" w:pos="5040"/>
+        </w:tabs>
+        <w:ind w:left="5040" w:hanging="360"/>
+      </w:pPr>
+    </w:lvl>
+    <w:lvl w:ilvl="7" w:tentative="1">
+      <w:start w:val="1"/>
+      <w:numFmt w:val="decimal"/>
+      <w:lvlText w:val="%8."/>
+      <w:lvlJc w:val="left"/>
+      <w:pPr>
+        <w:tabs>
+          <w:tab w:val="num" w:pos="5760"/>
+        </w:tabs>
+        <w:ind w:left="5760" w:hanging="360"/>
+      </w:pPr>
+    </w:lvl>
+    <w:lvl w:ilvl="8" w:tentative="1">
+      <w:start w:val="1"/>
+      <w:numFmt w:val="decimal"/>
+      <w:lvlText w:val="%9."/>
+      <w:lvlJc w:val="left"/>
+      <w:pPr>
+        <w:tabs>
+          <w:tab w:val="num" w:pos="6480"/>
+        </w:tabs>
+        <w:ind w:left="6480" w:hanging="360"/>
+      </w:pPr>
+    </w:lvl>
+  </w:abstractNum>
+  <w:abstractNum w:abstractNumId="11" w15:restartNumberingAfterBreak="0">
     <w:nsid w:val="7A1B1F69"/>
     <w:multiLevelType w:val="multilevel"/>
     <w:tmpl w:val="6876D0EC"/>
@@ -4692,23 +14087,157 @@
       </w:pPr>
     </w:lvl>
   </w:abstractNum>
+  <w:abstractNum w:abstractNumId="12" w15:restartNumberingAfterBreak="0">
+    <w:nsid w:val="7E350C64"/>
+    <w:multiLevelType w:val="multilevel"/>
+    <w:tmpl w:val="F00EF0A2"/>
+    <w:lvl w:ilvl="0">
+      <w:start w:val="1"/>
+      <w:numFmt w:val="decimal"/>
+      <w:lvlText w:val="%1."/>
+      <w:lvlJc w:val="left"/>
+      <w:pPr>
+        <w:tabs>
+          <w:tab w:val="num" w:pos="720"/>
+        </w:tabs>
+        <w:ind w:left="720" w:hanging="360"/>
+      </w:pPr>
+    </w:lvl>
+    <w:lvl w:ilvl="1" w:tentative="1">
+      <w:start w:val="1"/>
+      <w:numFmt w:val="decimal"/>
+      <w:lvlText w:val="%2."/>
+      <w:lvlJc w:val="left"/>
+      <w:pPr>
+        <w:tabs>
+          <w:tab w:val="num" w:pos="1440"/>
+        </w:tabs>
+        <w:ind w:left="1440" w:hanging="360"/>
+      </w:pPr>
+    </w:lvl>
+    <w:lvl w:ilvl="2" w:tentative="1">
+      <w:start w:val="1"/>
+      <w:numFmt w:val="decimal"/>
+      <w:lvlText w:val="%3."/>
+      <w:lvlJc w:val="left"/>
+      <w:pPr>
+        <w:tabs>
+          <w:tab w:val="num" w:pos="2160"/>
+        </w:tabs>
+        <w:ind w:left="2160" w:hanging="360"/>
+      </w:pPr>
+    </w:lvl>
+    <w:lvl w:ilvl="3" w:tentative="1">
+      <w:start w:val="1"/>
+      <w:numFmt w:val="decimal"/>
+      <w:lvlText w:val="%4."/>
+      <w:lvlJc w:val="left"/>
+      <w:pPr>
+        <w:tabs>
+          <w:tab w:val="num" w:pos="2880"/>
+        </w:tabs>
+        <w:ind w:left="2880" w:hanging="360"/>
+      </w:pPr>
+    </w:lvl>
+    <w:lvl w:ilvl="4" w:tentative="1">
+      <w:start w:val="1"/>
+      <w:numFmt w:val="decimal"/>
+      <w:lvlText w:val="%5."/>
+      <w:lvlJc w:val="left"/>
+      <w:pPr>
+        <w:tabs>
+          <w:tab w:val="num" w:pos="3600"/>
+        </w:tabs>
+        <w:ind w:left="3600" w:hanging="360"/>
+      </w:pPr>
+    </w:lvl>
+    <w:lvl w:ilvl="5" w:tentative="1">
+      <w:start w:val="1"/>
+      <w:numFmt w:val="decimal"/>
+      <w:lvlText w:val="%6."/>
+      <w:lvlJc w:val="left"/>
+      <w:pPr>
+        <w:tabs>
+          <w:tab w:val="num" w:pos="4320"/>
+        </w:tabs>
+        <w:ind w:left="4320" w:hanging="360"/>
+      </w:pPr>
+    </w:lvl>
+    <w:lvl w:ilvl="6" w:tentative="1">
+      <w:start w:val="1"/>
+      <w:numFmt w:val="decimal"/>
+      <w:lvlText w:val="%7."/>
+      <w:lvlJc w:val="left"/>
+      <w:pPr>
+        <w:tabs>
+          <w:tab w:val="num" w:pos="5040"/>
+        </w:tabs>
+        <w:ind w:left="5040" w:hanging="360"/>
+      </w:pPr>
+    </w:lvl>
+    <w:lvl w:ilvl="7" w:tentative="1">
+      <w:start w:val="1"/>
+      <w:numFmt w:val="decimal"/>
+      <w:lvlText w:val="%8."/>
+      <w:lvlJc w:val="left"/>
+      <w:pPr>
+        <w:tabs>
+          <w:tab w:val="num" w:pos="5760"/>
+        </w:tabs>
+        <w:ind w:left="5760" w:hanging="360"/>
+      </w:pPr>
+    </w:lvl>
+    <w:lvl w:ilvl="8" w:tentative="1">
+      <w:start w:val="1"/>
+      <w:numFmt w:val="decimal"/>
+      <w:lvlText w:val="%9."/>
+      <w:lvlJc w:val="left"/>
+      <w:pPr>
+        <w:tabs>
+          <w:tab w:val="num" w:pos="6480"/>
+        </w:tabs>
+        <w:ind w:left="6480" w:hanging="360"/>
+      </w:pPr>
+    </w:lvl>
+  </w:abstractNum>
   <w:num w:numId="1" w16cid:durableId="1455442900">
+    <w:abstractNumId w:val="8"/>
+  </w:num>
+  <w:num w:numId="2" w16cid:durableId="973221790">
+    <w:abstractNumId w:val="11"/>
+  </w:num>
+  <w:num w:numId="3" w16cid:durableId="1427195620">
     <w:abstractNumId w:val="4"/>
   </w:num>
-  <w:num w:numId="2" w16cid:durableId="973221790">
+  <w:num w:numId="4" w16cid:durableId="1021203521">
     <w:abstractNumId w:val="5"/>
-  </w:num>
-  <w:num w:numId="3" w16cid:durableId="1427195620">
-    <w:abstractNumId w:val="2"/>
-  </w:num>
-  <w:num w:numId="4" w16cid:durableId="1021203521">
-    <w:abstractNumId w:val="3"/>
   </w:num>
   <w:num w:numId="5" w16cid:durableId="1039208992">
     <w:abstractNumId w:val="1"/>
   </w:num>
   <w:num w:numId="6" w16cid:durableId="1526402887">
     <w:abstractNumId w:val="0"/>
+  </w:num>
+  <w:num w:numId="7" w16cid:durableId="344214837">
+    <w:abstractNumId w:val="6"/>
+  </w:num>
+  <w:num w:numId="8" w16cid:durableId="1623075160">
+    <w:abstractNumId w:val="3"/>
+  </w:num>
+  <w:num w:numId="9" w16cid:durableId="2006783744">
+    <w:abstractNumId w:val="7"/>
+  </w:num>
+  <w:num w:numId="10" w16cid:durableId="349991906">
+    <w:abstractNumId w:val="12"/>
+  </w:num>
+  <w:num w:numId="11" w16cid:durableId="687365298">
+    <w:abstractNumId w:val="2"/>
+  </w:num>
+  <w:num w:numId="12" w16cid:durableId="441069786">
+    <w:abstractNumId w:val="10"/>
+  </w:num>
+  <w:num w:numId="13" w16cid:durableId="1673339688">
+    <w:abstractNumId w:val="9"/>
   </w:num>
 </w:numbering>
 </file>

--- a/Сплит система Демкин Алексей.docx
+++ b/Сплит система Демкин Алексей.docx
@@ -5930,31 +5930,7 @@
           <w:lang w:eastAsia="ru-RU"/>
           <w14:ligatures w14:val="none"/>
         </w:rPr>
-        <w:t xml:space="preserve">На рисунках </w:t>
-      </w:r>
-      <w:proofErr w:type="gramStart"/>
-      <w:r>
-        <w:rPr>
-          <w:rFonts w:ascii="Times New Roman" w:eastAsia="Times New Roman" w:hAnsi="Times New Roman" w:cs="Times New Roman"/>
-          <w:snapToGrid w:val="0"/>
-          <w:kern w:val="0"/>
-          <w:szCs w:val="32"/>
-          <w:lang w:eastAsia="ru-RU"/>
-          <w14:ligatures w14:val="none"/>
-        </w:rPr>
-        <w:t>2-3</w:t>
-      </w:r>
-      <w:proofErr w:type="gramEnd"/>
-      <w:r>
-        <w:rPr>
-          <w:rFonts w:ascii="Times New Roman" w:eastAsia="Times New Roman" w:hAnsi="Times New Roman" w:cs="Times New Roman"/>
-          <w:snapToGrid w:val="0"/>
-          <w:kern w:val="0"/>
-          <w:szCs w:val="32"/>
-          <w:lang w:eastAsia="ru-RU"/>
-          <w14:ligatures w14:val="none"/>
-        </w:rPr>
-        <w:t xml:space="preserve"> процесс представлен с участием четырёх основных дорожек:</w:t>
+        <w:t>На рисунках 2-3 процесс представлен с участием четырёх основных дорожек:</w:t>
       </w:r>
     </w:p>
     <w:p>
@@ -7105,31 +7081,7 @@
           <w:lang w:eastAsia="ru-RU"/>
           <w14:ligatures w14:val="none"/>
         </w:rPr>
-        <w:t xml:space="preserve">Использование вычислительной техники </w:t>
-      </w:r>
-      <w:proofErr w:type="gramStart"/>
-      <w:r>
-        <w:rPr>
-          <w:rFonts w:ascii="Times New Roman" w:eastAsia="Times New Roman" w:hAnsi="Times New Roman" w:cs="Times New Roman"/>
-          <w:snapToGrid w:val="0"/>
-          <w:kern w:val="0"/>
-          <w:szCs w:val="32"/>
-          <w:lang w:eastAsia="ru-RU"/>
-          <w14:ligatures w14:val="none"/>
-        </w:rPr>
-        <w:t>для решения</w:t>
-      </w:r>
-      <w:proofErr w:type="gramEnd"/>
-      <w:r>
-        <w:rPr>
-          <w:rFonts w:ascii="Times New Roman" w:eastAsia="Times New Roman" w:hAnsi="Times New Roman" w:cs="Times New Roman"/>
-          <w:snapToGrid w:val="0"/>
-          <w:kern w:val="0"/>
-          <w:szCs w:val="32"/>
-          <w:lang w:eastAsia="ru-RU"/>
-          <w14:ligatures w14:val="none"/>
-        </w:rPr>
-        <w:t xml:space="preserve"> поставленной задачи необходимо, поскольку в рамках проектируемой системы требуется автоматизировать сразу несколько взаимосвязанных функций. Во-первых, необходимо централизованно хранить параметры приложения, эксперименты, варианты и назначения пользователей. Во-вторых, необходимо обеспечить автоматизированную выдачу значений параметров </w:t>
+        <w:t xml:space="preserve">Использование вычислительной техники для решения поставленной задачи необходимо, поскольку в рамках проектируемой системы требуется автоматизировать сразу несколько взаимосвязанных функций. Во-первых, необходимо централизованно хранить параметры приложения, эксперименты, варианты и назначения пользователей. Во-вторых, необходимо обеспечить автоматизированную выдачу значений параметров </w:t>
       </w:r>
       <w:proofErr w:type="spellStart"/>
       <w:r>
@@ -7433,31 +7385,7 @@
           <w:lang w:eastAsia="ru-RU"/>
           <w14:ligatures w14:val="none"/>
         </w:rPr>
-        <w:t xml:space="preserve">Поэтому проектируемая система должна не только уметь назначать вариант пользователю, но и сохранять это назначение в базе данных. Далее при повторных запросах система сначала проверяет наличие </w:t>
-      </w:r>
-      <w:proofErr w:type="gramStart"/>
-      <w:r>
-        <w:rPr>
-          <w:rFonts w:ascii="Times New Roman" w:eastAsia="Times New Roman" w:hAnsi="Times New Roman" w:cs="Times New Roman"/>
-          <w:snapToGrid w:val="0"/>
-          <w:kern w:val="0"/>
-          <w:szCs w:val="32"/>
-          <w:lang w:eastAsia="ru-RU"/>
-          <w14:ligatures w14:val="none"/>
-        </w:rPr>
-        <w:t>уже существующего</w:t>
-      </w:r>
-      <w:proofErr w:type="gramEnd"/>
-      <w:r>
-        <w:rPr>
-          <w:rFonts w:ascii="Times New Roman" w:eastAsia="Times New Roman" w:hAnsi="Times New Roman" w:cs="Times New Roman"/>
-          <w:snapToGrid w:val="0"/>
-          <w:kern w:val="0"/>
-          <w:szCs w:val="32"/>
-          <w:lang w:eastAsia="ru-RU"/>
-          <w14:ligatures w14:val="none"/>
-        </w:rPr>
-        <w:t xml:space="preserve"> назначения и только после этого принимает решение о возврате значений параметров. Такой механизм обеспечивает устойчивость выборки и позволяет корректно интерпретировать результаты A/B-тестирования.</w:t>
+        <w:t>Поэтому проектируемая система должна не только уметь назначать вариант пользователю, но и сохранять это назначение в базе данных. Далее при повторных запросах система сначала проверяет наличие уже существующего назначения и только после этого принимает решение о возврате значений параметров. Такой механизм обеспечивает устойчивость выборки и позволяет корректно интерпретировать результаты A/B-тестирования.</w:t>
       </w:r>
     </w:p>
     <w:p>
@@ -13479,33 +13407,7 @@
                 <w:lang w:eastAsia="ru-RU"/>
                 <w14:ligatures w14:val="none"/>
               </w:rPr>
-              <w:t xml:space="preserve">A/B-эксперимент проводится над </w:t>
-            </w:r>
-            <w:proofErr w:type="gramStart"/>
-            <w:r>
-              <w:rPr>
-                <w:rFonts w:ascii="Times New Roman" w:eastAsia="Times New Roman" w:hAnsi="Times New Roman" w:cs="Times New Roman"/>
-                <w:snapToGrid w:val="0"/>
-                <w:color w:val="000000" w:themeColor="text1"/>
-                <w:kern w:val="0"/>
-                <w:szCs w:val="32"/>
-                <w:lang w:eastAsia="ru-RU"/>
-                <w14:ligatures w14:val="none"/>
-              </w:rPr>
-              <w:t>уже существующими</w:t>
-            </w:r>
-            <w:proofErr w:type="gramEnd"/>
-            <w:r>
-              <w:rPr>
-                <w:rFonts w:ascii="Times New Roman" w:eastAsia="Times New Roman" w:hAnsi="Times New Roman" w:cs="Times New Roman"/>
-                <w:snapToGrid w:val="0"/>
-                <w:color w:val="000000" w:themeColor="text1"/>
-                <w:kern w:val="0"/>
-                <w:szCs w:val="32"/>
-                <w:lang w:eastAsia="ru-RU"/>
-                <w14:ligatures w14:val="none"/>
-              </w:rPr>
-              <w:t xml:space="preserve"> параметрами приложения.</w:t>
+              <w:t>A/B-эксперимент проводится над уже существующими параметрами приложения.</w:t>
             </w:r>
           </w:p>
         </w:tc>
@@ -14987,22 +14889,31 @@
     </w:p>
     <w:p>
       <w:pPr>
-        <w:keepNext/>
-        <w:spacing w:line="360" w:lineRule="auto"/>
-      </w:pPr>
-      <w:r>
-        <w:rPr>
-          <w:rFonts w:ascii="Times New Roman" w:hAnsi="Times New Roman" w:cs="Times New Roman"/>
-          <w:noProof/>
-          <w:color w:val="000000" w:themeColor="text1"/>
-          <w:sz w:val="28"/>
-          <w:szCs w:val="28"/>
+        <w:spacing w:after="0" w:line="360" w:lineRule="auto"/>
+        <w:jc w:val="both"/>
+        <w:rPr>
+          <w:rFonts w:ascii="Times New Roman" w:eastAsia="Times New Roman" w:hAnsi="Times New Roman" w:cs="Times New Roman"/>
+          <w:snapToGrid w:val="0"/>
+          <w:kern w:val="0"/>
+          <w:szCs w:val="32"/>
+          <w:lang w:eastAsia="ru-RU"/>
+          <w14:ligatures w14:val="none"/>
+        </w:rPr>
+      </w:pPr>
+      <w:r>
+        <w:rPr>
+          <w:rFonts w:ascii="Times New Roman" w:eastAsia="Times New Roman" w:hAnsi="Times New Roman" w:cs="Times New Roman"/>
+          <w:snapToGrid w:val="0"/>
+          <w:kern w:val="0"/>
+          <w:szCs w:val="32"/>
+          <w:lang w:eastAsia="ru-RU"/>
+          <w14:ligatures w14:val="none"/>
         </w:rPr>
         <w:drawing>
-          <wp:inline distT="0" distB="0" distL="0" distR="0" wp14:anchorId="43A564D7" wp14:editId="048D4779">
-            <wp:extent cx="5930900" cy="5194300"/>
-            <wp:effectExtent l="0" t="0" r="0" b="6350"/>
-            <wp:docPr id="1137167339" name="Рисунок 2"/>
+          <wp:inline distT="0" distB="0" distL="0" distR="0" wp14:anchorId="1B4DF599" wp14:editId="14EA99BC">
+            <wp:extent cx="5939790" cy="5269230"/>
+            <wp:effectExtent l="0" t="0" r="3810" b="7620"/>
+            <wp:docPr id="151565116" name="Рисунок 1"/>
             <wp:cNvGraphicFramePr>
               <a:graphicFrameLocks xmlns:a="http://schemas.openxmlformats.org/drawingml/2006/main" noChangeAspect="1"/>
             </wp:cNvGraphicFramePr>
@@ -15010,36 +14921,23 @@
               <a:graphicData uri="http://schemas.openxmlformats.org/drawingml/2006/picture">
                 <pic:pic xmlns:pic="http://schemas.openxmlformats.org/drawingml/2006/picture">
                   <pic:nvPicPr>
-                    <pic:cNvPr id="0" name="Picture 46"/>
-                    <pic:cNvPicPr>
-                      <a:picLocks noChangeAspect="1" noChangeArrowheads="1"/>
-                    </pic:cNvPicPr>
+                    <pic:cNvPr id="151565116" name=""/>
+                    <pic:cNvPicPr/>
                   </pic:nvPicPr>
                   <pic:blipFill>
-                    <a:blip r:embed="rId14">
-                      <a:extLst>
-                        <a:ext uri="{28A0092B-C50C-407E-A947-70E740481C1C}">
-                          <a14:useLocalDpi xmlns:a14="http://schemas.microsoft.com/office/drawing/2010/main" val="0"/>
-                        </a:ext>
-                      </a:extLst>
-                    </a:blip>
-                    <a:srcRect/>
+                    <a:blip r:embed="rId14"/>
                     <a:stretch>
                       <a:fillRect/>
                     </a:stretch>
                   </pic:blipFill>
-                  <pic:spPr bwMode="auto">
+                  <pic:spPr>
                     <a:xfrm>
                       <a:off x="0" y="0"/>
-                      <a:ext cx="5930900" cy="5194300"/>
+                      <a:ext cx="5939790" cy="5269230"/>
                     </a:xfrm>
                     <a:prstGeom prst="rect">
                       <a:avLst/>
                     </a:prstGeom>
-                    <a:noFill/>
-                    <a:ln>
-                      <a:noFill/>
-                    </a:ln>
                   </pic:spPr>
                 </pic:pic>
               </a:graphicData>
@@ -25359,19 +25257,7 @@
           <w:lang w:eastAsia="ru-RU"/>
           <w14:ligatures w14:val="none"/>
         </w:rPr>
-        <w:t xml:space="preserve">Яндекс Метрика также является внешним программным компонентом. Она используется для сбора и анализа событий пользовательского поведения. Проектируемая система не заменяет Яндекс Метрику, а интегрируется с ней через передачу </w:t>
-      </w:r>
-      <w:proofErr w:type="gramStart"/>
-      <w:r>
-        <w:rPr>
-          <w:rFonts w:ascii="Times New Roman" w:eastAsia="Times New Roman" w:hAnsi="Times New Roman" w:cs="Times New Roman"/>
-          <w:snapToGrid w:val="0"/>
-          <w:kern w:val="0"/>
-          <w:szCs w:val="32"/>
-          <w:lang w:eastAsia="ru-RU"/>
-          <w14:ligatures w14:val="none"/>
-        </w:rPr>
-        <w:t xml:space="preserve">контекста </w:t>
+        <w:t xml:space="preserve">Яндекс Метрика также является внешним программным компонентом. Она используется для сбора и анализа событий пользовательского поведения. Проектируемая система не заменяет Яндекс Метрику, а интегрируется с ней через передачу контекста </w:t>
       </w:r>
       <w:r>
         <w:rPr>
@@ -25393,19 +25279,7 @@
           <w:lang w:eastAsia="ru-RU"/>
           <w14:ligatures w14:val="none"/>
         </w:rPr>
-        <w:t>эксперимента</w:t>
-      </w:r>
-      <w:proofErr w:type="gramEnd"/>
-      <w:r>
-        <w:rPr>
-          <w:rFonts w:ascii="Times New Roman" w:eastAsia="Times New Roman" w:hAnsi="Times New Roman" w:cs="Times New Roman"/>
-          <w:snapToGrid w:val="0"/>
-          <w:kern w:val="0"/>
-          <w:szCs w:val="32"/>
-          <w:lang w:eastAsia="ru-RU"/>
-          <w14:ligatures w14:val="none"/>
-        </w:rPr>
-        <w:t xml:space="preserve"> и варианта.</w:t>
+        <w:t>эксперимента и варианта.</w:t>
       </w:r>
     </w:p>
     <w:p>
@@ -26007,31 +25881,7 @@
           <w:lang w:eastAsia="ru-RU"/>
           <w14:ligatures w14:val="none"/>
         </w:rPr>
-        <w:t xml:space="preserve">Далее администратор создаёт A/B-эксперимент. В рамках эксперимента он выбирает </w:t>
-      </w:r>
-      <w:proofErr w:type="gramStart"/>
-      <w:r>
-        <w:rPr>
-          <w:rFonts w:ascii="Times New Roman" w:eastAsia="Times New Roman" w:hAnsi="Times New Roman" w:cs="Times New Roman"/>
-          <w:snapToGrid w:val="0"/>
-          <w:kern w:val="0"/>
-          <w:szCs w:val="32"/>
-          <w:lang w:eastAsia="ru-RU"/>
-          <w14:ligatures w14:val="none"/>
-        </w:rPr>
-        <w:t>уже существующие</w:t>
-      </w:r>
-      <w:proofErr w:type="gramEnd"/>
-      <w:r>
-        <w:rPr>
-          <w:rFonts w:ascii="Times New Roman" w:eastAsia="Times New Roman" w:hAnsi="Times New Roman" w:cs="Times New Roman"/>
-          <w:snapToGrid w:val="0"/>
-          <w:kern w:val="0"/>
-          <w:szCs w:val="32"/>
-          <w:lang w:eastAsia="ru-RU"/>
-          <w14:ligatures w14:val="none"/>
-        </w:rPr>
-        <w:t xml:space="preserve"> параметры приложения и задаёт для них значения вариантов A и B. Перед запуском система проверяет корректность настроек и отсутствие другого активного эксперимента для выбранного приложения. Если условия выполнены, эксперимент переводится в статус «Активен».</w:t>
+        <w:t>Далее администратор создаёт A/B-эксперимент. В рамках эксперимента он выбирает уже существующие параметры приложения и задаёт для них значения вариантов A и B. Перед запуском система проверяет корректность настроек и отсутствие другого активного эксперимента для выбранного приложения. Если условия выполнены, эксперимент переводится в статус «Активен».</w:t>
       </w:r>
     </w:p>
     <w:p>
